--- a/Computer Architecture/Data-representation.docx
+++ b/Computer Architecture/Data-representation.docx
@@ -457,22 +457,30 @@
         </w:rPr>
       </w:pPr>
       <w:r>
-        <w:rPr/>
-      </w:r>
-    </w:p>
-    <w:p>
-      <w:pPr>
-        <w:pStyle w:val="Normal"/>
-        <w:bidi w:val="0"/>
-        <w:jc w:val="left"/>
         <w:rPr>
           <w:sz w:val="32"/>
           <w:szCs w:val="24"/>
           <w:u w:val="none"/>
         </w:rPr>
-      </w:pPr>
-      <w:r>
-        <w:rPr/>
+      </w:r>
+    </w:p>
+    <w:p>
+      <w:pPr>
+        <w:pStyle w:val="Normal"/>
+        <w:bidi w:val="0"/>
+        <w:jc w:val="left"/>
+        <w:rPr>
+          <w:sz w:val="32"/>
+          <w:szCs w:val="24"/>
+          <w:u w:val="none"/>
+        </w:rPr>
+      </w:pPr>
+      <w:r>
+        <w:rPr>
+          <w:sz w:val="32"/>
+          <w:szCs w:val="24"/>
+          <w:u w:val="none"/>
+        </w:rPr>
       </w:r>
     </w:p>
     <w:p>
@@ -503,15 +511,15 @@
         <w:tblLayout w:type="fixed"/>
         <w:tblCellMar>
           <w:top w:w="0" w:type="dxa"/>
-          <w:left w:w="0" w:type="dxa"/>
+          <w:left w:w="7" w:type="dxa"/>
           <w:bottom w:w="0" w:type="dxa"/>
-          <w:right w:w="0" w:type="dxa"/>
+          <w:right w:w="7" w:type="dxa"/>
         </w:tblCellMar>
       </w:tblPr>
       <w:tblGrid>
         <w:gridCol w:w="3245"/>
-        <w:gridCol w:w="3321"/>
-        <w:gridCol w:w="3331"/>
+        <w:gridCol w:w="3318"/>
+        <w:gridCol w:w="3334"/>
       </w:tblGrid>
       <w:tr>
         <w:trPr/>
@@ -529,6 +537,7 @@
           <w:p>
             <w:pPr>
               <w:pStyle w:val="TableContents"/>
+              <w:widowControl w:val="false"/>
               <w:jc w:val="left"/>
               <w:rPr>
                 <w:rFonts w:ascii="Liberation Sans" w:hAnsi="Liberation Sans"/>
@@ -569,7 +578,7 @@
         </w:tc>
         <w:tc>
           <w:tcPr>
-            <w:tcW w:w="3321" w:type="dxa"/>
+            <w:tcW w:w="3318" w:type="dxa"/>
             <w:tcBorders>
               <w:top w:val="single" w:sz="6" w:space="0" w:color="666666"/>
               <w:bottom w:val="single" w:sz="6" w:space="0" w:color="666666"/>
@@ -580,6 +589,7 @@
           <w:p>
             <w:pPr>
               <w:pStyle w:val="TableContents"/>
+              <w:widowControl w:val="false"/>
               <w:jc w:val="left"/>
               <w:rPr>
                 <w:rFonts w:ascii="Liberation Sans" w:hAnsi="Liberation Sans"/>
@@ -620,7 +630,7 @@
         </w:tc>
         <w:tc>
           <w:tcPr>
-            <w:tcW w:w="3331" w:type="dxa"/>
+            <w:tcW w:w="3334" w:type="dxa"/>
             <w:tcBorders>
               <w:top w:val="single" w:sz="6" w:space="0" w:color="666666"/>
               <w:left w:val="single" w:sz="6" w:space="0" w:color="666666"/>
@@ -632,6 +642,7 @@
           <w:p>
             <w:pPr>
               <w:pStyle w:val="TableContents"/>
+              <w:widowControl w:val="false"/>
               <w:jc w:val="left"/>
               <w:rPr>
                 <w:rFonts w:ascii="Liberation Sans" w:hAnsi="Liberation Sans"/>
@@ -685,6 +696,7 @@
           <w:p>
             <w:pPr>
               <w:pStyle w:val="TableContents"/>
+              <w:widowControl w:val="false"/>
               <w:jc w:val="left"/>
               <w:rPr>
                 <w:rFonts w:ascii="Liberation Sans" w:hAnsi="Liberation Sans"/>
@@ -725,7 +737,7 @@
         </w:tc>
         <w:tc>
           <w:tcPr>
-            <w:tcW w:w="3321" w:type="dxa"/>
+            <w:tcW w:w="3318" w:type="dxa"/>
             <w:tcBorders>
               <w:bottom w:val="single" w:sz="6" w:space="0" w:color="666666"/>
               <w:right w:val="single" w:sz="6" w:space="0" w:color="666666"/>
@@ -735,6 +747,7 @@
           <w:p>
             <w:pPr>
               <w:pStyle w:val="TableContents"/>
+              <w:widowControl w:val="false"/>
               <w:jc w:val="left"/>
               <w:rPr>
                 <w:rFonts w:ascii="Liberation Sans" w:hAnsi="Liberation Sans"/>
@@ -775,7 +788,7 @@
         </w:tc>
         <w:tc>
           <w:tcPr>
-            <w:tcW w:w="3331" w:type="dxa"/>
+            <w:tcW w:w="3334" w:type="dxa"/>
             <w:tcBorders>
               <w:left w:val="single" w:sz="6" w:space="0" w:color="666666"/>
               <w:bottom w:val="single" w:sz="6" w:space="0" w:color="666666"/>
@@ -785,6 +798,7 @@
           <w:p>
             <w:pPr>
               <w:pStyle w:val="TableContents"/>
+              <w:widowControl w:val="false"/>
               <w:jc w:val="left"/>
               <w:rPr>
                 <w:rFonts w:ascii="Liberation Sans" w:hAnsi="Liberation Sans"/>
@@ -838,6 +852,7 @@
           <w:p>
             <w:pPr>
               <w:pStyle w:val="TableContents"/>
+              <w:widowControl w:val="false"/>
               <w:jc w:val="left"/>
               <w:rPr>
                 <w:rFonts w:ascii="Liberation Sans" w:hAnsi="Liberation Sans"/>
@@ -878,7 +893,7 @@
         </w:tc>
         <w:tc>
           <w:tcPr>
-            <w:tcW w:w="3321" w:type="dxa"/>
+            <w:tcW w:w="3318" w:type="dxa"/>
             <w:tcBorders>
               <w:bottom w:val="single" w:sz="6" w:space="0" w:color="666666"/>
               <w:right w:val="single" w:sz="6" w:space="0" w:color="666666"/>
@@ -888,6 +903,7 @@
           <w:p>
             <w:pPr>
               <w:pStyle w:val="TableContents"/>
+              <w:widowControl w:val="false"/>
               <w:jc w:val="left"/>
               <w:rPr>
                 <w:rFonts w:ascii="Liberation Sans" w:hAnsi="Liberation Sans"/>
@@ -928,7 +944,7 @@
         </w:tc>
         <w:tc>
           <w:tcPr>
-            <w:tcW w:w="3331" w:type="dxa"/>
+            <w:tcW w:w="3334" w:type="dxa"/>
             <w:tcBorders>
               <w:left w:val="single" w:sz="6" w:space="0" w:color="666666"/>
               <w:bottom w:val="single" w:sz="6" w:space="0" w:color="666666"/>
@@ -938,6 +954,7 @@
           <w:p>
             <w:pPr>
               <w:pStyle w:val="TableContents"/>
+              <w:widowControl w:val="false"/>
               <w:jc w:val="left"/>
               <w:rPr>
                 <w:rFonts w:ascii="Liberation Sans" w:hAnsi="Liberation Sans"/>
@@ -991,6 +1008,7 @@
           <w:p>
             <w:pPr>
               <w:pStyle w:val="TableContents"/>
+              <w:widowControl w:val="false"/>
               <w:jc w:val="left"/>
               <w:rPr>
                 <w:rFonts w:ascii="Liberation Sans" w:hAnsi="Liberation Sans"/>
@@ -1031,7 +1049,7 @@
         </w:tc>
         <w:tc>
           <w:tcPr>
-            <w:tcW w:w="3321" w:type="dxa"/>
+            <w:tcW w:w="3318" w:type="dxa"/>
             <w:tcBorders>
               <w:bottom w:val="single" w:sz="6" w:space="0" w:color="666666"/>
               <w:right w:val="single" w:sz="6" w:space="0" w:color="666666"/>
@@ -1041,6 +1059,7 @@
           <w:p>
             <w:pPr>
               <w:pStyle w:val="TableContents"/>
+              <w:widowControl w:val="false"/>
               <w:jc w:val="left"/>
               <w:rPr>
                 <w:rFonts w:ascii="Liberation Sans" w:hAnsi="Liberation Sans"/>
@@ -1081,7 +1100,7 @@
         </w:tc>
         <w:tc>
           <w:tcPr>
-            <w:tcW w:w="3331" w:type="dxa"/>
+            <w:tcW w:w="3334" w:type="dxa"/>
             <w:tcBorders>
               <w:left w:val="single" w:sz="6" w:space="0" w:color="666666"/>
               <w:bottom w:val="single" w:sz="6" w:space="0" w:color="666666"/>
@@ -1091,6 +1110,7 @@
           <w:p>
             <w:pPr>
               <w:pStyle w:val="TableContents"/>
+              <w:widowControl w:val="false"/>
               <w:jc w:val="left"/>
               <w:rPr>
                 <w:rFonts w:ascii="Liberation Sans" w:hAnsi="Liberation Sans"/>
@@ -1144,6 +1164,7 @@
           <w:p>
             <w:pPr>
               <w:pStyle w:val="TableContents"/>
+              <w:widowControl w:val="false"/>
               <w:jc w:val="left"/>
               <w:rPr>
                 <w:rFonts w:ascii="Liberation Sans" w:hAnsi="Liberation Sans"/>
@@ -1184,7 +1205,7 @@
         </w:tc>
         <w:tc>
           <w:tcPr>
-            <w:tcW w:w="3321" w:type="dxa"/>
+            <w:tcW w:w="3318" w:type="dxa"/>
             <w:tcBorders>
               <w:bottom w:val="single" w:sz="6" w:space="0" w:color="666666"/>
               <w:right w:val="single" w:sz="6" w:space="0" w:color="666666"/>
@@ -1194,6 +1215,7 @@
           <w:p>
             <w:pPr>
               <w:pStyle w:val="TableContents"/>
+              <w:widowControl w:val="false"/>
               <w:jc w:val="left"/>
               <w:rPr>
                 <w:rFonts w:ascii="Liberation Sans" w:hAnsi="Liberation Sans"/>
@@ -1234,7 +1256,7 @@
         </w:tc>
         <w:tc>
           <w:tcPr>
-            <w:tcW w:w="3331" w:type="dxa"/>
+            <w:tcW w:w="3334" w:type="dxa"/>
             <w:tcBorders>
               <w:left w:val="single" w:sz="6" w:space="0" w:color="666666"/>
               <w:bottom w:val="single" w:sz="6" w:space="0" w:color="666666"/>
@@ -1244,6 +1266,7 @@
           <w:p>
             <w:pPr>
               <w:pStyle w:val="TableContents"/>
+              <w:widowControl w:val="false"/>
               <w:jc w:val="left"/>
               <w:rPr>
                 <w:rFonts w:ascii="Liberation Sans" w:hAnsi="Liberation Sans"/>
@@ -1297,6 +1320,7 @@
           <w:p>
             <w:pPr>
               <w:pStyle w:val="TableContents"/>
+              <w:widowControl w:val="false"/>
               <w:jc w:val="left"/>
               <w:rPr>
                 <w:rFonts w:ascii="Liberation Sans" w:hAnsi="Liberation Sans"/>
@@ -1337,7 +1361,7 @@
         </w:tc>
         <w:tc>
           <w:tcPr>
-            <w:tcW w:w="3321" w:type="dxa"/>
+            <w:tcW w:w="3318" w:type="dxa"/>
             <w:tcBorders>
               <w:bottom w:val="single" w:sz="6" w:space="0" w:color="666666"/>
               <w:right w:val="single" w:sz="6" w:space="0" w:color="666666"/>
@@ -1347,6 +1371,7 @@
           <w:p>
             <w:pPr>
               <w:pStyle w:val="TableContents"/>
+              <w:widowControl w:val="false"/>
               <w:jc w:val="left"/>
               <w:rPr>
                 <w:rFonts w:ascii="Liberation Sans" w:hAnsi="Liberation Sans"/>
@@ -1387,7 +1412,7 @@
         </w:tc>
         <w:tc>
           <w:tcPr>
-            <w:tcW w:w="3331" w:type="dxa"/>
+            <w:tcW w:w="3334" w:type="dxa"/>
             <w:tcBorders>
               <w:left w:val="single" w:sz="6" w:space="0" w:color="666666"/>
               <w:bottom w:val="single" w:sz="6" w:space="0" w:color="666666"/>
@@ -1397,6 +1422,7 @@
           <w:p>
             <w:pPr>
               <w:pStyle w:val="TableContents"/>
+              <w:widowControl w:val="false"/>
               <w:jc w:val="left"/>
               <w:rPr>
                 <w:rFonts w:ascii="Liberation Sans" w:hAnsi="Liberation Sans"/>
@@ -1450,6 +1476,7 @@
           <w:p>
             <w:pPr>
               <w:pStyle w:val="TableContents"/>
+              <w:widowControl w:val="false"/>
               <w:jc w:val="left"/>
               <w:rPr>
                 <w:rFonts w:ascii="Liberation Sans" w:hAnsi="Liberation Sans"/>
@@ -1490,7 +1517,7 @@
         </w:tc>
         <w:tc>
           <w:tcPr>
-            <w:tcW w:w="3321" w:type="dxa"/>
+            <w:tcW w:w="3318" w:type="dxa"/>
             <w:tcBorders>
               <w:bottom w:val="single" w:sz="6" w:space="0" w:color="666666"/>
               <w:right w:val="single" w:sz="6" w:space="0" w:color="666666"/>
@@ -1500,6 +1527,7 @@
           <w:p>
             <w:pPr>
               <w:pStyle w:val="TableContents"/>
+              <w:widowControl w:val="false"/>
               <w:jc w:val="left"/>
               <w:rPr>
                 <w:rFonts w:ascii="Liberation Sans" w:hAnsi="Liberation Sans"/>
@@ -1540,7 +1568,7 @@
         </w:tc>
         <w:tc>
           <w:tcPr>
-            <w:tcW w:w="3331" w:type="dxa"/>
+            <w:tcW w:w="3334" w:type="dxa"/>
             <w:tcBorders>
               <w:left w:val="single" w:sz="6" w:space="0" w:color="666666"/>
               <w:bottom w:val="single" w:sz="6" w:space="0" w:color="666666"/>
@@ -1550,6 +1578,7 @@
           <w:p>
             <w:pPr>
               <w:pStyle w:val="TableContents"/>
+              <w:widowControl w:val="false"/>
               <w:jc w:val="left"/>
               <w:rPr>
                 <w:rFonts w:ascii="Liberation Sans" w:hAnsi="Liberation Sans"/>
@@ -1603,6 +1632,7 @@
           <w:p>
             <w:pPr>
               <w:pStyle w:val="TableContents"/>
+              <w:widowControl w:val="false"/>
               <w:jc w:val="left"/>
               <w:rPr>
                 <w:rFonts w:ascii="Liberation Sans" w:hAnsi="Liberation Sans"/>
@@ -1643,7 +1673,7 @@
         </w:tc>
         <w:tc>
           <w:tcPr>
-            <w:tcW w:w="3321" w:type="dxa"/>
+            <w:tcW w:w="3318" w:type="dxa"/>
             <w:tcBorders>
               <w:bottom w:val="single" w:sz="6" w:space="0" w:color="666666"/>
               <w:right w:val="single" w:sz="6" w:space="0" w:color="666666"/>
@@ -1653,6 +1683,7 @@
           <w:p>
             <w:pPr>
               <w:pStyle w:val="TableContents"/>
+              <w:widowControl w:val="false"/>
               <w:jc w:val="left"/>
               <w:rPr>
                 <w:rFonts w:ascii="Liberation Sans" w:hAnsi="Liberation Sans"/>
@@ -1693,7 +1724,7 @@
         </w:tc>
         <w:tc>
           <w:tcPr>
-            <w:tcW w:w="3331" w:type="dxa"/>
+            <w:tcW w:w="3334" w:type="dxa"/>
             <w:tcBorders>
               <w:left w:val="single" w:sz="6" w:space="0" w:color="666666"/>
               <w:bottom w:val="single" w:sz="6" w:space="0" w:color="666666"/>
@@ -1703,6 +1734,7 @@
           <w:p>
             <w:pPr>
               <w:pStyle w:val="TableContents"/>
+              <w:widowControl w:val="false"/>
               <w:jc w:val="left"/>
               <w:rPr>
                 <w:rFonts w:ascii="Liberation Sans" w:hAnsi="Liberation Sans"/>
@@ -1756,6 +1788,7 @@
           <w:p>
             <w:pPr>
               <w:pStyle w:val="TableContents"/>
+              <w:widowControl w:val="false"/>
               <w:jc w:val="left"/>
               <w:rPr>
                 <w:rFonts w:ascii="Liberation Sans" w:hAnsi="Liberation Sans"/>
@@ -1796,7 +1829,7 @@
         </w:tc>
         <w:tc>
           <w:tcPr>
-            <w:tcW w:w="3321" w:type="dxa"/>
+            <w:tcW w:w="3318" w:type="dxa"/>
             <w:tcBorders>
               <w:bottom w:val="single" w:sz="6" w:space="0" w:color="666666"/>
               <w:right w:val="single" w:sz="6" w:space="0" w:color="666666"/>
@@ -1806,6 +1839,7 @@
           <w:p>
             <w:pPr>
               <w:pStyle w:val="TableContents"/>
+              <w:widowControl w:val="false"/>
               <w:jc w:val="left"/>
               <w:rPr>
                 <w:rFonts w:ascii="Liberation Sans" w:hAnsi="Liberation Sans"/>
@@ -1846,7 +1880,7 @@
         </w:tc>
         <w:tc>
           <w:tcPr>
-            <w:tcW w:w="3331" w:type="dxa"/>
+            <w:tcW w:w="3334" w:type="dxa"/>
             <w:tcBorders>
               <w:left w:val="single" w:sz="6" w:space="0" w:color="666666"/>
               <w:bottom w:val="single" w:sz="6" w:space="0" w:color="666666"/>
@@ -1856,6 +1890,7 @@
           <w:p>
             <w:pPr>
               <w:pStyle w:val="TableContents"/>
+              <w:widowControl w:val="false"/>
               <w:jc w:val="left"/>
               <w:rPr>
                 <w:rFonts w:ascii="Liberation Sans" w:hAnsi="Liberation Sans"/>
@@ -1910,6 +1945,7 @@
           <w:p>
             <w:pPr>
               <w:pStyle w:val="TableContents"/>
+              <w:widowControl w:val="false"/>
               <w:jc w:val="left"/>
               <w:rPr>
                 <w:rFonts w:ascii="Liberation Sans" w:hAnsi="Liberation Sans"/>
@@ -1950,7 +1986,7 @@
         </w:tc>
         <w:tc>
           <w:tcPr>
-            <w:tcW w:w="3321" w:type="dxa"/>
+            <w:tcW w:w="3318" w:type="dxa"/>
             <w:tcBorders>
               <w:top w:val="single" w:sz="6" w:space="0" w:color="666666"/>
               <w:bottom w:val="single" w:sz="6" w:space="0" w:color="666666"/>
@@ -1961,6 +1997,7 @@
           <w:p>
             <w:pPr>
               <w:pStyle w:val="TableContents"/>
+              <w:widowControl w:val="false"/>
               <w:jc w:val="left"/>
               <w:rPr>
                 <w:rFonts w:ascii="Liberation Sans" w:hAnsi="Liberation Sans"/>
@@ -2001,7 +2038,7 @@
         </w:tc>
         <w:tc>
           <w:tcPr>
-            <w:tcW w:w="3331" w:type="dxa"/>
+            <w:tcW w:w="3334" w:type="dxa"/>
             <w:tcBorders>
               <w:top w:val="single" w:sz="6" w:space="0" w:color="666666"/>
               <w:left w:val="single" w:sz="6" w:space="0" w:color="666666"/>
@@ -2012,6 +2049,7 @@
           <w:p>
             <w:pPr>
               <w:pStyle w:val="TableContents"/>
+              <w:widowControl w:val="false"/>
               <w:jc w:val="left"/>
               <w:rPr>
                 <w:rFonts w:ascii="Liberation Sans" w:hAnsi="Liberation Sans"/>
@@ -2125,21 +2163,21 @@
       <w:tblPr>
         <w:tblW w:w="5000" w:type="pct"/>
         <w:jc w:val="left"/>
-        <w:tblInd w:w="-7" w:type="dxa"/>
+        <w:tblInd w:w="-6" w:type="dxa"/>
         <w:tblLayout w:type="fixed"/>
         <w:tblCellMar>
           <w:top w:w="0" w:type="dxa"/>
-          <w:left w:w="0" w:type="dxa"/>
+          <w:left w:w="7" w:type="dxa"/>
           <w:bottom w:w="0" w:type="dxa"/>
-          <w:right w:w="0" w:type="dxa"/>
+          <w:right w:w="7" w:type="dxa"/>
         </w:tblCellMar>
       </w:tblPr>
       <w:tblGrid>
         <w:gridCol w:w="1662"/>
+        <w:gridCol w:w="1661"/>
         <w:gridCol w:w="1662"/>
-        <w:gridCol w:w="1662"/>
-        <w:gridCol w:w="1662"/>
-        <w:gridCol w:w="1662"/>
+        <w:gridCol w:w="1663"/>
+        <w:gridCol w:w="1661"/>
         <w:gridCol w:w="1662"/>
       </w:tblGrid>
       <w:tr>
@@ -2158,6 +2196,7 @@
           <w:p>
             <w:pPr>
               <w:pStyle w:val="TableContents"/>
+              <w:widowControl w:val="false"/>
               <w:jc w:val="left"/>
               <w:rPr>
                 <w:rFonts w:ascii="Liberation Sans" w:hAnsi="Liberation Sans"/>
@@ -2198,6 +2237,58 @@
         </w:tc>
         <w:tc>
           <w:tcPr>
+            <w:tcW w:w="1661" w:type="dxa"/>
+            <w:tcBorders>
+              <w:top w:val="single" w:sz="6" w:space="0" w:color="666666"/>
+              <w:bottom w:val="single" w:sz="6" w:space="0" w:color="666666"/>
+              <w:right w:val="single" w:sz="6" w:space="0" w:color="666666"/>
+            </w:tcBorders>
+            <w:shd w:fill="B2B2B2" w:val="clear"/>
+          </w:tcPr>
+          <w:p>
+            <w:pPr>
+              <w:pStyle w:val="TableContents"/>
+              <w:widowControl w:val="false"/>
+              <w:jc w:val="left"/>
+              <w:rPr>
+                <w:rFonts w:ascii="Liberation Sans" w:hAnsi="Liberation Sans"/>
+                <w:b w:val="false"/>
+                <w:bCs w:val="false"/>
+                <w:i w:val="false"/>
+                <w:i w:val="false"/>
+                <w:iCs w:val="false"/>
+                <w:strike w:val="false"/>
+                <w:dstrike w:val="false"/>
+                <w:outline w:val="false"/>
+                <w:shadow w:val="false"/>
+                <w:color w:val="000000"/>
+                <w:sz w:val="24"/>
+                <w:szCs w:val="24"/>
+                <w:u w:val="none"/>
+              </w:rPr>
+            </w:pPr>
+            <w:r>
+              <w:rPr>
+                <w:rFonts w:ascii="Liberation Sans" w:hAnsi="Liberation Sans"/>
+                <w:b w:val="false"/>
+                <w:bCs w:val="false"/>
+                <w:i w:val="false"/>
+                <w:iCs w:val="false"/>
+                <w:strike w:val="false"/>
+                <w:dstrike w:val="false"/>
+                <w:outline w:val="false"/>
+                <w:shadow w:val="false"/>
+                <w:color w:val="000000"/>
+                <w:sz w:val="24"/>
+                <w:szCs w:val="24"/>
+                <w:u w:val="none"/>
+              </w:rPr>
+              <w:t>code</w:t>
+            </w:r>
+          </w:p>
+        </w:tc>
+        <w:tc>
+          <w:tcPr>
             <w:tcW w:w="1662" w:type="dxa"/>
             <w:tcBorders>
               <w:top w:val="single" w:sz="6" w:space="0" w:color="666666"/>
@@ -2209,6 +2300,59 @@
           <w:p>
             <w:pPr>
               <w:pStyle w:val="TableContents"/>
+              <w:widowControl w:val="false"/>
+              <w:jc w:val="left"/>
+              <w:rPr>
+                <w:rFonts w:ascii="Liberation Sans" w:hAnsi="Liberation Sans"/>
+                <w:b w:val="false"/>
+                <w:bCs w:val="false"/>
+                <w:i w:val="false"/>
+                <w:i w:val="false"/>
+                <w:iCs w:val="false"/>
+                <w:strike w:val="false"/>
+                <w:dstrike w:val="false"/>
+                <w:outline w:val="false"/>
+                <w:shadow w:val="false"/>
+                <w:color w:val="000000"/>
+                <w:sz w:val="24"/>
+                <w:szCs w:val="24"/>
+                <w:u w:val="none"/>
+              </w:rPr>
+            </w:pPr>
+            <w:r>
+              <w:rPr>
+                <w:rFonts w:ascii="Liberation Sans" w:hAnsi="Liberation Sans"/>
+                <w:b w:val="false"/>
+                <w:bCs w:val="false"/>
+                <w:i w:val="false"/>
+                <w:iCs w:val="false"/>
+                <w:strike w:val="false"/>
+                <w:dstrike w:val="false"/>
+                <w:outline w:val="false"/>
+                <w:shadow w:val="false"/>
+                <w:color w:val="000000"/>
+                <w:sz w:val="24"/>
+                <w:szCs w:val="24"/>
+                <w:u w:val="none"/>
+              </w:rPr>
+              <w:t>Lowercase</w:t>
+            </w:r>
+          </w:p>
+        </w:tc>
+        <w:tc>
+          <w:tcPr>
+            <w:tcW w:w="1663" w:type="dxa"/>
+            <w:tcBorders>
+              <w:top w:val="single" w:sz="6" w:space="0" w:color="666666"/>
+              <w:bottom w:val="single" w:sz="6" w:space="0" w:color="666666"/>
+              <w:right w:val="single" w:sz="6" w:space="0" w:color="666666"/>
+            </w:tcBorders>
+            <w:shd w:fill="B2B2B2" w:val="clear"/>
+          </w:tcPr>
+          <w:p>
+            <w:pPr>
+              <w:pStyle w:val="TableContents"/>
+              <w:widowControl w:val="false"/>
               <w:jc w:val="left"/>
               <w:rPr>
                 <w:rFonts w:ascii="Liberation Sans" w:hAnsi="Liberation Sans"/>
@@ -2249,7 +2393,7 @@
         </w:tc>
         <w:tc>
           <w:tcPr>
-            <w:tcW w:w="1662" w:type="dxa"/>
+            <w:tcW w:w="1661" w:type="dxa"/>
             <w:tcBorders>
               <w:top w:val="single" w:sz="6" w:space="0" w:color="666666"/>
               <w:bottom w:val="single" w:sz="6" w:space="0" w:color="666666"/>
@@ -2260,108 +2404,7 @@
           <w:p>
             <w:pPr>
               <w:pStyle w:val="TableContents"/>
-              <w:jc w:val="left"/>
-              <w:rPr>
-                <w:rFonts w:ascii="Liberation Sans" w:hAnsi="Liberation Sans"/>
-                <w:b w:val="false"/>
-                <w:bCs w:val="false"/>
-                <w:i w:val="false"/>
-                <w:i w:val="false"/>
-                <w:iCs w:val="false"/>
-                <w:strike w:val="false"/>
-                <w:dstrike w:val="false"/>
-                <w:outline w:val="false"/>
-                <w:shadow w:val="false"/>
-                <w:color w:val="000000"/>
-                <w:sz w:val="24"/>
-                <w:szCs w:val="24"/>
-                <w:u w:val="none"/>
-              </w:rPr>
-            </w:pPr>
-            <w:r>
-              <w:rPr>
-                <w:rFonts w:ascii="Liberation Sans" w:hAnsi="Liberation Sans"/>
-                <w:b w:val="false"/>
-                <w:bCs w:val="false"/>
-                <w:i w:val="false"/>
-                <w:iCs w:val="false"/>
-                <w:strike w:val="false"/>
-                <w:dstrike w:val="false"/>
-                <w:outline w:val="false"/>
-                <w:shadow w:val="false"/>
-                <w:color w:val="000000"/>
-                <w:sz w:val="24"/>
-                <w:szCs w:val="24"/>
-                <w:u w:val="none"/>
-              </w:rPr>
-              <w:t>Lowercase</w:t>
-            </w:r>
-          </w:p>
-        </w:tc>
-        <w:tc>
-          <w:tcPr>
-            <w:tcW w:w="1662" w:type="dxa"/>
-            <w:tcBorders>
-              <w:top w:val="single" w:sz="6" w:space="0" w:color="666666"/>
-              <w:bottom w:val="single" w:sz="6" w:space="0" w:color="666666"/>
-              <w:right w:val="single" w:sz="6" w:space="0" w:color="666666"/>
-            </w:tcBorders>
-            <w:shd w:fill="B2B2B2" w:val="clear"/>
-          </w:tcPr>
-          <w:p>
-            <w:pPr>
-              <w:pStyle w:val="TableContents"/>
-              <w:jc w:val="left"/>
-              <w:rPr>
-                <w:rFonts w:ascii="Liberation Sans" w:hAnsi="Liberation Sans"/>
-                <w:b w:val="false"/>
-                <w:bCs w:val="false"/>
-                <w:i w:val="false"/>
-                <w:i w:val="false"/>
-                <w:iCs w:val="false"/>
-                <w:strike w:val="false"/>
-                <w:dstrike w:val="false"/>
-                <w:outline w:val="false"/>
-                <w:shadow w:val="false"/>
-                <w:color w:val="000000"/>
-                <w:sz w:val="24"/>
-                <w:szCs w:val="24"/>
-                <w:u w:val="none"/>
-              </w:rPr>
-            </w:pPr>
-            <w:r>
-              <w:rPr>
-                <w:rFonts w:ascii="Liberation Sans" w:hAnsi="Liberation Sans"/>
-                <w:b w:val="false"/>
-                <w:bCs w:val="false"/>
-                <w:i w:val="false"/>
-                <w:iCs w:val="false"/>
-                <w:strike w:val="false"/>
-                <w:dstrike w:val="false"/>
-                <w:outline w:val="false"/>
-                <w:shadow w:val="false"/>
-                <w:color w:val="000000"/>
-                <w:sz w:val="24"/>
-                <w:szCs w:val="24"/>
-                <w:u w:val="none"/>
-              </w:rPr>
-              <w:t>code</w:t>
-            </w:r>
-          </w:p>
-        </w:tc>
-        <w:tc>
-          <w:tcPr>
-            <w:tcW w:w="1662" w:type="dxa"/>
-            <w:tcBorders>
-              <w:top w:val="single" w:sz="6" w:space="0" w:color="666666"/>
-              <w:bottom w:val="single" w:sz="6" w:space="0" w:color="666666"/>
-              <w:right w:val="single" w:sz="6" w:space="0" w:color="666666"/>
-            </w:tcBorders>
-            <w:shd w:fill="B2B2B2" w:val="clear"/>
-          </w:tcPr>
-          <w:p>
-            <w:pPr>
-              <w:pStyle w:val="TableContents"/>
+              <w:widowControl w:val="false"/>
               <w:jc w:val="left"/>
               <w:rPr>
                 <w:rFonts w:ascii="Liberation Sans" w:hAnsi="Liberation Sans"/>
@@ -2414,6 +2457,7 @@
           <w:p>
             <w:pPr>
               <w:pStyle w:val="TableContents"/>
+              <w:widowControl w:val="false"/>
               <w:jc w:val="left"/>
               <w:rPr>
                 <w:rFonts w:ascii="Liberation Sans" w:hAnsi="Liberation Sans"/>
@@ -2467,6 +2511,7 @@
           <w:p>
             <w:pPr>
               <w:pStyle w:val="TableContents"/>
+              <w:widowControl w:val="false"/>
               <w:jc w:val="left"/>
               <w:rPr>
                 <w:rFonts w:ascii="Liberation Sans" w:hAnsi="Liberation Sans"/>
@@ -2507,51 +2552,203 @@
         </w:tc>
         <w:tc>
           <w:tcPr>
+            <w:tcW w:w="1661" w:type="dxa"/>
+            <w:tcBorders>
+              <w:bottom w:val="single" w:sz="6" w:space="0" w:color="666666"/>
+              <w:right w:val="single" w:sz="6" w:space="0" w:color="666666"/>
+            </w:tcBorders>
+            <w:shd w:fill="EEEEEE" w:val="clear"/>
+          </w:tcPr>
+          <w:p>
+            <w:pPr>
+              <w:pStyle w:val="TableContents"/>
+              <w:widowControl w:val="false"/>
+              <w:jc w:val="left"/>
+              <w:rPr>
+                <w:rFonts w:ascii="Liberation Sans" w:hAnsi="Liberation Sans"/>
+                <w:b w:val="false"/>
+                <w:bCs w:val="false"/>
+                <w:i w:val="false"/>
+                <w:i w:val="false"/>
+                <w:iCs w:val="false"/>
+                <w:strike w:val="false"/>
+                <w:dstrike w:val="false"/>
+                <w:outline w:val="false"/>
+                <w:shadow w:val="false"/>
+                <w:color w:val="000000"/>
+                <w:sz w:val="24"/>
+                <w:szCs w:val="24"/>
+                <w:u w:val="none"/>
+              </w:rPr>
+            </w:pPr>
+            <w:r>
+              <w:rPr>
+                <w:rFonts w:ascii="Liberation Sans" w:hAnsi="Liberation Sans"/>
+                <w:b w:val="false"/>
+                <w:bCs w:val="false"/>
+                <w:i w:val="false"/>
+                <w:iCs w:val="false"/>
+                <w:strike w:val="false"/>
+                <w:dstrike w:val="false"/>
+                <w:outline w:val="false"/>
+                <w:shadow w:val="false"/>
+                <w:color w:val="000000"/>
+                <w:sz w:val="24"/>
+                <w:szCs w:val="24"/>
+                <w:u w:val="none"/>
+              </w:rPr>
+              <w:t>65</w:t>
+            </w:r>
+          </w:p>
+        </w:tc>
+        <w:tc>
+          <w:tcPr>
             <w:tcW w:w="1662" w:type="dxa"/>
             <w:tcBorders>
               <w:bottom w:val="single" w:sz="6" w:space="0" w:color="666666"/>
               <w:right w:val="single" w:sz="6" w:space="0" w:color="666666"/>
             </w:tcBorders>
+          </w:tcPr>
+          <w:p>
+            <w:pPr>
+              <w:pStyle w:val="TableContents"/>
+              <w:widowControl w:val="false"/>
+              <w:jc w:val="left"/>
+              <w:rPr>
+                <w:rFonts w:ascii="Liberation Sans" w:hAnsi="Liberation Sans"/>
+                <w:b w:val="false"/>
+                <w:bCs w:val="false"/>
+                <w:i w:val="false"/>
+                <w:i w:val="false"/>
+                <w:iCs w:val="false"/>
+                <w:strike w:val="false"/>
+                <w:dstrike w:val="false"/>
+                <w:outline w:val="false"/>
+                <w:shadow w:val="false"/>
+                <w:color w:val="000000"/>
+                <w:sz w:val="24"/>
+                <w:szCs w:val="24"/>
+                <w:u w:val="none"/>
+              </w:rPr>
+            </w:pPr>
+            <w:r>
+              <w:rPr>
+                <w:rFonts w:ascii="Liberation Sans" w:hAnsi="Liberation Sans"/>
+                <w:b w:val="false"/>
+                <w:bCs w:val="false"/>
+                <w:i w:val="false"/>
+                <w:iCs w:val="false"/>
+                <w:strike w:val="false"/>
+                <w:dstrike w:val="false"/>
+                <w:outline w:val="false"/>
+                <w:shadow w:val="false"/>
+                <w:color w:val="000000"/>
+                <w:sz w:val="24"/>
+                <w:szCs w:val="24"/>
+                <w:u w:val="none"/>
+              </w:rPr>
+              <w:t>a</w:t>
+            </w:r>
+          </w:p>
+        </w:tc>
+        <w:tc>
+          <w:tcPr>
+            <w:tcW w:w="1663" w:type="dxa"/>
+            <w:tcBorders>
+              <w:bottom w:val="single" w:sz="6" w:space="0" w:color="666666"/>
+              <w:right w:val="single" w:sz="6" w:space="0" w:color="666666"/>
+            </w:tcBorders>
             <w:shd w:fill="EEEEEE" w:val="clear"/>
           </w:tcPr>
           <w:p>
             <w:pPr>
               <w:pStyle w:val="TableContents"/>
-              <w:jc w:val="left"/>
-              <w:rPr>
-                <w:rFonts w:ascii="Liberation Sans" w:hAnsi="Liberation Sans"/>
-                <w:b w:val="false"/>
-                <w:bCs w:val="false"/>
-                <w:i w:val="false"/>
-                <w:i w:val="false"/>
-                <w:iCs w:val="false"/>
-                <w:strike w:val="false"/>
-                <w:dstrike w:val="false"/>
-                <w:outline w:val="false"/>
-                <w:shadow w:val="false"/>
-                <w:color w:val="000000"/>
-                <w:sz w:val="24"/>
-                <w:szCs w:val="24"/>
-                <w:u w:val="none"/>
-              </w:rPr>
-            </w:pPr>
-            <w:r>
-              <w:rPr>
-                <w:rFonts w:ascii="Liberation Sans" w:hAnsi="Liberation Sans"/>
-                <w:b w:val="false"/>
-                <w:bCs w:val="false"/>
-                <w:i w:val="false"/>
-                <w:iCs w:val="false"/>
-                <w:strike w:val="false"/>
-                <w:dstrike w:val="false"/>
-                <w:outline w:val="false"/>
-                <w:shadow w:val="false"/>
-                <w:color w:val="000000"/>
-                <w:sz w:val="24"/>
-                <w:szCs w:val="24"/>
-                <w:u w:val="none"/>
-              </w:rPr>
-              <w:t>65</w:t>
+              <w:widowControl w:val="false"/>
+              <w:jc w:val="left"/>
+              <w:rPr>
+                <w:rFonts w:ascii="Liberation Sans" w:hAnsi="Liberation Sans"/>
+                <w:b w:val="false"/>
+                <w:bCs w:val="false"/>
+                <w:i w:val="false"/>
+                <w:i w:val="false"/>
+                <w:iCs w:val="false"/>
+                <w:strike w:val="false"/>
+                <w:dstrike w:val="false"/>
+                <w:outline w:val="false"/>
+                <w:shadow w:val="false"/>
+                <w:color w:val="000000"/>
+                <w:sz w:val="24"/>
+                <w:szCs w:val="24"/>
+                <w:u w:val="none"/>
+              </w:rPr>
+            </w:pPr>
+            <w:r>
+              <w:rPr>
+                <w:rFonts w:ascii="Liberation Sans" w:hAnsi="Liberation Sans"/>
+                <w:b w:val="false"/>
+                <w:bCs w:val="false"/>
+                <w:i w:val="false"/>
+                <w:iCs w:val="false"/>
+                <w:strike w:val="false"/>
+                <w:dstrike w:val="false"/>
+                <w:outline w:val="false"/>
+                <w:shadow w:val="false"/>
+                <w:color w:val="000000"/>
+                <w:sz w:val="24"/>
+                <w:szCs w:val="24"/>
+                <w:u w:val="none"/>
+              </w:rPr>
+              <w:t>97</w:t>
+            </w:r>
+          </w:p>
+        </w:tc>
+        <w:tc>
+          <w:tcPr>
+            <w:tcW w:w="1661" w:type="dxa"/>
+            <w:tcBorders>
+              <w:bottom w:val="single" w:sz="6" w:space="0" w:color="666666"/>
+              <w:right w:val="single" w:sz="6" w:space="0" w:color="666666"/>
+            </w:tcBorders>
+          </w:tcPr>
+          <w:p>
+            <w:pPr>
+              <w:pStyle w:val="TableContents"/>
+              <w:widowControl w:val="false"/>
+              <w:jc w:val="left"/>
+              <w:rPr>
+                <w:rFonts w:ascii="Liberation Sans" w:hAnsi="Liberation Sans"/>
+                <w:b w:val="false"/>
+                <w:bCs w:val="false"/>
+                <w:i w:val="false"/>
+                <w:i w:val="false"/>
+                <w:iCs w:val="false"/>
+                <w:strike w:val="false"/>
+                <w:dstrike w:val="false"/>
+                <w:outline w:val="false"/>
+                <w:shadow w:val="false"/>
+                <w:color w:val="000000"/>
+                <w:sz w:val="24"/>
+                <w:szCs w:val="24"/>
+                <w:u w:val="none"/>
+              </w:rPr>
+            </w:pPr>
+            <w:r>
+              <w:rPr>
+                <w:rFonts w:ascii="Liberation Sans" w:hAnsi="Liberation Sans"/>
+                <w:b w:val="false"/>
+                <w:bCs w:val="false"/>
+                <w:i w:val="false"/>
+                <w:iCs w:val="false"/>
+                <w:strike w:val="false"/>
+                <w:dstrike w:val="false"/>
+                <w:outline w:val="false"/>
+                <w:shadow w:val="false"/>
+                <w:color w:val="000000"/>
+                <w:sz w:val="24"/>
+                <w:szCs w:val="24"/>
+                <w:u w:val="none"/>
+              </w:rPr>
+              <w:t>0</w:t>
             </w:r>
           </w:p>
         </w:tc>
@@ -2559,154 +2756,6 @@
           <w:tcPr>
             <w:tcW w:w="1662" w:type="dxa"/>
             <w:tcBorders>
-              <w:bottom w:val="single" w:sz="6" w:space="0" w:color="666666"/>
-              <w:right w:val="single" w:sz="6" w:space="0" w:color="666666"/>
-            </w:tcBorders>
-          </w:tcPr>
-          <w:p>
-            <w:pPr>
-              <w:pStyle w:val="TableContents"/>
-              <w:jc w:val="left"/>
-              <w:rPr>
-                <w:rFonts w:ascii="Liberation Sans" w:hAnsi="Liberation Sans"/>
-                <w:b w:val="false"/>
-                <w:bCs w:val="false"/>
-                <w:i w:val="false"/>
-                <w:i w:val="false"/>
-                <w:iCs w:val="false"/>
-                <w:strike w:val="false"/>
-                <w:dstrike w:val="false"/>
-                <w:outline w:val="false"/>
-                <w:shadow w:val="false"/>
-                <w:color w:val="000000"/>
-                <w:sz w:val="24"/>
-                <w:szCs w:val="24"/>
-                <w:u w:val="none"/>
-              </w:rPr>
-            </w:pPr>
-            <w:r>
-              <w:rPr>
-                <w:rFonts w:ascii="Liberation Sans" w:hAnsi="Liberation Sans"/>
-                <w:b w:val="false"/>
-                <w:bCs w:val="false"/>
-                <w:i w:val="false"/>
-                <w:iCs w:val="false"/>
-                <w:strike w:val="false"/>
-                <w:dstrike w:val="false"/>
-                <w:outline w:val="false"/>
-                <w:shadow w:val="false"/>
-                <w:color w:val="000000"/>
-                <w:sz w:val="24"/>
-                <w:szCs w:val="24"/>
-                <w:u w:val="none"/>
-              </w:rPr>
-              <w:t>a</w:t>
-            </w:r>
-          </w:p>
-        </w:tc>
-        <w:tc>
-          <w:tcPr>
-            <w:tcW w:w="1662" w:type="dxa"/>
-            <w:tcBorders>
-              <w:bottom w:val="single" w:sz="6" w:space="0" w:color="666666"/>
-              <w:right w:val="single" w:sz="6" w:space="0" w:color="666666"/>
-            </w:tcBorders>
-            <w:shd w:fill="EEEEEE" w:val="clear"/>
-          </w:tcPr>
-          <w:p>
-            <w:pPr>
-              <w:pStyle w:val="TableContents"/>
-              <w:jc w:val="left"/>
-              <w:rPr>
-                <w:rFonts w:ascii="Liberation Sans" w:hAnsi="Liberation Sans"/>
-                <w:b w:val="false"/>
-                <w:bCs w:val="false"/>
-                <w:i w:val="false"/>
-                <w:i w:val="false"/>
-                <w:iCs w:val="false"/>
-                <w:strike w:val="false"/>
-                <w:dstrike w:val="false"/>
-                <w:outline w:val="false"/>
-                <w:shadow w:val="false"/>
-                <w:color w:val="000000"/>
-                <w:sz w:val="24"/>
-                <w:szCs w:val="24"/>
-                <w:u w:val="none"/>
-              </w:rPr>
-            </w:pPr>
-            <w:r>
-              <w:rPr>
-                <w:rFonts w:ascii="Liberation Sans" w:hAnsi="Liberation Sans"/>
-                <w:b w:val="false"/>
-                <w:bCs w:val="false"/>
-                <w:i w:val="false"/>
-                <w:iCs w:val="false"/>
-                <w:strike w:val="false"/>
-                <w:dstrike w:val="false"/>
-                <w:outline w:val="false"/>
-                <w:shadow w:val="false"/>
-                <w:color w:val="000000"/>
-                <w:sz w:val="24"/>
-                <w:szCs w:val="24"/>
-                <w:u w:val="none"/>
-              </w:rPr>
-              <w:t>97</w:t>
-            </w:r>
-          </w:p>
-        </w:tc>
-        <w:tc>
-          <w:tcPr>
-            <w:tcW w:w="1662" w:type="dxa"/>
-            <w:tcBorders>
-              <w:bottom w:val="single" w:sz="6" w:space="0" w:color="666666"/>
-              <w:right w:val="single" w:sz="6" w:space="0" w:color="666666"/>
-            </w:tcBorders>
-          </w:tcPr>
-          <w:p>
-            <w:pPr>
-              <w:pStyle w:val="TableContents"/>
-              <w:jc w:val="left"/>
-              <w:rPr>
-                <w:rFonts w:ascii="Liberation Sans" w:hAnsi="Liberation Sans"/>
-                <w:b w:val="false"/>
-                <w:bCs w:val="false"/>
-                <w:i w:val="false"/>
-                <w:i w:val="false"/>
-                <w:iCs w:val="false"/>
-                <w:strike w:val="false"/>
-                <w:dstrike w:val="false"/>
-                <w:outline w:val="false"/>
-                <w:shadow w:val="false"/>
-                <w:color w:val="000000"/>
-                <w:sz w:val="24"/>
-                <w:szCs w:val="24"/>
-                <w:u w:val="none"/>
-              </w:rPr>
-            </w:pPr>
-            <w:r>
-              <w:rPr>
-                <w:rFonts w:ascii="Liberation Sans" w:hAnsi="Liberation Sans"/>
-                <w:b w:val="false"/>
-                <w:bCs w:val="false"/>
-                <w:i w:val="false"/>
-                <w:iCs w:val="false"/>
-                <w:strike w:val="false"/>
-                <w:dstrike w:val="false"/>
-                <w:outline w:val="false"/>
-                <w:shadow w:val="false"/>
-                <w:color w:val="000000"/>
-                <w:sz w:val="24"/>
-                <w:szCs w:val="24"/>
-                <w:u w:val="none"/>
-              </w:rPr>
-              <w:t>0</w:t>
-            </w:r>
-          </w:p>
-        </w:tc>
-        <w:tc>
-          <w:tcPr>
-            <w:tcW w:w="1662" w:type="dxa"/>
-            <w:tcBorders>
               <w:left w:val="single" w:sz="6" w:space="0" w:color="666666"/>
               <w:bottom w:val="single" w:sz="6" w:space="0" w:color="666666"/>
               <w:right w:val="single" w:sz="6" w:space="0" w:color="666666"/>
@@ -2715,6 +2764,7 @@
           <w:p>
             <w:pPr>
               <w:pStyle w:val="TableContents"/>
+              <w:widowControl w:val="false"/>
               <w:jc w:val="left"/>
               <w:rPr>
                 <w:rFonts w:ascii="Liberation Sans" w:hAnsi="Liberation Sans"/>
@@ -2768,6 +2818,7 @@
           <w:p>
             <w:pPr>
               <w:pStyle w:val="TableContents"/>
+              <w:widowControl w:val="false"/>
               <w:jc w:val="left"/>
               <w:rPr>
                 <w:rFonts w:ascii="Liberation Sans" w:hAnsi="Liberation Sans"/>
@@ -2808,51 +2859,203 @@
         </w:tc>
         <w:tc>
           <w:tcPr>
+            <w:tcW w:w="1661" w:type="dxa"/>
+            <w:tcBorders>
+              <w:bottom w:val="single" w:sz="6" w:space="0" w:color="666666"/>
+              <w:right w:val="single" w:sz="6" w:space="0" w:color="666666"/>
+            </w:tcBorders>
+            <w:shd w:fill="EEEEEE" w:val="clear"/>
+          </w:tcPr>
+          <w:p>
+            <w:pPr>
+              <w:pStyle w:val="TableContents"/>
+              <w:widowControl w:val="false"/>
+              <w:jc w:val="left"/>
+              <w:rPr>
+                <w:rFonts w:ascii="Liberation Sans" w:hAnsi="Liberation Sans"/>
+                <w:b w:val="false"/>
+                <w:bCs w:val="false"/>
+                <w:i w:val="false"/>
+                <w:i w:val="false"/>
+                <w:iCs w:val="false"/>
+                <w:strike w:val="false"/>
+                <w:dstrike w:val="false"/>
+                <w:outline w:val="false"/>
+                <w:shadow w:val="false"/>
+                <w:color w:val="000000"/>
+                <w:sz w:val="24"/>
+                <w:szCs w:val="24"/>
+                <w:u w:val="none"/>
+              </w:rPr>
+            </w:pPr>
+            <w:r>
+              <w:rPr>
+                <w:rFonts w:ascii="Liberation Sans" w:hAnsi="Liberation Sans"/>
+                <w:b w:val="false"/>
+                <w:bCs w:val="false"/>
+                <w:i w:val="false"/>
+                <w:iCs w:val="false"/>
+                <w:strike w:val="false"/>
+                <w:dstrike w:val="false"/>
+                <w:outline w:val="false"/>
+                <w:shadow w:val="false"/>
+                <w:color w:val="000000"/>
+                <w:sz w:val="24"/>
+                <w:szCs w:val="24"/>
+                <w:u w:val="none"/>
+              </w:rPr>
+              <w:t>66</w:t>
+            </w:r>
+          </w:p>
+        </w:tc>
+        <w:tc>
+          <w:tcPr>
             <w:tcW w:w="1662" w:type="dxa"/>
             <w:tcBorders>
               <w:bottom w:val="single" w:sz="6" w:space="0" w:color="666666"/>
               <w:right w:val="single" w:sz="6" w:space="0" w:color="666666"/>
             </w:tcBorders>
+          </w:tcPr>
+          <w:p>
+            <w:pPr>
+              <w:pStyle w:val="TableContents"/>
+              <w:widowControl w:val="false"/>
+              <w:jc w:val="left"/>
+              <w:rPr>
+                <w:rFonts w:ascii="Liberation Sans" w:hAnsi="Liberation Sans"/>
+                <w:b w:val="false"/>
+                <w:bCs w:val="false"/>
+                <w:i w:val="false"/>
+                <w:i w:val="false"/>
+                <w:iCs w:val="false"/>
+                <w:strike w:val="false"/>
+                <w:dstrike w:val="false"/>
+                <w:outline w:val="false"/>
+                <w:shadow w:val="false"/>
+                <w:color w:val="000000"/>
+                <w:sz w:val="24"/>
+                <w:szCs w:val="24"/>
+                <w:u w:val="none"/>
+              </w:rPr>
+            </w:pPr>
+            <w:r>
+              <w:rPr>
+                <w:rFonts w:ascii="Liberation Sans" w:hAnsi="Liberation Sans"/>
+                <w:b w:val="false"/>
+                <w:bCs w:val="false"/>
+                <w:i w:val="false"/>
+                <w:iCs w:val="false"/>
+                <w:strike w:val="false"/>
+                <w:dstrike w:val="false"/>
+                <w:outline w:val="false"/>
+                <w:shadow w:val="false"/>
+                <w:color w:val="000000"/>
+                <w:sz w:val="24"/>
+                <w:szCs w:val="24"/>
+                <w:u w:val="none"/>
+              </w:rPr>
+              <w:t>b</w:t>
+            </w:r>
+          </w:p>
+        </w:tc>
+        <w:tc>
+          <w:tcPr>
+            <w:tcW w:w="1663" w:type="dxa"/>
+            <w:tcBorders>
+              <w:bottom w:val="single" w:sz="6" w:space="0" w:color="666666"/>
+              <w:right w:val="single" w:sz="6" w:space="0" w:color="666666"/>
+            </w:tcBorders>
             <w:shd w:fill="EEEEEE" w:val="clear"/>
           </w:tcPr>
           <w:p>
             <w:pPr>
               <w:pStyle w:val="TableContents"/>
-              <w:jc w:val="left"/>
-              <w:rPr>
-                <w:rFonts w:ascii="Liberation Sans" w:hAnsi="Liberation Sans"/>
-                <w:b w:val="false"/>
-                <w:bCs w:val="false"/>
-                <w:i w:val="false"/>
-                <w:i w:val="false"/>
-                <w:iCs w:val="false"/>
-                <w:strike w:val="false"/>
-                <w:dstrike w:val="false"/>
-                <w:outline w:val="false"/>
-                <w:shadow w:val="false"/>
-                <w:color w:val="000000"/>
-                <w:sz w:val="24"/>
-                <w:szCs w:val="24"/>
-                <w:u w:val="none"/>
-              </w:rPr>
-            </w:pPr>
-            <w:r>
-              <w:rPr>
-                <w:rFonts w:ascii="Liberation Sans" w:hAnsi="Liberation Sans"/>
-                <w:b w:val="false"/>
-                <w:bCs w:val="false"/>
-                <w:i w:val="false"/>
-                <w:iCs w:val="false"/>
-                <w:strike w:val="false"/>
-                <w:dstrike w:val="false"/>
-                <w:outline w:val="false"/>
-                <w:shadow w:val="false"/>
-                <w:color w:val="000000"/>
-                <w:sz w:val="24"/>
-                <w:szCs w:val="24"/>
-                <w:u w:val="none"/>
-              </w:rPr>
-              <w:t>66</w:t>
+              <w:widowControl w:val="false"/>
+              <w:jc w:val="left"/>
+              <w:rPr>
+                <w:rFonts w:ascii="Liberation Sans" w:hAnsi="Liberation Sans"/>
+                <w:b w:val="false"/>
+                <w:bCs w:val="false"/>
+                <w:i w:val="false"/>
+                <w:i w:val="false"/>
+                <w:iCs w:val="false"/>
+                <w:strike w:val="false"/>
+                <w:dstrike w:val="false"/>
+                <w:outline w:val="false"/>
+                <w:shadow w:val="false"/>
+                <w:color w:val="000000"/>
+                <w:sz w:val="24"/>
+                <w:szCs w:val="24"/>
+                <w:u w:val="none"/>
+              </w:rPr>
+            </w:pPr>
+            <w:r>
+              <w:rPr>
+                <w:rFonts w:ascii="Liberation Sans" w:hAnsi="Liberation Sans"/>
+                <w:b w:val="false"/>
+                <w:bCs w:val="false"/>
+                <w:i w:val="false"/>
+                <w:iCs w:val="false"/>
+                <w:strike w:val="false"/>
+                <w:dstrike w:val="false"/>
+                <w:outline w:val="false"/>
+                <w:shadow w:val="false"/>
+                <w:color w:val="000000"/>
+                <w:sz w:val="24"/>
+                <w:szCs w:val="24"/>
+                <w:u w:val="none"/>
+              </w:rPr>
+              <w:t>98</w:t>
+            </w:r>
+          </w:p>
+        </w:tc>
+        <w:tc>
+          <w:tcPr>
+            <w:tcW w:w="1661" w:type="dxa"/>
+            <w:tcBorders>
+              <w:bottom w:val="single" w:sz="6" w:space="0" w:color="666666"/>
+              <w:right w:val="single" w:sz="6" w:space="0" w:color="666666"/>
+            </w:tcBorders>
+          </w:tcPr>
+          <w:p>
+            <w:pPr>
+              <w:pStyle w:val="TableContents"/>
+              <w:widowControl w:val="false"/>
+              <w:jc w:val="left"/>
+              <w:rPr>
+                <w:rFonts w:ascii="Liberation Sans" w:hAnsi="Liberation Sans"/>
+                <w:b w:val="false"/>
+                <w:bCs w:val="false"/>
+                <w:i w:val="false"/>
+                <w:i w:val="false"/>
+                <w:iCs w:val="false"/>
+                <w:strike w:val="false"/>
+                <w:dstrike w:val="false"/>
+                <w:outline w:val="false"/>
+                <w:shadow w:val="false"/>
+                <w:color w:val="000000"/>
+                <w:sz w:val="24"/>
+                <w:szCs w:val="24"/>
+                <w:u w:val="none"/>
+              </w:rPr>
+            </w:pPr>
+            <w:r>
+              <w:rPr>
+                <w:rFonts w:ascii="Liberation Sans" w:hAnsi="Liberation Sans"/>
+                <w:b w:val="false"/>
+                <w:bCs w:val="false"/>
+                <w:i w:val="false"/>
+                <w:iCs w:val="false"/>
+                <w:strike w:val="false"/>
+                <w:dstrike w:val="false"/>
+                <w:outline w:val="false"/>
+                <w:shadow w:val="false"/>
+                <w:color w:val="000000"/>
+                <w:sz w:val="24"/>
+                <w:szCs w:val="24"/>
+                <w:u w:val="none"/>
+              </w:rPr>
+              <w:t>1</w:t>
             </w:r>
           </w:p>
         </w:tc>
@@ -2860,154 +3063,6 @@
           <w:tcPr>
             <w:tcW w:w="1662" w:type="dxa"/>
             <w:tcBorders>
-              <w:bottom w:val="single" w:sz="6" w:space="0" w:color="666666"/>
-              <w:right w:val="single" w:sz="6" w:space="0" w:color="666666"/>
-            </w:tcBorders>
-          </w:tcPr>
-          <w:p>
-            <w:pPr>
-              <w:pStyle w:val="TableContents"/>
-              <w:jc w:val="left"/>
-              <w:rPr>
-                <w:rFonts w:ascii="Liberation Sans" w:hAnsi="Liberation Sans"/>
-                <w:b w:val="false"/>
-                <w:bCs w:val="false"/>
-                <w:i w:val="false"/>
-                <w:i w:val="false"/>
-                <w:iCs w:val="false"/>
-                <w:strike w:val="false"/>
-                <w:dstrike w:val="false"/>
-                <w:outline w:val="false"/>
-                <w:shadow w:val="false"/>
-                <w:color w:val="000000"/>
-                <w:sz w:val="24"/>
-                <w:szCs w:val="24"/>
-                <w:u w:val="none"/>
-              </w:rPr>
-            </w:pPr>
-            <w:r>
-              <w:rPr>
-                <w:rFonts w:ascii="Liberation Sans" w:hAnsi="Liberation Sans"/>
-                <w:b w:val="false"/>
-                <w:bCs w:val="false"/>
-                <w:i w:val="false"/>
-                <w:iCs w:val="false"/>
-                <w:strike w:val="false"/>
-                <w:dstrike w:val="false"/>
-                <w:outline w:val="false"/>
-                <w:shadow w:val="false"/>
-                <w:color w:val="000000"/>
-                <w:sz w:val="24"/>
-                <w:szCs w:val="24"/>
-                <w:u w:val="none"/>
-              </w:rPr>
-              <w:t>b</w:t>
-            </w:r>
-          </w:p>
-        </w:tc>
-        <w:tc>
-          <w:tcPr>
-            <w:tcW w:w="1662" w:type="dxa"/>
-            <w:tcBorders>
-              <w:bottom w:val="single" w:sz="6" w:space="0" w:color="666666"/>
-              <w:right w:val="single" w:sz="6" w:space="0" w:color="666666"/>
-            </w:tcBorders>
-            <w:shd w:fill="EEEEEE" w:val="clear"/>
-          </w:tcPr>
-          <w:p>
-            <w:pPr>
-              <w:pStyle w:val="TableContents"/>
-              <w:jc w:val="left"/>
-              <w:rPr>
-                <w:rFonts w:ascii="Liberation Sans" w:hAnsi="Liberation Sans"/>
-                <w:b w:val="false"/>
-                <w:bCs w:val="false"/>
-                <w:i w:val="false"/>
-                <w:i w:val="false"/>
-                <w:iCs w:val="false"/>
-                <w:strike w:val="false"/>
-                <w:dstrike w:val="false"/>
-                <w:outline w:val="false"/>
-                <w:shadow w:val="false"/>
-                <w:color w:val="000000"/>
-                <w:sz w:val="24"/>
-                <w:szCs w:val="24"/>
-                <w:u w:val="none"/>
-              </w:rPr>
-            </w:pPr>
-            <w:r>
-              <w:rPr>
-                <w:rFonts w:ascii="Liberation Sans" w:hAnsi="Liberation Sans"/>
-                <w:b w:val="false"/>
-                <w:bCs w:val="false"/>
-                <w:i w:val="false"/>
-                <w:iCs w:val="false"/>
-                <w:strike w:val="false"/>
-                <w:dstrike w:val="false"/>
-                <w:outline w:val="false"/>
-                <w:shadow w:val="false"/>
-                <w:color w:val="000000"/>
-                <w:sz w:val="24"/>
-                <w:szCs w:val="24"/>
-                <w:u w:val="none"/>
-              </w:rPr>
-              <w:t>98</w:t>
-            </w:r>
-          </w:p>
-        </w:tc>
-        <w:tc>
-          <w:tcPr>
-            <w:tcW w:w="1662" w:type="dxa"/>
-            <w:tcBorders>
-              <w:bottom w:val="single" w:sz="6" w:space="0" w:color="666666"/>
-              <w:right w:val="single" w:sz="6" w:space="0" w:color="666666"/>
-            </w:tcBorders>
-          </w:tcPr>
-          <w:p>
-            <w:pPr>
-              <w:pStyle w:val="TableContents"/>
-              <w:jc w:val="left"/>
-              <w:rPr>
-                <w:rFonts w:ascii="Liberation Sans" w:hAnsi="Liberation Sans"/>
-                <w:b w:val="false"/>
-                <w:bCs w:val="false"/>
-                <w:i w:val="false"/>
-                <w:i w:val="false"/>
-                <w:iCs w:val="false"/>
-                <w:strike w:val="false"/>
-                <w:dstrike w:val="false"/>
-                <w:outline w:val="false"/>
-                <w:shadow w:val="false"/>
-                <w:color w:val="000000"/>
-                <w:sz w:val="24"/>
-                <w:szCs w:val="24"/>
-                <w:u w:val="none"/>
-              </w:rPr>
-            </w:pPr>
-            <w:r>
-              <w:rPr>
-                <w:rFonts w:ascii="Liberation Sans" w:hAnsi="Liberation Sans"/>
-                <w:b w:val="false"/>
-                <w:bCs w:val="false"/>
-                <w:i w:val="false"/>
-                <w:iCs w:val="false"/>
-                <w:strike w:val="false"/>
-                <w:dstrike w:val="false"/>
-                <w:outline w:val="false"/>
-                <w:shadow w:val="false"/>
-                <w:color w:val="000000"/>
-                <w:sz w:val="24"/>
-                <w:szCs w:val="24"/>
-                <w:u w:val="none"/>
-              </w:rPr>
-              <w:t>1</w:t>
-            </w:r>
-          </w:p>
-        </w:tc>
-        <w:tc>
-          <w:tcPr>
-            <w:tcW w:w="1662" w:type="dxa"/>
-            <w:tcBorders>
               <w:left w:val="single" w:sz="6" w:space="0" w:color="666666"/>
               <w:bottom w:val="single" w:sz="6" w:space="0" w:color="666666"/>
               <w:right w:val="single" w:sz="6" w:space="0" w:color="666666"/>
@@ -3016,6 +3071,7 @@
           <w:p>
             <w:pPr>
               <w:pStyle w:val="TableContents"/>
+              <w:widowControl w:val="false"/>
               <w:jc w:val="left"/>
               <w:rPr>
                 <w:rFonts w:ascii="Liberation Sans" w:hAnsi="Liberation Sans"/>
@@ -3069,6 +3125,7 @@
           <w:p>
             <w:pPr>
               <w:pStyle w:val="TableContents"/>
+              <w:widowControl w:val="false"/>
               <w:jc w:val="left"/>
               <w:rPr>
                 <w:rFonts w:ascii="Liberation Sans" w:hAnsi="Liberation Sans"/>
@@ -3109,51 +3166,203 @@
         </w:tc>
         <w:tc>
           <w:tcPr>
+            <w:tcW w:w="1661" w:type="dxa"/>
+            <w:tcBorders>
+              <w:bottom w:val="single" w:sz="6" w:space="0" w:color="666666"/>
+              <w:right w:val="single" w:sz="6" w:space="0" w:color="666666"/>
+            </w:tcBorders>
+            <w:shd w:fill="EEEEEE" w:val="clear"/>
+          </w:tcPr>
+          <w:p>
+            <w:pPr>
+              <w:pStyle w:val="TableContents"/>
+              <w:widowControl w:val="false"/>
+              <w:jc w:val="left"/>
+              <w:rPr>
+                <w:rFonts w:ascii="Liberation Sans" w:hAnsi="Liberation Sans"/>
+                <w:b w:val="false"/>
+                <w:bCs w:val="false"/>
+                <w:i w:val="false"/>
+                <w:i w:val="false"/>
+                <w:iCs w:val="false"/>
+                <w:strike w:val="false"/>
+                <w:dstrike w:val="false"/>
+                <w:outline w:val="false"/>
+                <w:shadow w:val="false"/>
+                <w:color w:val="000000"/>
+                <w:sz w:val="24"/>
+                <w:szCs w:val="24"/>
+                <w:u w:val="none"/>
+              </w:rPr>
+            </w:pPr>
+            <w:r>
+              <w:rPr>
+                <w:rFonts w:ascii="Liberation Sans" w:hAnsi="Liberation Sans"/>
+                <w:b w:val="false"/>
+                <w:bCs w:val="false"/>
+                <w:i w:val="false"/>
+                <w:iCs w:val="false"/>
+                <w:strike w:val="false"/>
+                <w:dstrike w:val="false"/>
+                <w:outline w:val="false"/>
+                <w:shadow w:val="false"/>
+                <w:color w:val="000000"/>
+                <w:sz w:val="24"/>
+                <w:szCs w:val="24"/>
+                <w:u w:val="none"/>
+              </w:rPr>
+              <w:t>67</w:t>
+            </w:r>
+          </w:p>
+        </w:tc>
+        <w:tc>
+          <w:tcPr>
             <w:tcW w:w="1662" w:type="dxa"/>
             <w:tcBorders>
               <w:bottom w:val="single" w:sz="6" w:space="0" w:color="666666"/>
               <w:right w:val="single" w:sz="6" w:space="0" w:color="666666"/>
             </w:tcBorders>
+          </w:tcPr>
+          <w:p>
+            <w:pPr>
+              <w:pStyle w:val="TableContents"/>
+              <w:widowControl w:val="false"/>
+              <w:jc w:val="left"/>
+              <w:rPr>
+                <w:rFonts w:ascii="Liberation Sans" w:hAnsi="Liberation Sans"/>
+                <w:b w:val="false"/>
+                <w:bCs w:val="false"/>
+                <w:i w:val="false"/>
+                <w:i w:val="false"/>
+                <w:iCs w:val="false"/>
+                <w:strike w:val="false"/>
+                <w:dstrike w:val="false"/>
+                <w:outline w:val="false"/>
+                <w:shadow w:val="false"/>
+                <w:color w:val="000000"/>
+                <w:sz w:val="24"/>
+                <w:szCs w:val="24"/>
+                <w:u w:val="none"/>
+              </w:rPr>
+            </w:pPr>
+            <w:r>
+              <w:rPr>
+                <w:rFonts w:ascii="Liberation Sans" w:hAnsi="Liberation Sans"/>
+                <w:b w:val="false"/>
+                <w:bCs w:val="false"/>
+                <w:i w:val="false"/>
+                <w:iCs w:val="false"/>
+                <w:strike w:val="false"/>
+                <w:dstrike w:val="false"/>
+                <w:outline w:val="false"/>
+                <w:shadow w:val="false"/>
+                <w:color w:val="000000"/>
+                <w:sz w:val="24"/>
+                <w:szCs w:val="24"/>
+                <w:u w:val="none"/>
+              </w:rPr>
+              <w:t>c</w:t>
+            </w:r>
+          </w:p>
+        </w:tc>
+        <w:tc>
+          <w:tcPr>
+            <w:tcW w:w="1663" w:type="dxa"/>
+            <w:tcBorders>
+              <w:bottom w:val="single" w:sz="6" w:space="0" w:color="666666"/>
+              <w:right w:val="single" w:sz="6" w:space="0" w:color="666666"/>
+            </w:tcBorders>
             <w:shd w:fill="EEEEEE" w:val="clear"/>
           </w:tcPr>
           <w:p>
             <w:pPr>
               <w:pStyle w:val="TableContents"/>
-              <w:jc w:val="left"/>
-              <w:rPr>
-                <w:rFonts w:ascii="Liberation Sans" w:hAnsi="Liberation Sans"/>
-                <w:b w:val="false"/>
-                <w:bCs w:val="false"/>
-                <w:i w:val="false"/>
-                <w:i w:val="false"/>
-                <w:iCs w:val="false"/>
-                <w:strike w:val="false"/>
-                <w:dstrike w:val="false"/>
-                <w:outline w:val="false"/>
-                <w:shadow w:val="false"/>
-                <w:color w:val="000000"/>
-                <w:sz w:val="24"/>
-                <w:szCs w:val="24"/>
-                <w:u w:val="none"/>
-              </w:rPr>
-            </w:pPr>
-            <w:r>
-              <w:rPr>
-                <w:rFonts w:ascii="Liberation Sans" w:hAnsi="Liberation Sans"/>
-                <w:b w:val="false"/>
-                <w:bCs w:val="false"/>
-                <w:i w:val="false"/>
-                <w:iCs w:val="false"/>
-                <w:strike w:val="false"/>
-                <w:dstrike w:val="false"/>
-                <w:outline w:val="false"/>
-                <w:shadow w:val="false"/>
-                <w:color w:val="000000"/>
-                <w:sz w:val="24"/>
-                <w:szCs w:val="24"/>
-                <w:u w:val="none"/>
-              </w:rPr>
-              <w:t>67</w:t>
+              <w:widowControl w:val="false"/>
+              <w:jc w:val="left"/>
+              <w:rPr>
+                <w:rFonts w:ascii="Liberation Sans" w:hAnsi="Liberation Sans"/>
+                <w:b w:val="false"/>
+                <w:bCs w:val="false"/>
+                <w:i w:val="false"/>
+                <w:i w:val="false"/>
+                <w:iCs w:val="false"/>
+                <w:strike w:val="false"/>
+                <w:dstrike w:val="false"/>
+                <w:outline w:val="false"/>
+                <w:shadow w:val="false"/>
+                <w:color w:val="000000"/>
+                <w:sz w:val="24"/>
+                <w:szCs w:val="24"/>
+                <w:u w:val="none"/>
+              </w:rPr>
+            </w:pPr>
+            <w:r>
+              <w:rPr>
+                <w:rFonts w:ascii="Liberation Sans" w:hAnsi="Liberation Sans"/>
+                <w:b w:val="false"/>
+                <w:bCs w:val="false"/>
+                <w:i w:val="false"/>
+                <w:iCs w:val="false"/>
+                <w:strike w:val="false"/>
+                <w:dstrike w:val="false"/>
+                <w:outline w:val="false"/>
+                <w:shadow w:val="false"/>
+                <w:color w:val="000000"/>
+                <w:sz w:val="24"/>
+                <w:szCs w:val="24"/>
+                <w:u w:val="none"/>
+              </w:rPr>
+              <w:t>99</w:t>
+            </w:r>
+          </w:p>
+        </w:tc>
+        <w:tc>
+          <w:tcPr>
+            <w:tcW w:w="1661" w:type="dxa"/>
+            <w:tcBorders>
+              <w:bottom w:val="single" w:sz="6" w:space="0" w:color="666666"/>
+              <w:right w:val="single" w:sz="6" w:space="0" w:color="666666"/>
+            </w:tcBorders>
+          </w:tcPr>
+          <w:p>
+            <w:pPr>
+              <w:pStyle w:val="TableContents"/>
+              <w:widowControl w:val="false"/>
+              <w:jc w:val="left"/>
+              <w:rPr>
+                <w:rFonts w:ascii="Liberation Sans" w:hAnsi="Liberation Sans"/>
+                <w:b w:val="false"/>
+                <w:bCs w:val="false"/>
+                <w:i w:val="false"/>
+                <w:i w:val="false"/>
+                <w:iCs w:val="false"/>
+                <w:strike w:val="false"/>
+                <w:dstrike w:val="false"/>
+                <w:outline w:val="false"/>
+                <w:shadow w:val="false"/>
+                <w:color w:val="000000"/>
+                <w:sz w:val="24"/>
+                <w:szCs w:val="24"/>
+                <w:u w:val="none"/>
+              </w:rPr>
+            </w:pPr>
+            <w:r>
+              <w:rPr>
+                <w:rFonts w:ascii="Liberation Sans" w:hAnsi="Liberation Sans"/>
+                <w:b w:val="false"/>
+                <w:bCs w:val="false"/>
+                <w:i w:val="false"/>
+                <w:iCs w:val="false"/>
+                <w:strike w:val="false"/>
+                <w:dstrike w:val="false"/>
+                <w:outline w:val="false"/>
+                <w:shadow w:val="false"/>
+                <w:color w:val="000000"/>
+                <w:sz w:val="24"/>
+                <w:szCs w:val="24"/>
+                <w:u w:val="none"/>
+              </w:rPr>
+              <w:t>2</w:t>
             </w:r>
           </w:p>
         </w:tc>
@@ -3161,154 +3370,6 @@
           <w:tcPr>
             <w:tcW w:w="1662" w:type="dxa"/>
             <w:tcBorders>
-              <w:bottom w:val="single" w:sz="6" w:space="0" w:color="666666"/>
-              <w:right w:val="single" w:sz="6" w:space="0" w:color="666666"/>
-            </w:tcBorders>
-          </w:tcPr>
-          <w:p>
-            <w:pPr>
-              <w:pStyle w:val="TableContents"/>
-              <w:jc w:val="left"/>
-              <w:rPr>
-                <w:rFonts w:ascii="Liberation Sans" w:hAnsi="Liberation Sans"/>
-                <w:b w:val="false"/>
-                <w:bCs w:val="false"/>
-                <w:i w:val="false"/>
-                <w:i w:val="false"/>
-                <w:iCs w:val="false"/>
-                <w:strike w:val="false"/>
-                <w:dstrike w:val="false"/>
-                <w:outline w:val="false"/>
-                <w:shadow w:val="false"/>
-                <w:color w:val="000000"/>
-                <w:sz w:val="24"/>
-                <w:szCs w:val="24"/>
-                <w:u w:val="none"/>
-              </w:rPr>
-            </w:pPr>
-            <w:r>
-              <w:rPr>
-                <w:rFonts w:ascii="Liberation Sans" w:hAnsi="Liberation Sans"/>
-                <w:b w:val="false"/>
-                <w:bCs w:val="false"/>
-                <w:i w:val="false"/>
-                <w:iCs w:val="false"/>
-                <w:strike w:val="false"/>
-                <w:dstrike w:val="false"/>
-                <w:outline w:val="false"/>
-                <w:shadow w:val="false"/>
-                <w:color w:val="000000"/>
-                <w:sz w:val="24"/>
-                <w:szCs w:val="24"/>
-                <w:u w:val="none"/>
-              </w:rPr>
-              <w:t>c</w:t>
-            </w:r>
-          </w:p>
-        </w:tc>
-        <w:tc>
-          <w:tcPr>
-            <w:tcW w:w="1662" w:type="dxa"/>
-            <w:tcBorders>
-              <w:bottom w:val="single" w:sz="6" w:space="0" w:color="666666"/>
-              <w:right w:val="single" w:sz="6" w:space="0" w:color="666666"/>
-            </w:tcBorders>
-            <w:shd w:fill="EEEEEE" w:val="clear"/>
-          </w:tcPr>
-          <w:p>
-            <w:pPr>
-              <w:pStyle w:val="TableContents"/>
-              <w:jc w:val="left"/>
-              <w:rPr>
-                <w:rFonts w:ascii="Liberation Sans" w:hAnsi="Liberation Sans"/>
-                <w:b w:val="false"/>
-                <w:bCs w:val="false"/>
-                <w:i w:val="false"/>
-                <w:i w:val="false"/>
-                <w:iCs w:val="false"/>
-                <w:strike w:val="false"/>
-                <w:dstrike w:val="false"/>
-                <w:outline w:val="false"/>
-                <w:shadow w:val="false"/>
-                <w:color w:val="000000"/>
-                <w:sz w:val="24"/>
-                <w:szCs w:val="24"/>
-                <w:u w:val="none"/>
-              </w:rPr>
-            </w:pPr>
-            <w:r>
-              <w:rPr>
-                <w:rFonts w:ascii="Liberation Sans" w:hAnsi="Liberation Sans"/>
-                <w:b w:val="false"/>
-                <w:bCs w:val="false"/>
-                <w:i w:val="false"/>
-                <w:iCs w:val="false"/>
-                <w:strike w:val="false"/>
-                <w:dstrike w:val="false"/>
-                <w:outline w:val="false"/>
-                <w:shadow w:val="false"/>
-                <w:color w:val="000000"/>
-                <w:sz w:val="24"/>
-                <w:szCs w:val="24"/>
-                <w:u w:val="none"/>
-              </w:rPr>
-              <w:t>99</w:t>
-            </w:r>
-          </w:p>
-        </w:tc>
-        <w:tc>
-          <w:tcPr>
-            <w:tcW w:w="1662" w:type="dxa"/>
-            <w:tcBorders>
-              <w:bottom w:val="single" w:sz="6" w:space="0" w:color="666666"/>
-              <w:right w:val="single" w:sz="6" w:space="0" w:color="666666"/>
-            </w:tcBorders>
-          </w:tcPr>
-          <w:p>
-            <w:pPr>
-              <w:pStyle w:val="TableContents"/>
-              <w:jc w:val="left"/>
-              <w:rPr>
-                <w:rFonts w:ascii="Liberation Sans" w:hAnsi="Liberation Sans"/>
-                <w:b w:val="false"/>
-                <w:bCs w:val="false"/>
-                <w:i w:val="false"/>
-                <w:i w:val="false"/>
-                <w:iCs w:val="false"/>
-                <w:strike w:val="false"/>
-                <w:dstrike w:val="false"/>
-                <w:outline w:val="false"/>
-                <w:shadow w:val="false"/>
-                <w:color w:val="000000"/>
-                <w:sz w:val="24"/>
-                <w:szCs w:val="24"/>
-                <w:u w:val="none"/>
-              </w:rPr>
-            </w:pPr>
-            <w:r>
-              <w:rPr>
-                <w:rFonts w:ascii="Liberation Sans" w:hAnsi="Liberation Sans"/>
-                <w:b w:val="false"/>
-                <w:bCs w:val="false"/>
-                <w:i w:val="false"/>
-                <w:iCs w:val="false"/>
-                <w:strike w:val="false"/>
-                <w:dstrike w:val="false"/>
-                <w:outline w:val="false"/>
-                <w:shadow w:val="false"/>
-                <w:color w:val="000000"/>
-                <w:sz w:val="24"/>
-                <w:szCs w:val="24"/>
-                <w:u w:val="none"/>
-              </w:rPr>
-              <w:t>2</w:t>
-            </w:r>
-          </w:p>
-        </w:tc>
-        <w:tc>
-          <w:tcPr>
-            <w:tcW w:w="1662" w:type="dxa"/>
-            <w:tcBorders>
               <w:left w:val="single" w:sz="6" w:space="0" w:color="666666"/>
               <w:bottom w:val="single" w:sz="6" w:space="0" w:color="666666"/>
               <w:right w:val="single" w:sz="6" w:space="0" w:color="666666"/>
@@ -3317,6 +3378,7 @@
           <w:p>
             <w:pPr>
               <w:pStyle w:val="TableContents"/>
+              <w:widowControl w:val="false"/>
               <w:jc w:val="left"/>
               <w:rPr>
                 <w:rFonts w:ascii="Liberation Sans" w:hAnsi="Liberation Sans"/>
@@ -3370,6 +3432,7 @@
           <w:p>
             <w:pPr>
               <w:pStyle w:val="TableContents"/>
+              <w:widowControl w:val="false"/>
               <w:jc w:val="left"/>
               <w:rPr>
                 <w:rFonts w:ascii="Liberation Sans" w:hAnsi="Liberation Sans"/>
@@ -3410,51 +3473,203 @@
         </w:tc>
         <w:tc>
           <w:tcPr>
+            <w:tcW w:w="1661" w:type="dxa"/>
+            <w:tcBorders>
+              <w:bottom w:val="single" w:sz="6" w:space="0" w:color="666666"/>
+              <w:right w:val="single" w:sz="6" w:space="0" w:color="666666"/>
+            </w:tcBorders>
+            <w:shd w:fill="EEEEEE" w:val="clear"/>
+          </w:tcPr>
+          <w:p>
+            <w:pPr>
+              <w:pStyle w:val="TableContents"/>
+              <w:widowControl w:val="false"/>
+              <w:jc w:val="left"/>
+              <w:rPr>
+                <w:rFonts w:ascii="Liberation Sans" w:hAnsi="Liberation Sans"/>
+                <w:b w:val="false"/>
+                <w:bCs w:val="false"/>
+                <w:i w:val="false"/>
+                <w:i w:val="false"/>
+                <w:iCs w:val="false"/>
+                <w:strike w:val="false"/>
+                <w:dstrike w:val="false"/>
+                <w:outline w:val="false"/>
+                <w:shadow w:val="false"/>
+                <w:color w:val="000000"/>
+                <w:sz w:val="24"/>
+                <w:szCs w:val="24"/>
+                <w:u w:val="none"/>
+              </w:rPr>
+            </w:pPr>
+            <w:r>
+              <w:rPr>
+                <w:rFonts w:ascii="Liberation Sans" w:hAnsi="Liberation Sans"/>
+                <w:b w:val="false"/>
+                <w:bCs w:val="false"/>
+                <w:i w:val="false"/>
+                <w:iCs w:val="false"/>
+                <w:strike w:val="false"/>
+                <w:dstrike w:val="false"/>
+                <w:outline w:val="false"/>
+                <w:shadow w:val="false"/>
+                <w:color w:val="000000"/>
+                <w:sz w:val="24"/>
+                <w:szCs w:val="24"/>
+                <w:u w:val="none"/>
+              </w:rPr>
+              <w:t>68</w:t>
+            </w:r>
+          </w:p>
+        </w:tc>
+        <w:tc>
+          <w:tcPr>
             <w:tcW w:w="1662" w:type="dxa"/>
             <w:tcBorders>
               <w:bottom w:val="single" w:sz="6" w:space="0" w:color="666666"/>
               <w:right w:val="single" w:sz="6" w:space="0" w:color="666666"/>
             </w:tcBorders>
+          </w:tcPr>
+          <w:p>
+            <w:pPr>
+              <w:pStyle w:val="TableContents"/>
+              <w:widowControl w:val="false"/>
+              <w:jc w:val="left"/>
+              <w:rPr>
+                <w:rFonts w:ascii="Liberation Sans" w:hAnsi="Liberation Sans"/>
+                <w:b w:val="false"/>
+                <w:bCs w:val="false"/>
+                <w:i w:val="false"/>
+                <w:i w:val="false"/>
+                <w:iCs w:val="false"/>
+                <w:strike w:val="false"/>
+                <w:dstrike w:val="false"/>
+                <w:outline w:val="false"/>
+                <w:shadow w:val="false"/>
+                <w:color w:val="000000"/>
+                <w:sz w:val="24"/>
+                <w:szCs w:val="24"/>
+                <w:u w:val="none"/>
+              </w:rPr>
+            </w:pPr>
+            <w:r>
+              <w:rPr>
+                <w:rFonts w:ascii="Liberation Sans" w:hAnsi="Liberation Sans"/>
+                <w:b w:val="false"/>
+                <w:bCs w:val="false"/>
+                <w:i w:val="false"/>
+                <w:iCs w:val="false"/>
+                <w:strike w:val="false"/>
+                <w:dstrike w:val="false"/>
+                <w:outline w:val="false"/>
+                <w:shadow w:val="false"/>
+                <w:color w:val="000000"/>
+                <w:sz w:val="24"/>
+                <w:szCs w:val="24"/>
+                <w:u w:val="none"/>
+              </w:rPr>
+              <w:t>d</w:t>
+            </w:r>
+          </w:p>
+        </w:tc>
+        <w:tc>
+          <w:tcPr>
+            <w:tcW w:w="1663" w:type="dxa"/>
+            <w:tcBorders>
+              <w:bottom w:val="single" w:sz="6" w:space="0" w:color="666666"/>
+              <w:right w:val="single" w:sz="6" w:space="0" w:color="666666"/>
+            </w:tcBorders>
             <w:shd w:fill="EEEEEE" w:val="clear"/>
           </w:tcPr>
           <w:p>
             <w:pPr>
               <w:pStyle w:val="TableContents"/>
-              <w:jc w:val="left"/>
-              <w:rPr>
-                <w:rFonts w:ascii="Liberation Sans" w:hAnsi="Liberation Sans"/>
-                <w:b w:val="false"/>
-                <w:bCs w:val="false"/>
-                <w:i w:val="false"/>
-                <w:i w:val="false"/>
-                <w:iCs w:val="false"/>
-                <w:strike w:val="false"/>
-                <w:dstrike w:val="false"/>
-                <w:outline w:val="false"/>
-                <w:shadow w:val="false"/>
-                <w:color w:val="000000"/>
-                <w:sz w:val="24"/>
-                <w:szCs w:val="24"/>
-                <w:u w:val="none"/>
-              </w:rPr>
-            </w:pPr>
-            <w:r>
-              <w:rPr>
-                <w:rFonts w:ascii="Liberation Sans" w:hAnsi="Liberation Sans"/>
-                <w:b w:val="false"/>
-                <w:bCs w:val="false"/>
-                <w:i w:val="false"/>
-                <w:iCs w:val="false"/>
-                <w:strike w:val="false"/>
-                <w:dstrike w:val="false"/>
-                <w:outline w:val="false"/>
-                <w:shadow w:val="false"/>
-                <w:color w:val="000000"/>
-                <w:sz w:val="24"/>
-                <w:szCs w:val="24"/>
-                <w:u w:val="none"/>
-              </w:rPr>
-              <w:t>68</w:t>
+              <w:widowControl w:val="false"/>
+              <w:jc w:val="left"/>
+              <w:rPr>
+                <w:rFonts w:ascii="Liberation Sans" w:hAnsi="Liberation Sans"/>
+                <w:b w:val="false"/>
+                <w:bCs w:val="false"/>
+                <w:i w:val="false"/>
+                <w:i w:val="false"/>
+                <w:iCs w:val="false"/>
+                <w:strike w:val="false"/>
+                <w:dstrike w:val="false"/>
+                <w:outline w:val="false"/>
+                <w:shadow w:val="false"/>
+                <w:color w:val="000000"/>
+                <w:sz w:val="24"/>
+                <w:szCs w:val="24"/>
+                <w:u w:val="none"/>
+              </w:rPr>
+            </w:pPr>
+            <w:r>
+              <w:rPr>
+                <w:rFonts w:ascii="Liberation Sans" w:hAnsi="Liberation Sans"/>
+                <w:b w:val="false"/>
+                <w:bCs w:val="false"/>
+                <w:i w:val="false"/>
+                <w:iCs w:val="false"/>
+                <w:strike w:val="false"/>
+                <w:dstrike w:val="false"/>
+                <w:outline w:val="false"/>
+                <w:shadow w:val="false"/>
+                <w:color w:val="000000"/>
+                <w:sz w:val="24"/>
+                <w:szCs w:val="24"/>
+                <w:u w:val="none"/>
+              </w:rPr>
+              <w:t>100</w:t>
+            </w:r>
+          </w:p>
+        </w:tc>
+        <w:tc>
+          <w:tcPr>
+            <w:tcW w:w="1661" w:type="dxa"/>
+            <w:tcBorders>
+              <w:bottom w:val="single" w:sz="6" w:space="0" w:color="666666"/>
+              <w:right w:val="single" w:sz="6" w:space="0" w:color="666666"/>
+            </w:tcBorders>
+          </w:tcPr>
+          <w:p>
+            <w:pPr>
+              <w:pStyle w:val="TableContents"/>
+              <w:widowControl w:val="false"/>
+              <w:jc w:val="left"/>
+              <w:rPr>
+                <w:rFonts w:ascii="Liberation Sans" w:hAnsi="Liberation Sans"/>
+                <w:b w:val="false"/>
+                <w:bCs w:val="false"/>
+                <w:i w:val="false"/>
+                <w:i w:val="false"/>
+                <w:iCs w:val="false"/>
+                <w:strike w:val="false"/>
+                <w:dstrike w:val="false"/>
+                <w:outline w:val="false"/>
+                <w:shadow w:val="false"/>
+                <w:color w:val="000000"/>
+                <w:sz w:val="24"/>
+                <w:szCs w:val="24"/>
+                <w:u w:val="none"/>
+              </w:rPr>
+            </w:pPr>
+            <w:r>
+              <w:rPr>
+                <w:rFonts w:ascii="Liberation Sans" w:hAnsi="Liberation Sans"/>
+                <w:b w:val="false"/>
+                <w:bCs w:val="false"/>
+                <w:i w:val="false"/>
+                <w:iCs w:val="false"/>
+                <w:strike w:val="false"/>
+                <w:dstrike w:val="false"/>
+                <w:outline w:val="false"/>
+                <w:shadow w:val="false"/>
+                <w:color w:val="000000"/>
+                <w:sz w:val="24"/>
+                <w:szCs w:val="24"/>
+                <w:u w:val="none"/>
+              </w:rPr>
+              <w:t>3</w:t>
             </w:r>
           </w:p>
         </w:tc>
@@ -3462,154 +3677,6 @@
           <w:tcPr>
             <w:tcW w:w="1662" w:type="dxa"/>
             <w:tcBorders>
-              <w:bottom w:val="single" w:sz="6" w:space="0" w:color="666666"/>
-              <w:right w:val="single" w:sz="6" w:space="0" w:color="666666"/>
-            </w:tcBorders>
-          </w:tcPr>
-          <w:p>
-            <w:pPr>
-              <w:pStyle w:val="TableContents"/>
-              <w:jc w:val="left"/>
-              <w:rPr>
-                <w:rFonts w:ascii="Liberation Sans" w:hAnsi="Liberation Sans"/>
-                <w:b w:val="false"/>
-                <w:bCs w:val="false"/>
-                <w:i w:val="false"/>
-                <w:i w:val="false"/>
-                <w:iCs w:val="false"/>
-                <w:strike w:val="false"/>
-                <w:dstrike w:val="false"/>
-                <w:outline w:val="false"/>
-                <w:shadow w:val="false"/>
-                <w:color w:val="000000"/>
-                <w:sz w:val="24"/>
-                <w:szCs w:val="24"/>
-                <w:u w:val="none"/>
-              </w:rPr>
-            </w:pPr>
-            <w:r>
-              <w:rPr>
-                <w:rFonts w:ascii="Liberation Sans" w:hAnsi="Liberation Sans"/>
-                <w:b w:val="false"/>
-                <w:bCs w:val="false"/>
-                <w:i w:val="false"/>
-                <w:iCs w:val="false"/>
-                <w:strike w:val="false"/>
-                <w:dstrike w:val="false"/>
-                <w:outline w:val="false"/>
-                <w:shadow w:val="false"/>
-                <w:color w:val="000000"/>
-                <w:sz w:val="24"/>
-                <w:szCs w:val="24"/>
-                <w:u w:val="none"/>
-              </w:rPr>
-              <w:t>d</w:t>
-            </w:r>
-          </w:p>
-        </w:tc>
-        <w:tc>
-          <w:tcPr>
-            <w:tcW w:w="1662" w:type="dxa"/>
-            <w:tcBorders>
-              <w:bottom w:val="single" w:sz="6" w:space="0" w:color="666666"/>
-              <w:right w:val="single" w:sz="6" w:space="0" w:color="666666"/>
-            </w:tcBorders>
-            <w:shd w:fill="EEEEEE" w:val="clear"/>
-          </w:tcPr>
-          <w:p>
-            <w:pPr>
-              <w:pStyle w:val="TableContents"/>
-              <w:jc w:val="left"/>
-              <w:rPr>
-                <w:rFonts w:ascii="Liberation Sans" w:hAnsi="Liberation Sans"/>
-                <w:b w:val="false"/>
-                <w:bCs w:val="false"/>
-                <w:i w:val="false"/>
-                <w:i w:val="false"/>
-                <w:iCs w:val="false"/>
-                <w:strike w:val="false"/>
-                <w:dstrike w:val="false"/>
-                <w:outline w:val="false"/>
-                <w:shadow w:val="false"/>
-                <w:color w:val="000000"/>
-                <w:sz w:val="24"/>
-                <w:szCs w:val="24"/>
-                <w:u w:val="none"/>
-              </w:rPr>
-            </w:pPr>
-            <w:r>
-              <w:rPr>
-                <w:rFonts w:ascii="Liberation Sans" w:hAnsi="Liberation Sans"/>
-                <w:b w:val="false"/>
-                <w:bCs w:val="false"/>
-                <w:i w:val="false"/>
-                <w:iCs w:val="false"/>
-                <w:strike w:val="false"/>
-                <w:dstrike w:val="false"/>
-                <w:outline w:val="false"/>
-                <w:shadow w:val="false"/>
-                <w:color w:val="000000"/>
-                <w:sz w:val="24"/>
-                <w:szCs w:val="24"/>
-                <w:u w:val="none"/>
-              </w:rPr>
-              <w:t>100</w:t>
-            </w:r>
-          </w:p>
-        </w:tc>
-        <w:tc>
-          <w:tcPr>
-            <w:tcW w:w="1662" w:type="dxa"/>
-            <w:tcBorders>
-              <w:bottom w:val="single" w:sz="6" w:space="0" w:color="666666"/>
-              <w:right w:val="single" w:sz="6" w:space="0" w:color="666666"/>
-            </w:tcBorders>
-          </w:tcPr>
-          <w:p>
-            <w:pPr>
-              <w:pStyle w:val="TableContents"/>
-              <w:jc w:val="left"/>
-              <w:rPr>
-                <w:rFonts w:ascii="Liberation Sans" w:hAnsi="Liberation Sans"/>
-                <w:b w:val="false"/>
-                <w:bCs w:val="false"/>
-                <w:i w:val="false"/>
-                <w:i w:val="false"/>
-                <w:iCs w:val="false"/>
-                <w:strike w:val="false"/>
-                <w:dstrike w:val="false"/>
-                <w:outline w:val="false"/>
-                <w:shadow w:val="false"/>
-                <w:color w:val="000000"/>
-                <w:sz w:val="24"/>
-                <w:szCs w:val="24"/>
-                <w:u w:val="none"/>
-              </w:rPr>
-            </w:pPr>
-            <w:r>
-              <w:rPr>
-                <w:rFonts w:ascii="Liberation Sans" w:hAnsi="Liberation Sans"/>
-                <w:b w:val="false"/>
-                <w:bCs w:val="false"/>
-                <w:i w:val="false"/>
-                <w:iCs w:val="false"/>
-                <w:strike w:val="false"/>
-                <w:dstrike w:val="false"/>
-                <w:outline w:val="false"/>
-                <w:shadow w:val="false"/>
-                <w:color w:val="000000"/>
-                <w:sz w:val="24"/>
-                <w:szCs w:val="24"/>
-                <w:u w:val="none"/>
-              </w:rPr>
-              <w:t>3</w:t>
-            </w:r>
-          </w:p>
-        </w:tc>
-        <w:tc>
-          <w:tcPr>
-            <w:tcW w:w="1662" w:type="dxa"/>
-            <w:tcBorders>
               <w:left w:val="single" w:sz="6" w:space="0" w:color="666666"/>
               <w:bottom w:val="single" w:sz="6" w:space="0" w:color="666666"/>
               <w:right w:val="single" w:sz="6" w:space="0" w:color="666666"/>
@@ -3618,6 +3685,7 @@
           <w:p>
             <w:pPr>
               <w:pStyle w:val="TableContents"/>
+              <w:widowControl w:val="false"/>
               <w:jc w:val="left"/>
               <w:rPr>
                 <w:rFonts w:ascii="Liberation Sans" w:hAnsi="Liberation Sans"/>
@@ -3671,6 +3739,7 @@
           <w:p>
             <w:pPr>
               <w:pStyle w:val="TableContents"/>
+              <w:widowControl w:val="false"/>
               <w:jc w:val="left"/>
               <w:rPr>
                 <w:rFonts w:ascii="Liberation Sans" w:hAnsi="Liberation Sans"/>
@@ -3711,16 +3780,186 @@
         </w:tc>
         <w:tc>
           <w:tcPr>
+            <w:tcW w:w="1661" w:type="dxa"/>
+            <w:tcBorders>
+              <w:bottom w:val="single" w:sz="6" w:space="0" w:color="666666"/>
+              <w:right w:val="single" w:sz="6" w:space="0" w:color="666666"/>
+            </w:tcBorders>
+            <w:shd w:fill="EEEEEE" w:val="clear"/>
+          </w:tcPr>
+          <w:p>
+            <w:pPr>
+              <w:pStyle w:val="TableContents"/>
+              <w:widowControl w:val="false"/>
+              <w:jc w:val="left"/>
+              <w:rPr>
+                <w:rFonts w:ascii="Liberation Sans" w:hAnsi="Liberation Sans"/>
+                <w:b w:val="false"/>
+                <w:bCs w:val="false"/>
+                <w:i w:val="false"/>
+                <w:i w:val="false"/>
+                <w:iCs w:val="false"/>
+                <w:strike w:val="false"/>
+                <w:dstrike w:val="false"/>
+                <w:outline w:val="false"/>
+                <w:shadow w:val="false"/>
+                <w:color w:val="000000"/>
+                <w:sz w:val="24"/>
+                <w:szCs w:val="24"/>
+                <w:u w:val="none"/>
+              </w:rPr>
+            </w:pPr>
+            <w:r>
+              <w:rPr>
+                <w:rFonts w:ascii="Liberation Sans" w:hAnsi="Liberation Sans"/>
+                <w:b w:val="false"/>
+                <w:bCs w:val="false"/>
+                <w:i w:val="false"/>
+                <w:iCs w:val="false"/>
+                <w:strike w:val="false"/>
+                <w:dstrike w:val="false"/>
+                <w:outline w:val="false"/>
+                <w:shadow w:val="false"/>
+                <w:color w:val="000000"/>
+                <w:sz w:val="24"/>
+                <w:szCs w:val="24"/>
+                <w:u w:val="none"/>
+              </w:rPr>
+              <w:t>...</w:t>
+            </w:r>
+          </w:p>
+        </w:tc>
+        <w:tc>
+          <w:tcPr>
             <w:tcW w:w="1662" w:type="dxa"/>
             <w:tcBorders>
               <w:bottom w:val="single" w:sz="6" w:space="0" w:color="666666"/>
               <w:right w:val="single" w:sz="6" w:space="0" w:color="666666"/>
             </w:tcBorders>
+          </w:tcPr>
+          <w:p>
+            <w:pPr>
+              <w:pStyle w:val="TableContents"/>
+              <w:widowControl w:val="false"/>
+              <w:jc w:val="left"/>
+              <w:rPr>
+                <w:rFonts w:ascii="Liberation Sans" w:hAnsi="Liberation Sans"/>
+                <w:b w:val="false"/>
+                <w:bCs w:val="false"/>
+                <w:i w:val="false"/>
+                <w:i w:val="false"/>
+                <w:iCs w:val="false"/>
+                <w:strike w:val="false"/>
+                <w:dstrike w:val="false"/>
+                <w:outline w:val="false"/>
+                <w:shadow w:val="false"/>
+                <w:color w:val="000000"/>
+                <w:sz w:val="24"/>
+                <w:szCs w:val="24"/>
+                <w:u w:val="none"/>
+              </w:rPr>
+            </w:pPr>
+            <w:r>
+              <w:rPr>
+                <w:rFonts w:ascii="Liberation Sans" w:hAnsi="Liberation Sans"/>
+                <w:b w:val="false"/>
+                <w:bCs w:val="false"/>
+                <w:i w:val="false"/>
+                <w:iCs w:val="false"/>
+                <w:strike w:val="false"/>
+                <w:dstrike w:val="false"/>
+                <w:outline w:val="false"/>
+                <w:shadow w:val="false"/>
+                <w:color w:val="000000"/>
+                <w:sz w:val="24"/>
+                <w:szCs w:val="24"/>
+                <w:u w:val="none"/>
+              </w:rPr>
+              <w:t>...</w:t>
+            </w:r>
+          </w:p>
+        </w:tc>
+        <w:tc>
+          <w:tcPr>
+            <w:tcW w:w="1663" w:type="dxa"/>
+            <w:tcBorders>
+              <w:bottom w:val="single" w:sz="6" w:space="0" w:color="666666"/>
+              <w:right w:val="single" w:sz="6" w:space="0" w:color="666666"/>
+            </w:tcBorders>
             <w:shd w:fill="EEEEEE" w:val="clear"/>
           </w:tcPr>
           <w:p>
             <w:pPr>
               <w:pStyle w:val="TableContents"/>
+              <w:widowControl w:val="false"/>
+              <w:jc w:val="left"/>
+              <w:rPr>
+                <w:rFonts w:ascii="Liberation Sans" w:hAnsi="Liberation Sans"/>
+                <w:b w:val="false"/>
+                <w:bCs w:val="false"/>
+                <w:i w:val="false"/>
+                <w:i w:val="false"/>
+                <w:iCs w:val="false"/>
+                <w:strike w:val="false"/>
+                <w:dstrike w:val="false"/>
+                <w:outline w:val="false"/>
+                <w:shadow w:val="false"/>
+                <w:color w:val="000000"/>
+                <w:sz w:val="24"/>
+                <w:szCs w:val="24"/>
+                <w:u w:val="none"/>
+              </w:rPr>
+            </w:pPr>
+            <w:r>
+              <w:rPr>
+                <w:rFonts w:ascii="Liberation Sans" w:hAnsi="Liberation Sans"/>
+                <w:b w:val="false"/>
+                <w:bCs w:val="false"/>
+                <w:i w:val="false"/>
+                <w:iCs w:val="false"/>
+                <w:strike w:val="false"/>
+                <w:dstrike w:val="false"/>
+                <w:outline w:val="false"/>
+                <w:shadow w:val="false"/>
+                <w:color w:val="000000"/>
+                <w:sz w:val="24"/>
+                <w:szCs w:val="24"/>
+                <w:u w:val="none"/>
+              </w:rPr>
+              <w:t>…</w:t>
+            </w:r>
+            <w:r>
+              <w:rPr>
+                <w:rFonts w:ascii="Liberation Sans" w:hAnsi="Liberation Sans"/>
+                <w:b w:val="false"/>
+                <w:bCs w:val="false"/>
+                <w:i w:val="false"/>
+                <w:iCs w:val="false"/>
+                <w:strike w:val="false"/>
+                <w:dstrike w:val="false"/>
+                <w:outline w:val="false"/>
+                <w:shadow w:val="false"/>
+                <w:color w:val="000000"/>
+                <w:sz w:val="24"/>
+                <w:szCs w:val="24"/>
+                <w:u w:val="none"/>
+              </w:rPr>
+              <w:t>.</w:t>
+            </w:r>
+          </w:p>
+        </w:tc>
+        <w:tc>
+          <w:tcPr>
+            <w:tcW w:w="1661" w:type="dxa"/>
+            <w:tcBorders>
+              <w:bottom w:val="single" w:sz="6" w:space="0" w:color="666666"/>
+              <w:right w:val="single" w:sz="6" w:space="0" w:color="666666"/>
+            </w:tcBorders>
+          </w:tcPr>
+          <w:p>
+            <w:pPr>
+              <w:pStyle w:val="TableContents"/>
+              <w:widowControl w:val="false"/>
               <w:jc w:val="left"/>
               <w:rPr>
                 <w:rFonts w:ascii="Liberation Sans" w:hAnsi="Liberation Sans"/>
@@ -3763,172 +4002,6 @@
           <w:tcPr>
             <w:tcW w:w="1662" w:type="dxa"/>
             <w:tcBorders>
-              <w:bottom w:val="single" w:sz="6" w:space="0" w:color="666666"/>
-              <w:right w:val="single" w:sz="6" w:space="0" w:color="666666"/>
-            </w:tcBorders>
-          </w:tcPr>
-          <w:p>
-            <w:pPr>
-              <w:pStyle w:val="TableContents"/>
-              <w:jc w:val="left"/>
-              <w:rPr>
-                <w:rFonts w:ascii="Liberation Sans" w:hAnsi="Liberation Sans"/>
-                <w:b w:val="false"/>
-                <w:bCs w:val="false"/>
-                <w:i w:val="false"/>
-                <w:i w:val="false"/>
-                <w:iCs w:val="false"/>
-                <w:strike w:val="false"/>
-                <w:dstrike w:val="false"/>
-                <w:outline w:val="false"/>
-                <w:shadow w:val="false"/>
-                <w:color w:val="000000"/>
-                <w:sz w:val="24"/>
-                <w:szCs w:val="24"/>
-                <w:u w:val="none"/>
-              </w:rPr>
-            </w:pPr>
-            <w:r>
-              <w:rPr>
-                <w:rFonts w:ascii="Liberation Sans" w:hAnsi="Liberation Sans"/>
-                <w:b w:val="false"/>
-                <w:bCs w:val="false"/>
-                <w:i w:val="false"/>
-                <w:iCs w:val="false"/>
-                <w:strike w:val="false"/>
-                <w:dstrike w:val="false"/>
-                <w:outline w:val="false"/>
-                <w:shadow w:val="false"/>
-                <w:color w:val="000000"/>
-                <w:sz w:val="24"/>
-                <w:szCs w:val="24"/>
-                <w:u w:val="none"/>
-              </w:rPr>
-              <w:t>...</w:t>
-            </w:r>
-          </w:p>
-        </w:tc>
-        <w:tc>
-          <w:tcPr>
-            <w:tcW w:w="1662" w:type="dxa"/>
-            <w:tcBorders>
-              <w:bottom w:val="single" w:sz="6" w:space="0" w:color="666666"/>
-              <w:right w:val="single" w:sz="6" w:space="0" w:color="666666"/>
-            </w:tcBorders>
-            <w:shd w:fill="EEEEEE" w:val="clear"/>
-          </w:tcPr>
-          <w:p>
-            <w:pPr>
-              <w:pStyle w:val="TableContents"/>
-              <w:jc w:val="left"/>
-              <w:rPr>
-                <w:rFonts w:ascii="Liberation Sans" w:hAnsi="Liberation Sans"/>
-                <w:b w:val="false"/>
-                <w:bCs w:val="false"/>
-                <w:i w:val="false"/>
-                <w:i w:val="false"/>
-                <w:iCs w:val="false"/>
-                <w:strike w:val="false"/>
-                <w:dstrike w:val="false"/>
-                <w:outline w:val="false"/>
-                <w:shadow w:val="false"/>
-                <w:color w:val="000000"/>
-                <w:sz w:val="24"/>
-                <w:szCs w:val="24"/>
-                <w:u w:val="none"/>
-              </w:rPr>
-            </w:pPr>
-            <w:r>
-              <w:rPr>
-                <w:rFonts w:ascii="Liberation Sans" w:hAnsi="Liberation Sans"/>
-                <w:b w:val="false"/>
-                <w:bCs w:val="false"/>
-                <w:i w:val="false"/>
-                <w:iCs w:val="false"/>
-                <w:strike w:val="false"/>
-                <w:dstrike w:val="false"/>
-                <w:outline w:val="false"/>
-                <w:shadow w:val="false"/>
-                <w:color w:val="000000"/>
-                <w:sz w:val="24"/>
-                <w:szCs w:val="24"/>
-                <w:u w:val="none"/>
-              </w:rPr>
-              <w:t>…</w:t>
-            </w:r>
-            <w:r>
-              <w:rPr>
-                <w:rFonts w:ascii="Liberation Sans" w:hAnsi="Liberation Sans"/>
-                <w:b w:val="false"/>
-                <w:bCs w:val="false"/>
-                <w:i w:val="false"/>
-                <w:iCs w:val="false"/>
-                <w:strike w:val="false"/>
-                <w:dstrike w:val="false"/>
-                <w:outline w:val="false"/>
-                <w:shadow w:val="false"/>
-                <w:color w:val="000000"/>
-                <w:sz w:val="24"/>
-                <w:szCs w:val="24"/>
-                <w:u w:val="none"/>
-              </w:rPr>
-              <w:t>.</w:t>
-            </w:r>
-          </w:p>
-        </w:tc>
-        <w:tc>
-          <w:tcPr>
-            <w:tcW w:w="1662" w:type="dxa"/>
-            <w:tcBorders>
-              <w:bottom w:val="single" w:sz="6" w:space="0" w:color="666666"/>
-              <w:right w:val="single" w:sz="6" w:space="0" w:color="666666"/>
-            </w:tcBorders>
-          </w:tcPr>
-          <w:p>
-            <w:pPr>
-              <w:pStyle w:val="TableContents"/>
-              <w:jc w:val="left"/>
-              <w:rPr>
-                <w:rFonts w:ascii="Liberation Sans" w:hAnsi="Liberation Sans"/>
-                <w:b w:val="false"/>
-                <w:bCs w:val="false"/>
-                <w:i w:val="false"/>
-                <w:i w:val="false"/>
-                <w:iCs w:val="false"/>
-                <w:strike w:val="false"/>
-                <w:dstrike w:val="false"/>
-                <w:outline w:val="false"/>
-                <w:shadow w:val="false"/>
-                <w:color w:val="000000"/>
-                <w:sz w:val="24"/>
-                <w:szCs w:val="24"/>
-                <w:u w:val="none"/>
-              </w:rPr>
-            </w:pPr>
-            <w:r>
-              <w:rPr>
-                <w:rFonts w:ascii="Liberation Sans" w:hAnsi="Liberation Sans"/>
-                <w:b w:val="false"/>
-                <w:bCs w:val="false"/>
-                <w:i w:val="false"/>
-                <w:iCs w:val="false"/>
-                <w:strike w:val="false"/>
-                <w:dstrike w:val="false"/>
-                <w:outline w:val="false"/>
-                <w:shadow w:val="false"/>
-                <w:color w:val="000000"/>
-                <w:sz w:val="24"/>
-                <w:szCs w:val="24"/>
-                <w:u w:val="none"/>
-              </w:rPr>
-              <w:t>...</w:t>
-            </w:r>
-          </w:p>
-        </w:tc>
-        <w:tc>
-          <w:tcPr>
-            <w:tcW w:w="1662" w:type="dxa"/>
-            <w:tcBorders>
               <w:left w:val="single" w:sz="6" w:space="0" w:color="666666"/>
               <w:bottom w:val="single" w:sz="6" w:space="0" w:color="666666"/>
               <w:right w:val="single" w:sz="6" w:space="0" w:color="666666"/>
@@ -3937,6 +4010,7 @@
           <w:p>
             <w:pPr>
               <w:pStyle w:val="TableContents"/>
+              <w:widowControl w:val="false"/>
               <w:jc w:val="left"/>
               <w:rPr>
                 <w:rFonts w:ascii="Liberation Sans" w:hAnsi="Liberation Sans"/>
@@ -4009,6 +4083,7 @@
           <w:p>
             <w:pPr>
               <w:pStyle w:val="TableContents"/>
+              <w:widowControl w:val="false"/>
               <w:jc w:val="left"/>
               <w:rPr>
                 <w:rFonts w:ascii="Liberation Sans" w:hAnsi="Liberation Sans"/>
@@ -4049,58 +4124,162 @@
         </w:tc>
         <w:tc>
           <w:tcPr>
+            <w:tcW w:w="1661" w:type="dxa"/>
+            <w:tcBorders>
+              <w:top w:val="single" w:sz="6" w:space="0" w:color="666666"/>
+              <w:bottom w:val="single" w:sz="6" w:space="0" w:color="666666"/>
+              <w:right w:val="single" w:sz="6" w:space="0" w:color="666666"/>
+            </w:tcBorders>
+            <w:shd w:fill="EEEEEE" w:val="clear"/>
+          </w:tcPr>
+          <w:p>
+            <w:pPr>
+              <w:pStyle w:val="TableContents"/>
+              <w:widowControl w:val="false"/>
+              <w:jc w:val="left"/>
+              <w:rPr>
+                <w:rFonts w:ascii="Liberation Sans" w:hAnsi="Liberation Sans"/>
+                <w:b w:val="false"/>
+                <w:bCs w:val="false"/>
+                <w:i w:val="false"/>
+                <w:i w:val="false"/>
+                <w:iCs w:val="false"/>
+                <w:strike w:val="false"/>
+                <w:dstrike w:val="false"/>
+                <w:outline w:val="false"/>
+                <w:shadow w:val="false"/>
+                <w:color w:val="000000"/>
+                <w:sz w:val="24"/>
+                <w:szCs w:val="24"/>
+                <w:u w:val="none"/>
+              </w:rPr>
+            </w:pPr>
+            <w:r>
+              <w:rPr>
+                <w:rFonts w:ascii="Liberation Sans" w:hAnsi="Liberation Sans"/>
+                <w:b w:val="false"/>
+                <w:bCs w:val="false"/>
+                <w:i w:val="false"/>
+                <w:iCs w:val="false"/>
+                <w:strike w:val="false"/>
+                <w:dstrike w:val="false"/>
+                <w:outline w:val="false"/>
+                <w:shadow w:val="false"/>
+                <w:color w:val="000000"/>
+                <w:sz w:val="24"/>
+                <w:szCs w:val="24"/>
+                <w:u w:val="none"/>
+              </w:rPr>
+              <w:t>90</w:t>
+            </w:r>
+          </w:p>
+        </w:tc>
+        <w:tc>
+          <w:tcPr>
             <w:tcW w:w="1662" w:type="dxa"/>
             <w:tcBorders>
               <w:top w:val="single" w:sz="6" w:space="0" w:color="666666"/>
               <w:bottom w:val="single" w:sz="6" w:space="0" w:color="666666"/>
               <w:right w:val="single" w:sz="6" w:space="0" w:color="666666"/>
             </w:tcBorders>
+          </w:tcPr>
+          <w:p>
+            <w:pPr>
+              <w:pStyle w:val="TableContents"/>
+              <w:widowControl w:val="false"/>
+              <w:jc w:val="left"/>
+              <w:rPr>
+                <w:rFonts w:ascii="Liberation Sans" w:hAnsi="Liberation Sans"/>
+                <w:b w:val="false"/>
+                <w:bCs w:val="false"/>
+                <w:i w:val="false"/>
+                <w:i w:val="false"/>
+                <w:iCs w:val="false"/>
+                <w:strike w:val="false"/>
+                <w:dstrike w:val="false"/>
+                <w:outline w:val="false"/>
+                <w:shadow w:val="false"/>
+                <w:color w:val="000000"/>
+                <w:sz w:val="24"/>
+                <w:szCs w:val="24"/>
+                <w:u w:val="none"/>
+              </w:rPr>
+            </w:pPr>
+            <w:r>
+              <w:rPr>
+                <w:rFonts w:ascii="Liberation Sans" w:hAnsi="Liberation Sans"/>
+                <w:b w:val="false"/>
+                <w:bCs w:val="false"/>
+                <w:i w:val="false"/>
+                <w:iCs w:val="false"/>
+                <w:strike w:val="false"/>
+                <w:dstrike w:val="false"/>
+                <w:outline w:val="false"/>
+                <w:shadow w:val="false"/>
+                <w:color w:val="000000"/>
+                <w:sz w:val="24"/>
+                <w:szCs w:val="24"/>
+                <w:u w:val="none"/>
+              </w:rPr>
+              <w:t>z</w:t>
+            </w:r>
+          </w:p>
+        </w:tc>
+        <w:tc>
+          <w:tcPr>
+            <w:tcW w:w="1663" w:type="dxa"/>
+            <w:tcBorders>
+              <w:top w:val="single" w:sz="6" w:space="0" w:color="666666"/>
+              <w:bottom w:val="single" w:sz="6" w:space="0" w:color="666666"/>
+              <w:right w:val="single" w:sz="6" w:space="0" w:color="666666"/>
+            </w:tcBorders>
             <w:shd w:fill="EEEEEE" w:val="clear"/>
           </w:tcPr>
           <w:p>
             <w:pPr>
               <w:pStyle w:val="TableContents"/>
-              <w:jc w:val="left"/>
-              <w:rPr>
-                <w:rFonts w:ascii="Liberation Sans" w:hAnsi="Liberation Sans"/>
-                <w:b w:val="false"/>
-                <w:bCs w:val="false"/>
-                <w:i w:val="false"/>
-                <w:i w:val="false"/>
-                <w:iCs w:val="false"/>
-                <w:strike w:val="false"/>
-                <w:dstrike w:val="false"/>
-                <w:outline w:val="false"/>
-                <w:shadow w:val="false"/>
-                <w:color w:val="000000"/>
-                <w:sz w:val="24"/>
-                <w:szCs w:val="24"/>
-                <w:u w:val="none"/>
-              </w:rPr>
-            </w:pPr>
-            <w:r>
-              <w:rPr>
-                <w:rFonts w:ascii="Liberation Sans" w:hAnsi="Liberation Sans"/>
-                <w:b w:val="false"/>
-                <w:bCs w:val="false"/>
-                <w:i w:val="false"/>
-                <w:iCs w:val="false"/>
-                <w:strike w:val="false"/>
-                <w:dstrike w:val="false"/>
-                <w:outline w:val="false"/>
-                <w:shadow w:val="false"/>
-                <w:color w:val="000000"/>
-                <w:sz w:val="24"/>
-                <w:szCs w:val="24"/>
-                <w:u w:val="none"/>
-              </w:rPr>
-              <w:t>90</w:t>
-            </w:r>
-          </w:p>
-        </w:tc>
-        <w:tc>
-          <w:tcPr>
-            <w:tcW w:w="1662" w:type="dxa"/>
+              <w:widowControl w:val="false"/>
+              <w:jc w:val="left"/>
+              <w:rPr>
+                <w:rFonts w:ascii="Liberation Sans" w:hAnsi="Liberation Sans"/>
+                <w:b w:val="false"/>
+                <w:bCs w:val="false"/>
+                <w:i w:val="false"/>
+                <w:i w:val="false"/>
+                <w:iCs w:val="false"/>
+                <w:strike w:val="false"/>
+                <w:dstrike w:val="false"/>
+                <w:outline w:val="false"/>
+                <w:shadow w:val="false"/>
+                <w:color w:val="000000"/>
+                <w:sz w:val="24"/>
+                <w:szCs w:val="24"/>
+                <w:u w:val="none"/>
+              </w:rPr>
+            </w:pPr>
+            <w:r>
+              <w:rPr>
+                <w:rFonts w:ascii="Liberation Sans" w:hAnsi="Liberation Sans"/>
+                <w:b w:val="false"/>
+                <w:bCs w:val="false"/>
+                <w:i w:val="false"/>
+                <w:iCs w:val="false"/>
+                <w:strike w:val="false"/>
+                <w:dstrike w:val="false"/>
+                <w:outline w:val="false"/>
+                <w:shadow w:val="false"/>
+                <w:color w:val="000000"/>
+                <w:sz w:val="24"/>
+                <w:szCs w:val="24"/>
+                <w:u w:val="none"/>
+              </w:rPr>
+              <w:t>122</w:t>
+            </w:r>
+          </w:p>
+        </w:tc>
+        <w:tc>
+          <w:tcPr>
+            <w:tcW w:w="1661" w:type="dxa"/>
             <w:tcBorders>
               <w:top w:val="single" w:sz="6" w:space="0" w:color="666666"/>
               <w:bottom w:val="single" w:sz="6" w:space="0" w:color="666666"/>
@@ -4110,107 +4289,7 @@
           <w:p>
             <w:pPr>
               <w:pStyle w:val="TableContents"/>
-              <w:jc w:val="left"/>
-              <w:rPr>
-                <w:rFonts w:ascii="Liberation Sans" w:hAnsi="Liberation Sans"/>
-                <w:b w:val="false"/>
-                <w:bCs w:val="false"/>
-                <w:i w:val="false"/>
-                <w:i w:val="false"/>
-                <w:iCs w:val="false"/>
-                <w:strike w:val="false"/>
-                <w:dstrike w:val="false"/>
-                <w:outline w:val="false"/>
-                <w:shadow w:val="false"/>
-                <w:color w:val="000000"/>
-                <w:sz w:val="24"/>
-                <w:szCs w:val="24"/>
-                <w:u w:val="none"/>
-              </w:rPr>
-            </w:pPr>
-            <w:r>
-              <w:rPr>
-                <w:rFonts w:ascii="Liberation Sans" w:hAnsi="Liberation Sans"/>
-                <w:b w:val="false"/>
-                <w:bCs w:val="false"/>
-                <w:i w:val="false"/>
-                <w:iCs w:val="false"/>
-                <w:strike w:val="false"/>
-                <w:dstrike w:val="false"/>
-                <w:outline w:val="false"/>
-                <w:shadow w:val="false"/>
-                <w:color w:val="000000"/>
-                <w:sz w:val="24"/>
-                <w:szCs w:val="24"/>
-                <w:u w:val="none"/>
-              </w:rPr>
-              <w:t>z</w:t>
-            </w:r>
-          </w:p>
-        </w:tc>
-        <w:tc>
-          <w:tcPr>
-            <w:tcW w:w="1662" w:type="dxa"/>
-            <w:tcBorders>
-              <w:top w:val="single" w:sz="6" w:space="0" w:color="666666"/>
-              <w:bottom w:val="single" w:sz="6" w:space="0" w:color="666666"/>
-              <w:right w:val="single" w:sz="6" w:space="0" w:color="666666"/>
-            </w:tcBorders>
-            <w:shd w:fill="EEEEEE" w:val="clear"/>
-          </w:tcPr>
-          <w:p>
-            <w:pPr>
-              <w:pStyle w:val="TableContents"/>
-              <w:jc w:val="left"/>
-              <w:rPr>
-                <w:rFonts w:ascii="Liberation Sans" w:hAnsi="Liberation Sans"/>
-                <w:b w:val="false"/>
-                <w:bCs w:val="false"/>
-                <w:i w:val="false"/>
-                <w:i w:val="false"/>
-                <w:iCs w:val="false"/>
-                <w:strike w:val="false"/>
-                <w:dstrike w:val="false"/>
-                <w:outline w:val="false"/>
-                <w:shadow w:val="false"/>
-                <w:color w:val="000000"/>
-                <w:sz w:val="24"/>
-                <w:szCs w:val="24"/>
-                <w:u w:val="none"/>
-              </w:rPr>
-            </w:pPr>
-            <w:r>
-              <w:rPr>
-                <w:rFonts w:ascii="Liberation Sans" w:hAnsi="Liberation Sans"/>
-                <w:b w:val="false"/>
-                <w:bCs w:val="false"/>
-                <w:i w:val="false"/>
-                <w:iCs w:val="false"/>
-                <w:strike w:val="false"/>
-                <w:dstrike w:val="false"/>
-                <w:outline w:val="false"/>
-                <w:shadow w:val="false"/>
-                <w:color w:val="000000"/>
-                <w:sz w:val="24"/>
-                <w:szCs w:val="24"/>
-                <w:u w:val="none"/>
-              </w:rPr>
-              <w:t>122</w:t>
-            </w:r>
-          </w:p>
-        </w:tc>
-        <w:tc>
-          <w:tcPr>
-            <w:tcW w:w="1662" w:type="dxa"/>
-            <w:tcBorders>
-              <w:top w:val="single" w:sz="6" w:space="0" w:color="666666"/>
-              <w:bottom w:val="single" w:sz="6" w:space="0" w:color="666666"/>
-              <w:right w:val="single" w:sz="6" w:space="0" w:color="666666"/>
-            </w:tcBorders>
-          </w:tcPr>
-          <w:p>
-            <w:pPr>
-              <w:pStyle w:val="TableContents"/>
+              <w:widowControl w:val="false"/>
               <w:jc w:val="left"/>
               <w:rPr>
                 <w:rFonts w:ascii="Liberation Sans" w:hAnsi="Liberation Sans"/>
@@ -4262,6 +4341,7 @@
           <w:p>
             <w:pPr>
               <w:pStyle w:val="TableContents"/>
+              <w:widowControl w:val="false"/>
               <w:jc w:val="left"/>
               <w:rPr>
                 <w:rFonts w:ascii="Liberation Sans" w:hAnsi="Liberation Sans"/>
@@ -4503,457 +4583,1458 @@
         <w:bidi w:val="0"/>
         <w:jc w:val="left"/>
         <w:rPr>
-          <w:sz w:val="36"/>
-          <w:szCs w:val="24"/>
-        </w:rPr>
-      </w:pPr>
-      <w:r>
-        <w:rPr>
-          <w:sz w:val="36"/>
-          <w:szCs w:val="24"/>
-        </w:rPr>
-      </w:r>
-    </w:p>
-    <w:p>
-      <w:pPr>
-        <w:pStyle w:val="Normal"/>
-        <w:bidi w:val="0"/>
-        <w:jc w:val="left"/>
-        <w:rPr>
-          <w:sz w:val="36"/>
-          <w:szCs w:val="24"/>
-        </w:rPr>
-      </w:pPr>
-      <w:r>
-        <w:rPr>
-          <w:sz w:val="36"/>
-          <w:szCs w:val="24"/>
-        </w:rPr>
-      </w:r>
-    </w:p>
-    <w:p>
-      <w:pPr>
-        <w:pStyle w:val="Normal"/>
-        <w:bidi w:val="0"/>
-        <w:jc w:val="left"/>
-        <w:rPr>
-          <w:sz w:val="36"/>
-          <w:szCs w:val="24"/>
-        </w:rPr>
-      </w:pPr>
-      <w:r>
-        <w:rPr>
-          <w:sz w:val="36"/>
-          <w:szCs w:val="24"/>
-        </w:rPr>
-      </w:r>
-    </w:p>
-    <w:p>
-      <w:pPr>
-        <w:pStyle w:val="Normal"/>
-        <w:bidi w:val="0"/>
-        <w:jc w:val="left"/>
-        <w:rPr>
-          <w:sz w:val="36"/>
-          <w:szCs w:val="24"/>
-        </w:rPr>
-      </w:pPr>
-      <w:r>
-        <w:rPr>
-          <w:sz w:val="36"/>
-          <w:szCs w:val="24"/>
-        </w:rPr>
-      </w:r>
-    </w:p>
-    <w:p>
-      <w:pPr>
-        <w:pStyle w:val="Normal"/>
-        <w:bidi w:val="0"/>
-        <w:jc w:val="left"/>
-        <w:rPr>
-          <w:sz w:val="36"/>
-          <w:szCs w:val="24"/>
-        </w:rPr>
-      </w:pPr>
-      <w:r>
-        <w:rPr>
-          <w:sz w:val="36"/>
-          <w:szCs w:val="24"/>
-        </w:rPr>
-      </w:r>
-    </w:p>
-    <w:p>
-      <w:pPr>
-        <w:pStyle w:val="Normal"/>
-        <w:bidi w:val="0"/>
-        <w:jc w:val="left"/>
-        <w:rPr>
-          <w:sz w:val="36"/>
-          <w:szCs w:val="24"/>
-        </w:rPr>
-      </w:pPr>
-      <w:r>
-        <w:rPr>
-          <w:sz w:val="36"/>
-          <w:szCs w:val="24"/>
-        </w:rPr>
-      </w:r>
-    </w:p>
-    <w:p>
-      <w:pPr>
-        <w:pStyle w:val="Normal"/>
-        <w:bidi w:val="0"/>
-        <w:jc w:val="left"/>
-        <w:rPr>
-          <w:sz w:val="36"/>
-          <w:szCs w:val="24"/>
-        </w:rPr>
-      </w:pPr>
-      <w:r>
-        <w:rPr>
-          <w:sz w:val="36"/>
-          <w:szCs w:val="24"/>
-        </w:rPr>
-      </w:r>
-    </w:p>
-    <w:p>
-      <w:pPr>
-        <w:pStyle w:val="Normal"/>
-        <w:bidi w:val="0"/>
-        <w:jc w:val="left"/>
-        <w:rPr>
-          <w:sz w:val="36"/>
-          <w:szCs w:val="24"/>
-        </w:rPr>
-      </w:pPr>
-      <w:r>
-        <w:rPr>
-          <w:sz w:val="36"/>
-          <w:szCs w:val="24"/>
-        </w:rPr>
-      </w:r>
-    </w:p>
-    <w:p>
-      <w:pPr>
-        <w:pStyle w:val="Normal"/>
-        <w:bidi w:val="0"/>
-        <w:jc w:val="left"/>
-        <w:rPr>
-          <w:sz w:val="36"/>
-          <w:szCs w:val="24"/>
-        </w:rPr>
-      </w:pPr>
-      <w:r>
-        <w:rPr>
-          <w:sz w:val="36"/>
-          <w:szCs w:val="24"/>
-        </w:rPr>
-      </w:r>
-    </w:p>
-    <w:p>
-      <w:pPr>
-        <w:pStyle w:val="Normal"/>
-        <w:bidi w:val="0"/>
-        <w:jc w:val="left"/>
-        <w:rPr>
-          <w:sz w:val="36"/>
-          <w:szCs w:val="24"/>
-        </w:rPr>
-      </w:pPr>
-      <w:r>
-        <w:rPr>
-          <w:sz w:val="36"/>
-          <w:szCs w:val="24"/>
-        </w:rPr>
-      </w:r>
-    </w:p>
-    <w:p>
-      <w:pPr>
-        <w:pStyle w:val="Normal"/>
-        <w:bidi w:val="0"/>
-        <w:jc w:val="left"/>
-        <w:rPr>
-          <w:sz w:val="36"/>
-          <w:szCs w:val="24"/>
-        </w:rPr>
-      </w:pPr>
-      <w:r>
-        <w:rPr>
-          <w:sz w:val="36"/>
-          <w:szCs w:val="24"/>
-        </w:rPr>
-      </w:r>
-    </w:p>
-    <w:p>
-      <w:pPr>
-        <w:pStyle w:val="Normal"/>
-        <w:bidi w:val="0"/>
-        <w:jc w:val="left"/>
-        <w:rPr>
-          <w:sz w:val="36"/>
-          <w:szCs w:val="24"/>
-        </w:rPr>
-      </w:pPr>
-      <w:r>
-        <w:rPr>
-          <w:sz w:val="36"/>
-          <w:szCs w:val="24"/>
-        </w:rPr>
-      </w:r>
-    </w:p>
-    <w:p>
-      <w:pPr>
-        <w:pStyle w:val="Normal"/>
-        <w:bidi w:val="0"/>
-        <w:jc w:val="left"/>
-        <w:rPr>
-          <w:sz w:val="36"/>
-          <w:szCs w:val="24"/>
-        </w:rPr>
-      </w:pPr>
-      <w:r>
-        <w:rPr>
-          <w:sz w:val="36"/>
-          <w:szCs w:val="24"/>
-        </w:rPr>
-      </w:r>
-    </w:p>
-    <w:p>
-      <w:pPr>
-        <w:pStyle w:val="Normal"/>
-        <w:bidi w:val="0"/>
-        <w:jc w:val="left"/>
-        <w:rPr>
-          <w:sz w:val="36"/>
-          <w:szCs w:val="24"/>
-        </w:rPr>
-      </w:pPr>
-      <w:r>
-        <w:rPr>
-          <w:sz w:val="36"/>
-          <w:szCs w:val="24"/>
-        </w:rPr>
-      </w:r>
-    </w:p>
-    <w:p>
-      <w:pPr>
-        <w:pStyle w:val="Normal"/>
-        <w:bidi w:val="0"/>
-        <w:jc w:val="left"/>
-        <w:rPr>
-          <w:sz w:val="36"/>
-          <w:szCs w:val="24"/>
-        </w:rPr>
-      </w:pPr>
-      <w:r>
-        <w:rPr>
-          <w:sz w:val="36"/>
-          <w:szCs w:val="24"/>
-        </w:rPr>
-      </w:r>
-    </w:p>
-    <w:p>
-      <w:pPr>
-        <w:pStyle w:val="Normal"/>
-        <w:bidi w:val="0"/>
-        <w:jc w:val="left"/>
-        <w:rPr>
-          <w:sz w:val="36"/>
-          <w:szCs w:val="24"/>
-        </w:rPr>
-      </w:pPr>
-      <w:r>
-        <w:rPr>
-          <w:sz w:val="36"/>
-          <w:szCs w:val="24"/>
-        </w:rPr>
-      </w:r>
-    </w:p>
-    <w:p>
-      <w:pPr>
-        <w:pStyle w:val="Normal"/>
-        <w:bidi w:val="0"/>
-        <w:jc w:val="left"/>
-        <w:rPr>
-          <w:sz w:val="36"/>
-          <w:szCs w:val="24"/>
-        </w:rPr>
-      </w:pPr>
-      <w:r>
-        <w:rPr>
-          <w:sz w:val="36"/>
-          <w:szCs w:val="24"/>
-        </w:rPr>
-      </w:r>
-    </w:p>
-    <w:p>
-      <w:pPr>
-        <w:pStyle w:val="Normal"/>
-        <w:bidi w:val="0"/>
-        <w:jc w:val="left"/>
-        <w:rPr>
-          <w:sz w:val="36"/>
-          <w:szCs w:val="24"/>
-        </w:rPr>
-      </w:pPr>
-      <w:r>
-        <w:rPr>
-          <w:sz w:val="36"/>
-          <w:szCs w:val="24"/>
-        </w:rPr>
-      </w:r>
-    </w:p>
-    <w:p>
-      <w:pPr>
-        <w:pStyle w:val="Normal"/>
-        <w:bidi w:val="0"/>
-        <w:jc w:val="left"/>
-        <w:rPr>
-          <w:sz w:val="36"/>
-          <w:szCs w:val="24"/>
-        </w:rPr>
-      </w:pPr>
-      <w:r>
-        <w:rPr>
-          <w:sz w:val="36"/>
-          <w:szCs w:val="24"/>
-        </w:rPr>
-      </w:r>
-    </w:p>
-    <w:p>
-      <w:pPr>
-        <w:pStyle w:val="Normal"/>
-        <w:bidi w:val="0"/>
-        <w:jc w:val="left"/>
-        <w:rPr>
-          <w:sz w:val="36"/>
-          <w:szCs w:val="24"/>
-        </w:rPr>
-      </w:pPr>
-      <w:r>
-        <w:rPr>
-          <w:sz w:val="36"/>
-          <w:szCs w:val="24"/>
-        </w:rPr>
-      </w:r>
-    </w:p>
-    <w:p>
-      <w:pPr>
-        <w:pStyle w:val="Normal"/>
-        <w:bidi w:val="0"/>
-        <w:jc w:val="left"/>
-        <w:rPr>
-          <w:sz w:val="36"/>
-          <w:szCs w:val="24"/>
-        </w:rPr>
-      </w:pPr>
-      <w:r>
-        <w:rPr>
-          <w:sz w:val="36"/>
-          <w:szCs w:val="24"/>
-        </w:rPr>
-      </w:r>
-    </w:p>
-    <w:p>
-      <w:pPr>
-        <w:pStyle w:val="Normal"/>
-        <w:bidi w:val="0"/>
-        <w:jc w:val="left"/>
-        <w:rPr>
-          <w:sz w:val="36"/>
-          <w:szCs w:val="24"/>
-        </w:rPr>
-      </w:pPr>
-      <w:r>
-        <w:rPr>
-          <w:sz w:val="36"/>
-          <w:szCs w:val="24"/>
-        </w:rPr>
-      </w:r>
-    </w:p>
-    <w:p>
-      <w:pPr>
-        <w:pStyle w:val="Normal"/>
-        <w:bidi w:val="0"/>
-        <w:jc w:val="left"/>
-        <w:rPr>
-          <w:sz w:val="36"/>
-          <w:szCs w:val="24"/>
-        </w:rPr>
-      </w:pPr>
-      <w:r>
-        <w:rPr>
-          <w:sz w:val="36"/>
-          <w:szCs w:val="24"/>
-        </w:rPr>
-      </w:r>
-    </w:p>
-    <w:p>
-      <w:pPr>
-        <w:pStyle w:val="Normal"/>
-        <w:bidi w:val="0"/>
-        <w:jc w:val="left"/>
-        <w:rPr>
-          <w:sz w:val="36"/>
-          <w:szCs w:val="24"/>
-        </w:rPr>
-      </w:pPr>
-      <w:r>
-        <w:rPr>
-          <w:sz w:val="36"/>
-          <w:szCs w:val="24"/>
-        </w:rPr>
-      </w:r>
-    </w:p>
-    <w:p>
-      <w:pPr>
-        <w:pStyle w:val="Normal"/>
-        <w:bidi w:val="0"/>
-        <w:jc w:val="left"/>
-        <w:rPr>
-          <w:sz w:val="36"/>
-          <w:szCs w:val="24"/>
-        </w:rPr>
-      </w:pPr>
-      <w:r>
-        <w:rPr>
-          <w:sz w:val="36"/>
-          <w:szCs w:val="24"/>
-        </w:rPr>
-      </w:r>
-    </w:p>
-    <w:p>
-      <w:pPr>
-        <w:pStyle w:val="Normal"/>
-        <w:bidi w:val="0"/>
-        <w:jc w:val="left"/>
-        <w:rPr>
-          <w:sz w:val="36"/>
-          <w:szCs w:val="24"/>
-        </w:rPr>
-      </w:pPr>
-      <w:r>
-        <w:rPr>
-          <w:sz w:val="36"/>
-          <w:szCs w:val="24"/>
-        </w:rPr>
-      </w:r>
-    </w:p>
-    <w:p>
-      <w:pPr>
-        <w:pStyle w:val="Normal"/>
-        <w:bidi w:val="0"/>
-        <w:jc w:val="left"/>
-        <w:rPr>
-          <w:sz w:val="36"/>
-          <w:szCs w:val="24"/>
-        </w:rPr>
-      </w:pPr>
-      <w:r>
-        <w:rPr>
-          <w:sz w:val="36"/>
-          <w:szCs w:val="24"/>
-        </w:rPr>
+          <w:b/>
+          <w:bCs/>
+          <w:sz w:val="36"/>
+          <w:szCs w:val="24"/>
+        </w:rPr>
+      </w:pPr>
+      <w:r>
+        <w:rPr>
+          <w:b/>
+          <w:bCs/>
+          <w:sz w:val="36"/>
+          <w:szCs w:val="24"/>
+        </w:rPr>
+        <w:t>Floating point representation:</w:t>
+      </w:r>
+    </w:p>
+    <w:p>
+      <w:pPr>
+        <w:pStyle w:val="Normal"/>
+        <w:bidi w:val="0"/>
+        <w:jc w:val="left"/>
+        <w:rPr>
+          <w:b w:val="false"/>
+          <w:bCs w:val="false"/>
+          <w:sz w:val="36"/>
+          <w:szCs w:val="24"/>
+        </w:rPr>
+      </w:pPr>
+      <w:r>
+        <w:rPr>
+          <w:b w:val="false"/>
+          <w:bCs w:val="false"/>
+          <w:sz w:val="36"/>
+          <w:szCs w:val="24"/>
+        </w:rPr>
+        <w:t>any number in decimal form (ex 1.21) in floating point representation will be</w:t>
+      </w:r>
+    </w:p>
+    <w:p>
+      <w:pPr>
+        <w:pStyle w:val="Normal"/>
+        <w:bidi w:val="0"/>
+        <w:jc w:val="left"/>
+        <w:rPr>
+          <w:b w:val="false"/>
+          <w:bCs w:val="false"/>
+          <w:sz w:val="36"/>
+          <w:szCs w:val="24"/>
+        </w:rPr>
+      </w:pPr>
+      <w:r>
+        <w:rPr>
+          <w:b w:val="false"/>
+          <w:bCs w:val="false"/>
+          <w:color w:val="3FAF46"/>
+          <w:sz w:val="36"/>
+          <w:szCs w:val="24"/>
+        </w:rPr>
+        <w:t>0</w:t>
+      </w:r>
+      <w:r>
+        <w:rPr>
+          <w:b w:val="false"/>
+          <w:bCs w:val="false"/>
+          <w:sz w:val="36"/>
+          <w:szCs w:val="24"/>
+        </w:rPr>
+        <w:t>.</w:t>
+      </w:r>
+      <w:r>
+        <w:rPr>
+          <w:b w:val="false"/>
+          <w:bCs w:val="false"/>
+          <w:color w:val="FFD428"/>
+          <w:sz w:val="36"/>
+          <w:szCs w:val="24"/>
+        </w:rPr>
+        <w:t>121</w:t>
+      </w:r>
+      <w:r>
+        <w:rPr>
+          <w:b w:val="false"/>
+          <w:bCs w:val="false"/>
+          <w:sz w:val="36"/>
+          <w:szCs w:val="24"/>
+        </w:rPr>
+        <w:t>x</w:t>
+      </w:r>
+      <w:r>
+        <w:rPr>
+          <w:b w:val="false"/>
+          <w:bCs w:val="false"/>
+          <w:color w:val="2A6099"/>
+          <w:sz w:val="36"/>
+          <w:szCs w:val="24"/>
+        </w:rPr>
+        <w:t>10</w:t>
+      </w:r>
+      <w:r>
+        <w:rPr>
+          <w:b w:val="false"/>
+          <w:bCs w:val="false"/>
+          <w:color w:val="FF0000"/>
+          <w:sz w:val="36"/>
+          <w:szCs w:val="24"/>
+          <w:vertAlign w:val="superscript"/>
+        </w:rPr>
+        <w:t>1</w:t>
+      </w:r>
+      <w:r>
+        <w:rPr>
+          <w:b w:val="false"/>
+          <w:bCs w:val="false"/>
+          <w:position w:val="0"/>
+          <w:sz w:val="36"/>
+          <w:sz w:val="36"/>
+          <w:szCs w:val="24"/>
+          <w:vertAlign w:val="baseline"/>
+        </w:rPr>
+        <w:t xml:space="preserve">  where the red number is exponent , blue number is base, yellow number is significand and green number is fraction part.</w:t>
+      </w:r>
+    </w:p>
+    <w:tbl>
+      <w:tblPr>
+        <w:tblW w:w="5000" w:type="pct"/>
+        <w:jc w:val="left"/>
+        <w:tblInd w:w="-5" w:type="dxa"/>
+        <w:tblLayout w:type="fixed"/>
+        <w:tblCellMar>
+          <w:top w:w="55" w:type="dxa"/>
+          <w:left w:w="55" w:type="dxa"/>
+          <w:bottom w:w="55" w:type="dxa"/>
+          <w:right w:w="55" w:type="dxa"/>
+        </w:tblCellMar>
+      </w:tblPr>
+      <w:tblGrid>
+        <w:gridCol w:w="3324"/>
+        <w:gridCol w:w="3324"/>
+        <w:gridCol w:w="3324"/>
+      </w:tblGrid>
+      <w:tr>
+        <w:trPr/>
+        <w:tc>
+          <w:tcPr>
+            <w:tcW w:w="3324" w:type="dxa"/>
+            <w:tcBorders>
+              <w:top w:val="single" w:sz="4" w:space="0" w:color="000000"/>
+              <w:left w:val="single" w:sz="4" w:space="0" w:color="000000"/>
+              <w:bottom w:val="single" w:sz="4" w:space="0" w:color="000000"/>
+            </w:tcBorders>
+          </w:tcPr>
+          <w:p>
+            <w:pPr>
+              <w:pStyle w:val="TableContents"/>
+              <w:widowControl w:val="false"/>
+              <w:rPr/>
+            </w:pPr>
+            <w:r>
+              <w:rPr/>
+              <w:t>Sign</w:t>
+            </w:r>
+          </w:p>
+        </w:tc>
+        <w:tc>
+          <w:tcPr>
+            <w:tcW w:w="3324" w:type="dxa"/>
+            <w:tcBorders>
+              <w:top w:val="single" w:sz="4" w:space="0" w:color="000000"/>
+              <w:left w:val="single" w:sz="4" w:space="0" w:color="000000"/>
+              <w:bottom w:val="single" w:sz="4" w:space="0" w:color="000000"/>
+            </w:tcBorders>
+          </w:tcPr>
+          <w:p>
+            <w:pPr>
+              <w:pStyle w:val="TableContents"/>
+              <w:widowControl w:val="false"/>
+              <w:rPr/>
+            </w:pPr>
+            <w:r>
+              <w:rPr/>
+              <w:t>Exponent</w:t>
+            </w:r>
+          </w:p>
+        </w:tc>
+        <w:tc>
+          <w:tcPr>
+            <w:tcW w:w="3324" w:type="dxa"/>
+            <w:tcBorders>
+              <w:top w:val="single" w:sz="4" w:space="0" w:color="000000"/>
+              <w:left w:val="single" w:sz="4" w:space="0" w:color="000000"/>
+              <w:bottom w:val="single" w:sz="4" w:space="0" w:color="000000"/>
+              <w:right w:val="single" w:sz="4" w:space="0" w:color="000000"/>
+            </w:tcBorders>
+          </w:tcPr>
+          <w:p>
+            <w:pPr>
+              <w:pStyle w:val="TableContents"/>
+              <w:widowControl w:val="false"/>
+              <w:rPr/>
+            </w:pPr>
+            <w:r>
+              <w:rPr/>
+              <w:t>Significand</w:t>
+            </w:r>
+          </w:p>
+        </w:tc>
+      </w:tr>
+      <w:tr>
+        <w:trPr/>
+        <w:tc>
+          <w:tcPr>
+            <w:tcW w:w="3324" w:type="dxa"/>
+            <w:tcBorders>
+              <w:left w:val="single" w:sz="4" w:space="0" w:color="000000"/>
+              <w:bottom w:val="single" w:sz="4" w:space="0" w:color="000000"/>
+            </w:tcBorders>
+          </w:tcPr>
+          <w:p>
+            <w:pPr>
+              <w:pStyle w:val="TableContents"/>
+              <w:widowControl w:val="false"/>
+              <w:rPr/>
+            </w:pPr>
+            <w:r>
+              <w:rPr/>
+              <w:t>1 bit</w:t>
+            </w:r>
+          </w:p>
+        </w:tc>
+        <w:tc>
+          <w:tcPr>
+            <w:tcW w:w="3324" w:type="dxa"/>
+            <w:tcBorders>
+              <w:left w:val="single" w:sz="4" w:space="0" w:color="000000"/>
+              <w:bottom w:val="single" w:sz="4" w:space="0" w:color="000000"/>
+            </w:tcBorders>
+          </w:tcPr>
+          <w:p>
+            <w:pPr>
+              <w:pStyle w:val="TableContents"/>
+              <w:widowControl w:val="false"/>
+              <w:rPr/>
+            </w:pPr>
+            <w:r>
+              <w:rPr/>
+              <w:t xml:space="preserve">8 bit </w:t>
+            </w:r>
+          </w:p>
+        </w:tc>
+        <w:tc>
+          <w:tcPr>
+            <w:tcW w:w="3324" w:type="dxa"/>
+            <w:tcBorders>
+              <w:left w:val="single" w:sz="4" w:space="0" w:color="000000"/>
+              <w:bottom w:val="single" w:sz="4" w:space="0" w:color="000000"/>
+              <w:right w:val="single" w:sz="4" w:space="0" w:color="000000"/>
+            </w:tcBorders>
+          </w:tcPr>
+          <w:p>
+            <w:pPr>
+              <w:pStyle w:val="TableContents"/>
+              <w:widowControl w:val="false"/>
+              <w:rPr/>
+            </w:pPr>
+            <w:r>
+              <w:rPr/>
+              <w:t>23 bit</w:t>
+            </w:r>
+          </w:p>
+        </w:tc>
+      </w:tr>
+    </w:tbl>
+    <w:p>
+      <w:pPr>
+        <w:pStyle w:val="Normal"/>
+        <w:bidi w:val="0"/>
+        <w:jc w:val="left"/>
+        <w:rPr>
+          <w:b w:val="false"/>
+          <w:bCs w:val="false"/>
+          <w:sz w:val="36"/>
+          <w:szCs w:val="24"/>
+        </w:rPr>
+      </w:pPr>
+      <w:r>
+        <w:rPr>
+          <w:b w:val="false"/>
+          <w:bCs w:val="false"/>
+          <w:sz w:val="36"/>
+          <w:szCs w:val="24"/>
+        </w:rPr>
+        <w:t>The exponent is biased with 127 to represent negetive numbers.</w:t>
+      </w:r>
+    </w:p>
+    <w:p>
+      <w:pPr>
+        <w:pStyle w:val="Normal"/>
+        <w:bidi w:val="0"/>
+        <w:jc w:val="left"/>
+        <w:rPr>
+          <w:b w:val="false"/>
+          <w:bCs w:val="false"/>
+          <w:sz w:val="36"/>
+          <w:szCs w:val="24"/>
+        </w:rPr>
+      </w:pPr>
+      <w:r>
+        <w:rPr>
+          <w:b w:val="false"/>
+          <w:bCs w:val="false"/>
+          <w:sz w:val="36"/>
+          <w:szCs w:val="24"/>
+        </w:rPr>
+      </w:r>
+    </w:p>
+    <w:p>
+      <w:pPr>
+        <w:pStyle w:val="Normal"/>
+        <w:bidi w:val="0"/>
+        <w:jc w:val="left"/>
+        <w:rPr>
+          <w:b w:val="false"/>
+          <w:bCs w:val="false"/>
+          <w:sz w:val="36"/>
+          <w:szCs w:val="24"/>
+        </w:rPr>
+      </w:pPr>
+      <w:r>
+        <w:rPr>
+          <w:b w:val="false"/>
+          <w:bCs w:val="false"/>
+          <w:sz w:val="36"/>
+          <w:szCs w:val="24"/>
+        </w:rPr>
+      </w:r>
+    </w:p>
+    <w:p>
+      <w:pPr>
+        <w:pStyle w:val="Normal"/>
+        <w:bidi w:val="0"/>
+        <w:jc w:val="left"/>
+        <w:rPr>
+          <w:b w:val="false"/>
+          <w:bCs w:val="false"/>
+          <w:sz w:val="36"/>
+          <w:szCs w:val="24"/>
+        </w:rPr>
+      </w:pPr>
+      <w:r>
+        <w:rPr>
+          <w:b w:val="false"/>
+          <w:bCs w:val="false"/>
+          <w:sz w:val="36"/>
+          <w:szCs w:val="24"/>
+        </w:rPr>
+      </w:r>
+    </w:p>
+    <w:p>
+      <w:pPr>
+        <w:pStyle w:val="Normal"/>
+        <w:bidi w:val="0"/>
+        <w:jc w:val="left"/>
+        <w:rPr>
+          <w:b w:val="false"/>
+          <w:bCs w:val="false"/>
+          <w:sz w:val="36"/>
+          <w:szCs w:val="24"/>
+        </w:rPr>
+      </w:pPr>
+      <w:r>
+        <w:rPr>
+          <w:b w:val="false"/>
+          <w:bCs w:val="false"/>
+          <w:sz w:val="36"/>
+          <w:szCs w:val="24"/>
+        </w:rPr>
+        <w:t>Example:</w:t>
+      </w:r>
+    </w:p>
+    <w:p>
+      <w:pPr>
+        <w:pStyle w:val="Normal"/>
+        <w:bidi w:val="0"/>
+        <w:jc w:val="left"/>
+        <w:rPr>
+          <w:b w:val="false"/>
+          <w:bCs w:val="false"/>
+          <w:sz w:val="36"/>
+          <w:szCs w:val="24"/>
+        </w:rPr>
+      </w:pPr>
+      <w:r>
+        <w:rPr>
+          <w:b w:val="false"/>
+          <w:bCs w:val="false"/>
+          <w:sz w:val="36"/>
+          <w:szCs w:val="24"/>
+        </w:rPr>
+        <w:t>3.1 = 11.000110…</w:t>
+      </w:r>
+    </w:p>
+    <w:p>
+      <w:pPr>
+        <w:pStyle w:val="Normal"/>
+        <w:bidi w:val="0"/>
+        <w:jc w:val="left"/>
+        <w:rPr>
+          <w:b w:val="false"/>
+          <w:bCs w:val="false"/>
+          <w:sz w:val="36"/>
+          <w:szCs w:val="24"/>
+        </w:rPr>
+      </w:pPr>
+      <w:r>
+        <w:rPr>
+          <w:b w:val="false"/>
+          <w:bCs w:val="false"/>
+          <w:sz w:val="36"/>
+          <w:szCs w:val="24"/>
+        </w:rPr>
+        <w:t>Changing it in normalized form:</w:t>
+      </w:r>
+    </w:p>
+    <w:p>
+      <w:pPr>
+        <w:pStyle w:val="Normal"/>
+        <w:bidi w:val="0"/>
+        <w:jc w:val="left"/>
+        <w:rPr>
+          <w:b w:val="false"/>
+          <w:bCs w:val="false"/>
+          <w:sz w:val="36"/>
+          <w:szCs w:val="24"/>
+        </w:rPr>
+      </w:pPr>
+      <w:r>
+        <w:rPr>
+          <w:b w:val="false"/>
+          <w:bCs w:val="false"/>
+          <w:sz w:val="36"/>
+          <w:szCs w:val="24"/>
+        </w:rPr>
+        <w:t>1.10001100011...x2</w:t>
+      </w:r>
+      <w:r>
+        <w:rPr>
+          <w:b w:val="false"/>
+          <w:bCs w:val="false"/>
+          <w:sz w:val="36"/>
+          <w:szCs w:val="24"/>
+          <w:vertAlign w:val="superscript"/>
+        </w:rPr>
+        <w:t>1</w:t>
+      </w:r>
+    </w:p>
+    <w:p>
+      <w:pPr>
+        <w:pStyle w:val="Normal"/>
+        <w:bidi w:val="0"/>
+        <w:jc w:val="left"/>
+        <w:rPr>
+          <w:b w:val="false"/>
+          <w:bCs w:val="false"/>
+          <w:sz w:val="36"/>
+          <w:szCs w:val="24"/>
+        </w:rPr>
+      </w:pPr>
+      <w:r>
+        <w:rPr>
+          <w:b w:val="false"/>
+          <w:bCs w:val="false"/>
+          <w:sz w:val="36"/>
+          <w:szCs w:val="24"/>
+        </w:rPr>
+        <w:t>floating point format(no biasing)</w:t>
+      </w:r>
+    </w:p>
+    <w:p>
+      <w:pPr>
+        <w:pStyle w:val="Normal"/>
+        <w:bidi w:val="0"/>
+        <w:jc w:val="left"/>
+        <w:rPr>
+          <w:b w:val="false"/>
+          <w:bCs w:val="false"/>
+          <w:sz w:val="36"/>
+          <w:szCs w:val="24"/>
+          <w:u w:val="single"/>
+        </w:rPr>
+      </w:pPr>
+      <w:r>
+        <w:rPr>
+          <w:b w:val="false"/>
+          <w:bCs w:val="false"/>
+          <w:color w:val="81D41A"/>
+          <w:sz w:val="36"/>
+          <w:szCs w:val="24"/>
+          <w:u w:val="single"/>
+        </w:rPr>
+        <w:t>0</w:t>
+      </w:r>
+      <w:r>
+        <w:rPr>
+          <w:b w:val="false"/>
+          <w:bCs w:val="false"/>
+          <w:sz w:val="36"/>
+          <w:szCs w:val="24"/>
+          <w:u w:val="none"/>
+        </w:rPr>
+        <w:t xml:space="preserve">  </w:t>
+      </w:r>
+      <w:r>
+        <w:rPr>
+          <w:b w:val="false"/>
+          <w:bCs w:val="false"/>
+          <w:color w:val="FF0000"/>
+          <w:sz w:val="36"/>
+          <w:szCs w:val="24"/>
+          <w:u w:val="single"/>
+        </w:rPr>
+        <w:t>00000001</w:t>
+      </w:r>
+      <w:r>
+        <w:rPr>
+          <w:b w:val="false"/>
+          <w:bCs w:val="false"/>
+          <w:sz w:val="36"/>
+          <w:szCs w:val="24"/>
+          <w:u w:val="none"/>
+        </w:rPr>
+        <w:t xml:space="preserve">  </w:t>
+      </w:r>
+      <w:r>
+        <w:rPr>
+          <w:b w:val="false"/>
+          <w:bCs w:val="false"/>
+          <w:color w:val="FFBF00"/>
+          <w:sz w:val="36"/>
+          <w:szCs w:val="24"/>
+          <w:u w:val="single"/>
+        </w:rPr>
+        <w:t>10001100011000110001100</w:t>
+      </w:r>
+    </w:p>
+    <w:p>
+      <w:pPr>
+        <w:pStyle w:val="Normal"/>
+        <w:bidi w:val="0"/>
+        <w:jc w:val="left"/>
+        <w:rPr>
+          <w:b w:val="false"/>
+          <w:bCs w:val="false"/>
+          <w:sz w:val="36"/>
+          <w:szCs w:val="24"/>
+          <w:u w:val="none"/>
+        </w:rPr>
+      </w:pPr>
+      <w:r>
+        <w:rPr>
+          <w:b w:val="false"/>
+          <w:bCs w:val="false"/>
+          <w:sz w:val="36"/>
+          <w:szCs w:val="24"/>
+          <w:u w:val="none"/>
+        </w:rPr>
+        <w:t>Green = signed bit</w:t>
+      </w:r>
+    </w:p>
+    <w:p>
+      <w:pPr>
+        <w:pStyle w:val="Normal"/>
+        <w:bidi w:val="0"/>
+        <w:jc w:val="left"/>
+        <w:rPr>
+          <w:b w:val="false"/>
+          <w:bCs w:val="false"/>
+          <w:sz w:val="36"/>
+          <w:szCs w:val="24"/>
+          <w:u w:val="none"/>
+        </w:rPr>
+      </w:pPr>
+      <w:r>
+        <w:rPr>
+          <w:b w:val="false"/>
+          <w:bCs w:val="false"/>
+          <w:sz w:val="36"/>
+          <w:szCs w:val="24"/>
+          <w:u w:val="none"/>
+        </w:rPr>
+        <w:t xml:space="preserve">Red = exponent </w:t>
+      </w:r>
+    </w:p>
+    <w:p>
+      <w:pPr>
+        <w:pStyle w:val="Normal"/>
+        <w:bidi w:val="0"/>
+        <w:jc w:val="left"/>
+        <w:rPr>
+          <w:b w:val="false"/>
+          <w:bCs w:val="false"/>
+          <w:sz w:val="36"/>
+          <w:szCs w:val="24"/>
+          <w:u w:val="none"/>
+        </w:rPr>
+      </w:pPr>
+      <w:r>
+        <w:rPr>
+          <w:b w:val="false"/>
+          <w:bCs w:val="false"/>
+          <w:sz w:val="36"/>
+          <w:szCs w:val="24"/>
+          <w:u w:val="none"/>
+        </w:rPr>
+        <w:t>Yellow = Mantissa/significand</w:t>
+      </w:r>
+    </w:p>
+    <w:p>
+      <w:pPr>
+        <w:pStyle w:val="Normal"/>
+        <w:bidi w:val="0"/>
+        <w:jc w:val="left"/>
+        <w:rPr>
+          <w:b w:val="false"/>
+          <w:bCs w:val="false"/>
+          <w:sz w:val="36"/>
+          <w:szCs w:val="24"/>
+          <w:u w:val="none"/>
+        </w:rPr>
+      </w:pPr>
+      <w:r>
+        <w:rPr>
+          <w:b w:val="false"/>
+          <w:bCs w:val="false"/>
+          <w:sz w:val="36"/>
+          <w:szCs w:val="24"/>
+          <w:u w:val="none"/>
+        </w:rPr>
+      </w:r>
+    </w:p>
+    <w:p>
+      <w:pPr>
+        <w:pStyle w:val="Normal"/>
+        <w:bidi w:val="0"/>
+        <w:jc w:val="left"/>
+        <w:rPr>
+          <w:b/>
+          <w:bCs/>
+          <w:sz w:val="36"/>
+          <w:szCs w:val="24"/>
+          <w:u w:val="none"/>
+        </w:rPr>
+      </w:pPr>
+      <w:r>
+        <w:rPr>
+          <w:b/>
+          <w:bCs/>
+          <w:sz w:val="36"/>
+          <w:szCs w:val="24"/>
+          <w:u w:val="none"/>
+        </w:rPr>
+        <w:t>Error Checking using parity:</w:t>
+      </w:r>
+    </w:p>
+    <w:p>
+      <w:pPr>
+        <w:pStyle w:val="Normal"/>
+        <w:bidi w:val="0"/>
+        <w:jc w:val="left"/>
+        <w:rPr>
+          <w:b w:val="false"/>
+          <w:bCs w:val="false"/>
+          <w:sz w:val="36"/>
+          <w:szCs w:val="24"/>
+          <w:u w:val="none"/>
+        </w:rPr>
+      </w:pPr>
+      <w:r>
+        <w:rPr>
+          <w:b w:val="false"/>
+          <w:bCs w:val="false"/>
+          <w:sz w:val="36"/>
+          <w:szCs w:val="24"/>
+          <w:u w:val="none"/>
+        </w:rPr>
+        <w:t>Parity is the number of 1 bit in a data. If checking for even parity there must be even number of 1 bit and if checking for odd parity there must be odd number of 1 bit. The parity is checked using a extra parity bit.</w:t>
+      </w:r>
+    </w:p>
+    <w:p>
+      <w:pPr>
+        <w:pStyle w:val="Normal"/>
+        <w:bidi w:val="0"/>
+        <w:jc w:val="left"/>
+        <w:rPr>
+          <w:b w:val="false"/>
+          <w:bCs w:val="false"/>
+          <w:sz w:val="36"/>
+          <w:szCs w:val="24"/>
+          <w:u w:val="none"/>
+        </w:rPr>
+      </w:pPr>
+      <w:r>
+        <w:rPr>
+          <w:b w:val="false"/>
+          <w:bCs w:val="false"/>
+          <w:sz w:val="36"/>
+          <w:szCs w:val="24"/>
+          <w:u w:val="none"/>
+        </w:rPr>
+      </w:r>
+    </w:p>
+    <w:p>
+      <w:pPr>
+        <w:pStyle w:val="Normal"/>
+        <w:bidi w:val="0"/>
+        <w:jc w:val="left"/>
+        <w:rPr>
+          <w:b w:val="false"/>
+          <w:bCs w:val="false"/>
+          <w:sz w:val="36"/>
+          <w:szCs w:val="24"/>
+          <w:u w:val="none"/>
+        </w:rPr>
+      </w:pPr>
+      <w:r>
+        <w:rPr>
+          <w:b w:val="false"/>
+          <w:bCs w:val="false"/>
+          <w:sz w:val="36"/>
+          <w:szCs w:val="24"/>
+          <w:u w:val="none"/>
+        </w:rPr>
+        <w:t>Parity generator:</w:t>
+      </w:r>
+    </w:p>
+    <w:p>
+      <w:pPr>
+        <w:pStyle w:val="Normal"/>
+        <w:bidi w:val="0"/>
+        <w:jc w:val="left"/>
+        <w:rPr>
+          <w:b w:val="false"/>
+          <w:bCs w:val="false"/>
+          <w:sz w:val="36"/>
+          <w:szCs w:val="24"/>
+          <w:u w:val="none"/>
+        </w:rPr>
+      </w:pPr>
+      <w:r>
+        <w:rPr>
+          <w:b w:val="false"/>
+          <w:bCs w:val="false"/>
+          <w:sz w:val="36"/>
+          <w:szCs w:val="24"/>
+          <w:u w:val="none"/>
+        </w:rPr>
+        <w:t>P = (x xor y xor z)’</w:t>
+      </w:r>
+    </w:p>
+    <w:p>
+      <w:pPr>
+        <w:pStyle w:val="Normal"/>
+        <w:bidi w:val="0"/>
+        <w:jc w:val="left"/>
+        <w:rPr>
+          <w:b w:val="false"/>
+          <w:bCs w:val="false"/>
+          <w:sz w:val="36"/>
+          <w:szCs w:val="24"/>
+          <w:u w:val="none"/>
+        </w:rPr>
+      </w:pPr>
+      <w:r>
+        <w:rPr>
+          <w:b w:val="false"/>
+          <w:bCs w:val="false"/>
+          <w:sz w:val="36"/>
+          <w:szCs w:val="24"/>
+          <w:u w:val="none"/>
+        </w:rPr>
+        <w:t>messege        p-bit</w:t>
+      </w:r>
+    </w:p>
+    <w:p>
+      <w:pPr>
+        <w:pStyle w:val="Normal"/>
+        <w:bidi w:val="0"/>
+        <w:jc w:val="left"/>
+        <w:rPr>
+          <w:b w:val="false"/>
+          <w:bCs w:val="false"/>
+          <w:sz w:val="36"/>
+          <w:szCs w:val="24"/>
+          <w:u w:val="none"/>
+        </w:rPr>
+      </w:pPr>
+      <w:r>
+        <w:rPr>
+          <w:b w:val="false"/>
+          <w:bCs w:val="false"/>
+          <w:sz w:val="36"/>
+          <w:szCs w:val="24"/>
+          <w:u w:val="none"/>
+        </w:rPr>
+        <w:t>001                    0</w:t>
+      </w:r>
+    </w:p>
+    <w:p>
+      <w:pPr>
+        <w:pStyle w:val="Normal"/>
+        <w:bidi w:val="0"/>
+        <w:jc w:val="left"/>
+        <w:rPr>
+          <w:b w:val="false"/>
+          <w:bCs w:val="false"/>
+          <w:sz w:val="36"/>
+          <w:szCs w:val="24"/>
+        </w:rPr>
+      </w:pPr>
+      <w:r>
+        <w:rPr>
+          <w:b w:val="false"/>
+          <w:bCs w:val="false"/>
+          <w:sz w:val="36"/>
+          <w:szCs w:val="24"/>
+        </w:rPr>
+        <w:t>011                    1</w:t>
+      </w:r>
+    </w:p>
+    <w:p>
+      <w:pPr>
+        <w:pStyle w:val="Normal"/>
+        <w:bidi w:val="0"/>
+        <w:jc w:val="left"/>
+        <w:rPr>
+          <w:sz w:val="36"/>
+          <w:szCs w:val="24"/>
+        </w:rPr>
+      </w:pPr>
+      <w:r>
+        <w:rPr>
+          <w:sz w:val="36"/>
+          <w:szCs w:val="24"/>
+        </w:rPr>
+        <w:t>100                    0</w:t>
+      </w:r>
+    </w:p>
+    <w:p>
+      <w:pPr>
+        <w:pStyle w:val="Normal"/>
+        <w:bidi w:val="0"/>
+        <w:jc w:val="left"/>
+        <w:rPr>
+          <w:sz w:val="36"/>
+          <w:szCs w:val="24"/>
+        </w:rPr>
+      </w:pPr>
+      <w:r>
+        <w:rPr>
+          <w:sz w:val="36"/>
+          <w:szCs w:val="24"/>
+        </w:rPr>
+        <w:t>101                    1</w:t>
+      </w:r>
+    </w:p>
+    <w:p>
+      <w:pPr>
+        <w:pStyle w:val="Normal"/>
+        <w:bidi w:val="0"/>
+        <w:jc w:val="left"/>
+        <w:rPr>
+          <w:sz w:val="36"/>
+          <w:szCs w:val="24"/>
+        </w:rPr>
+      </w:pPr>
+      <w:r>
+        <w:rPr/>
+        <w:drawing>
+          <wp:anchor behindDoc="0" distT="0" distB="0" distL="0" distR="0" simplePos="0" locked="0" layoutInCell="0" allowOverlap="1" relativeHeight="2">
+            <wp:simplePos x="0" y="0"/>
+            <wp:positionH relativeFrom="column">
+              <wp:posOffset>-27305</wp:posOffset>
+            </wp:positionH>
+            <wp:positionV relativeFrom="paragraph">
+              <wp:posOffset>47625</wp:posOffset>
+            </wp:positionV>
+            <wp:extent cx="3681730" cy="1997710"/>
+            <wp:effectExtent l="0" t="0" r="0" b="0"/>
+            <wp:wrapSquare wrapText="largest"/>
+            <wp:docPr id="1" name="Image1" descr=""/>
+            <wp:cNvGraphicFramePr>
+              <a:graphicFrameLocks xmlns:a="http://schemas.openxmlformats.org/drawingml/2006/main" noChangeAspect="1"/>
+            </wp:cNvGraphicFramePr>
+            <a:graphic xmlns:a="http://schemas.openxmlformats.org/drawingml/2006/main">
+              <a:graphicData uri="http://schemas.openxmlformats.org/drawingml/2006/picture">
+                <pic:pic xmlns:pic="http://schemas.openxmlformats.org/drawingml/2006/picture">
+                  <pic:nvPicPr>
+                    <pic:cNvPr id="1" name="Image1" descr=""/>
+                    <pic:cNvPicPr>
+                      <a:picLocks noChangeAspect="1" noChangeArrowheads="1"/>
+                    </pic:cNvPicPr>
+                  </pic:nvPicPr>
+                  <pic:blipFill>
+                    <a:blip r:embed="rId2"/>
+                    <a:stretch>
+                      <a:fillRect/>
+                    </a:stretch>
+                  </pic:blipFill>
+                  <pic:spPr bwMode="auto">
+                    <a:xfrm>
+                      <a:off x="0" y="0"/>
+                      <a:ext cx="3681730" cy="1997710"/>
+                    </a:xfrm>
+                    <a:prstGeom prst="rect">
+                      <a:avLst/>
+                    </a:prstGeom>
+                  </pic:spPr>
+                </pic:pic>
+              </a:graphicData>
+            </a:graphic>
+          </wp:anchor>
+        </w:drawing>
+      </w:r>
+    </w:p>
+    <w:p>
+      <w:pPr>
+        <w:pStyle w:val="Normal"/>
+        <w:bidi w:val="0"/>
+        <w:jc w:val="left"/>
+        <w:rPr>
+          <w:sz w:val="36"/>
+          <w:szCs w:val="24"/>
+        </w:rPr>
+      </w:pPr>
+      <w:r>
+        <w:rPr/>
+      </w:r>
+    </w:p>
+    <w:p>
+      <w:pPr>
+        <w:pStyle w:val="Normal"/>
+        <w:bidi w:val="0"/>
+        <w:jc w:val="left"/>
+        <w:rPr>
+          <w:sz w:val="36"/>
+          <w:szCs w:val="24"/>
+        </w:rPr>
+      </w:pPr>
+      <w:r>
+        <w:rPr/>
+      </w:r>
+    </w:p>
+    <w:p>
+      <w:pPr>
+        <w:pStyle w:val="Normal"/>
+        <w:bidi w:val="0"/>
+        <w:jc w:val="left"/>
+        <w:rPr>
+          <w:sz w:val="36"/>
+          <w:szCs w:val="24"/>
+        </w:rPr>
+      </w:pPr>
+      <w:r>
+        <w:rPr/>
+      </w:r>
+    </w:p>
+    <w:p>
+      <w:pPr>
+        <w:pStyle w:val="Normal"/>
+        <w:bidi w:val="0"/>
+        <w:jc w:val="left"/>
+        <w:rPr>
+          <w:sz w:val="36"/>
+          <w:szCs w:val="24"/>
+        </w:rPr>
+      </w:pPr>
+      <w:r>
+        <w:rPr/>
+      </w:r>
+    </w:p>
+    <w:p>
+      <w:pPr>
+        <w:pStyle w:val="Normal"/>
+        <w:bidi w:val="0"/>
+        <w:jc w:val="left"/>
+        <w:rPr>
+          <w:sz w:val="36"/>
+          <w:szCs w:val="24"/>
+        </w:rPr>
+      </w:pPr>
+      <w:r>
+        <w:rPr>
+          <w:sz w:val="36"/>
+          <w:szCs w:val="24"/>
+        </w:rPr>
+      </w:r>
+    </w:p>
+    <w:p>
+      <w:pPr>
+        <w:pStyle w:val="Normal"/>
+        <w:bidi w:val="0"/>
+        <w:jc w:val="left"/>
+        <w:rPr>
+          <w:sz w:val="36"/>
+          <w:szCs w:val="24"/>
+        </w:rPr>
+      </w:pPr>
+      <w:r>
+        <w:rPr>
+          <w:sz w:val="36"/>
+          <w:szCs w:val="24"/>
+        </w:rPr>
+      </w:r>
+    </w:p>
+    <w:p>
+      <w:pPr>
+        <w:pStyle w:val="Normal"/>
+        <w:bidi w:val="0"/>
+        <w:jc w:val="left"/>
+        <w:rPr>
+          <w:sz w:val="36"/>
+          <w:szCs w:val="24"/>
+        </w:rPr>
+      </w:pPr>
+      <w:r>
+        <w:rPr>
+          <w:sz w:val="36"/>
+          <w:szCs w:val="24"/>
+        </w:rPr>
+        <w:t>Parity Checker:</w:t>
+      </w:r>
+    </w:p>
+    <w:p>
+      <w:pPr>
+        <w:pStyle w:val="Normal"/>
+        <w:bidi w:val="0"/>
+        <w:jc w:val="left"/>
+        <w:rPr>
+          <w:sz w:val="36"/>
+          <w:szCs w:val="24"/>
+        </w:rPr>
+      </w:pPr>
+      <w:r>
+        <w:rPr>
+          <w:sz w:val="36"/>
+          <w:szCs w:val="24"/>
+        </w:rPr>
+        <w:t>e = (p xor x xor y xor z)’</w:t>
+      </w:r>
+    </w:p>
+    <w:p>
+      <w:pPr>
+        <w:pStyle w:val="Normal"/>
+        <w:bidi w:val="0"/>
+        <w:jc w:val="left"/>
+        <w:rPr>
+          <w:sz w:val="36"/>
+          <w:szCs w:val="24"/>
+        </w:rPr>
+      </w:pPr>
+      <w:r>
+        <w:rPr>
+          <w:sz w:val="36"/>
+          <w:szCs w:val="24"/>
+        </w:rPr>
+      </w:r>
+    </w:p>
+    <w:p>
+      <w:pPr>
+        <w:pStyle w:val="Normal"/>
+        <w:bidi w:val="0"/>
+        <w:jc w:val="left"/>
+        <w:rPr>
+          <w:sz w:val="36"/>
+          <w:szCs w:val="24"/>
+        </w:rPr>
+      </w:pPr>
+      <w:r>
+        <w:rPr>
+          <w:sz w:val="36"/>
+          <w:szCs w:val="24"/>
+        </w:rPr>
+      </w:r>
+    </w:p>
+    <w:p>
+      <w:pPr>
+        <w:pStyle w:val="Normal"/>
+        <w:bidi w:val="0"/>
+        <w:jc w:val="left"/>
+        <w:rPr>
+          <w:sz w:val="36"/>
+          <w:szCs w:val="24"/>
+        </w:rPr>
+      </w:pPr>
+      <w:r>
+        <w:rPr>
+          <w:sz w:val="36"/>
+          <w:szCs w:val="24"/>
+        </w:rPr>
+      </w:r>
+    </w:p>
+    <w:p>
+      <w:pPr>
+        <w:pStyle w:val="Normal"/>
+        <w:bidi w:val="0"/>
+        <w:jc w:val="left"/>
+        <w:rPr>
+          <w:sz w:val="36"/>
+          <w:szCs w:val="24"/>
+        </w:rPr>
+      </w:pPr>
+      <w:r>
+        <w:rPr>
+          <w:sz w:val="36"/>
+          <w:szCs w:val="24"/>
+        </w:rPr>
+      </w:r>
+    </w:p>
+    <w:p>
+      <w:pPr>
+        <w:pStyle w:val="Normal"/>
+        <w:bidi w:val="0"/>
+        <w:jc w:val="left"/>
+        <w:rPr>
+          <w:sz w:val="36"/>
+          <w:szCs w:val="24"/>
+        </w:rPr>
+      </w:pPr>
+      <w:r>
+        <w:rPr>
+          <w:sz w:val="36"/>
+          <w:szCs w:val="24"/>
+        </w:rPr>
+      </w:r>
+    </w:p>
+    <w:p>
+      <w:pPr>
+        <w:pStyle w:val="Normal"/>
+        <w:bidi w:val="0"/>
+        <w:jc w:val="left"/>
+        <w:rPr>
+          <w:sz w:val="36"/>
+          <w:szCs w:val="24"/>
+        </w:rPr>
+      </w:pPr>
+      <w:r>
+        <w:rPr>
+          <w:sz w:val="36"/>
+          <w:szCs w:val="24"/>
+        </w:rPr>
+      </w:r>
+    </w:p>
+    <w:p>
+      <w:pPr>
+        <w:pStyle w:val="Normal"/>
+        <w:bidi w:val="0"/>
+        <w:jc w:val="left"/>
+        <w:rPr>
+          <w:sz w:val="36"/>
+          <w:szCs w:val="24"/>
+        </w:rPr>
+      </w:pPr>
+      <w:r>
+        <w:rPr>
+          <w:sz w:val="36"/>
+          <w:szCs w:val="24"/>
+        </w:rPr>
+      </w:r>
+    </w:p>
+    <w:p>
+      <w:pPr>
+        <w:pStyle w:val="Normal"/>
+        <w:bidi w:val="0"/>
+        <w:jc w:val="left"/>
+        <w:rPr>
+          <w:sz w:val="36"/>
+          <w:szCs w:val="24"/>
+        </w:rPr>
+      </w:pPr>
+      <w:r>
+        <w:rPr>
+          <w:sz w:val="36"/>
+          <w:szCs w:val="24"/>
+        </w:rPr>
+      </w:r>
+    </w:p>
+    <w:p>
+      <w:pPr>
+        <w:pStyle w:val="Normal"/>
+        <w:bidi w:val="0"/>
+        <w:jc w:val="left"/>
+        <w:rPr>
+          <w:sz w:val="36"/>
+          <w:szCs w:val="24"/>
+        </w:rPr>
+      </w:pPr>
+      <w:r>
+        <w:rPr>
+          <w:sz w:val="36"/>
+          <w:szCs w:val="24"/>
+        </w:rPr>
+      </w:r>
+    </w:p>
+    <w:p>
+      <w:pPr>
+        <w:pStyle w:val="Normal"/>
+        <w:bidi w:val="0"/>
+        <w:jc w:val="left"/>
+        <w:rPr>
+          <w:sz w:val="36"/>
+          <w:szCs w:val="24"/>
+        </w:rPr>
+      </w:pPr>
+      <w:r>
+        <w:rPr>
+          <w:sz w:val="36"/>
+          <w:szCs w:val="24"/>
+        </w:rPr>
+      </w:r>
+    </w:p>
+    <w:p>
+      <w:pPr>
+        <w:pStyle w:val="Normal"/>
+        <w:bidi w:val="0"/>
+        <w:jc w:val="left"/>
+        <w:rPr>
+          <w:sz w:val="36"/>
+          <w:szCs w:val="24"/>
+        </w:rPr>
+      </w:pPr>
+      <w:r>
+        <w:rPr>
+          <w:sz w:val="36"/>
+          <w:szCs w:val="24"/>
+        </w:rPr>
+      </w:r>
+    </w:p>
+    <w:p>
+      <w:pPr>
+        <w:pStyle w:val="Normal"/>
+        <w:bidi w:val="0"/>
+        <w:jc w:val="left"/>
+        <w:rPr>
+          <w:sz w:val="36"/>
+          <w:szCs w:val="24"/>
+        </w:rPr>
+      </w:pPr>
+      <w:r>
+        <w:rPr>
+          <w:sz w:val="36"/>
+          <w:szCs w:val="24"/>
+        </w:rPr>
+      </w:r>
+    </w:p>
+    <w:p>
+      <w:pPr>
+        <w:pStyle w:val="Normal"/>
+        <w:bidi w:val="0"/>
+        <w:jc w:val="left"/>
+        <w:rPr>
+          <w:sz w:val="36"/>
+          <w:szCs w:val="24"/>
+        </w:rPr>
+      </w:pPr>
+      <w:r>
+        <w:rPr>
+          <w:sz w:val="36"/>
+          <w:szCs w:val="24"/>
+        </w:rPr>
+      </w:r>
+    </w:p>
+    <w:p>
+      <w:pPr>
+        <w:pStyle w:val="Normal"/>
+        <w:bidi w:val="0"/>
+        <w:jc w:val="left"/>
+        <w:rPr>
+          <w:sz w:val="36"/>
+          <w:szCs w:val="24"/>
+        </w:rPr>
+      </w:pPr>
+      <w:r>
+        <w:rPr>
+          <w:sz w:val="36"/>
+          <w:szCs w:val="24"/>
+        </w:rPr>
+      </w:r>
+    </w:p>
+    <w:p>
+      <w:pPr>
+        <w:pStyle w:val="Normal"/>
+        <w:bidi w:val="0"/>
+        <w:jc w:val="left"/>
+        <w:rPr>
+          <w:sz w:val="36"/>
+          <w:szCs w:val="24"/>
+        </w:rPr>
+      </w:pPr>
+      <w:r>
+        <w:rPr>
+          <w:sz w:val="36"/>
+          <w:szCs w:val="24"/>
+        </w:rPr>
+      </w:r>
+    </w:p>
+    <w:p>
+      <w:pPr>
+        <w:pStyle w:val="Normal"/>
+        <w:bidi w:val="0"/>
+        <w:jc w:val="left"/>
+        <w:rPr>
+          <w:sz w:val="36"/>
+          <w:szCs w:val="24"/>
+        </w:rPr>
+      </w:pPr>
+      <w:r>
+        <w:rPr>
+          <w:sz w:val="36"/>
+          <w:szCs w:val="24"/>
+        </w:rPr>
+      </w:r>
+    </w:p>
+    <w:p>
+      <w:pPr>
+        <w:pStyle w:val="Normal"/>
+        <w:bidi w:val="0"/>
+        <w:jc w:val="left"/>
+        <w:rPr>
+          <w:sz w:val="36"/>
+          <w:szCs w:val="24"/>
+        </w:rPr>
+      </w:pPr>
+      <w:r>
+        <w:rPr>
+          <w:sz w:val="36"/>
+          <w:szCs w:val="24"/>
+        </w:rPr>
+      </w:r>
+    </w:p>
+    <w:p>
+      <w:pPr>
+        <w:pStyle w:val="Normal"/>
+        <w:bidi w:val="0"/>
+        <w:jc w:val="left"/>
+        <w:rPr>
+          <w:sz w:val="36"/>
+          <w:szCs w:val="24"/>
+        </w:rPr>
+      </w:pPr>
+      <w:r>
+        <w:rPr>
+          <w:sz w:val="36"/>
+          <w:szCs w:val="24"/>
+        </w:rPr>
+      </w:r>
+    </w:p>
+    <w:p>
+      <w:pPr>
+        <w:pStyle w:val="Normal"/>
+        <w:bidi w:val="0"/>
+        <w:jc w:val="left"/>
+        <w:rPr>
+          <w:sz w:val="36"/>
+          <w:szCs w:val="24"/>
+        </w:rPr>
+      </w:pPr>
+      <w:r>
+        <w:rPr>
+          <w:sz w:val="36"/>
+          <w:szCs w:val="24"/>
+        </w:rPr>
+      </w:r>
+    </w:p>
+    <w:p>
+      <w:pPr>
+        <w:pStyle w:val="Normal"/>
+        <w:bidi w:val="0"/>
+        <w:jc w:val="left"/>
+        <w:rPr>
+          <w:sz w:val="36"/>
+          <w:szCs w:val="24"/>
+        </w:rPr>
+      </w:pPr>
+      <w:r>
+        <w:rPr>
+          <w:sz w:val="36"/>
+          <w:szCs w:val="24"/>
+        </w:rPr>
+      </w:r>
+    </w:p>
+    <w:p>
+      <w:pPr>
+        <w:pStyle w:val="Normal"/>
+        <w:bidi w:val="0"/>
+        <w:jc w:val="left"/>
+        <w:rPr>
+          <w:sz w:val="36"/>
+          <w:szCs w:val="24"/>
+        </w:rPr>
+      </w:pPr>
+      <w:r>
+        <w:rPr>
+          <w:sz w:val="36"/>
+          <w:szCs w:val="24"/>
+        </w:rPr>
+      </w:r>
+    </w:p>
+    <w:p>
+      <w:pPr>
+        <w:pStyle w:val="Normal"/>
+        <w:bidi w:val="0"/>
+        <w:jc w:val="left"/>
+        <w:rPr>
+          <w:sz w:val="36"/>
+          <w:szCs w:val="24"/>
+        </w:rPr>
+      </w:pPr>
+      <w:r>
+        <w:rPr>
+          <w:sz w:val="36"/>
+          <w:szCs w:val="24"/>
+        </w:rPr>
+      </w:r>
+    </w:p>
+    <w:p>
+      <w:pPr>
+        <w:pStyle w:val="Normal"/>
+        <w:bidi w:val="0"/>
+        <w:jc w:val="left"/>
+        <w:rPr>
+          <w:sz w:val="36"/>
+          <w:szCs w:val="24"/>
+        </w:rPr>
+      </w:pPr>
+      <w:r>
+        <w:rPr>
+          <w:sz w:val="36"/>
+          <w:szCs w:val="24"/>
+        </w:rPr>
+      </w:r>
+    </w:p>
+    <w:p>
+      <w:pPr>
+        <w:pStyle w:val="Normal"/>
+        <w:bidi w:val="0"/>
+        <w:jc w:val="left"/>
+        <w:rPr>
+          <w:sz w:val="36"/>
+          <w:szCs w:val="24"/>
+        </w:rPr>
+      </w:pPr>
+      <w:r>
+        <w:rPr/>
       </w:r>
     </w:p>
     <w:sectPr>

--- a/Computer Architecture/Data-representation.docx
+++ b/Computer Architecture/Data-representation.docx
@@ -518,8 +518,8 @@
       </w:tblPr>
       <w:tblGrid>
         <w:gridCol w:w="3245"/>
-        <w:gridCol w:w="3318"/>
-        <w:gridCol w:w="3334"/>
+        <w:gridCol w:w="3315"/>
+        <w:gridCol w:w="3337"/>
       </w:tblGrid>
       <w:tr>
         <w:trPr/>
@@ -578,7 +578,7 @@
         </w:tc>
         <w:tc>
           <w:tcPr>
-            <w:tcW w:w="3318" w:type="dxa"/>
+            <w:tcW w:w="3315" w:type="dxa"/>
             <w:tcBorders>
               <w:top w:val="single" w:sz="6" w:space="0" w:color="666666"/>
               <w:bottom w:val="single" w:sz="6" w:space="0" w:color="666666"/>
@@ -630,7 +630,7 @@
         </w:tc>
         <w:tc>
           <w:tcPr>
-            <w:tcW w:w="3334" w:type="dxa"/>
+            <w:tcW w:w="3337" w:type="dxa"/>
             <w:tcBorders>
               <w:top w:val="single" w:sz="6" w:space="0" w:color="666666"/>
               <w:left w:val="single" w:sz="6" w:space="0" w:color="666666"/>
@@ -737,7 +737,7 @@
         </w:tc>
         <w:tc>
           <w:tcPr>
-            <w:tcW w:w="3318" w:type="dxa"/>
+            <w:tcW w:w="3315" w:type="dxa"/>
             <w:tcBorders>
               <w:bottom w:val="single" w:sz="6" w:space="0" w:color="666666"/>
               <w:right w:val="single" w:sz="6" w:space="0" w:color="666666"/>
@@ -788,7 +788,7 @@
         </w:tc>
         <w:tc>
           <w:tcPr>
-            <w:tcW w:w="3334" w:type="dxa"/>
+            <w:tcW w:w="3337" w:type="dxa"/>
             <w:tcBorders>
               <w:left w:val="single" w:sz="6" w:space="0" w:color="666666"/>
               <w:bottom w:val="single" w:sz="6" w:space="0" w:color="666666"/>
@@ -893,7 +893,7 @@
         </w:tc>
         <w:tc>
           <w:tcPr>
-            <w:tcW w:w="3318" w:type="dxa"/>
+            <w:tcW w:w="3315" w:type="dxa"/>
             <w:tcBorders>
               <w:bottom w:val="single" w:sz="6" w:space="0" w:color="666666"/>
               <w:right w:val="single" w:sz="6" w:space="0" w:color="666666"/>
@@ -944,7 +944,7 @@
         </w:tc>
         <w:tc>
           <w:tcPr>
-            <w:tcW w:w="3334" w:type="dxa"/>
+            <w:tcW w:w="3337" w:type="dxa"/>
             <w:tcBorders>
               <w:left w:val="single" w:sz="6" w:space="0" w:color="666666"/>
               <w:bottom w:val="single" w:sz="6" w:space="0" w:color="666666"/>
@@ -1049,7 +1049,7 @@
         </w:tc>
         <w:tc>
           <w:tcPr>
-            <w:tcW w:w="3318" w:type="dxa"/>
+            <w:tcW w:w="3315" w:type="dxa"/>
             <w:tcBorders>
               <w:bottom w:val="single" w:sz="6" w:space="0" w:color="666666"/>
               <w:right w:val="single" w:sz="6" w:space="0" w:color="666666"/>
@@ -1100,7 +1100,7 @@
         </w:tc>
         <w:tc>
           <w:tcPr>
-            <w:tcW w:w="3334" w:type="dxa"/>
+            <w:tcW w:w="3337" w:type="dxa"/>
             <w:tcBorders>
               <w:left w:val="single" w:sz="6" w:space="0" w:color="666666"/>
               <w:bottom w:val="single" w:sz="6" w:space="0" w:color="666666"/>
@@ -1205,7 +1205,7 @@
         </w:tc>
         <w:tc>
           <w:tcPr>
-            <w:tcW w:w="3318" w:type="dxa"/>
+            <w:tcW w:w="3315" w:type="dxa"/>
             <w:tcBorders>
               <w:bottom w:val="single" w:sz="6" w:space="0" w:color="666666"/>
               <w:right w:val="single" w:sz="6" w:space="0" w:color="666666"/>
@@ -1256,7 +1256,7 @@
         </w:tc>
         <w:tc>
           <w:tcPr>
-            <w:tcW w:w="3334" w:type="dxa"/>
+            <w:tcW w:w="3337" w:type="dxa"/>
             <w:tcBorders>
               <w:left w:val="single" w:sz="6" w:space="0" w:color="666666"/>
               <w:bottom w:val="single" w:sz="6" w:space="0" w:color="666666"/>
@@ -1361,7 +1361,7 @@
         </w:tc>
         <w:tc>
           <w:tcPr>
-            <w:tcW w:w="3318" w:type="dxa"/>
+            <w:tcW w:w="3315" w:type="dxa"/>
             <w:tcBorders>
               <w:bottom w:val="single" w:sz="6" w:space="0" w:color="666666"/>
               <w:right w:val="single" w:sz="6" w:space="0" w:color="666666"/>
@@ -1412,7 +1412,7 @@
         </w:tc>
         <w:tc>
           <w:tcPr>
-            <w:tcW w:w="3334" w:type="dxa"/>
+            <w:tcW w:w="3337" w:type="dxa"/>
             <w:tcBorders>
               <w:left w:val="single" w:sz="6" w:space="0" w:color="666666"/>
               <w:bottom w:val="single" w:sz="6" w:space="0" w:color="666666"/>
@@ -1517,7 +1517,7 @@
         </w:tc>
         <w:tc>
           <w:tcPr>
-            <w:tcW w:w="3318" w:type="dxa"/>
+            <w:tcW w:w="3315" w:type="dxa"/>
             <w:tcBorders>
               <w:bottom w:val="single" w:sz="6" w:space="0" w:color="666666"/>
               <w:right w:val="single" w:sz="6" w:space="0" w:color="666666"/>
@@ -1568,7 +1568,7 @@
         </w:tc>
         <w:tc>
           <w:tcPr>
-            <w:tcW w:w="3334" w:type="dxa"/>
+            <w:tcW w:w="3337" w:type="dxa"/>
             <w:tcBorders>
               <w:left w:val="single" w:sz="6" w:space="0" w:color="666666"/>
               <w:bottom w:val="single" w:sz="6" w:space="0" w:color="666666"/>
@@ -1673,7 +1673,7 @@
         </w:tc>
         <w:tc>
           <w:tcPr>
-            <w:tcW w:w="3318" w:type="dxa"/>
+            <w:tcW w:w="3315" w:type="dxa"/>
             <w:tcBorders>
               <w:bottom w:val="single" w:sz="6" w:space="0" w:color="666666"/>
               <w:right w:val="single" w:sz="6" w:space="0" w:color="666666"/>
@@ -1724,7 +1724,7 @@
         </w:tc>
         <w:tc>
           <w:tcPr>
-            <w:tcW w:w="3334" w:type="dxa"/>
+            <w:tcW w:w="3337" w:type="dxa"/>
             <w:tcBorders>
               <w:left w:val="single" w:sz="6" w:space="0" w:color="666666"/>
               <w:bottom w:val="single" w:sz="6" w:space="0" w:color="666666"/>
@@ -1829,7 +1829,7 @@
         </w:tc>
         <w:tc>
           <w:tcPr>
-            <w:tcW w:w="3318" w:type="dxa"/>
+            <w:tcW w:w="3315" w:type="dxa"/>
             <w:tcBorders>
               <w:bottom w:val="single" w:sz="6" w:space="0" w:color="666666"/>
               <w:right w:val="single" w:sz="6" w:space="0" w:color="666666"/>
@@ -1880,7 +1880,7 @@
         </w:tc>
         <w:tc>
           <w:tcPr>
-            <w:tcW w:w="3334" w:type="dxa"/>
+            <w:tcW w:w="3337" w:type="dxa"/>
             <w:tcBorders>
               <w:left w:val="single" w:sz="6" w:space="0" w:color="666666"/>
               <w:bottom w:val="single" w:sz="6" w:space="0" w:color="666666"/>
@@ -1986,7 +1986,7 @@
         </w:tc>
         <w:tc>
           <w:tcPr>
-            <w:tcW w:w="3318" w:type="dxa"/>
+            <w:tcW w:w="3315" w:type="dxa"/>
             <w:tcBorders>
               <w:top w:val="single" w:sz="6" w:space="0" w:color="666666"/>
               <w:bottom w:val="single" w:sz="6" w:space="0" w:color="666666"/>
@@ -2038,7 +2038,7 @@
         </w:tc>
         <w:tc>
           <w:tcPr>
-            <w:tcW w:w="3334" w:type="dxa"/>
+            <w:tcW w:w="3337" w:type="dxa"/>
             <w:tcBorders>
               <w:top w:val="single" w:sz="6" w:space="0" w:color="666666"/>
               <w:left w:val="single" w:sz="6" w:space="0" w:color="666666"/>
@@ -5458,7 +5458,10 @@
         </w:rPr>
       </w:pPr>
       <w:r>
-        <w:rPr/>
+        <w:rPr>
+          <w:sz w:val="36"/>
+          <w:szCs w:val="24"/>
+        </w:rPr>
         <w:drawing>
           <wp:anchor behindDoc="0" distT="0" distB="0" distL="0" distR="0" simplePos="0" locked="0" layoutInCell="0" allowOverlap="1" relativeHeight="2">
             <wp:simplePos x="0" y="0"/>
@@ -5517,49 +5520,61 @@
         </w:rPr>
       </w:pPr>
       <w:r>
-        <w:rPr/>
-      </w:r>
-    </w:p>
-    <w:p>
-      <w:pPr>
-        <w:pStyle w:val="Normal"/>
-        <w:bidi w:val="0"/>
-        <w:jc w:val="left"/>
-        <w:rPr>
-          <w:sz w:val="36"/>
-          <w:szCs w:val="24"/>
-        </w:rPr>
-      </w:pPr>
-      <w:r>
-        <w:rPr/>
-      </w:r>
-    </w:p>
-    <w:p>
-      <w:pPr>
-        <w:pStyle w:val="Normal"/>
-        <w:bidi w:val="0"/>
-        <w:jc w:val="left"/>
-        <w:rPr>
-          <w:sz w:val="36"/>
-          <w:szCs w:val="24"/>
-        </w:rPr>
-      </w:pPr>
-      <w:r>
-        <w:rPr/>
-      </w:r>
-    </w:p>
-    <w:p>
-      <w:pPr>
-        <w:pStyle w:val="Normal"/>
-        <w:bidi w:val="0"/>
-        <w:jc w:val="left"/>
-        <w:rPr>
-          <w:sz w:val="36"/>
-          <w:szCs w:val="24"/>
-        </w:rPr>
-      </w:pPr>
-      <w:r>
-        <w:rPr/>
+        <w:rPr>
+          <w:sz w:val="36"/>
+          <w:szCs w:val="24"/>
+        </w:rPr>
+      </w:r>
+    </w:p>
+    <w:p>
+      <w:pPr>
+        <w:pStyle w:val="Normal"/>
+        <w:bidi w:val="0"/>
+        <w:jc w:val="left"/>
+        <w:rPr>
+          <w:sz w:val="36"/>
+          <w:szCs w:val="24"/>
+        </w:rPr>
+      </w:pPr>
+      <w:r>
+        <w:rPr>
+          <w:sz w:val="36"/>
+          <w:szCs w:val="24"/>
+        </w:rPr>
+      </w:r>
+    </w:p>
+    <w:p>
+      <w:pPr>
+        <w:pStyle w:val="Normal"/>
+        <w:bidi w:val="0"/>
+        <w:jc w:val="left"/>
+        <w:rPr>
+          <w:sz w:val="36"/>
+          <w:szCs w:val="24"/>
+        </w:rPr>
+      </w:pPr>
+      <w:r>
+        <w:rPr>
+          <w:sz w:val="36"/>
+          <w:szCs w:val="24"/>
+        </w:rPr>
+      </w:r>
+    </w:p>
+    <w:p>
+      <w:pPr>
+        <w:pStyle w:val="Normal"/>
+        <w:bidi w:val="0"/>
+        <w:jc w:val="left"/>
+        <w:rPr>
+          <w:sz w:val="36"/>
+          <w:szCs w:val="24"/>
+        </w:rPr>
+      </w:pPr>
+      <w:r>
+        <w:rPr>
+          <w:sz w:val="36"/>
+          <w:szCs w:val="24"/>
+        </w:rPr>
       </w:r>
     </w:p>
     <w:p>
@@ -5672,15 +5687,5867 @@
         <w:bidi w:val="0"/>
         <w:jc w:val="left"/>
         <w:rPr>
-          <w:sz w:val="36"/>
-          <w:szCs w:val="24"/>
-        </w:rPr>
-      </w:pPr>
-      <w:r>
-        <w:rPr>
-          <w:sz w:val="36"/>
-          <w:szCs w:val="24"/>
-        </w:rPr>
+          <w:b/>
+          <w:bCs/>
+          <w:sz w:val="36"/>
+          <w:szCs w:val="24"/>
+        </w:rPr>
+      </w:pPr>
+      <w:r>
+        <w:rPr>
+          <w:b/>
+          <w:bCs/>
+          <w:sz w:val="36"/>
+          <w:szCs w:val="24"/>
+        </w:rPr>
+        <w:t>Multiplication:</w:t>
+      </w:r>
+    </w:p>
+    <w:p>
+      <w:pPr>
+        <w:pStyle w:val="Normal"/>
+        <w:bidi w:val="0"/>
+        <w:jc w:val="left"/>
+        <w:rPr>
+          <w:b w:val="false"/>
+          <w:bCs w:val="false"/>
+        </w:rPr>
+      </w:pPr>
+      <w:r>
+        <w:rPr>
+          <w:b w:val="false"/>
+          <w:bCs w:val="false"/>
+          <w:sz w:val="36"/>
+          <w:szCs w:val="24"/>
+        </w:rPr>
+        <w:t>Signed magnitude multiplication:</w:t>
+      </w:r>
+    </w:p>
+    <w:p>
+      <w:pPr>
+        <w:pStyle w:val="Normal"/>
+        <w:bidi w:val="0"/>
+        <w:jc w:val="left"/>
+        <w:rPr>
+          <w:b w:val="false"/>
+          <w:bCs w:val="false"/>
+          <w:sz w:val="36"/>
+          <w:szCs w:val="24"/>
+        </w:rPr>
+      </w:pPr>
+      <w:r>
+        <w:rPr>
+          <w:b w:val="false"/>
+          <w:bCs w:val="false"/>
+          <w:sz w:val="36"/>
+          <w:szCs w:val="24"/>
+        </w:rPr>
+        <w:t>Flowchart of multiplication:</w:t>
+      </w:r>
+    </w:p>
+    <w:p>
+      <w:pPr>
+        <w:pStyle w:val="Normal"/>
+        <w:bidi w:val="0"/>
+        <w:jc w:val="left"/>
+        <w:rPr>
+          <w:b w:val="false"/>
+          <w:bCs w:val="false"/>
+          <w:sz w:val="36"/>
+          <w:szCs w:val="24"/>
+        </w:rPr>
+      </w:pPr>
+      <w:r>
+        <w:rPr>
+          <w:b w:val="false"/>
+          <w:bCs w:val="false"/>
+          <w:sz w:val="36"/>
+          <w:szCs w:val="24"/>
+        </w:rPr>
+      </w:r>
+    </w:p>
+    <w:p>
+      <w:pPr>
+        <w:pStyle w:val="Normal"/>
+        <w:bidi w:val="0"/>
+        <w:jc w:val="left"/>
+        <w:rPr>
+          <w:b w:val="false"/>
+          <w:bCs w:val="false"/>
+          <w:sz w:val="36"/>
+          <w:szCs w:val="24"/>
+        </w:rPr>
+      </w:pPr>
+      <w:r>
+        <w:rPr>
+          <w:b w:val="false"/>
+          <w:bCs w:val="false"/>
+          <w:sz w:val="36"/>
+          <w:szCs w:val="24"/>
+        </w:rPr>
+        <mc:AlternateContent>
+          <mc:Choice Requires="wps">
+            <w:drawing>
+              <wp:anchor behindDoc="0" distT="5715" distB="6350" distL="6350" distR="5715" simplePos="0" locked="0" layoutInCell="0" allowOverlap="1" relativeHeight="3">
+                <wp:simplePos x="0" y="0"/>
+                <wp:positionH relativeFrom="column">
+                  <wp:posOffset>2558415</wp:posOffset>
+                </wp:positionH>
+                <wp:positionV relativeFrom="paragraph">
+                  <wp:posOffset>156845</wp:posOffset>
+                </wp:positionV>
+                <wp:extent cx="1080135" cy="720090"/>
+                <wp:effectExtent l="6350" t="5715" r="5715" b="6350"/>
+                <wp:wrapNone/>
+                <wp:docPr id="2" name="Process"/>
+                <a:graphic xmlns:a="http://schemas.openxmlformats.org/drawingml/2006/main">
+                  <a:graphicData uri="http://schemas.microsoft.com/office/word/2010/wordprocessingShape">
+                    <wps:wsp>
+                      <wps:cNvSpPr/>
+                      <wps:spPr>
+                        <a:xfrm>
+                          <a:off x="0" y="0"/>
+                          <a:ext cx="1080000" cy="720000"/>
+                        </a:xfrm>
+                        <a:prstGeom prst="flowChartProcess">
+                          <a:avLst/>
+                        </a:prstGeom>
+                        <a:solidFill>
+                          <a:srgbClr val="ffffff"/>
+                        </a:solidFill>
+                        <a:ln w="10800">
+                          <a:solidFill>
+                            <a:srgbClr val="000000"/>
+                          </a:solidFill>
+                          <a:round/>
+                        </a:ln>
+                      </wps:spPr>
+                      <wps:style>
+                        <a:lnRef idx="0"/>
+                        <a:fillRef idx="0"/>
+                        <a:effectRef idx="0"/>
+                        <a:fontRef idx="minor"/>
+                      </wps:style>
+                      <wps:txbx>
+                        <w:txbxContent>
+                          <w:p>
+                            <w:pPr>
+                              <w:pStyle w:val="FrameContents"/>
+                              <w:tabs>
+                                <w:tab w:val="clear" w:pos="11340"/>
+                              </w:tabs>
+                              <w:overflowPunct w:val="true"/>
+                              <w:bidi w:val="0"/>
+                              <w:spacing w:lineRule="auto" w:line="240" w:before="0" w:after="0"/>
+                              <w:ind w:left="0" w:right="0" w:hanging="0"/>
+                              <w:jc w:val="center"/>
+                              <w:rPr/>
+                            </w:pPr>
+                            <w:r>
+                              <w:rPr>
+                                <w:rFonts w:eastAsia="Microsoft YaHei" w:cs="Mangal" w:ascii="Liberation Sans" w:hAnsi="Liberation Sans"/>
+                                <w:b w:val="false"/>
+                                <w:bCs w:val="false"/>
+                                <w:i w:val="false"/>
+                                <w:iCs w:val="false"/>
+                                <w:caps w:val="false"/>
+                                <w:smallCaps w:val="false"/>
+                                <w:strike w:val="false"/>
+                                <w:dstrike w:val="false"/>
+                                <w:outline w:val="false"/>
+                                <w:shadow w:val="false"/>
+                                <w:emboss w:val="false"/>
+                                <w:imprint w:val="false"/>
+                                <w:color w:val="auto"/>
+                                <w:kern w:val="2"/>
+                                <w:sz w:val="24"/>
+                                <w:szCs w:val="24"/>
+                                <w:u w:val="none"/>
+                                <w:em w:val="none"/>
+                                <w:lang w:val="en-GB"/>
+                              </w:rPr>
+                              <w:t>Multiplicand in B</w:t>
+                            </w:r>
+                          </w:p>
+                          <w:p>
+                            <w:pPr>
+                              <w:pStyle w:val="FrameContents"/>
+                              <w:tabs>
+                                <w:tab w:val="clear" w:pos="11340"/>
+                              </w:tabs>
+                              <w:overflowPunct w:val="true"/>
+                              <w:bidi w:val="0"/>
+                              <w:spacing w:lineRule="auto" w:line="240" w:before="0" w:after="0"/>
+                              <w:ind w:left="0" w:right="0" w:hanging="0"/>
+                              <w:jc w:val="center"/>
+                              <w:rPr/>
+                            </w:pPr>
+                            <w:r>
+                              <w:rPr>
+                                <w:rFonts w:eastAsia="Microsoft YaHei" w:cs="Mangal" w:ascii="Liberation Sans" w:hAnsi="Liberation Sans"/>
+                                <w:b w:val="false"/>
+                                <w:bCs w:val="false"/>
+                                <w:i w:val="false"/>
+                                <w:iCs w:val="false"/>
+                                <w:caps w:val="false"/>
+                                <w:smallCaps w:val="false"/>
+                                <w:strike w:val="false"/>
+                                <w:dstrike w:val="false"/>
+                                <w:outline w:val="false"/>
+                                <w:shadow w:val="false"/>
+                                <w:emboss w:val="false"/>
+                                <w:imprint w:val="false"/>
+                                <w:color w:val="auto"/>
+                                <w:kern w:val="2"/>
+                                <w:sz w:val="24"/>
+                                <w:szCs w:val="24"/>
+                                <w:u w:val="none"/>
+                                <w:em w:val="none"/>
+                                <w:lang w:val="en-GB"/>
+                              </w:rPr>
+                              <w:t>Multiplier in Q</w:t>
+                            </w:r>
+                          </w:p>
+                        </w:txbxContent>
+                      </wps:txbx>
+                      <wps:bodyPr lIns="90000" rIns="90000" tIns="45000" bIns="45000" anchor="ctr">
+                        <a:noAutofit/>
+                      </wps:bodyPr>
+                    </wps:wsp>
+                  </a:graphicData>
+                </a:graphic>
+              </wp:anchor>
+            </w:drawing>
+          </mc:Choice>
+          <mc:Fallback>
+            <w:pict>
+              <v:shapetype id="_x0000_t109" coordsize="21600,21600" o:spt="109" path="m,l21600,l21600,21600l,21600xe">
+                <v:stroke joinstyle="miter"/>
+                <v:path gradientshapeok="t" o:connecttype="rect" textboxrect="0,0,21600,21600"/>
+              </v:shapetype>
+              <v:shape id="shape_0" ID="Process" path="m0,0l1,0l1,1l0,1xe" fillcolor="white" stroked="t" o:allowincell="f" style="position:absolute;margin-left:201.45pt;margin-top:12.35pt;width:85pt;height:56.65pt;mso-wrap-style:square;v-text-anchor:middle" type="_x0000_t109">
+                <v:fill o:detectmouseclick="t" type="solid" color2="black"/>
+                <v:stroke color="black" weight="10800" joinstyle="round" endcap="flat"/>
+                <v:textbox>
+                  <w:txbxContent>
+                    <w:p>
+                      <w:pPr>
+                        <w:pStyle w:val="FrameContents"/>
+                        <w:tabs>
+                          <w:tab w:val="clear" w:pos="11340"/>
+                        </w:tabs>
+                        <w:overflowPunct w:val="true"/>
+                        <w:bidi w:val="0"/>
+                        <w:spacing w:lineRule="auto" w:line="240" w:before="0" w:after="0"/>
+                        <w:ind w:left="0" w:right="0" w:hanging="0"/>
+                        <w:jc w:val="center"/>
+                        <w:rPr/>
+                      </w:pPr>
+                      <w:r>
+                        <w:rPr>
+                          <w:rFonts w:eastAsia="Microsoft YaHei" w:cs="Mangal" w:ascii="Liberation Sans" w:hAnsi="Liberation Sans"/>
+                          <w:b w:val="false"/>
+                          <w:bCs w:val="false"/>
+                          <w:i w:val="false"/>
+                          <w:iCs w:val="false"/>
+                          <w:caps w:val="false"/>
+                          <w:smallCaps w:val="false"/>
+                          <w:strike w:val="false"/>
+                          <w:dstrike w:val="false"/>
+                          <w:outline w:val="false"/>
+                          <w:shadow w:val="false"/>
+                          <w:emboss w:val="false"/>
+                          <w:imprint w:val="false"/>
+                          <w:color w:val="auto"/>
+                          <w:kern w:val="2"/>
+                          <w:sz w:val="24"/>
+                          <w:szCs w:val="24"/>
+                          <w:u w:val="none"/>
+                          <w:em w:val="none"/>
+                          <w:lang w:val="en-GB"/>
+                        </w:rPr>
+                        <w:t>Multiplicand in B</w:t>
+                      </w:r>
+                    </w:p>
+                    <w:p>
+                      <w:pPr>
+                        <w:pStyle w:val="FrameContents"/>
+                        <w:tabs>
+                          <w:tab w:val="clear" w:pos="11340"/>
+                        </w:tabs>
+                        <w:overflowPunct w:val="true"/>
+                        <w:bidi w:val="0"/>
+                        <w:spacing w:lineRule="auto" w:line="240" w:before="0" w:after="0"/>
+                        <w:ind w:left="0" w:right="0" w:hanging="0"/>
+                        <w:jc w:val="center"/>
+                        <w:rPr/>
+                      </w:pPr>
+                      <w:r>
+                        <w:rPr>
+                          <w:rFonts w:eastAsia="Microsoft YaHei" w:cs="Mangal" w:ascii="Liberation Sans" w:hAnsi="Liberation Sans"/>
+                          <w:b w:val="false"/>
+                          <w:bCs w:val="false"/>
+                          <w:i w:val="false"/>
+                          <w:iCs w:val="false"/>
+                          <w:caps w:val="false"/>
+                          <w:smallCaps w:val="false"/>
+                          <w:strike w:val="false"/>
+                          <w:dstrike w:val="false"/>
+                          <w:outline w:val="false"/>
+                          <w:shadow w:val="false"/>
+                          <w:emboss w:val="false"/>
+                          <w:imprint w:val="false"/>
+                          <w:color w:val="auto"/>
+                          <w:kern w:val="2"/>
+                          <w:sz w:val="24"/>
+                          <w:szCs w:val="24"/>
+                          <w:u w:val="none"/>
+                          <w:em w:val="none"/>
+                          <w:lang w:val="en-GB"/>
+                        </w:rPr>
+                        <w:t>Multiplier in Q</w:t>
+                      </w:r>
+                    </w:p>
+                  </w:txbxContent>
+                </v:textbox>
+                <w10:wrap type="none"/>
+              </v:shape>
+            </w:pict>
+          </mc:Fallback>
+        </mc:AlternateContent>
+      </w:r>
+    </w:p>
+    <w:p>
+      <w:pPr>
+        <w:pStyle w:val="Normal"/>
+        <w:bidi w:val="0"/>
+        <w:jc w:val="left"/>
+        <w:rPr>
+          <w:b w:val="false"/>
+          <w:bCs w:val="false"/>
+          <w:sz w:val="36"/>
+          <w:szCs w:val="24"/>
+        </w:rPr>
+      </w:pPr>
+      <w:r>
+        <w:rPr>
+          <w:b w:val="false"/>
+          <w:bCs w:val="false"/>
+          <w:sz w:val="36"/>
+          <w:szCs w:val="24"/>
+        </w:rPr>
+      </w:r>
+    </w:p>
+    <w:p>
+      <w:pPr>
+        <w:pStyle w:val="Normal"/>
+        <w:bidi w:val="0"/>
+        <w:jc w:val="left"/>
+        <w:rPr>
+          <w:b w:val="false"/>
+          <w:bCs w:val="false"/>
+          <w:sz w:val="36"/>
+          <w:szCs w:val="24"/>
+        </w:rPr>
+      </w:pPr>
+      <w:r>
+        <w:rPr>
+          <w:b w:val="false"/>
+          <w:bCs w:val="false"/>
+          <w:sz w:val="36"/>
+          <w:szCs w:val="24"/>
+        </w:rPr>
+      </w:r>
+    </w:p>
+    <w:p>
+      <w:pPr>
+        <w:pStyle w:val="Normal"/>
+        <w:bidi w:val="0"/>
+        <w:jc w:val="left"/>
+        <w:rPr>
+          <w:b w:val="false"/>
+          <w:bCs w:val="false"/>
+          <w:sz w:val="36"/>
+          <w:szCs w:val="24"/>
+        </w:rPr>
+      </w:pPr>
+      <w:r>
+        <w:rPr>
+          <w:b w:val="false"/>
+          <w:bCs w:val="false"/>
+          <w:sz w:val="36"/>
+          <w:szCs w:val="24"/>
+        </w:rPr>
+      </w:r>
+    </w:p>
+    <w:p>
+      <w:pPr>
+        <w:pStyle w:val="Normal"/>
+        <w:bidi w:val="0"/>
+        <w:jc w:val="left"/>
+        <w:rPr>
+          <w:b w:val="false"/>
+          <w:bCs w:val="false"/>
+          <w:sz w:val="36"/>
+          <w:szCs w:val="24"/>
+        </w:rPr>
+      </w:pPr>
+      <w:r>
+        <w:rPr>
+          <w:b w:val="false"/>
+          <w:bCs w:val="false"/>
+          <w:sz w:val="36"/>
+          <w:szCs w:val="24"/>
+        </w:rPr>
+        <mc:AlternateContent>
+          <mc:Choice Requires="wps">
+            <w:drawing>
+              <wp:anchor behindDoc="0" distT="144780" distB="139065" distL="0" distR="0" simplePos="0" locked="0" layoutInCell="0" allowOverlap="1" relativeHeight="15">
+                <wp:simplePos x="0" y="0"/>
+                <wp:positionH relativeFrom="column">
+                  <wp:posOffset>2686050</wp:posOffset>
+                </wp:positionH>
+                <wp:positionV relativeFrom="paragraph">
+                  <wp:posOffset>-255270</wp:posOffset>
+                </wp:positionV>
+                <wp:extent cx="1080135" cy="635"/>
+                <wp:effectExtent l="37465" t="5715" r="38100" b="635"/>
+                <wp:wrapNone/>
+                <wp:docPr id="4" name="Connector"/>
+                <a:graphic xmlns:a="http://schemas.openxmlformats.org/drawingml/2006/main">
+                  <a:graphicData uri="http://schemas.microsoft.com/office/word/2010/wordprocessingShape">
+                    <wps:wsp>
+                      <wps:cNvSpPr/>
+                      <wps:spPr>
+                        <a:xfrm flipH="1" rot="16200000">
+                          <a:off x="0" y="0"/>
+                          <a:ext cx="1080000" cy="720"/>
+                        </a:xfrm>
+                        <a:prstGeom prst="bentConnector3">
+                          <a:avLst>
+                            <a:gd name="adj1" fmla="val 50129"/>
+                          </a:avLst>
+                        </a:prstGeom>
+                        <a:noFill/>
+                        <a:ln w="10800">
+                          <a:solidFill>
+                            <a:srgbClr val="000000"/>
+                          </a:solidFill>
+                          <a:round/>
+                          <a:tailEnd len="med" type="triangle" w="med"/>
+                        </a:ln>
+                      </wps:spPr>
+                      <wps:style>
+                        <a:lnRef idx="0"/>
+                        <a:fillRef idx="0"/>
+                        <a:effectRef idx="0"/>
+                        <a:fontRef idx="minor"/>
+                      </wps:style>
+                      <wps:bodyPr/>
+                    </wps:wsp>
+                  </a:graphicData>
+                </a:graphic>
+              </wp:anchor>
+            </w:drawing>
+          </mc:Choice>
+          <mc:Fallback>
+            <w:pict>
+              <v:shapetype id="_x0000_t34" coordsize="21600,21600" o:spt="34" adj="10800" path="m,l@0,l@0,21600l21600,21600nfe">
+                <v:stroke joinstyle="miter"/>
+                <v:formulas>
+                  <v:f eqn="val #0"/>
+                </v:formulas>
+                <v:path gradientshapeok="t" o:connecttype="rect" textboxrect="0,0,21600,21600"/>
+                <v:handles>
+                  <v:h position="@0,10800"/>
+                </v:handles>
+              </v:shapetype>
+              <v:shape id="shape_0" ID="Connector" path="m0,0l-2147483647,0l-2147483647,-2147483644l-2147483645,-2147483644e" stroked="t" o:allowincell="f" style="position:absolute;margin-left:211.5pt;margin-top:-20.15pt;width:85pt;height:0pt;flip:x;mso-wrap-style:none;v-text-anchor:middle;rotation:90" type="_x0000_t34">
+                <v:fill o:detectmouseclick="t" on="false"/>
+                <v:stroke color="black" weight="10800" endarrow="block" endarrowwidth="medium" endarrowlength="medium" joinstyle="round" endcap="flat"/>
+                <w10:wrap type="none"/>
+              </v:shape>
+            </w:pict>
+          </mc:Fallback>
+        </mc:AlternateContent>
+      </w:r>
+    </w:p>
+    <w:p>
+      <w:pPr>
+        <w:pStyle w:val="Normal"/>
+        <w:bidi w:val="0"/>
+        <w:jc w:val="left"/>
+        <w:rPr>
+          <w:b w:val="false"/>
+          <w:bCs w:val="false"/>
+          <w:sz w:val="36"/>
+          <w:szCs w:val="24"/>
+        </w:rPr>
+      </w:pPr>
+      <w:r>
+        <w:rPr>
+          <w:b w:val="false"/>
+          <w:bCs w:val="false"/>
+          <w:sz w:val="36"/>
+          <w:szCs w:val="24"/>
+        </w:rPr>
+      </w:r>
+    </w:p>
+    <w:p>
+      <w:pPr>
+        <w:pStyle w:val="Normal"/>
+        <w:bidi w:val="0"/>
+        <w:jc w:val="left"/>
+        <w:rPr>
+          <w:b w:val="false"/>
+          <w:bCs w:val="false"/>
+          <w:sz w:val="36"/>
+          <w:szCs w:val="24"/>
+        </w:rPr>
+      </w:pPr>
+      <w:r>
+        <w:rPr>
+          <w:b w:val="false"/>
+          <w:bCs w:val="false"/>
+          <w:sz w:val="36"/>
+          <w:szCs w:val="24"/>
+        </w:rPr>
+        <mc:AlternateContent>
+          <mc:Choice Requires="wps">
+            <w:drawing>
+              <wp:anchor behindDoc="0" distT="5715" distB="6350" distL="6350" distR="5715" simplePos="0" locked="0" layoutInCell="0" allowOverlap="1" relativeHeight="7">
+                <wp:simplePos x="0" y="0"/>
+                <wp:positionH relativeFrom="column">
+                  <wp:posOffset>2583815</wp:posOffset>
+                </wp:positionH>
+                <wp:positionV relativeFrom="paragraph">
+                  <wp:posOffset>39370</wp:posOffset>
+                </wp:positionV>
+                <wp:extent cx="1080135" cy="720090"/>
+                <wp:effectExtent l="6350" t="5715" r="5715" b="6350"/>
+                <wp:wrapNone/>
+                <wp:docPr id="5" name="Process 2"/>
+                <a:graphic xmlns:a="http://schemas.openxmlformats.org/drawingml/2006/main">
+                  <a:graphicData uri="http://schemas.microsoft.com/office/word/2010/wordprocessingShape">
+                    <wps:wsp>
+                      <wps:cNvSpPr/>
+                      <wps:spPr>
+                        <a:xfrm>
+                          <a:off x="0" y="0"/>
+                          <a:ext cx="1080000" cy="720000"/>
+                        </a:xfrm>
+                        <a:prstGeom prst="flowChartProcess">
+                          <a:avLst/>
+                        </a:prstGeom>
+                        <a:solidFill>
+                          <a:srgbClr val="ffffff"/>
+                        </a:solidFill>
+                        <a:ln w="10800">
+                          <a:solidFill>
+                            <a:srgbClr val="000000"/>
+                          </a:solidFill>
+                          <a:round/>
+                        </a:ln>
+                      </wps:spPr>
+                      <wps:style>
+                        <a:lnRef idx="0"/>
+                        <a:fillRef idx="0"/>
+                        <a:effectRef idx="0"/>
+                        <a:fontRef idx="minor"/>
+                      </wps:style>
+                      <wps:txbx>
+                        <w:txbxContent>
+                          <w:p>
+                            <w:pPr>
+                              <w:pStyle w:val="FrameContents"/>
+                              <w:tabs>
+                                <w:tab w:val="clear" w:pos="11340"/>
+                              </w:tabs>
+                              <w:overflowPunct w:val="true"/>
+                              <w:bidi w:val="0"/>
+                              <w:spacing w:lineRule="auto" w:line="240" w:before="0" w:after="0"/>
+                              <w:ind w:left="0" w:right="0" w:hanging="0"/>
+                              <w:jc w:val="center"/>
+                              <w:rPr/>
+                            </w:pPr>
+                            <w:r>
+                              <w:rPr>
+                                <w:rFonts w:eastAsia="Microsoft YaHei" w:cs="Mangal" w:ascii="Liberation Sans" w:hAnsi="Liberation Sans"/>
+                                <w:b w:val="false"/>
+                                <w:bCs w:val="false"/>
+                                <w:i w:val="false"/>
+                                <w:iCs w:val="false"/>
+                                <w:caps w:val="false"/>
+                                <w:smallCaps w:val="false"/>
+                                <w:strike w:val="false"/>
+                                <w:dstrike w:val="false"/>
+                                <w:outline w:val="false"/>
+                                <w:shadow w:val="false"/>
+                                <w:emboss w:val="false"/>
+                                <w:imprint w:val="false"/>
+                                <w:color w:val="auto"/>
+                                <w:kern w:val="2"/>
+                                <w:sz w:val="24"/>
+                                <w:szCs w:val="24"/>
+                                <w:u w:val="none"/>
+                                <w:em w:val="none"/>
+                                <w:lang w:val="en-GB"/>
+                              </w:rPr>
+                              <w:t>A</w:t>
+                            </w:r>
+                            <w:r>
+                              <w:rPr>
+                                <w:rFonts w:eastAsia="Microsoft YaHei" w:cs="Mangal" w:ascii="Liberation Sans" w:hAnsi="Liberation Sans"/>
+                                <w:b w:val="false"/>
+                                <w:bCs w:val="false"/>
+                                <w:i w:val="false"/>
+                                <w:iCs w:val="false"/>
+                                <w:caps w:val="false"/>
+                                <w:smallCaps w:val="false"/>
+                                <w:strike w:val="false"/>
+                                <w:dstrike w:val="false"/>
+                                <w:outline w:val="false"/>
+                                <w:shadow w:val="false"/>
+                                <w:emboss w:val="false"/>
+                                <w:imprint w:val="false"/>
+                                <w:color w:val="auto"/>
+                                <w:kern w:val="2"/>
+                                <w:sz w:val="24"/>
+                                <w:szCs w:val="24"/>
+                                <w:u w:val="none"/>
+                                <w:vertAlign w:val="subscript"/>
+                                <w:em w:val="none"/>
+                                <w:lang w:val="en-GB"/>
+                              </w:rPr>
+                              <w:t>s</w:t>
+                            </w:r>
+                            <w:r>
+                              <w:rPr>
+                                <w:rFonts w:eastAsia="Microsoft YaHei" w:cs="Mangal" w:ascii="Liberation Sans" w:hAnsi="Liberation Sans"/>
+                                <w:b w:val="false"/>
+                                <w:bCs w:val="false"/>
+                                <w:i w:val="false"/>
+                                <w:iCs w:val="false"/>
+                                <w:caps w:val="false"/>
+                                <w:smallCaps w:val="false"/>
+                                <w:strike w:val="false"/>
+                                <w:dstrike w:val="false"/>
+                                <w:outline w:val="false"/>
+                                <w:shadow w:val="false"/>
+                                <w:emboss w:val="false"/>
+                                <w:imprint w:val="false"/>
+                                <w:color w:val="auto"/>
+                                <w:kern w:val="2"/>
+                                <w:position w:val="0"/>
+                                <w:sz w:val="24"/>
+                                <w:sz w:val="24"/>
+                                <w:szCs w:val="24"/>
+                                <w:u w:val="none"/>
+                                <w:vertAlign w:val="baseline"/>
+                                <w:em w:val="none"/>
+                                <w:lang w:val="en-GB"/>
+                              </w:rPr>
+                              <w:t xml:space="preserve"> ← Q</w:t>
+                            </w:r>
+                            <w:r>
+                              <w:rPr>
+                                <w:rFonts w:eastAsia="Microsoft YaHei" w:cs="Mangal" w:ascii="Liberation Sans" w:hAnsi="Liberation Sans"/>
+                                <w:b w:val="false"/>
+                                <w:bCs w:val="false"/>
+                                <w:i w:val="false"/>
+                                <w:iCs w:val="false"/>
+                                <w:caps w:val="false"/>
+                                <w:smallCaps w:val="false"/>
+                                <w:strike w:val="false"/>
+                                <w:dstrike w:val="false"/>
+                                <w:outline w:val="false"/>
+                                <w:shadow w:val="false"/>
+                                <w:emboss w:val="false"/>
+                                <w:imprint w:val="false"/>
+                                <w:color w:val="auto"/>
+                                <w:kern w:val="2"/>
+                                <w:sz w:val="24"/>
+                                <w:szCs w:val="24"/>
+                                <w:u w:val="none"/>
+                                <w:vertAlign w:val="subscript"/>
+                                <w:em w:val="none"/>
+                                <w:lang w:val="en-GB"/>
+                              </w:rPr>
+                              <w:t>s</w:t>
+                            </w:r>
+                            <w:r>
+                              <w:rPr>
+                                <w:rFonts w:eastAsia="Microsoft YaHei" w:cs="Mangal" w:ascii="Liberation Sans" w:hAnsi="Liberation Sans"/>
+                                <w:b w:val="false"/>
+                                <w:bCs w:val="false"/>
+                                <w:i w:val="false"/>
+                                <w:iCs w:val="false"/>
+                                <w:caps w:val="false"/>
+                                <w:smallCaps w:val="false"/>
+                                <w:strike w:val="false"/>
+                                <w:dstrike w:val="false"/>
+                                <w:outline w:val="false"/>
+                                <w:shadow w:val="false"/>
+                                <w:emboss w:val="false"/>
+                                <w:imprint w:val="false"/>
+                                <w:color w:val="auto"/>
+                                <w:kern w:val="2"/>
+                                <w:position w:val="0"/>
+                                <w:sz w:val="24"/>
+                                <w:sz w:val="24"/>
+                                <w:szCs w:val="24"/>
+                                <w:u w:val="none"/>
+                                <w:vertAlign w:val="baseline"/>
+                                <w:em w:val="none"/>
+                                <w:lang w:val="en-GB"/>
+                              </w:rPr>
+                              <w:t xml:space="preserve"> xor B</w:t>
+                            </w:r>
+                            <w:r>
+                              <w:rPr>
+                                <w:rFonts w:eastAsia="Microsoft YaHei" w:cs="Mangal" w:ascii="Liberation Sans" w:hAnsi="Liberation Sans"/>
+                                <w:b w:val="false"/>
+                                <w:bCs w:val="false"/>
+                                <w:i w:val="false"/>
+                                <w:iCs w:val="false"/>
+                                <w:caps w:val="false"/>
+                                <w:smallCaps w:val="false"/>
+                                <w:strike w:val="false"/>
+                                <w:dstrike w:val="false"/>
+                                <w:outline w:val="false"/>
+                                <w:shadow w:val="false"/>
+                                <w:emboss w:val="false"/>
+                                <w:imprint w:val="false"/>
+                                <w:color w:val="auto"/>
+                                <w:kern w:val="2"/>
+                                <w:sz w:val="24"/>
+                                <w:szCs w:val="24"/>
+                                <w:u w:val="none"/>
+                                <w:vertAlign w:val="subscript"/>
+                                <w:em w:val="none"/>
+                                <w:lang w:val="en-GB"/>
+                              </w:rPr>
+                              <w:t>s</w:t>
+                            </w:r>
+                          </w:p>
+                          <w:p>
+                            <w:pPr>
+                              <w:pStyle w:val="FrameContents"/>
+                              <w:tabs>
+                                <w:tab w:val="clear" w:pos="11340"/>
+                              </w:tabs>
+                              <w:overflowPunct w:val="true"/>
+                              <w:bidi w:val="0"/>
+                              <w:spacing w:lineRule="auto" w:line="240" w:before="0" w:after="0"/>
+                              <w:ind w:left="0" w:right="0" w:hanging="0"/>
+                              <w:jc w:val="center"/>
+                              <w:rPr/>
+                            </w:pPr>
+                            <w:r>
+                              <w:rPr>
+                                <w:rFonts w:eastAsia="Microsoft YaHei" w:cs="Mangal" w:ascii="Liberation Sans" w:hAnsi="Liberation Sans"/>
+                                <w:b w:val="false"/>
+                                <w:bCs w:val="false"/>
+                                <w:i w:val="false"/>
+                                <w:iCs w:val="false"/>
+                                <w:caps w:val="false"/>
+                                <w:smallCaps w:val="false"/>
+                                <w:strike w:val="false"/>
+                                <w:dstrike w:val="false"/>
+                                <w:outline w:val="false"/>
+                                <w:shadow w:val="false"/>
+                                <w:emboss w:val="false"/>
+                                <w:imprint w:val="false"/>
+                                <w:color w:val="auto"/>
+                                <w:kern w:val="2"/>
+                                <w:position w:val="0"/>
+                                <w:sz w:val="24"/>
+                                <w:sz w:val="24"/>
+                                <w:szCs w:val="24"/>
+                                <w:u w:val="none"/>
+                                <w:vertAlign w:val="baseline"/>
+                                <w:em w:val="none"/>
+                                <w:lang w:val="en-GB"/>
+                              </w:rPr>
+                              <w:t>Q</w:t>
+                            </w:r>
+                            <w:r>
+                              <w:rPr>
+                                <w:rFonts w:eastAsia="Microsoft YaHei" w:cs="Mangal" w:ascii="Liberation Sans" w:hAnsi="Liberation Sans"/>
+                                <w:b w:val="false"/>
+                                <w:bCs w:val="false"/>
+                                <w:i w:val="false"/>
+                                <w:iCs w:val="false"/>
+                                <w:caps w:val="false"/>
+                                <w:smallCaps w:val="false"/>
+                                <w:strike w:val="false"/>
+                                <w:dstrike w:val="false"/>
+                                <w:outline w:val="false"/>
+                                <w:shadow w:val="false"/>
+                                <w:emboss w:val="false"/>
+                                <w:imprint w:val="false"/>
+                                <w:color w:val="auto"/>
+                                <w:kern w:val="2"/>
+                                <w:sz w:val="24"/>
+                                <w:szCs w:val="24"/>
+                                <w:u w:val="none"/>
+                                <w:vertAlign w:val="subscript"/>
+                                <w:em w:val="none"/>
+                                <w:lang w:val="en-GB"/>
+                              </w:rPr>
+                              <w:t>s</w:t>
+                            </w:r>
+                            <w:r>
+                              <w:rPr>
+                                <w:rFonts w:eastAsia="Microsoft YaHei" w:cs="Mangal" w:ascii="Liberation Sans" w:hAnsi="Liberation Sans"/>
+                                <w:b w:val="false"/>
+                                <w:bCs w:val="false"/>
+                                <w:i w:val="false"/>
+                                <w:iCs w:val="false"/>
+                                <w:caps w:val="false"/>
+                                <w:smallCaps w:val="false"/>
+                                <w:strike w:val="false"/>
+                                <w:dstrike w:val="false"/>
+                                <w:outline w:val="false"/>
+                                <w:shadow w:val="false"/>
+                                <w:emboss w:val="false"/>
+                                <w:imprint w:val="false"/>
+                                <w:color w:val="auto"/>
+                                <w:kern w:val="2"/>
+                                <w:position w:val="0"/>
+                                <w:sz w:val="24"/>
+                                <w:sz w:val="24"/>
+                                <w:szCs w:val="24"/>
+                                <w:u w:val="none"/>
+                                <w:vertAlign w:val="baseline"/>
+                                <w:em w:val="none"/>
+                                <w:lang w:val="en-GB"/>
+                              </w:rPr>
+                              <w:t xml:space="preserve"> ← Q</w:t>
+                            </w:r>
+                            <w:r>
+                              <w:rPr>
+                                <w:rFonts w:eastAsia="Microsoft YaHei" w:cs="Mangal" w:ascii="Liberation Sans" w:hAnsi="Liberation Sans"/>
+                                <w:b w:val="false"/>
+                                <w:bCs w:val="false"/>
+                                <w:i w:val="false"/>
+                                <w:iCs w:val="false"/>
+                                <w:caps w:val="false"/>
+                                <w:smallCaps w:val="false"/>
+                                <w:strike w:val="false"/>
+                                <w:dstrike w:val="false"/>
+                                <w:outline w:val="false"/>
+                                <w:shadow w:val="false"/>
+                                <w:emboss w:val="false"/>
+                                <w:imprint w:val="false"/>
+                                <w:color w:val="auto"/>
+                                <w:kern w:val="2"/>
+                                <w:sz w:val="24"/>
+                                <w:szCs w:val="24"/>
+                                <w:u w:val="none"/>
+                                <w:vertAlign w:val="subscript"/>
+                                <w:em w:val="none"/>
+                                <w:lang w:val="en-GB"/>
+                              </w:rPr>
+                              <w:t xml:space="preserve">s </w:t>
+                            </w:r>
+                            <w:r>
+                              <w:rPr>
+                                <w:rFonts w:eastAsia="Microsoft YaHei" w:cs="Mangal" w:ascii="Liberation Sans" w:hAnsi="Liberation Sans"/>
+                                <w:b w:val="false"/>
+                                <w:bCs w:val="false"/>
+                                <w:i w:val="false"/>
+                                <w:iCs w:val="false"/>
+                                <w:caps w:val="false"/>
+                                <w:smallCaps w:val="false"/>
+                                <w:strike w:val="false"/>
+                                <w:dstrike w:val="false"/>
+                                <w:outline w:val="false"/>
+                                <w:shadow w:val="false"/>
+                                <w:emboss w:val="false"/>
+                                <w:imprint w:val="false"/>
+                                <w:color w:val="auto"/>
+                                <w:kern w:val="2"/>
+                                <w:position w:val="0"/>
+                                <w:sz w:val="24"/>
+                                <w:sz w:val="24"/>
+                                <w:szCs w:val="24"/>
+                                <w:u w:val="none"/>
+                                <w:vertAlign w:val="baseline"/>
+                                <w:em w:val="none"/>
+                                <w:lang w:val="en-GB"/>
+                              </w:rPr>
+                              <w:t>xor B</w:t>
+                            </w:r>
+                            <w:r>
+                              <w:rPr>
+                                <w:rFonts w:eastAsia="Microsoft YaHei" w:cs="Mangal" w:ascii="Liberation Sans" w:hAnsi="Liberation Sans"/>
+                                <w:b w:val="false"/>
+                                <w:bCs w:val="false"/>
+                                <w:i w:val="false"/>
+                                <w:iCs w:val="false"/>
+                                <w:caps w:val="false"/>
+                                <w:smallCaps w:val="false"/>
+                                <w:strike w:val="false"/>
+                                <w:dstrike w:val="false"/>
+                                <w:outline w:val="false"/>
+                                <w:shadow w:val="false"/>
+                                <w:emboss w:val="false"/>
+                                <w:imprint w:val="false"/>
+                                <w:color w:val="auto"/>
+                                <w:kern w:val="2"/>
+                                <w:sz w:val="24"/>
+                                <w:szCs w:val="24"/>
+                                <w:u w:val="none"/>
+                                <w:vertAlign w:val="subscript"/>
+                                <w:em w:val="none"/>
+                                <w:lang w:val="en-GB"/>
+                              </w:rPr>
+                              <w:t>s</w:t>
+                            </w:r>
+                          </w:p>
+                          <w:p>
+                            <w:pPr>
+                              <w:pStyle w:val="FrameContents"/>
+                              <w:tabs>
+                                <w:tab w:val="clear" w:pos="11340"/>
+                              </w:tabs>
+                              <w:overflowPunct w:val="true"/>
+                              <w:bidi w:val="0"/>
+                              <w:spacing w:lineRule="auto" w:line="240" w:before="0" w:after="0"/>
+                              <w:ind w:left="0" w:right="0" w:hanging="0"/>
+                              <w:jc w:val="center"/>
+                              <w:rPr/>
+                            </w:pPr>
+                            <w:r>
+                              <w:rPr>
+                                <w:rFonts w:eastAsia="Microsoft YaHei" w:cs="Mangal" w:ascii="Liberation Sans" w:hAnsi="Liberation Sans"/>
+                                <w:b w:val="false"/>
+                                <w:bCs w:val="false"/>
+                                <w:i w:val="false"/>
+                                <w:iCs w:val="false"/>
+                                <w:caps w:val="false"/>
+                                <w:smallCaps w:val="false"/>
+                                <w:strike w:val="false"/>
+                                <w:dstrike w:val="false"/>
+                                <w:outline w:val="false"/>
+                                <w:shadow w:val="false"/>
+                                <w:emboss w:val="false"/>
+                                <w:imprint w:val="false"/>
+                                <w:color w:val="auto"/>
+                                <w:kern w:val="2"/>
+                                <w:position w:val="0"/>
+                                <w:sz w:val="24"/>
+                                <w:sz w:val="24"/>
+                                <w:szCs w:val="24"/>
+                                <w:u w:val="none"/>
+                                <w:vertAlign w:val="baseline"/>
+                                <w:em w:val="none"/>
+                                <w:lang w:val="en-GB"/>
+                              </w:rPr>
+                              <w:t>A ← 0 , E ← 0</w:t>
+                            </w:r>
+                          </w:p>
+                          <w:p>
+                            <w:pPr>
+                              <w:pStyle w:val="FrameContents"/>
+                              <w:tabs>
+                                <w:tab w:val="clear" w:pos="11340"/>
+                              </w:tabs>
+                              <w:overflowPunct w:val="true"/>
+                              <w:bidi w:val="0"/>
+                              <w:spacing w:lineRule="auto" w:line="240" w:before="0" w:after="0"/>
+                              <w:ind w:left="0" w:right="0" w:hanging="0"/>
+                              <w:jc w:val="center"/>
+                              <w:rPr/>
+                            </w:pPr>
+                            <w:r>
+                              <w:rPr>
+                                <w:rFonts w:eastAsia="Microsoft YaHei" w:cs="Mangal" w:ascii="Liberation Sans" w:hAnsi="Liberation Sans"/>
+                                <w:b w:val="false"/>
+                                <w:bCs w:val="false"/>
+                                <w:i w:val="false"/>
+                                <w:iCs w:val="false"/>
+                                <w:caps w:val="false"/>
+                                <w:smallCaps w:val="false"/>
+                                <w:strike w:val="false"/>
+                                <w:dstrike w:val="false"/>
+                                <w:outline w:val="false"/>
+                                <w:shadow w:val="false"/>
+                                <w:emboss w:val="false"/>
+                                <w:imprint w:val="false"/>
+                                <w:color w:val="auto"/>
+                                <w:kern w:val="2"/>
+                                <w:position w:val="0"/>
+                                <w:sz w:val="24"/>
+                                <w:sz w:val="24"/>
+                                <w:szCs w:val="24"/>
+                                <w:u w:val="none"/>
+                                <w:vertAlign w:val="baseline"/>
+                                <w:em w:val="none"/>
+                                <w:lang w:val="en-GB"/>
+                              </w:rPr>
+                              <w:t>SC ← n-1</w:t>
+                            </w:r>
+                          </w:p>
+                        </w:txbxContent>
+                      </wps:txbx>
+                      <wps:bodyPr lIns="90000" rIns="90000" tIns="45000" bIns="45000" anchor="ctr">
+                        <a:noAutofit/>
+                      </wps:bodyPr>
+                    </wps:wsp>
+                  </a:graphicData>
+                </a:graphic>
+              </wp:anchor>
+            </w:drawing>
+          </mc:Choice>
+          <mc:Fallback>
+            <w:pict>
+              <v:shape id="shape_0" ID="Process 2" path="m0,0l1,0l1,1l0,1xe" fillcolor="white" stroked="t" o:allowincell="f" style="position:absolute;margin-left:203.45pt;margin-top:3.1pt;width:85pt;height:56.65pt;mso-wrap-style:square;v-text-anchor:middle" type="_x0000_t109">
+                <v:fill o:detectmouseclick="t" type="solid" color2="black"/>
+                <v:stroke color="black" weight="10800" joinstyle="round" endcap="flat"/>
+                <v:textbox>
+                  <w:txbxContent>
+                    <w:p>
+                      <w:pPr>
+                        <w:pStyle w:val="FrameContents"/>
+                        <w:tabs>
+                          <w:tab w:val="clear" w:pos="11340"/>
+                        </w:tabs>
+                        <w:overflowPunct w:val="true"/>
+                        <w:bidi w:val="0"/>
+                        <w:spacing w:lineRule="auto" w:line="240" w:before="0" w:after="0"/>
+                        <w:ind w:left="0" w:right="0" w:hanging="0"/>
+                        <w:jc w:val="center"/>
+                        <w:rPr/>
+                      </w:pPr>
+                      <w:r>
+                        <w:rPr>
+                          <w:rFonts w:eastAsia="Microsoft YaHei" w:cs="Mangal" w:ascii="Liberation Sans" w:hAnsi="Liberation Sans"/>
+                          <w:b w:val="false"/>
+                          <w:bCs w:val="false"/>
+                          <w:i w:val="false"/>
+                          <w:iCs w:val="false"/>
+                          <w:caps w:val="false"/>
+                          <w:smallCaps w:val="false"/>
+                          <w:strike w:val="false"/>
+                          <w:dstrike w:val="false"/>
+                          <w:outline w:val="false"/>
+                          <w:shadow w:val="false"/>
+                          <w:emboss w:val="false"/>
+                          <w:imprint w:val="false"/>
+                          <w:color w:val="auto"/>
+                          <w:kern w:val="2"/>
+                          <w:sz w:val="24"/>
+                          <w:szCs w:val="24"/>
+                          <w:u w:val="none"/>
+                          <w:em w:val="none"/>
+                          <w:lang w:val="en-GB"/>
+                        </w:rPr>
+                        <w:t>A</w:t>
+                      </w:r>
+                      <w:r>
+                        <w:rPr>
+                          <w:rFonts w:eastAsia="Microsoft YaHei" w:cs="Mangal" w:ascii="Liberation Sans" w:hAnsi="Liberation Sans"/>
+                          <w:b w:val="false"/>
+                          <w:bCs w:val="false"/>
+                          <w:i w:val="false"/>
+                          <w:iCs w:val="false"/>
+                          <w:caps w:val="false"/>
+                          <w:smallCaps w:val="false"/>
+                          <w:strike w:val="false"/>
+                          <w:dstrike w:val="false"/>
+                          <w:outline w:val="false"/>
+                          <w:shadow w:val="false"/>
+                          <w:emboss w:val="false"/>
+                          <w:imprint w:val="false"/>
+                          <w:color w:val="auto"/>
+                          <w:kern w:val="2"/>
+                          <w:sz w:val="24"/>
+                          <w:szCs w:val="24"/>
+                          <w:u w:val="none"/>
+                          <w:vertAlign w:val="subscript"/>
+                          <w:em w:val="none"/>
+                          <w:lang w:val="en-GB"/>
+                        </w:rPr>
+                        <w:t>s</w:t>
+                      </w:r>
+                      <w:r>
+                        <w:rPr>
+                          <w:rFonts w:eastAsia="Microsoft YaHei" w:cs="Mangal" w:ascii="Liberation Sans" w:hAnsi="Liberation Sans"/>
+                          <w:b w:val="false"/>
+                          <w:bCs w:val="false"/>
+                          <w:i w:val="false"/>
+                          <w:iCs w:val="false"/>
+                          <w:caps w:val="false"/>
+                          <w:smallCaps w:val="false"/>
+                          <w:strike w:val="false"/>
+                          <w:dstrike w:val="false"/>
+                          <w:outline w:val="false"/>
+                          <w:shadow w:val="false"/>
+                          <w:emboss w:val="false"/>
+                          <w:imprint w:val="false"/>
+                          <w:color w:val="auto"/>
+                          <w:kern w:val="2"/>
+                          <w:position w:val="0"/>
+                          <w:sz w:val="24"/>
+                          <w:sz w:val="24"/>
+                          <w:szCs w:val="24"/>
+                          <w:u w:val="none"/>
+                          <w:vertAlign w:val="baseline"/>
+                          <w:em w:val="none"/>
+                          <w:lang w:val="en-GB"/>
+                        </w:rPr>
+                        <w:t xml:space="preserve"> ← Q</w:t>
+                      </w:r>
+                      <w:r>
+                        <w:rPr>
+                          <w:rFonts w:eastAsia="Microsoft YaHei" w:cs="Mangal" w:ascii="Liberation Sans" w:hAnsi="Liberation Sans"/>
+                          <w:b w:val="false"/>
+                          <w:bCs w:val="false"/>
+                          <w:i w:val="false"/>
+                          <w:iCs w:val="false"/>
+                          <w:caps w:val="false"/>
+                          <w:smallCaps w:val="false"/>
+                          <w:strike w:val="false"/>
+                          <w:dstrike w:val="false"/>
+                          <w:outline w:val="false"/>
+                          <w:shadow w:val="false"/>
+                          <w:emboss w:val="false"/>
+                          <w:imprint w:val="false"/>
+                          <w:color w:val="auto"/>
+                          <w:kern w:val="2"/>
+                          <w:sz w:val="24"/>
+                          <w:szCs w:val="24"/>
+                          <w:u w:val="none"/>
+                          <w:vertAlign w:val="subscript"/>
+                          <w:em w:val="none"/>
+                          <w:lang w:val="en-GB"/>
+                        </w:rPr>
+                        <w:t>s</w:t>
+                      </w:r>
+                      <w:r>
+                        <w:rPr>
+                          <w:rFonts w:eastAsia="Microsoft YaHei" w:cs="Mangal" w:ascii="Liberation Sans" w:hAnsi="Liberation Sans"/>
+                          <w:b w:val="false"/>
+                          <w:bCs w:val="false"/>
+                          <w:i w:val="false"/>
+                          <w:iCs w:val="false"/>
+                          <w:caps w:val="false"/>
+                          <w:smallCaps w:val="false"/>
+                          <w:strike w:val="false"/>
+                          <w:dstrike w:val="false"/>
+                          <w:outline w:val="false"/>
+                          <w:shadow w:val="false"/>
+                          <w:emboss w:val="false"/>
+                          <w:imprint w:val="false"/>
+                          <w:color w:val="auto"/>
+                          <w:kern w:val="2"/>
+                          <w:position w:val="0"/>
+                          <w:sz w:val="24"/>
+                          <w:sz w:val="24"/>
+                          <w:szCs w:val="24"/>
+                          <w:u w:val="none"/>
+                          <w:vertAlign w:val="baseline"/>
+                          <w:em w:val="none"/>
+                          <w:lang w:val="en-GB"/>
+                        </w:rPr>
+                        <w:t xml:space="preserve"> xor B</w:t>
+                      </w:r>
+                      <w:r>
+                        <w:rPr>
+                          <w:rFonts w:eastAsia="Microsoft YaHei" w:cs="Mangal" w:ascii="Liberation Sans" w:hAnsi="Liberation Sans"/>
+                          <w:b w:val="false"/>
+                          <w:bCs w:val="false"/>
+                          <w:i w:val="false"/>
+                          <w:iCs w:val="false"/>
+                          <w:caps w:val="false"/>
+                          <w:smallCaps w:val="false"/>
+                          <w:strike w:val="false"/>
+                          <w:dstrike w:val="false"/>
+                          <w:outline w:val="false"/>
+                          <w:shadow w:val="false"/>
+                          <w:emboss w:val="false"/>
+                          <w:imprint w:val="false"/>
+                          <w:color w:val="auto"/>
+                          <w:kern w:val="2"/>
+                          <w:sz w:val="24"/>
+                          <w:szCs w:val="24"/>
+                          <w:u w:val="none"/>
+                          <w:vertAlign w:val="subscript"/>
+                          <w:em w:val="none"/>
+                          <w:lang w:val="en-GB"/>
+                        </w:rPr>
+                        <w:t>s</w:t>
+                      </w:r>
+                    </w:p>
+                    <w:p>
+                      <w:pPr>
+                        <w:pStyle w:val="FrameContents"/>
+                        <w:tabs>
+                          <w:tab w:val="clear" w:pos="11340"/>
+                        </w:tabs>
+                        <w:overflowPunct w:val="true"/>
+                        <w:bidi w:val="0"/>
+                        <w:spacing w:lineRule="auto" w:line="240" w:before="0" w:after="0"/>
+                        <w:ind w:left="0" w:right="0" w:hanging="0"/>
+                        <w:jc w:val="center"/>
+                        <w:rPr/>
+                      </w:pPr>
+                      <w:r>
+                        <w:rPr>
+                          <w:rFonts w:eastAsia="Microsoft YaHei" w:cs="Mangal" w:ascii="Liberation Sans" w:hAnsi="Liberation Sans"/>
+                          <w:b w:val="false"/>
+                          <w:bCs w:val="false"/>
+                          <w:i w:val="false"/>
+                          <w:iCs w:val="false"/>
+                          <w:caps w:val="false"/>
+                          <w:smallCaps w:val="false"/>
+                          <w:strike w:val="false"/>
+                          <w:dstrike w:val="false"/>
+                          <w:outline w:val="false"/>
+                          <w:shadow w:val="false"/>
+                          <w:emboss w:val="false"/>
+                          <w:imprint w:val="false"/>
+                          <w:color w:val="auto"/>
+                          <w:kern w:val="2"/>
+                          <w:position w:val="0"/>
+                          <w:sz w:val="24"/>
+                          <w:sz w:val="24"/>
+                          <w:szCs w:val="24"/>
+                          <w:u w:val="none"/>
+                          <w:vertAlign w:val="baseline"/>
+                          <w:em w:val="none"/>
+                          <w:lang w:val="en-GB"/>
+                        </w:rPr>
+                        <w:t>Q</w:t>
+                      </w:r>
+                      <w:r>
+                        <w:rPr>
+                          <w:rFonts w:eastAsia="Microsoft YaHei" w:cs="Mangal" w:ascii="Liberation Sans" w:hAnsi="Liberation Sans"/>
+                          <w:b w:val="false"/>
+                          <w:bCs w:val="false"/>
+                          <w:i w:val="false"/>
+                          <w:iCs w:val="false"/>
+                          <w:caps w:val="false"/>
+                          <w:smallCaps w:val="false"/>
+                          <w:strike w:val="false"/>
+                          <w:dstrike w:val="false"/>
+                          <w:outline w:val="false"/>
+                          <w:shadow w:val="false"/>
+                          <w:emboss w:val="false"/>
+                          <w:imprint w:val="false"/>
+                          <w:color w:val="auto"/>
+                          <w:kern w:val="2"/>
+                          <w:sz w:val="24"/>
+                          <w:szCs w:val="24"/>
+                          <w:u w:val="none"/>
+                          <w:vertAlign w:val="subscript"/>
+                          <w:em w:val="none"/>
+                          <w:lang w:val="en-GB"/>
+                        </w:rPr>
+                        <w:t>s</w:t>
+                      </w:r>
+                      <w:r>
+                        <w:rPr>
+                          <w:rFonts w:eastAsia="Microsoft YaHei" w:cs="Mangal" w:ascii="Liberation Sans" w:hAnsi="Liberation Sans"/>
+                          <w:b w:val="false"/>
+                          <w:bCs w:val="false"/>
+                          <w:i w:val="false"/>
+                          <w:iCs w:val="false"/>
+                          <w:caps w:val="false"/>
+                          <w:smallCaps w:val="false"/>
+                          <w:strike w:val="false"/>
+                          <w:dstrike w:val="false"/>
+                          <w:outline w:val="false"/>
+                          <w:shadow w:val="false"/>
+                          <w:emboss w:val="false"/>
+                          <w:imprint w:val="false"/>
+                          <w:color w:val="auto"/>
+                          <w:kern w:val="2"/>
+                          <w:position w:val="0"/>
+                          <w:sz w:val="24"/>
+                          <w:sz w:val="24"/>
+                          <w:szCs w:val="24"/>
+                          <w:u w:val="none"/>
+                          <w:vertAlign w:val="baseline"/>
+                          <w:em w:val="none"/>
+                          <w:lang w:val="en-GB"/>
+                        </w:rPr>
+                        <w:t xml:space="preserve"> ← Q</w:t>
+                      </w:r>
+                      <w:r>
+                        <w:rPr>
+                          <w:rFonts w:eastAsia="Microsoft YaHei" w:cs="Mangal" w:ascii="Liberation Sans" w:hAnsi="Liberation Sans"/>
+                          <w:b w:val="false"/>
+                          <w:bCs w:val="false"/>
+                          <w:i w:val="false"/>
+                          <w:iCs w:val="false"/>
+                          <w:caps w:val="false"/>
+                          <w:smallCaps w:val="false"/>
+                          <w:strike w:val="false"/>
+                          <w:dstrike w:val="false"/>
+                          <w:outline w:val="false"/>
+                          <w:shadow w:val="false"/>
+                          <w:emboss w:val="false"/>
+                          <w:imprint w:val="false"/>
+                          <w:color w:val="auto"/>
+                          <w:kern w:val="2"/>
+                          <w:sz w:val="24"/>
+                          <w:szCs w:val="24"/>
+                          <w:u w:val="none"/>
+                          <w:vertAlign w:val="subscript"/>
+                          <w:em w:val="none"/>
+                          <w:lang w:val="en-GB"/>
+                        </w:rPr>
+                        <w:t xml:space="preserve">s </w:t>
+                      </w:r>
+                      <w:r>
+                        <w:rPr>
+                          <w:rFonts w:eastAsia="Microsoft YaHei" w:cs="Mangal" w:ascii="Liberation Sans" w:hAnsi="Liberation Sans"/>
+                          <w:b w:val="false"/>
+                          <w:bCs w:val="false"/>
+                          <w:i w:val="false"/>
+                          <w:iCs w:val="false"/>
+                          <w:caps w:val="false"/>
+                          <w:smallCaps w:val="false"/>
+                          <w:strike w:val="false"/>
+                          <w:dstrike w:val="false"/>
+                          <w:outline w:val="false"/>
+                          <w:shadow w:val="false"/>
+                          <w:emboss w:val="false"/>
+                          <w:imprint w:val="false"/>
+                          <w:color w:val="auto"/>
+                          <w:kern w:val="2"/>
+                          <w:position w:val="0"/>
+                          <w:sz w:val="24"/>
+                          <w:sz w:val="24"/>
+                          <w:szCs w:val="24"/>
+                          <w:u w:val="none"/>
+                          <w:vertAlign w:val="baseline"/>
+                          <w:em w:val="none"/>
+                          <w:lang w:val="en-GB"/>
+                        </w:rPr>
+                        <w:t>xor B</w:t>
+                      </w:r>
+                      <w:r>
+                        <w:rPr>
+                          <w:rFonts w:eastAsia="Microsoft YaHei" w:cs="Mangal" w:ascii="Liberation Sans" w:hAnsi="Liberation Sans"/>
+                          <w:b w:val="false"/>
+                          <w:bCs w:val="false"/>
+                          <w:i w:val="false"/>
+                          <w:iCs w:val="false"/>
+                          <w:caps w:val="false"/>
+                          <w:smallCaps w:val="false"/>
+                          <w:strike w:val="false"/>
+                          <w:dstrike w:val="false"/>
+                          <w:outline w:val="false"/>
+                          <w:shadow w:val="false"/>
+                          <w:emboss w:val="false"/>
+                          <w:imprint w:val="false"/>
+                          <w:color w:val="auto"/>
+                          <w:kern w:val="2"/>
+                          <w:sz w:val="24"/>
+                          <w:szCs w:val="24"/>
+                          <w:u w:val="none"/>
+                          <w:vertAlign w:val="subscript"/>
+                          <w:em w:val="none"/>
+                          <w:lang w:val="en-GB"/>
+                        </w:rPr>
+                        <w:t>s</w:t>
+                      </w:r>
+                    </w:p>
+                    <w:p>
+                      <w:pPr>
+                        <w:pStyle w:val="FrameContents"/>
+                        <w:tabs>
+                          <w:tab w:val="clear" w:pos="11340"/>
+                        </w:tabs>
+                        <w:overflowPunct w:val="true"/>
+                        <w:bidi w:val="0"/>
+                        <w:spacing w:lineRule="auto" w:line="240" w:before="0" w:after="0"/>
+                        <w:ind w:left="0" w:right="0" w:hanging="0"/>
+                        <w:jc w:val="center"/>
+                        <w:rPr/>
+                      </w:pPr>
+                      <w:r>
+                        <w:rPr>
+                          <w:rFonts w:eastAsia="Microsoft YaHei" w:cs="Mangal" w:ascii="Liberation Sans" w:hAnsi="Liberation Sans"/>
+                          <w:b w:val="false"/>
+                          <w:bCs w:val="false"/>
+                          <w:i w:val="false"/>
+                          <w:iCs w:val="false"/>
+                          <w:caps w:val="false"/>
+                          <w:smallCaps w:val="false"/>
+                          <w:strike w:val="false"/>
+                          <w:dstrike w:val="false"/>
+                          <w:outline w:val="false"/>
+                          <w:shadow w:val="false"/>
+                          <w:emboss w:val="false"/>
+                          <w:imprint w:val="false"/>
+                          <w:color w:val="auto"/>
+                          <w:kern w:val="2"/>
+                          <w:position w:val="0"/>
+                          <w:sz w:val="24"/>
+                          <w:sz w:val="24"/>
+                          <w:szCs w:val="24"/>
+                          <w:u w:val="none"/>
+                          <w:vertAlign w:val="baseline"/>
+                          <w:em w:val="none"/>
+                          <w:lang w:val="en-GB"/>
+                        </w:rPr>
+                        <w:t>A ← 0 , E ← 0</w:t>
+                      </w:r>
+                    </w:p>
+                    <w:p>
+                      <w:pPr>
+                        <w:pStyle w:val="FrameContents"/>
+                        <w:tabs>
+                          <w:tab w:val="clear" w:pos="11340"/>
+                        </w:tabs>
+                        <w:overflowPunct w:val="true"/>
+                        <w:bidi w:val="0"/>
+                        <w:spacing w:lineRule="auto" w:line="240" w:before="0" w:after="0"/>
+                        <w:ind w:left="0" w:right="0" w:hanging="0"/>
+                        <w:jc w:val="center"/>
+                        <w:rPr/>
+                      </w:pPr>
+                      <w:r>
+                        <w:rPr>
+                          <w:rFonts w:eastAsia="Microsoft YaHei" w:cs="Mangal" w:ascii="Liberation Sans" w:hAnsi="Liberation Sans"/>
+                          <w:b w:val="false"/>
+                          <w:bCs w:val="false"/>
+                          <w:i w:val="false"/>
+                          <w:iCs w:val="false"/>
+                          <w:caps w:val="false"/>
+                          <w:smallCaps w:val="false"/>
+                          <w:strike w:val="false"/>
+                          <w:dstrike w:val="false"/>
+                          <w:outline w:val="false"/>
+                          <w:shadow w:val="false"/>
+                          <w:emboss w:val="false"/>
+                          <w:imprint w:val="false"/>
+                          <w:color w:val="auto"/>
+                          <w:kern w:val="2"/>
+                          <w:position w:val="0"/>
+                          <w:sz w:val="24"/>
+                          <w:sz w:val="24"/>
+                          <w:szCs w:val="24"/>
+                          <w:u w:val="none"/>
+                          <w:vertAlign w:val="baseline"/>
+                          <w:em w:val="none"/>
+                          <w:lang w:val="en-GB"/>
+                        </w:rPr>
+                        <w:t>SC ← n-1</w:t>
+                      </w:r>
+                    </w:p>
+                  </w:txbxContent>
+                </v:textbox>
+                <w10:wrap type="none"/>
+              </v:shape>
+            </w:pict>
+          </mc:Fallback>
+        </mc:AlternateContent>
+      </w:r>
+    </w:p>
+    <w:p>
+      <w:pPr>
+        <w:pStyle w:val="Normal"/>
+        <w:bidi w:val="0"/>
+        <w:jc w:val="left"/>
+        <w:rPr>
+          <w:b w:val="false"/>
+          <w:bCs w:val="false"/>
+          <w:sz w:val="36"/>
+          <w:szCs w:val="24"/>
+        </w:rPr>
+      </w:pPr>
+      <w:r>
+        <w:rPr>
+          <w:b w:val="false"/>
+          <w:bCs w:val="false"/>
+          <w:sz w:val="36"/>
+          <w:szCs w:val="24"/>
+        </w:rPr>
+      </w:r>
+    </w:p>
+    <w:p>
+      <w:pPr>
+        <w:pStyle w:val="Normal"/>
+        <w:bidi w:val="0"/>
+        <w:jc w:val="left"/>
+        <w:rPr>
+          <w:b w:val="false"/>
+          <w:bCs w:val="false"/>
+          <w:sz w:val="36"/>
+          <w:szCs w:val="24"/>
+        </w:rPr>
+      </w:pPr>
+      <w:r>
+        <w:rPr>
+          <w:b w:val="false"/>
+          <w:bCs w:val="false"/>
+          <w:sz w:val="36"/>
+          <w:szCs w:val="24"/>
+        </w:rPr>
+      </w:r>
+    </w:p>
+    <w:p>
+      <w:pPr>
+        <w:pStyle w:val="Normal"/>
+        <w:bidi w:val="0"/>
+        <w:jc w:val="left"/>
+        <w:rPr>
+          <w:b w:val="false"/>
+          <w:bCs w:val="false"/>
+          <w:sz w:val="36"/>
+          <w:szCs w:val="24"/>
+        </w:rPr>
+      </w:pPr>
+      <w:r>
+        <w:rPr>
+          <w:b w:val="false"/>
+          <w:bCs w:val="false"/>
+          <w:sz w:val="36"/>
+          <w:szCs w:val="24"/>
+        </w:rPr>
+      </w:r>
+    </w:p>
+    <w:p>
+      <w:pPr>
+        <w:pStyle w:val="Normal"/>
+        <w:bidi w:val="0"/>
+        <w:jc w:val="left"/>
+        <w:rPr>
+          <w:b w:val="false"/>
+          <w:bCs w:val="false"/>
+          <w:sz w:val="36"/>
+          <w:szCs w:val="24"/>
+        </w:rPr>
+      </w:pPr>
+      <w:r>
+        <w:rPr>
+          <w:b w:val="false"/>
+          <w:bCs w:val="false"/>
+          <w:sz w:val="36"/>
+          <w:szCs w:val="24"/>
+        </w:rPr>
+        <mc:AlternateContent>
+          <mc:Choice Requires="wps">
+            <w:drawing>
+              <wp:anchor behindDoc="0" distT="184785" distB="179070" distL="0" distR="0" simplePos="0" locked="0" layoutInCell="0" allowOverlap="1" relativeHeight="16">
+                <wp:simplePos x="0" y="0"/>
+                <wp:positionH relativeFrom="column">
+                  <wp:posOffset>2734945</wp:posOffset>
+                </wp:positionH>
+                <wp:positionV relativeFrom="paragraph">
+                  <wp:posOffset>403225</wp:posOffset>
+                </wp:positionV>
+                <wp:extent cx="1080135" cy="635"/>
+                <wp:effectExtent l="38735" t="6350" r="36830" b="0"/>
+                <wp:wrapNone/>
+                <wp:docPr id="7" name="Connector 1"/>
+                <a:graphic xmlns:a="http://schemas.openxmlformats.org/drawingml/2006/main">
+                  <a:graphicData uri="http://schemas.microsoft.com/office/word/2010/wordprocessingShape">
+                    <wps:wsp>
+                      <wps:cNvSpPr/>
+                      <wps:spPr>
+                        <a:xfrm rot="5400000">
+                          <a:off x="0" y="0"/>
+                          <a:ext cx="1080000" cy="720"/>
+                        </a:xfrm>
+                        <a:prstGeom prst="bentConnector3">
+                          <a:avLst>
+                            <a:gd name="adj1" fmla="val 50150"/>
+                          </a:avLst>
+                        </a:prstGeom>
+                        <a:noFill/>
+                        <a:ln w="10800">
+                          <a:solidFill>
+                            <a:srgbClr val="000000"/>
+                          </a:solidFill>
+                          <a:round/>
+                          <a:tailEnd len="med" type="triangle" w="med"/>
+                        </a:ln>
+                      </wps:spPr>
+                      <wps:style>
+                        <a:lnRef idx="0"/>
+                        <a:fillRef idx="0"/>
+                        <a:effectRef idx="0"/>
+                        <a:fontRef idx="minor"/>
+                      </wps:style>
+                      <wps:bodyPr/>
+                    </wps:wsp>
+                  </a:graphicData>
+                </a:graphic>
+              </wp:anchor>
+            </w:drawing>
+          </mc:Choice>
+          <mc:Fallback>
+            <w:pict>
+              <v:shape id="shape_0" ID="Connector 1" path="m0,0l-2147483647,0l-2147483647,-2147483644l-2147483645,-2147483644e" stroked="t" o:allowincell="f" style="position:absolute;margin-left:215.35pt;margin-top:31.75pt;width:85pt;height:0pt;mso-wrap-style:none;v-text-anchor:middle;rotation:90" type="_x0000_t34">
+                <v:fill o:detectmouseclick="t" on="false"/>
+                <v:stroke color="black" weight="10800" endarrow="block" endarrowwidth="medium" endarrowlength="medium" joinstyle="round" endcap="flat"/>
+                <w10:wrap type="none"/>
+              </v:shape>
+            </w:pict>
+          </mc:Fallback>
+        </mc:AlternateContent>
+      </w:r>
+    </w:p>
+    <w:p>
+      <w:pPr>
+        <w:pStyle w:val="Normal"/>
+        <w:bidi w:val="0"/>
+        <w:jc w:val="left"/>
+        <w:rPr>
+          <w:b w:val="false"/>
+          <w:bCs w:val="false"/>
+          <w:sz w:val="36"/>
+          <w:szCs w:val="24"/>
+        </w:rPr>
+      </w:pPr>
+      <w:r>
+        <w:rPr>
+          <w:b w:val="false"/>
+          <w:bCs w:val="false"/>
+          <w:sz w:val="36"/>
+          <w:szCs w:val="24"/>
+        </w:rPr>
+        <mc:AlternateContent>
+          <mc:Choice Requires="wps">
+            <w:drawing>
+              <wp:anchor behindDoc="0" distT="1300480" distB="1287780" distL="113665" distR="148590" simplePos="0" locked="0" layoutInCell="0" allowOverlap="1" relativeHeight="21">
+                <wp:simplePos x="0" y="0"/>
+                <wp:positionH relativeFrom="column">
+                  <wp:posOffset>1240155</wp:posOffset>
+                </wp:positionH>
+                <wp:positionV relativeFrom="paragraph">
+                  <wp:posOffset>2560955</wp:posOffset>
+                </wp:positionV>
+                <wp:extent cx="1080135" cy="635"/>
+                <wp:effectExtent l="1482725" t="38735" r="0" b="36830"/>
+                <wp:wrapNone/>
+                <wp:docPr id="8" name="Connector 6"/>
+                <a:graphic xmlns:a="http://schemas.openxmlformats.org/drawingml/2006/main">
+                  <a:graphicData uri="http://schemas.microsoft.com/office/word/2010/wordprocessingShape">
+                    <wps:wsp>
+                      <wps:cNvSpPr/>
+                      <wps:spPr>
+                        <a:xfrm flipH="1" rot="10800000">
+                          <a:off x="0" y="0"/>
+                          <a:ext cx="1080000" cy="720"/>
+                        </a:xfrm>
+                        <a:prstGeom prst="bentConnector4">
+                          <a:avLst>
+                            <a:gd name="adj1" fmla="val -136662"/>
+                            <a:gd name="adj2" fmla="val 103878"/>
+                          </a:avLst>
+                        </a:prstGeom>
+                        <a:noFill/>
+                        <a:ln w="10800">
+                          <a:solidFill>
+                            <a:srgbClr val="000000"/>
+                          </a:solidFill>
+                          <a:round/>
+                          <a:tailEnd len="med" type="triangle" w="med"/>
+                        </a:ln>
+                      </wps:spPr>
+                      <wps:style>
+                        <a:lnRef idx="0"/>
+                        <a:fillRef idx="0"/>
+                        <a:effectRef idx="0"/>
+                        <a:fontRef idx="minor"/>
+                      </wps:style>
+                      <wps:bodyPr/>
+                    </wps:wsp>
+                  </a:graphicData>
+                </a:graphic>
+              </wp:anchor>
+            </w:drawing>
+          </mc:Choice>
+          <mc:Fallback>
+            <w:pict>
+              <v:shapetype id="_x0000_t35" coordsize="21600,21600" o:spt="35" adj="10800,10800" path="m,l@0,l@0@3l21600@3l21600,21600nfe">
+                <v:stroke joinstyle="miter"/>
+                <v:formulas>
+                  <v:f eqn="val #1"/>
+                  <v:f eqn="sum @0 width 0"/>
+                  <v:f eqn="prod 1 @1 2"/>
+                  <v:f eqn="val #0"/>
+                  <v:f eqn="sum 0 @3 0"/>
+                  <v:f eqn="prod 1 @4 2"/>
+                </v:formulas>
+                <v:path gradientshapeok="t" o:connecttype="rect" textboxrect="0,0,21600,21600"/>
+                <v:handles>
+                  <v:h position="@0,@5"/>
+                  <v:h position="@2,@3"/>
+                </v:handles>
+              </v:shapetype>
+              <v:shape id="shape_0" ID="Connector 6" path="m0,0l-2147483647,0l-2147483647,-2147483643l-2147483641,-2147483643l-2147483641,-2147483640e" stroked="t" o:allowincell="f" style="position:absolute;margin-left:97.65pt;margin-top:201.65pt;width:85pt;height:0pt;flip:x;mso-wrap-style:none;v-text-anchor:middle;rotation:180" type="_x0000_t35">
+                <v:fill o:detectmouseclick="t" on="false"/>
+                <v:stroke color="black" weight="10800" endarrow="block" endarrowwidth="medium" endarrowlength="medium" joinstyle="round" endcap="flat"/>
+                <w10:wrap type="none"/>
+              </v:shape>
+            </w:pict>
+          </mc:Fallback>
+        </mc:AlternateContent>
+      </w:r>
+    </w:p>
+    <w:p>
+      <w:pPr>
+        <w:pStyle w:val="Normal"/>
+        <w:bidi w:val="0"/>
+        <w:jc w:val="left"/>
+        <w:rPr>
+          <w:b w:val="false"/>
+          <w:bCs w:val="false"/>
+          <w:sz w:val="36"/>
+          <w:szCs w:val="24"/>
+        </w:rPr>
+      </w:pPr>
+      <w:r>
+        <mc:AlternateContent>
+          <mc:Choice Requires="wps">
+            <w:drawing>
+              <wp:anchor behindDoc="0" distT="5715" distB="6350" distL="6350" distR="5715" simplePos="0" locked="0" layoutInCell="0" allowOverlap="1" relativeHeight="5">
+                <wp:simplePos x="0" y="0"/>
+                <wp:positionH relativeFrom="column">
+                  <wp:posOffset>4331970</wp:posOffset>
+                </wp:positionH>
+                <wp:positionV relativeFrom="paragraph">
+                  <wp:posOffset>104775</wp:posOffset>
+                </wp:positionV>
+                <wp:extent cx="1080135" cy="720090"/>
+                <wp:effectExtent l="6350" t="5715" r="5715" b="6350"/>
+                <wp:wrapNone/>
+                <wp:docPr id="9" name="Process 1"/>
+                <a:graphic xmlns:a="http://schemas.openxmlformats.org/drawingml/2006/main">
+                  <a:graphicData uri="http://schemas.microsoft.com/office/word/2010/wordprocessingShape">
+                    <wps:wsp>
+                      <wps:cNvSpPr/>
+                      <wps:spPr>
+                        <a:xfrm>
+                          <a:off x="0" y="0"/>
+                          <a:ext cx="1080000" cy="720000"/>
+                        </a:xfrm>
+                        <a:prstGeom prst="flowChartProcess">
+                          <a:avLst/>
+                        </a:prstGeom>
+                        <a:solidFill>
+                          <a:srgbClr val="ffffff"/>
+                        </a:solidFill>
+                        <a:ln w="10800">
+                          <a:solidFill>
+                            <a:srgbClr val="000000"/>
+                          </a:solidFill>
+                          <a:round/>
+                        </a:ln>
+                      </wps:spPr>
+                      <wps:style>
+                        <a:lnRef idx="0"/>
+                        <a:fillRef idx="0"/>
+                        <a:effectRef idx="0"/>
+                        <a:fontRef idx="minor"/>
+                      </wps:style>
+                      <wps:txbx>
+                        <w:txbxContent>
+                          <w:p>
+                            <w:pPr>
+                              <w:pStyle w:val="FrameContents"/>
+                              <w:tabs>
+                                <w:tab w:val="clear" w:pos="11340"/>
+                              </w:tabs>
+                              <w:overflowPunct w:val="true"/>
+                              <w:bidi w:val="0"/>
+                              <w:spacing w:lineRule="auto" w:line="240" w:before="0" w:after="0"/>
+                              <w:ind w:left="0" w:right="0" w:hanging="0"/>
+                              <w:jc w:val="center"/>
+                              <w:rPr/>
+                            </w:pPr>
+                            <w:r>
+                              <w:rPr>
+                                <w:rFonts w:eastAsia="Microsoft YaHei" w:cs="Mangal" w:ascii="Liberation Sans" w:hAnsi="Liberation Sans"/>
+                                <w:b w:val="false"/>
+                                <w:bCs w:val="false"/>
+                                <w:i w:val="false"/>
+                                <w:iCs w:val="false"/>
+                                <w:caps w:val="false"/>
+                                <w:smallCaps w:val="false"/>
+                                <w:strike w:val="false"/>
+                                <w:dstrike w:val="false"/>
+                                <w:outline w:val="false"/>
+                                <w:shadow w:val="false"/>
+                                <w:emboss w:val="false"/>
+                                <w:imprint w:val="false"/>
+                                <w:color w:val="auto"/>
+                                <w:kern w:val="2"/>
+                                <w:sz w:val="24"/>
+                                <w:szCs w:val="24"/>
+                                <w:u w:val="none"/>
+                                <w:em w:val="none"/>
+                                <w:lang w:val="en-GB"/>
+                              </w:rPr>
+                              <w:t>EA ← A+B</w:t>
+                            </w:r>
+                          </w:p>
+                        </w:txbxContent>
+                      </wps:txbx>
+                      <wps:bodyPr lIns="90000" rIns="90000" tIns="45000" bIns="45000" anchor="ctr">
+                        <a:noAutofit/>
+                      </wps:bodyPr>
+                    </wps:wsp>
+                  </a:graphicData>
+                </a:graphic>
+              </wp:anchor>
+            </w:drawing>
+          </mc:Choice>
+          <mc:Fallback>
+            <w:pict>
+              <v:shape id="shape_0" ID="Process 1" path="m0,0l1,0l1,1l0,1xe" fillcolor="white" stroked="t" o:allowincell="f" style="position:absolute;margin-left:341.1pt;margin-top:8.25pt;width:85pt;height:56.65pt;mso-wrap-style:square;v-text-anchor:middle" type="_x0000_t109">
+                <v:fill o:detectmouseclick="t" type="solid" color2="black"/>
+                <v:stroke color="black" weight="10800" joinstyle="round" endcap="flat"/>
+                <v:textbox>
+                  <w:txbxContent>
+                    <w:p>
+                      <w:pPr>
+                        <w:pStyle w:val="FrameContents"/>
+                        <w:tabs>
+                          <w:tab w:val="clear" w:pos="11340"/>
+                        </w:tabs>
+                        <w:overflowPunct w:val="true"/>
+                        <w:bidi w:val="0"/>
+                        <w:spacing w:lineRule="auto" w:line="240" w:before="0" w:after="0"/>
+                        <w:ind w:left="0" w:right="0" w:hanging="0"/>
+                        <w:jc w:val="center"/>
+                        <w:rPr/>
+                      </w:pPr>
+                      <w:r>
+                        <w:rPr>
+                          <w:rFonts w:eastAsia="Microsoft YaHei" w:cs="Mangal" w:ascii="Liberation Sans" w:hAnsi="Liberation Sans"/>
+                          <w:b w:val="false"/>
+                          <w:bCs w:val="false"/>
+                          <w:i w:val="false"/>
+                          <w:iCs w:val="false"/>
+                          <w:caps w:val="false"/>
+                          <w:smallCaps w:val="false"/>
+                          <w:strike w:val="false"/>
+                          <w:dstrike w:val="false"/>
+                          <w:outline w:val="false"/>
+                          <w:shadow w:val="false"/>
+                          <w:emboss w:val="false"/>
+                          <w:imprint w:val="false"/>
+                          <w:color w:val="auto"/>
+                          <w:kern w:val="2"/>
+                          <w:sz w:val="24"/>
+                          <w:szCs w:val="24"/>
+                          <w:u w:val="none"/>
+                          <w:em w:val="none"/>
+                          <w:lang w:val="en-GB"/>
+                        </w:rPr>
+                        <w:t>EA ← A+B</w:t>
+                      </w:r>
+                    </w:p>
+                  </w:txbxContent>
+                </v:textbox>
+                <w10:wrap type="none"/>
+              </v:shape>
+            </w:pict>
+          </mc:Fallback>
+        </mc:AlternateContent>
+        <mc:AlternateContent>
+          <mc:Choice Requires="wps">
+            <w:drawing>
+              <wp:anchor behindDoc="0" distT="5715" distB="6350" distL="6350" distR="5715" simplePos="0" locked="0" layoutInCell="0" allowOverlap="1" relativeHeight="11">
+                <wp:simplePos x="0" y="0"/>
+                <wp:positionH relativeFrom="column">
+                  <wp:posOffset>2528570</wp:posOffset>
+                </wp:positionH>
+                <wp:positionV relativeFrom="paragraph">
+                  <wp:posOffset>1905</wp:posOffset>
+                </wp:positionV>
+                <wp:extent cx="1080135" cy="720090"/>
+                <wp:effectExtent l="6350" t="5715" r="5715" b="6350"/>
+                <wp:wrapNone/>
+                <wp:docPr id="11" name="Decision"/>
+                <a:graphic xmlns:a="http://schemas.openxmlformats.org/drawingml/2006/main">
+                  <a:graphicData uri="http://schemas.microsoft.com/office/word/2010/wordprocessingShape">
+                    <wps:wsp>
+                      <wps:cNvSpPr/>
+                      <wps:spPr>
+                        <a:xfrm>
+                          <a:off x="0" y="0"/>
+                          <a:ext cx="1080000" cy="720000"/>
+                        </a:xfrm>
+                        <a:prstGeom prst="flowChartDecision">
+                          <a:avLst/>
+                        </a:prstGeom>
+                        <a:solidFill>
+                          <a:srgbClr val="ffffff"/>
+                        </a:solidFill>
+                        <a:ln w="10800">
+                          <a:solidFill>
+                            <a:srgbClr val="000000"/>
+                          </a:solidFill>
+                          <a:round/>
+                        </a:ln>
+                      </wps:spPr>
+                      <wps:style>
+                        <a:lnRef idx="0"/>
+                        <a:fillRef idx="0"/>
+                        <a:effectRef idx="0"/>
+                        <a:fontRef idx="minor"/>
+                      </wps:style>
+                      <wps:txbx>
+                        <w:txbxContent>
+                          <w:p>
+                            <w:pPr>
+                              <w:pStyle w:val="FrameContents"/>
+                              <w:tabs>
+                                <w:tab w:val="clear" w:pos="11340"/>
+                              </w:tabs>
+                              <w:overflowPunct w:val="true"/>
+                              <w:bidi w:val="0"/>
+                              <w:spacing w:lineRule="auto" w:line="240" w:before="0" w:after="0"/>
+                              <w:ind w:left="0" w:right="0" w:hanging="0"/>
+                              <w:jc w:val="center"/>
+                              <w:rPr/>
+                            </w:pPr>
+                            <w:r>
+                              <w:rPr>
+                                <w:rFonts w:eastAsia="Microsoft YaHei" w:cs="Mangal" w:ascii="Liberation Sans" w:hAnsi="Liberation Sans"/>
+                                <w:b w:val="false"/>
+                                <w:bCs w:val="false"/>
+                                <w:i w:val="false"/>
+                                <w:iCs w:val="false"/>
+                                <w:caps w:val="false"/>
+                                <w:smallCaps w:val="false"/>
+                                <w:strike w:val="false"/>
+                                <w:dstrike w:val="false"/>
+                                <w:outline w:val="false"/>
+                                <w:shadow w:val="false"/>
+                                <w:emboss w:val="false"/>
+                                <w:imprint w:val="false"/>
+                                <w:color w:val="auto"/>
+                                <w:kern w:val="2"/>
+                                <w:sz w:val="24"/>
+                                <w:szCs w:val="24"/>
+                                <w:u w:val="none"/>
+                                <w:em w:val="none"/>
+                                <w:lang w:val="en-GB"/>
+                              </w:rPr>
+                              <w:t>Q</w:t>
+                            </w:r>
+                            <w:r>
+                              <w:rPr>
+                                <w:rFonts w:eastAsia="Microsoft YaHei" w:cs="Mangal" w:ascii="Liberation Sans" w:hAnsi="Liberation Sans"/>
+                                <w:b w:val="false"/>
+                                <w:bCs w:val="false"/>
+                                <w:i w:val="false"/>
+                                <w:iCs w:val="false"/>
+                                <w:caps w:val="false"/>
+                                <w:smallCaps w:val="false"/>
+                                <w:strike w:val="false"/>
+                                <w:dstrike w:val="false"/>
+                                <w:outline w:val="false"/>
+                                <w:shadow w:val="false"/>
+                                <w:emboss w:val="false"/>
+                                <w:imprint w:val="false"/>
+                                <w:color w:val="auto"/>
+                                <w:kern w:val="2"/>
+                                <w:sz w:val="24"/>
+                                <w:szCs w:val="24"/>
+                                <w:u w:val="none"/>
+                                <w:vertAlign w:val="subscript"/>
+                                <w:em w:val="none"/>
+                                <w:lang w:val="en-GB"/>
+                              </w:rPr>
+                              <w:t>n</w:t>
+                            </w:r>
+                          </w:p>
+                        </w:txbxContent>
+                      </wps:txbx>
+                      <wps:bodyPr lIns="90000" rIns="90000" tIns="45000" bIns="45000" anchor="ctr">
+                        <a:noAutofit/>
+                      </wps:bodyPr>
+                    </wps:wsp>
+                  </a:graphicData>
+                </a:graphic>
+              </wp:anchor>
+            </w:drawing>
+          </mc:Choice>
+          <mc:Fallback>
+            <w:pict>
+              <v:shapetype id="_x0000_t110" coordsize="21600,21600" o:spt="110" path="m,10800l10800,l21600,10800l10800,21600xe">
+                <v:stroke joinstyle="miter"/>
+                <v:formulas>
+                  <v:f eqn="prod width 3 4"/>
+                  <v:f eqn="prod height 3 4"/>
+                </v:formulas>
+                <v:path gradientshapeok="t" o:connecttype="rect" textboxrect="5400,5400,@0,@1"/>
+              </v:shapetype>
+              <v:shape id="shape_0" ID="Decision" path="m0,1l1,0l2,1l1,2xe" fillcolor="white" stroked="t" o:allowincell="f" style="position:absolute;margin-left:199.1pt;margin-top:0.15pt;width:85pt;height:56.65pt;mso-wrap-style:square;v-text-anchor:middle" type="_x0000_t110">
+                <v:fill o:detectmouseclick="t" type="solid" color2="black"/>
+                <v:stroke color="black" weight="10800" joinstyle="round" endcap="flat"/>
+                <v:textbox>
+                  <w:txbxContent>
+                    <w:p>
+                      <w:pPr>
+                        <w:pStyle w:val="FrameContents"/>
+                        <w:tabs>
+                          <w:tab w:val="clear" w:pos="11340"/>
+                        </w:tabs>
+                        <w:overflowPunct w:val="true"/>
+                        <w:bidi w:val="0"/>
+                        <w:spacing w:lineRule="auto" w:line="240" w:before="0" w:after="0"/>
+                        <w:ind w:left="0" w:right="0" w:hanging="0"/>
+                        <w:jc w:val="center"/>
+                        <w:rPr/>
+                      </w:pPr>
+                      <w:r>
+                        <w:rPr>
+                          <w:rFonts w:eastAsia="Microsoft YaHei" w:cs="Mangal" w:ascii="Liberation Sans" w:hAnsi="Liberation Sans"/>
+                          <w:b w:val="false"/>
+                          <w:bCs w:val="false"/>
+                          <w:i w:val="false"/>
+                          <w:iCs w:val="false"/>
+                          <w:caps w:val="false"/>
+                          <w:smallCaps w:val="false"/>
+                          <w:strike w:val="false"/>
+                          <w:dstrike w:val="false"/>
+                          <w:outline w:val="false"/>
+                          <w:shadow w:val="false"/>
+                          <w:emboss w:val="false"/>
+                          <w:imprint w:val="false"/>
+                          <w:color w:val="auto"/>
+                          <w:kern w:val="2"/>
+                          <w:sz w:val="24"/>
+                          <w:szCs w:val="24"/>
+                          <w:u w:val="none"/>
+                          <w:em w:val="none"/>
+                          <w:lang w:val="en-GB"/>
+                        </w:rPr>
+                        <w:t>Q</w:t>
+                      </w:r>
+                      <w:r>
+                        <w:rPr>
+                          <w:rFonts w:eastAsia="Microsoft YaHei" w:cs="Mangal" w:ascii="Liberation Sans" w:hAnsi="Liberation Sans"/>
+                          <w:b w:val="false"/>
+                          <w:bCs w:val="false"/>
+                          <w:i w:val="false"/>
+                          <w:iCs w:val="false"/>
+                          <w:caps w:val="false"/>
+                          <w:smallCaps w:val="false"/>
+                          <w:strike w:val="false"/>
+                          <w:dstrike w:val="false"/>
+                          <w:outline w:val="false"/>
+                          <w:shadow w:val="false"/>
+                          <w:emboss w:val="false"/>
+                          <w:imprint w:val="false"/>
+                          <w:color w:val="auto"/>
+                          <w:kern w:val="2"/>
+                          <w:sz w:val="24"/>
+                          <w:szCs w:val="24"/>
+                          <w:u w:val="none"/>
+                          <w:vertAlign w:val="subscript"/>
+                          <w:em w:val="none"/>
+                          <w:lang w:val="en-GB"/>
+                        </w:rPr>
+                        <w:t>n</w:t>
+                      </w:r>
+                    </w:p>
+                  </w:txbxContent>
+                </v:textbox>
+                <w10:wrap type="none"/>
+              </v:shape>
+            </w:pict>
+          </mc:Fallback>
+        </mc:AlternateContent>
+      </w:r>
+      <w:r>
+        <w:rPr>
+          <w:b w:val="false"/>
+          <w:bCs w:val="false"/>
+          <w:sz w:val="36"/>
+          <w:szCs w:val="24"/>
+        </w:rPr>
+        <w:t xml:space="preserve">                                                 </w:t>
+      </w:r>
+      <w:r>
+        <w:rPr>
+          <w:b w:val="false"/>
+          <w:bCs w:val="false"/>
+          <w:sz w:val="36"/>
+          <w:szCs w:val="24"/>
+        </w:rPr>
+        <w:t>0                        1</w:t>
+      </w:r>
+    </w:p>
+    <w:p>
+      <w:pPr>
+        <w:pStyle w:val="Normal"/>
+        <w:bidi w:val="0"/>
+        <w:jc w:val="left"/>
+        <w:rPr>
+          <w:b w:val="false"/>
+          <w:bCs w:val="false"/>
+          <w:sz w:val="36"/>
+          <w:szCs w:val="24"/>
+        </w:rPr>
+      </w:pPr>
+      <w:r>
+        <w:rPr>
+          <w:b w:val="false"/>
+          <w:bCs w:val="false"/>
+          <w:sz w:val="36"/>
+          <w:szCs w:val="24"/>
+        </w:rPr>
+        <mc:AlternateContent>
+          <mc:Choice Requires="wps">
+            <w:drawing>
+              <wp:anchor behindDoc="0" distT="56515" distB="104775" distL="0" distR="0" simplePos="0" locked="0" layoutInCell="0" allowOverlap="1" relativeHeight="17">
+                <wp:simplePos x="0" y="0"/>
+                <wp:positionH relativeFrom="column">
+                  <wp:posOffset>3608705</wp:posOffset>
+                </wp:positionH>
+                <wp:positionV relativeFrom="paragraph">
+                  <wp:posOffset>82550</wp:posOffset>
+                </wp:positionV>
+                <wp:extent cx="1080135" cy="635"/>
+                <wp:effectExtent l="6350" t="37465" r="0" b="38100"/>
+                <wp:wrapNone/>
+                <wp:docPr id="13" name="Connector 2"/>
+                <a:graphic xmlns:a="http://schemas.openxmlformats.org/drawingml/2006/main">
+                  <a:graphicData uri="http://schemas.microsoft.com/office/word/2010/wordprocessingShape">
+                    <wps:wsp>
+                      <wps:cNvSpPr/>
+                      <wps:spPr>
+                        <a:xfrm>
+                          <a:off x="0" y="0"/>
+                          <a:ext cx="1080000" cy="720"/>
+                        </a:xfrm>
+                        <a:prstGeom prst="bentConnector3">
+                          <a:avLst>
+                            <a:gd name="adj1" fmla="val 49975"/>
+                          </a:avLst>
+                        </a:prstGeom>
+                        <a:noFill/>
+                        <a:ln w="10800">
+                          <a:solidFill>
+                            <a:srgbClr val="000000"/>
+                          </a:solidFill>
+                          <a:round/>
+                          <a:tailEnd len="med" type="triangle" w="med"/>
+                        </a:ln>
+                      </wps:spPr>
+                      <wps:style>
+                        <a:lnRef idx="0"/>
+                        <a:fillRef idx="0"/>
+                        <a:effectRef idx="0"/>
+                        <a:fontRef idx="minor"/>
+                      </wps:style>
+                      <wps:bodyPr/>
+                    </wps:wsp>
+                  </a:graphicData>
+                </a:graphic>
+              </wp:anchor>
+            </w:drawing>
+          </mc:Choice>
+          <mc:Fallback>
+            <w:pict>
+              <v:shape id="shape_0" ID="Connector 2" path="m0,0l-2147483647,0l-2147483647,-2147483644l-2147483645,-2147483644e" stroked="t" o:allowincell="f" style="position:absolute;margin-left:284.15pt;margin-top:6.5pt;width:85pt;height:0pt;mso-wrap-style:none;v-text-anchor:middle" type="_x0000_t34">
+                <v:fill o:detectmouseclick="t" on="false"/>
+                <v:stroke color="black" weight="10800" endarrow="block" endarrowwidth="medium" endarrowlength="medium" joinstyle="round" endcap="flat"/>
+                <w10:wrap type="none"/>
+              </v:shape>
+            </w:pict>
+          </mc:Fallback>
+        </mc:AlternateContent>
+        <mc:AlternateContent>
+          <mc:Choice Requires="wps">
+            <w:drawing>
+              <wp:anchor behindDoc="0" distT="391160" distB="385445" distL="0" distR="0" simplePos="0" locked="0" layoutInCell="0" allowOverlap="1" relativeHeight="19">
+                <wp:simplePos x="0" y="0"/>
+                <wp:positionH relativeFrom="column">
+                  <wp:posOffset>2432050</wp:posOffset>
+                </wp:positionH>
+                <wp:positionV relativeFrom="paragraph">
+                  <wp:posOffset>82550</wp:posOffset>
+                </wp:positionV>
+                <wp:extent cx="1080135" cy="635"/>
+                <wp:effectExtent l="210820" t="38100" r="0" b="37465"/>
+                <wp:wrapNone/>
+                <wp:docPr id="14" name="Connector 4"/>
+                <a:graphic xmlns:a="http://schemas.openxmlformats.org/drawingml/2006/main">
+                  <a:graphicData uri="http://schemas.microsoft.com/office/word/2010/wordprocessingShape">
+                    <wps:wsp>
+                      <wps:cNvSpPr/>
+                      <wps:spPr>
+                        <a:xfrm flipH="1" flipV="1" rot="10800000">
+                          <a:off x="0" y="0"/>
+                          <a:ext cx="1080000" cy="720"/>
+                        </a:xfrm>
+                        <a:prstGeom prst="bentConnector4">
+                          <a:avLst>
+                            <a:gd name="adj1" fmla="val -18953"/>
+                            <a:gd name="adj2" fmla="val 73379"/>
+                          </a:avLst>
+                        </a:prstGeom>
+                        <a:noFill/>
+                        <a:ln w="10800">
+                          <a:solidFill>
+                            <a:srgbClr val="000000"/>
+                          </a:solidFill>
+                          <a:round/>
+                          <a:tailEnd len="med" type="triangle" w="med"/>
+                        </a:ln>
+                      </wps:spPr>
+                      <wps:style>
+                        <a:lnRef idx="0"/>
+                        <a:fillRef idx="0"/>
+                        <a:effectRef idx="0"/>
+                        <a:fontRef idx="minor"/>
+                      </wps:style>
+                      <wps:bodyPr/>
+                    </wps:wsp>
+                  </a:graphicData>
+                </a:graphic>
+              </wp:anchor>
+            </w:drawing>
+          </mc:Choice>
+          <mc:Fallback>
+            <w:pict>
+              <v:shape id="shape_0" ID="Connector 4" path="m0,0l-2147483647,0l-2147483647,-2147483643l-2147483641,-2147483643l-2147483641,-2147483640e" stroked="t" o:allowincell="f" style="position:absolute;margin-left:191.5pt;margin-top:6.5pt;width:85pt;height:0pt;flip:xy;mso-wrap-style:none;v-text-anchor:middle;rotation:180" type="_x0000_t35">
+                <v:fill o:detectmouseclick="t" on="false"/>
+                <v:stroke color="black" weight="10800" endarrow="block" endarrowwidth="medium" endarrowlength="medium" joinstyle="round" endcap="flat"/>
+                <w10:wrap type="none"/>
+              </v:shape>
+            </w:pict>
+          </mc:Fallback>
+        </mc:AlternateContent>
+      </w:r>
+    </w:p>
+    <w:p>
+      <w:pPr>
+        <w:pStyle w:val="Normal"/>
+        <w:bidi w:val="0"/>
+        <w:jc w:val="left"/>
+        <w:rPr>
+          <w:b w:val="false"/>
+          <w:bCs w:val="false"/>
+          <w:sz w:val="36"/>
+          <w:szCs w:val="24"/>
+        </w:rPr>
+      </w:pPr>
+      <w:r>
+        <w:rPr>
+          <w:b w:val="false"/>
+          <w:bCs w:val="false"/>
+          <w:sz w:val="36"/>
+          <w:szCs w:val="24"/>
+        </w:rPr>
+      </w:r>
+    </w:p>
+    <w:p>
+      <w:pPr>
+        <w:pStyle w:val="Normal"/>
+        <w:bidi w:val="0"/>
+        <w:jc w:val="left"/>
+        <w:rPr>
+          <w:b w:val="false"/>
+          <w:bCs w:val="false"/>
+          <w:sz w:val="36"/>
+          <w:szCs w:val="24"/>
+        </w:rPr>
+      </w:pPr>
+      <w:r>
+        <w:rPr>
+          <w:b w:val="false"/>
+          <w:bCs w:val="false"/>
+          <w:sz w:val="36"/>
+          <w:szCs w:val="24"/>
+        </w:rPr>
+      </w:r>
+    </w:p>
+    <w:p>
+      <w:pPr>
+        <w:pStyle w:val="Normal"/>
+        <w:bidi w:val="0"/>
+        <w:jc w:val="left"/>
+        <w:rPr>
+          <w:b w:val="false"/>
+          <w:bCs w:val="false"/>
+          <w:sz w:val="36"/>
+          <w:szCs w:val="24"/>
+        </w:rPr>
+      </w:pPr>
+      <w:r>
+        <w:rPr>
+          <w:b w:val="false"/>
+          <w:bCs w:val="false"/>
+          <w:sz w:val="36"/>
+          <w:szCs w:val="24"/>
+        </w:rPr>
+        <mc:AlternateContent>
+          <mc:Choice Requires="wps">
+            <w:drawing>
+              <wp:anchor behindDoc="0" distT="160020" distB="154305" distL="431165" distR="382905" simplePos="0" locked="0" layoutInCell="0" allowOverlap="1" relativeHeight="18">
+                <wp:simplePos x="0" y="0"/>
+                <wp:positionH relativeFrom="column">
+                  <wp:posOffset>3568700</wp:posOffset>
+                </wp:positionH>
+                <wp:positionV relativeFrom="paragraph">
+                  <wp:posOffset>1289685</wp:posOffset>
+                </wp:positionV>
+                <wp:extent cx="1080135" cy="635"/>
+                <wp:effectExtent l="38735" t="6350" r="36830" b="0"/>
+                <wp:wrapNone/>
+                <wp:docPr id="15" name="Connector 3"/>
+                <a:graphic xmlns:a="http://schemas.openxmlformats.org/drawingml/2006/main">
+                  <a:graphicData uri="http://schemas.microsoft.com/office/word/2010/wordprocessingShape">
+                    <wps:wsp>
+                      <wps:cNvSpPr/>
+                      <wps:spPr>
+                        <a:xfrm rot="5400000">
+                          <a:off x="0" y="0"/>
+                          <a:ext cx="1080000" cy="720"/>
+                        </a:xfrm>
+                        <a:prstGeom prst="bentConnector3">
+                          <a:avLst>
+                            <a:gd name="adj1" fmla="val 50058"/>
+                          </a:avLst>
+                        </a:prstGeom>
+                        <a:noFill/>
+                        <a:ln w="10800">
+                          <a:solidFill>
+                            <a:srgbClr val="000000"/>
+                          </a:solidFill>
+                          <a:round/>
+                          <a:tailEnd len="med" type="triangle" w="med"/>
+                        </a:ln>
+                      </wps:spPr>
+                      <wps:style>
+                        <a:lnRef idx="0"/>
+                        <a:fillRef idx="0"/>
+                        <a:effectRef idx="0"/>
+                        <a:fontRef idx="minor"/>
+                      </wps:style>
+                      <wps:bodyPr/>
+                    </wps:wsp>
+                  </a:graphicData>
+                </a:graphic>
+              </wp:anchor>
+            </w:drawing>
+          </mc:Choice>
+          <mc:Fallback>
+            <w:pict>
+              <v:shape id="shape_0" ID="Connector 3" path="m0,0l-2147483647,0l-2147483647,-2147483644l-2147483645,-2147483644e" stroked="t" o:allowincell="f" style="position:absolute;margin-left:281pt;margin-top:101.55pt;width:85pt;height:0pt;mso-wrap-style:none;v-text-anchor:middle;rotation:90" type="_x0000_t34">
+                <v:fill o:detectmouseclick="t" on="false"/>
+                <v:stroke color="black" weight="10800" endarrow="block" endarrowwidth="medium" endarrowlength="medium" joinstyle="round" endcap="flat"/>
+                <w10:wrap type="none"/>
+              </v:shape>
+            </w:pict>
+          </mc:Fallback>
+        </mc:AlternateContent>
+      </w:r>
+    </w:p>
+    <w:p>
+      <w:pPr>
+        <w:pStyle w:val="Normal"/>
+        <w:bidi w:val="0"/>
+        <w:jc w:val="left"/>
+        <w:rPr>
+          <w:b w:val="false"/>
+          <w:bCs w:val="false"/>
+          <w:sz w:val="36"/>
+          <w:szCs w:val="24"/>
+        </w:rPr>
+      </w:pPr>
+      <w:r>
+        <w:rPr>
+          <w:b w:val="false"/>
+          <w:bCs w:val="false"/>
+          <w:sz w:val="36"/>
+          <w:szCs w:val="24"/>
+        </w:rPr>
+        <mc:AlternateContent>
+          <mc:Choice Requires="wps">
+            <w:drawing>
+              <wp:anchor behindDoc="0" distT="5715" distB="6350" distL="6350" distR="5715" simplePos="0" locked="0" layoutInCell="0" allowOverlap="1" relativeHeight="9">
+                <wp:simplePos x="0" y="0"/>
+                <wp:positionH relativeFrom="column">
+                  <wp:posOffset>2497455</wp:posOffset>
+                </wp:positionH>
+                <wp:positionV relativeFrom="paragraph">
+                  <wp:posOffset>110490</wp:posOffset>
+                </wp:positionV>
+                <wp:extent cx="1080135" cy="720090"/>
+                <wp:effectExtent l="6350" t="5715" r="5715" b="6350"/>
+                <wp:wrapNone/>
+                <wp:docPr id="16" name="Process 3"/>
+                <a:graphic xmlns:a="http://schemas.openxmlformats.org/drawingml/2006/main">
+                  <a:graphicData uri="http://schemas.microsoft.com/office/word/2010/wordprocessingShape">
+                    <wps:wsp>
+                      <wps:cNvSpPr/>
+                      <wps:spPr>
+                        <a:xfrm>
+                          <a:off x="0" y="0"/>
+                          <a:ext cx="1080000" cy="720000"/>
+                        </a:xfrm>
+                        <a:prstGeom prst="flowChartProcess">
+                          <a:avLst/>
+                        </a:prstGeom>
+                        <a:solidFill>
+                          <a:srgbClr val="ffffff"/>
+                        </a:solidFill>
+                        <a:ln w="10800">
+                          <a:solidFill>
+                            <a:srgbClr val="000000"/>
+                          </a:solidFill>
+                          <a:round/>
+                        </a:ln>
+                      </wps:spPr>
+                      <wps:style>
+                        <a:lnRef idx="0"/>
+                        <a:fillRef idx="0"/>
+                        <a:effectRef idx="0"/>
+                        <a:fontRef idx="minor"/>
+                      </wps:style>
+                      <wps:txbx>
+                        <w:txbxContent>
+                          <w:p>
+                            <w:pPr>
+                              <w:pStyle w:val="FrameContents"/>
+                              <w:tabs>
+                                <w:tab w:val="clear" w:pos="11340"/>
+                              </w:tabs>
+                              <w:overflowPunct w:val="true"/>
+                              <w:bidi w:val="0"/>
+                              <w:spacing w:lineRule="auto" w:line="240" w:before="0" w:after="0"/>
+                              <w:ind w:left="0" w:right="0" w:hanging="0"/>
+                              <w:jc w:val="center"/>
+                              <w:rPr/>
+                            </w:pPr>
+                            <w:r>
+                              <w:rPr>
+                                <w:rFonts w:eastAsia="Microsoft YaHei" w:cs="Mangal" w:ascii="Liberation Sans" w:hAnsi="Liberation Sans"/>
+                                <w:b w:val="false"/>
+                                <w:bCs w:val="false"/>
+                                <w:i w:val="false"/>
+                                <w:iCs w:val="false"/>
+                                <w:caps w:val="false"/>
+                                <w:smallCaps w:val="false"/>
+                                <w:strike w:val="false"/>
+                                <w:dstrike w:val="false"/>
+                                <w:outline w:val="false"/>
+                                <w:shadow w:val="false"/>
+                                <w:emboss w:val="false"/>
+                                <w:imprint w:val="false"/>
+                                <w:color w:val="auto"/>
+                                <w:kern w:val="2"/>
+                                <w:sz w:val="24"/>
+                                <w:szCs w:val="24"/>
+                                <w:u w:val="none"/>
+                                <w:em w:val="none"/>
+                                <w:lang w:val="en-GB"/>
+                              </w:rPr>
+                              <w:t>Shr EAQ</w:t>
+                            </w:r>
+                          </w:p>
+                          <w:p>
+                            <w:pPr>
+                              <w:pStyle w:val="FrameContents"/>
+                              <w:tabs>
+                                <w:tab w:val="clear" w:pos="11340"/>
+                              </w:tabs>
+                              <w:overflowPunct w:val="true"/>
+                              <w:bidi w:val="0"/>
+                              <w:spacing w:lineRule="auto" w:line="240" w:before="0" w:after="0"/>
+                              <w:ind w:left="0" w:right="0" w:hanging="0"/>
+                              <w:jc w:val="center"/>
+                              <w:rPr/>
+                            </w:pPr>
+                            <w:r>
+                              <w:rPr>
+                                <w:rFonts w:eastAsia="Microsoft YaHei" w:cs="Mangal" w:ascii="Liberation Sans" w:hAnsi="Liberation Sans"/>
+                                <w:b w:val="false"/>
+                                <w:bCs w:val="false"/>
+                                <w:i w:val="false"/>
+                                <w:iCs w:val="false"/>
+                                <w:caps w:val="false"/>
+                                <w:smallCaps w:val="false"/>
+                                <w:strike w:val="false"/>
+                                <w:dstrike w:val="false"/>
+                                <w:outline w:val="false"/>
+                                <w:shadow w:val="false"/>
+                                <w:emboss w:val="false"/>
+                                <w:imprint w:val="false"/>
+                                <w:color w:val="auto"/>
+                                <w:kern w:val="2"/>
+                                <w:sz w:val="24"/>
+                                <w:szCs w:val="24"/>
+                                <w:u w:val="none"/>
+                                <w:em w:val="none"/>
+                                <w:lang w:val="en-GB"/>
+                              </w:rPr>
+                              <w:t>SC ← SC -1</w:t>
+                            </w:r>
+                          </w:p>
+                        </w:txbxContent>
+                      </wps:txbx>
+                      <wps:bodyPr lIns="90000" rIns="90000" tIns="45000" bIns="45000" anchor="ctr">
+                        <a:noAutofit/>
+                      </wps:bodyPr>
+                    </wps:wsp>
+                  </a:graphicData>
+                </a:graphic>
+              </wp:anchor>
+            </w:drawing>
+          </mc:Choice>
+          <mc:Fallback>
+            <w:pict>
+              <v:shape id="shape_0" ID="Process 3" path="m0,0l1,0l1,1l0,1xe" fillcolor="white" stroked="t" o:allowincell="f" style="position:absolute;margin-left:196.65pt;margin-top:8.7pt;width:85pt;height:56.65pt;mso-wrap-style:square;v-text-anchor:middle" type="_x0000_t109">
+                <v:fill o:detectmouseclick="t" type="solid" color2="black"/>
+                <v:stroke color="black" weight="10800" joinstyle="round" endcap="flat"/>
+                <v:textbox>
+                  <w:txbxContent>
+                    <w:p>
+                      <w:pPr>
+                        <w:pStyle w:val="FrameContents"/>
+                        <w:tabs>
+                          <w:tab w:val="clear" w:pos="11340"/>
+                        </w:tabs>
+                        <w:overflowPunct w:val="true"/>
+                        <w:bidi w:val="0"/>
+                        <w:spacing w:lineRule="auto" w:line="240" w:before="0" w:after="0"/>
+                        <w:ind w:left="0" w:right="0" w:hanging="0"/>
+                        <w:jc w:val="center"/>
+                        <w:rPr/>
+                      </w:pPr>
+                      <w:r>
+                        <w:rPr>
+                          <w:rFonts w:eastAsia="Microsoft YaHei" w:cs="Mangal" w:ascii="Liberation Sans" w:hAnsi="Liberation Sans"/>
+                          <w:b w:val="false"/>
+                          <w:bCs w:val="false"/>
+                          <w:i w:val="false"/>
+                          <w:iCs w:val="false"/>
+                          <w:caps w:val="false"/>
+                          <w:smallCaps w:val="false"/>
+                          <w:strike w:val="false"/>
+                          <w:dstrike w:val="false"/>
+                          <w:outline w:val="false"/>
+                          <w:shadow w:val="false"/>
+                          <w:emboss w:val="false"/>
+                          <w:imprint w:val="false"/>
+                          <w:color w:val="auto"/>
+                          <w:kern w:val="2"/>
+                          <w:sz w:val="24"/>
+                          <w:szCs w:val="24"/>
+                          <w:u w:val="none"/>
+                          <w:em w:val="none"/>
+                          <w:lang w:val="en-GB"/>
+                        </w:rPr>
+                        <w:t>Shr EAQ</w:t>
+                      </w:r>
+                    </w:p>
+                    <w:p>
+                      <w:pPr>
+                        <w:pStyle w:val="FrameContents"/>
+                        <w:tabs>
+                          <w:tab w:val="clear" w:pos="11340"/>
+                        </w:tabs>
+                        <w:overflowPunct w:val="true"/>
+                        <w:bidi w:val="0"/>
+                        <w:spacing w:lineRule="auto" w:line="240" w:before="0" w:after="0"/>
+                        <w:ind w:left="0" w:right="0" w:hanging="0"/>
+                        <w:jc w:val="center"/>
+                        <w:rPr/>
+                      </w:pPr>
+                      <w:r>
+                        <w:rPr>
+                          <w:rFonts w:eastAsia="Microsoft YaHei" w:cs="Mangal" w:ascii="Liberation Sans" w:hAnsi="Liberation Sans"/>
+                          <w:b w:val="false"/>
+                          <w:bCs w:val="false"/>
+                          <w:i w:val="false"/>
+                          <w:iCs w:val="false"/>
+                          <w:caps w:val="false"/>
+                          <w:smallCaps w:val="false"/>
+                          <w:strike w:val="false"/>
+                          <w:dstrike w:val="false"/>
+                          <w:outline w:val="false"/>
+                          <w:shadow w:val="false"/>
+                          <w:emboss w:val="false"/>
+                          <w:imprint w:val="false"/>
+                          <w:color w:val="auto"/>
+                          <w:kern w:val="2"/>
+                          <w:sz w:val="24"/>
+                          <w:szCs w:val="24"/>
+                          <w:u w:val="none"/>
+                          <w:em w:val="none"/>
+                          <w:lang w:val="en-GB"/>
+                        </w:rPr>
+                        <w:t>SC ← SC -1</w:t>
+                      </w:r>
+                    </w:p>
+                  </w:txbxContent>
+                </v:textbox>
+                <w10:wrap type="none"/>
+              </v:shape>
+            </w:pict>
+          </mc:Fallback>
+        </mc:AlternateContent>
+      </w:r>
+    </w:p>
+    <w:p>
+      <w:pPr>
+        <w:pStyle w:val="Normal"/>
+        <w:bidi w:val="0"/>
+        <w:jc w:val="left"/>
+        <w:rPr>
+          <w:b w:val="false"/>
+          <w:bCs w:val="false"/>
+          <w:sz w:val="36"/>
+          <w:szCs w:val="24"/>
+        </w:rPr>
+      </w:pPr>
+      <w:r>
+        <w:rPr>
+          <w:b w:val="false"/>
+          <w:bCs w:val="false"/>
+          <w:sz w:val="36"/>
+          <w:szCs w:val="24"/>
+        </w:rPr>
+      </w:r>
+    </w:p>
+    <w:p>
+      <w:pPr>
+        <w:pStyle w:val="Normal"/>
+        <w:bidi w:val="0"/>
+        <w:jc w:val="left"/>
+        <w:rPr>
+          <w:b w:val="false"/>
+          <w:bCs w:val="false"/>
+          <w:sz w:val="36"/>
+          <w:szCs w:val="24"/>
+        </w:rPr>
+      </w:pPr>
+      <w:r>
+        <w:rPr>
+          <w:b w:val="false"/>
+          <w:bCs w:val="false"/>
+          <w:sz w:val="36"/>
+          <w:szCs w:val="24"/>
+        </w:rPr>
+      </w:r>
+    </w:p>
+    <w:p>
+      <w:pPr>
+        <w:pStyle w:val="Normal"/>
+        <w:bidi w:val="0"/>
+        <w:jc w:val="left"/>
+        <w:rPr>
+          <w:b w:val="false"/>
+          <w:bCs w:val="false"/>
+          <w:sz w:val="36"/>
+          <w:szCs w:val="24"/>
+        </w:rPr>
+      </w:pPr>
+      <w:r>
+        <w:rPr>
+          <w:b w:val="false"/>
+          <w:bCs w:val="false"/>
+          <w:sz w:val="36"/>
+          <w:szCs w:val="24"/>
+        </w:rPr>
+      </w:r>
+    </w:p>
+    <w:p>
+      <w:pPr>
+        <w:pStyle w:val="Normal"/>
+        <w:bidi w:val="0"/>
+        <w:jc w:val="left"/>
+        <w:rPr>
+          <w:b w:val="false"/>
+          <w:bCs w:val="false"/>
+          <w:sz w:val="36"/>
+          <w:szCs w:val="24"/>
+        </w:rPr>
+      </w:pPr>
+      <w:r>
+        <w:rPr>
+          <w:b w:val="false"/>
+          <w:bCs w:val="false"/>
+          <w:sz w:val="36"/>
+          <w:szCs w:val="24"/>
+        </w:rPr>
+        <mc:AlternateContent>
+          <mc:Choice Requires="wps">
+            <w:drawing>
+              <wp:anchor behindDoc="0" distT="133350" distB="127635" distL="0" distR="0" simplePos="0" locked="0" layoutInCell="0" allowOverlap="1" relativeHeight="20">
+                <wp:simplePos x="0" y="0"/>
+                <wp:positionH relativeFrom="column">
+                  <wp:posOffset>2614295</wp:posOffset>
+                </wp:positionH>
+                <wp:positionV relativeFrom="paragraph">
+                  <wp:posOffset>-313055</wp:posOffset>
+                </wp:positionV>
+                <wp:extent cx="1080135" cy="635"/>
+                <wp:effectExtent l="37465" t="5715" r="38100" b="635"/>
+                <wp:wrapNone/>
+                <wp:docPr id="18" name="Connector 5"/>
+                <a:graphic xmlns:a="http://schemas.openxmlformats.org/drawingml/2006/main">
+                  <a:graphicData uri="http://schemas.microsoft.com/office/word/2010/wordprocessingShape">
+                    <wps:wsp>
+                      <wps:cNvSpPr/>
+                      <wps:spPr>
+                        <a:xfrm flipH="1" rot="16200000">
+                          <a:off x="0" y="0"/>
+                          <a:ext cx="1080000" cy="720"/>
+                        </a:xfrm>
+                        <a:prstGeom prst="bentConnector3">
+                          <a:avLst>
+                            <a:gd name="adj1" fmla="val 50210"/>
+                          </a:avLst>
+                        </a:prstGeom>
+                        <a:noFill/>
+                        <a:ln w="10800">
+                          <a:solidFill>
+                            <a:srgbClr val="000000"/>
+                          </a:solidFill>
+                          <a:round/>
+                          <a:tailEnd len="med" type="triangle" w="med"/>
+                        </a:ln>
+                      </wps:spPr>
+                      <wps:style>
+                        <a:lnRef idx="0"/>
+                        <a:fillRef idx="0"/>
+                        <a:effectRef idx="0"/>
+                        <a:fontRef idx="minor"/>
+                      </wps:style>
+                      <wps:bodyPr/>
+                    </wps:wsp>
+                  </a:graphicData>
+                </a:graphic>
+              </wp:anchor>
+            </w:drawing>
+          </mc:Choice>
+          <mc:Fallback>
+            <w:pict>
+              <v:shape id="shape_0" ID="Connector 5" path="m0,0l-2147483647,0l-2147483647,-2147483644l-2147483645,-2147483644e" stroked="t" o:allowincell="f" style="position:absolute;margin-left:205.85pt;margin-top:-24.7pt;width:85pt;height:0pt;flip:x;mso-wrap-style:none;v-text-anchor:middle;rotation:90" type="_x0000_t34">
+                <v:fill o:detectmouseclick="t" on="false"/>
+                <v:stroke color="black" weight="10800" endarrow="block" endarrowwidth="medium" endarrowlength="medium" joinstyle="round" endcap="flat"/>
+                <w10:wrap type="none"/>
+              </v:shape>
+            </w:pict>
+          </mc:Fallback>
+        </mc:AlternateContent>
+      </w:r>
+    </w:p>
+    <w:p>
+      <w:pPr>
+        <w:pStyle w:val="Normal"/>
+        <w:bidi w:val="0"/>
+        <w:jc w:val="left"/>
+        <w:rPr>
+          <w:b w:val="false"/>
+          <w:bCs w:val="false"/>
+          <w:sz w:val="36"/>
+          <w:szCs w:val="24"/>
+        </w:rPr>
+      </w:pPr>
+      <w:r>
+        <w:rPr>
+          <w:b w:val="false"/>
+          <w:bCs w:val="false"/>
+          <w:sz w:val="36"/>
+          <w:szCs w:val="24"/>
+        </w:rPr>
+        <mc:AlternateContent>
+          <mc:Choice Requires="wps">
+            <w:drawing>
+              <wp:anchor behindDoc="0" distT="5715" distB="6350" distL="6350" distR="5715" simplePos="0" locked="0" layoutInCell="0" allowOverlap="1" relativeHeight="13">
+                <wp:simplePos x="0" y="0"/>
+                <wp:positionH relativeFrom="column">
+                  <wp:posOffset>2520950</wp:posOffset>
+                </wp:positionH>
+                <wp:positionV relativeFrom="paragraph">
+                  <wp:posOffset>156845</wp:posOffset>
+                </wp:positionV>
+                <wp:extent cx="1080135" cy="720090"/>
+                <wp:effectExtent l="6350" t="5715" r="5715" b="6350"/>
+                <wp:wrapNone/>
+                <wp:docPr id="19" name="Decision 1"/>
+                <a:graphic xmlns:a="http://schemas.openxmlformats.org/drawingml/2006/main">
+                  <a:graphicData uri="http://schemas.microsoft.com/office/word/2010/wordprocessingShape">
+                    <wps:wsp>
+                      <wps:cNvSpPr/>
+                      <wps:spPr>
+                        <a:xfrm>
+                          <a:off x="0" y="0"/>
+                          <a:ext cx="1080000" cy="720000"/>
+                        </a:xfrm>
+                        <a:prstGeom prst="flowChartDecision">
+                          <a:avLst/>
+                        </a:prstGeom>
+                        <a:solidFill>
+                          <a:srgbClr val="ffffff"/>
+                        </a:solidFill>
+                        <a:ln w="10800">
+                          <a:solidFill>
+                            <a:srgbClr val="000000"/>
+                          </a:solidFill>
+                          <a:round/>
+                        </a:ln>
+                      </wps:spPr>
+                      <wps:style>
+                        <a:lnRef idx="0"/>
+                        <a:fillRef idx="0"/>
+                        <a:effectRef idx="0"/>
+                        <a:fontRef idx="minor"/>
+                      </wps:style>
+                      <wps:txbx>
+                        <w:txbxContent>
+                          <w:p>
+                            <w:pPr>
+                              <w:pStyle w:val="FrameContents"/>
+                              <w:tabs>
+                                <w:tab w:val="clear" w:pos="11340"/>
+                              </w:tabs>
+                              <w:overflowPunct w:val="true"/>
+                              <w:bidi w:val="0"/>
+                              <w:spacing w:lineRule="auto" w:line="240" w:before="0" w:after="0"/>
+                              <w:ind w:left="0" w:right="0" w:hanging="0"/>
+                              <w:jc w:val="center"/>
+                              <w:rPr/>
+                            </w:pPr>
+                            <w:r>
+                              <w:rPr>
+                                <w:rFonts w:eastAsia="Microsoft YaHei" w:cs="Mangal" w:ascii="Liberation Sans" w:hAnsi="Liberation Sans"/>
+                                <w:b w:val="false"/>
+                                <w:bCs w:val="false"/>
+                                <w:i w:val="false"/>
+                                <w:iCs w:val="false"/>
+                                <w:caps w:val="false"/>
+                                <w:smallCaps w:val="false"/>
+                                <w:strike w:val="false"/>
+                                <w:dstrike w:val="false"/>
+                                <w:outline w:val="false"/>
+                                <w:shadow w:val="false"/>
+                                <w:emboss w:val="false"/>
+                                <w:imprint w:val="false"/>
+                                <w:color w:val="auto"/>
+                                <w:kern w:val="2"/>
+                                <w:sz w:val="24"/>
+                                <w:szCs w:val="24"/>
+                                <w:u w:val="none"/>
+                                <w:em w:val="none"/>
+                                <w:lang w:val="en-GB"/>
+                              </w:rPr>
+                              <w:t>SC</w:t>
+                            </w:r>
+                          </w:p>
+                        </w:txbxContent>
+                      </wps:txbx>
+                      <wps:bodyPr lIns="90000" rIns="90000" tIns="45000" bIns="45000" anchor="ctr">
+                        <a:noAutofit/>
+                      </wps:bodyPr>
+                    </wps:wsp>
+                  </a:graphicData>
+                </a:graphic>
+              </wp:anchor>
+            </w:drawing>
+          </mc:Choice>
+          <mc:Fallback>
+            <w:pict>
+              <v:shape id="shape_0" ID="Decision 1" path="m0,1l1,0l2,1l1,2xe" fillcolor="white" stroked="t" o:allowincell="f" style="position:absolute;margin-left:198.5pt;margin-top:12.35pt;width:85pt;height:56.65pt;mso-wrap-style:square;v-text-anchor:middle" type="_x0000_t110">
+                <v:fill o:detectmouseclick="t" type="solid" color2="black"/>
+                <v:stroke color="black" weight="10800" joinstyle="round" endcap="flat"/>
+                <v:textbox>
+                  <w:txbxContent>
+                    <w:p>
+                      <w:pPr>
+                        <w:pStyle w:val="FrameContents"/>
+                        <w:tabs>
+                          <w:tab w:val="clear" w:pos="11340"/>
+                        </w:tabs>
+                        <w:overflowPunct w:val="true"/>
+                        <w:bidi w:val="0"/>
+                        <w:spacing w:lineRule="auto" w:line="240" w:before="0" w:after="0"/>
+                        <w:ind w:left="0" w:right="0" w:hanging="0"/>
+                        <w:jc w:val="center"/>
+                        <w:rPr/>
+                      </w:pPr>
+                      <w:r>
+                        <w:rPr>
+                          <w:rFonts w:eastAsia="Microsoft YaHei" w:cs="Mangal" w:ascii="Liberation Sans" w:hAnsi="Liberation Sans"/>
+                          <w:b w:val="false"/>
+                          <w:bCs w:val="false"/>
+                          <w:i w:val="false"/>
+                          <w:iCs w:val="false"/>
+                          <w:caps w:val="false"/>
+                          <w:smallCaps w:val="false"/>
+                          <w:strike w:val="false"/>
+                          <w:dstrike w:val="false"/>
+                          <w:outline w:val="false"/>
+                          <w:shadow w:val="false"/>
+                          <w:emboss w:val="false"/>
+                          <w:imprint w:val="false"/>
+                          <w:color w:val="auto"/>
+                          <w:kern w:val="2"/>
+                          <w:sz w:val="24"/>
+                          <w:szCs w:val="24"/>
+                          <w:u w:val="none"/>
+                          <w:em w:val="none"/>
+                          <w:lang w:val="en-GB"/>
+                        </w:rPr>
+                        <w:t>SC</w:t>
+                      </w:r>
+                    </w:p>
+                  </w:txbxContent>
+                </v:textbox>
+                <w10:wrap type="none"/>
+              </v:shape>
+            </w:pict>
+          </mc:Fallback>
+        </mc:AlternateContent>
+      </w:r>
+    </w:p>
+    <w:p>
+      <w:pPr>
+        <w:pStyle w:val="Normal"/>
+        <w:bidi w:val="0"/>
+        <w:jc w:val="left"/>
+        <w:rPr>
+          <w:b w:val="false"/>
+          <w:bCs w:val="false"/>
+          <w:sz w:val="36"/>
+          <w:szCs w:val="24"/>
+        </w:rPr>
+      </w:pPr>
+      <w:r>
+        <w:rPr>
+          <w:b w:val="false"/>
+          <w:bCs w:val="false"/>
+          <w:sz w:val="36"/>
+          <w:szCs w:val="24"/>
+        </w:rPr>
+        <w:t xml:space="preserve">                                            </w:t>
+      </w:r>
+      <w:r>
+        <w:rPr>
+          <w:b w:val="false"/>
+          <w:bCs w:val="false"/>
+          <w:sz w:val="36"/>
+          <w:szCs w:val="24"/>
+        </w:rPr>
+        <w:t>1</w:t>
+      </w:r>
+    </w:p>
+    <w:p>
+      <w:pPr>
+        <w:pStyle w:val="Normal"/>
+        <w:bidi w:val="0"/>
+        <w:jc w:val="left"/>
+        <w:rPr>
+          <w:b w:val="false"/>
+          <w:bCs w:val="false"/>
+          <w:sz w:val="36"/>
+          <w:szCs w:val="24"/>
+        </w:rPr>
+      </w:pPr>
+      <w:r>
+        <w:rPr>
+          <w:b w:val="false"/>
+          <w:bCs w:val="false"/>
+          <w:sz w:val="36"/>
+          <w:szCs w:val="24"/>
+        </w:rPr>
+      </w:r>
+    </w:p>
+    <w:p>
+      <w:pPr>
+        <w:pStyle w:val="Normal"/>
+        <w:bidi w:val="0"/>
+        <w:jc w:val="left"/>
+        <w:rPr>
+          <w:b w:val="false"/>
+          <w:bCs w:val="false"/>
+          <w:sz w:val="36"/>
+          <w:szCs w:val="24"/>
+        </w:rPr>
+      </w:pPr>
+      <w:r>
+        <w:rPr>
+          <w:b w:val="false"/>
+          <w:bCs w:val="false"/>
+          <w:sz w:val="36"/>
+          <w:szCs w:val="24"/>
+        </w:rPr>
+      </w:r>
+    </w:p>
+    <w:p>
+      <w:pPr>
+        <w:pStyle w:val="Normal"/>
+        <w:bidi w:val="0"/>
+        <w:jc w:val="left"/>
+        <w:rPr>
+          <w:b w:val="false"/>
+          <w:bCs w:val="false"/>
+          <w:sz w:val="36"/>
+          <w:szCs w:val="24"/>
+        </w:rPr>
+      </w:pPr>
+      <w:r>
+        <w:rPr>
+          <w:b w:val="false"/>
+          <w:bCs w:val="false"/>
+          <w:sz w:val="36"/>
+          <w:szCs w:val="24"/>
+        </w:rPr>
+        <mc:AlternateContent>
+          <mc:Choice Requires="wps">
+            <w:drawing>
+              <wp:anchor behindDoc="0" distT="337185" distB="331470" distL="0" distR="0" simplePos="0" locked="0" layoutInCell="0" allowOverlap="1" relativeHeight="24">
+                <wp:simplePos x="0" y="0"/>
+                <wp:positionH relativeFrom="column">
+                  <wp:posOffset>2826385</wp:posOffset>
+                </wp:positionH>
+                <wp:positionV relativeFrom="paragraph">
+                  <wp:posOffset>273050</wp:posOffset>
+                </wp:positionV>
+                <wp:extent cx="1080135" cy="635"/>
+                <wp:effectExtent l="38735" t="6350" r="36830" b="0"/>
+                <wp:wrapNone/>
+                <wp:docPr id="21" name="Connector 7"/>
+                <a:graphic xmlns:a="http://schemas.openxmlformats.org/drawingml/2006/main">
+                  <a:graphicData uri="http://schemas.microsoft.com/office/word/2010/wordprocessingShape">
+                    <wps:wsp>
+                      <wps:cNvSpPr/>
+                      <wps:spPr>
+                        <a:xfrm rot="5400000">
+                          <a:off x="0" y="0"/>
+                          <a:ext cx="1080000" cy="720"/>
+                        </a:xfrm>
+                        <a:prstGeom prst="bentConnector3">
+                          <a:avLst>
+                            <a:gd name="adj1" fmla="val 50027"/>
+                          </a:avLst>
+                        </a:prstGeom>
+                        <a:noFill/>
+                        <a:ln w="10800">
+                          <a:solidFill>
+                            <a:srgbClr val="000000"/>
+                          </a:solidFill>
+                          <a:round/>
+                          <a:tailEnd len="med" type="triangle" w="med"/>
+                        </a:ln>
+                      </wps:spPr>
+                      <wps:style>
+                        <a:lnRef idx="0"/>
+                        <a:fillRef idx="0"/>
+                        <a:effectRef idx="0"/>
+                        <a:fontRef idx="minor"/>
+                      </wps:style>
+                      <wps:bodyPr/>
+                    </wps:wsp>
+                  </a:graphicData>
+                </a:graphic>
+              </wp:anchor>
+            </w:drawing>
+          </mc:Choice>
+          <mc:Fallback>
+            <w:pict>
+              <v:shape id="shape_0" ID="Connector 7" path="m0,0l-2147483647,0l-2147483647,-2147483644l-2147483645,-2147483644e" stroked="t" o:allowincell="f" style="position:absolute;margin-left:222.55pt;margin-top:21.5pt;width:85pt;height:0pt;mso-wrap-style:none;v-text-anchor:middle;rotation:90" type="_x0000_t34">
+                <v:fill o:detectmouseclick="t" on="false"/>
+                <v:stroke color="black" weight="10800" endarrow="block" endarrowwidth="medium" endarrowlength="medium" joinstyle="round" endcap="flat"/>
+                <w10:wrap type="none"/>
+              </v:shape>
+            </w:pict>
+          </mc:Fallback>
+        </mc:AlternateContent>
+      </w:r>
+    </w:p>
+    <w:p>
+      <w:pPr>
+        <w:pStyle w:val="Normal"/>
+        <w:bidi w:val="0"/>
+        <w:jc w:val="left"/>
+        <w:rPr>
+          <w:b w:val="false"/>
+          <w:bCs w:val="false"/>
+          <w:sz w:val="36"/>
+          <w:szCs w:val="24"/>
+        </w:rPr>
+      </w:pPr>
+      <w:r>
+        <w:rPr>
+          <w:b w:val="false"/>
+          <w:bCs w:val="false"/>
+          <w:sz w:val="36"/>
+          <w:szCs w:val="24"/>
+        </w:rPr>
+        <w:t xml:space="preserve">                                                             </w:t>
+      </w:r>
+      <w:r>
+        <w:rPr>
+          <w:b w:val="false"/>
+          <w:bCs w:val="false"/>
+          <w:sz w:val="36"/>
+          <w:szCs w:val="24"/>
+        </w:rPr>
+        <w:t>0</w:t>
+      </w:r>
+    </w:p>
+    <w:p>
+      <w:pPr>
+        <w:pStyle w:val="Normal"/>
+        <w:bidi w:val="0"/>
+        <w:jc w:val="left"/>
+        <w:rPr>
+          <w:b w:val="false"/>
+          <w:bCs w:val="false"/>
+          <w:sz w:val="36"/>
+          <w:szCs w:val="24"/>
+        </w:rPr>
+      </w:pPr>
+      <w:r>
+        <w:rPr>
+          <w:b w:val="false"/>
+          <w:bCs w:val="false"/>
+          <w:sz w:val="36"/>
+          <w:szCs w:val="24"/>
+        </w:rPr>
+      </w:r>
+    </w:p>
+    <w:p>
+      <w:pPr>
+        <w:pStyle w:val="Normal"/>
+        <w:bidi w:val="0"/>
+        <w:jc w:val="left"/>
+        <w:rPr>
+          <w:b w:val="false"/>
+          <w:bCs w:val="false"/>
+          <w:sz w:val="36"/>
+          <w:szCs w:val="24"/>
+        </w:rPr>
+      </w:pPr>
+      <w:r>
+        <w:rPr>
+          <w:b w:val="false"/>
+          <w:bCs w:val="false"/>
+          <w:sz w:val="36"/>
+          <w:szCs w:val="24"/>
+        </w:rPr>
+        <mc:AlternateContent>
+          <mc:Choice Requires="wps">
+            <w:drawing>
+              <wp:anchor behindDoc="0" distT="6350" distB="5715" distL="6350" distR="5715" simplePos="0" locked="0" layoutInCell="0" allowOverlap="1" relativeHeight="22">
+                <wp:simplePos x="0" y="0"/>
+                <wp:positionH relativeFrom="column">
+                  <wp:posOffset>2465705</wp:posOffset>
+                </wp:positionH>
+                <wp:positionV relativeFrom="paragraph">
+                  <wp:posOffset>52070</wp:posOffset>
+                </wp:positionV>
+                <wp:extent cx="1085215" cy="365125"/>
+                <wp:effectExtent l="6350" t="6350" r="5715" b="5715"/>
+                <wp:wrapNone/>
+                <wp:docPr id="22" name="Start-End"/>
+                <a:graphic xmlns:a="http://schemas.openxmlformats.org/drawingml/2006/main">
+                  <a:graphicData uri="http://schemas.microsoft.com/office/word/2010/wordprocessingShape">
+                    <wps:wsp>
+                      <wps:cNvSpPr/>
+                      <wps:spPr>
+                        <a:xfrm>
+                          <a:off x="0" y="0"/>
+                          <a:ext cx="1085040" cy="365040"/>
+                        </a:xfrm>
+                        <a:prstGeom prst="flowChartTerminator">
+                          <a:avLst/>
+                        </a:prstGeom>
+                        <a:solidFill>
+                          <a:srgbClr val="ffffff"/>
+                        </a:solidFill>
+                        <a:ln w="10800">
+                          <a:solidFill>
+                            <a:srgbClr val="000000"/>
+                          </a:solidFill>
+                          <a:round/>
+                        </a:ln>
+                      </wps:spPr>
+                      <wps:style>
+                        <a:lnRef idx="0"/>
+                        <a:fillRef idx="0"/>
+                        <a:effectRef idx="0"/>
+                        <a:fontRef idx="minor"/>
+                      </wps:style>
+                      <wps:txbx>
+                        <w:txbxContent>
+                          <w:p>
+                            <w:pPr>
+                              <w:pStyle w:val="FrameContents"/>
+                              <w:tabs>
+                                <w:tab w:val="clear" w:pos="11340"/>
+                              </w:tabs>
+                              <w:overflowPunct w:val="true"/>
+                              <w:bidi w:val="0"/>
+                              <w:spacing w:lineRule="auto" w:line="240" w:before="0" w:after="0"/>
+                              <w:ind w:left="0" w:right="0" w:hanging="0"/>
+                              <w:jc w:val="center"/>
+                              <w:rPr/>
+                            </w:pPr>
+                            <w:r>
+                              <w:rPr>
+                                <w:rFonts w:eastAsia="Microsoft YaHei" w:cs="Mangal" w:ascii="Liberation Sans" w:hAnsi="Liberation Sans"/>
+                                <w:b w:val="false"/>
+                                <w:bCs w:val="false"/>
+                                <w:i w:val="false"/>
+                                <w:iCs w:val="false"/>
+                                <w:caps w:val="false"/>
+                                <w:smallCaps w:val="false"/>
+                                <w:strike w:val="false"/>
+                                <w:dstrike w:val="false"/>
+                                <w:outline w:val="false"/>
+                                <w:shadow w:val="false"/>
+                                <w:emboss w:val="false"/>
+                                <w:imprint w:val="false"/>
+                                <w:color w:val="auto"/>
+                                <w:kern w:val="2"/>
+                                <w:sz w:val="24"/>
+                                <w:szCs w:val="24"/>
+                                <w:u w:val="none"/>
+                                <w:em w:val="none"/>
+                                <w:lang w:val="en-GB"/>
+                              </w:rPr>
+                              <w:t>END</w:t>
+                            </w:r>
+                          </w:p>
+                        </w:txbxContent>
+                      </wps:txbx>
+                      <wps:bodyPr lIns="90000" rIns="90000" tIns="45000" bIns="45000" anchor="ctr">
+                        <a:noAutofit/>
+                      </wps:bodyPr>
+                    </wps:wsp>
+                  </a:graphicData>
+                </a:graphic>
+              </wp:anchor>
+            </w:drawing>
+          </mc:Choice>
+          <mc:Fallback>
+            <w:pict>
+              <v:shapetype id="_x0000_t116" coordsize="21600,21600" o:spt="116" path="m3475,l18125,qx@4@5qy@6@7l3475,21600qx@8@9qy@10@11xe">
+                <v:stroke joinstyle="miter"/>
+                <v:formulas>
+                  <v:f eqn="val 1018"/>
+                  <v:f eqn="val 20582"/>
+                  <v:f eqn="val 3163"/>
+                  <v:f eqn="val 18437"/>
+                  <v:f eqn="sum 3475 18125 0"/>
+                  <v:f eqn="sum 10800 0 0"/>
+                  <v:f eqn="sum 0 @4 3475"/>
+                  <v:f eqn="sum 10800 @5 0"/>
+                  <v:f eqn="sum 0 3475 3475"/>
+                  <v:f eqn="sum 0 21600 10800"/>
+                  <v:f eqn="sum 3475 @8 0"/>
+                  <v:f eqn="sum 0 @9 10800"/>
+                </v:formulas>
+                <v:path gradientshapeok="t" o:connecttype="rect" textboxrect="@0,@2,@1,@3"/>
+              </v:shapetype>
+              <v:shape id="shape_0" ID="Start-End" path="m3475,0l18125,0l3475,10800l-2147483636,-2147483635l3475,21600xe" fillcolor="white" stroked="t" o:allowincell="f" style="position:absolute;margin-left:194.15pt;margin-top:4.1pt;width:85.4pt;height:28.7pt;mso-wrap-style:square;v-text-anchor:middle" type="_x0000_t116">
+                <v:fill o:detectmouseclick="t" type="solid" color2="black"/>
+                <v:stroke color="black" weight="10800" joinstyle="round" endcap="flat"/>
+                <v:textbox>
+                  <w:txbxContent>
+                    <w:p>
+                      <w:pPr>
+                        <w:pStyle w:val="FrameContents"/>
+                        <w:tabs>
+                          <w:tab w:val="clear" w:pos="11340"/>
+                        </w:tabs>
+                        <w:overflowPunct w:val="true"/>
+                        <w:bidi w:val="0"/>
+                        <w:spacing w:lineRule="auto" w:line="240" w:before="0" w:after="0"/>
+                        <w:ind w:left="0" w:right="0" w:hanging="0"/>
+                        <w:jc w:val="center"/>
+                        <w:rPr/>
+                      </w:pPr>
+                      <w:r>
+                        <w:rPr>
+                          <w:rFonts w:eastAsia="Microsoft YaHei" w:cs="Mangal" w:ascii="Liberation Sans" w:hAnsi="Liberation Sans"/>
+                          <w:b w:val="false"/>
+                          <w:bCs w:val="false"/>
+                          <w:i w:val="false"/>
+                          <w:iCs w:val="false"/>
+                          <w:caps w:val="false"/>
+                          <w:smallCaps w:val="false"/>
+                          <w:strike w:val="false"/>
+                          <w:dstrike w:val="false"/>
+                          <w:outline w:val="false"/>
+                          <w:shadow w:val="false"/>
+                          <w:emboss w:val="false"/>
+                          <w:imprint w:val="false"/>
+                          <w:color w:val="auto"/>
+                          <w:kern w:val="2"/>
+                          <w:sz w:val="24"/>
+                          <w:szCs w:val="24"/>
+                          <w:u w:val="none"/>
+                          <w:em w:val="none"/>
+                          <w:lang w:val="en-GB"/>
+                        </w:rPr>
+                        <w:t>END</w:t>
+                      </w:r>
+                    </w:p>
+                  </w:txbxContent>
+                </v:textbox>
+                <w10:wrap type="none"/>
+              </v:shape>
+            </w:pict>
+          </mc:Fallback>
+        </mc:AlternateContent>
+      </w:r>
+    </w:p>
+    <w:p>
+      <w:pPr>
+        <w:pStyle w:val="Normal"/>
+        <w:bidi w:val="0"/>
+        <w:jc w:val="left"/>
+        <w:rPr>
+          <w:b w:val="false"/>
+          <w:bCs w:val="false"/>
+          <w:sz w:val="36"/>
+          <w:szCs w:val="24"/>
+        </w:rPr>
+      </w:pPr>
+      <w:r>
+        <w:rPr>
+          <w:b w:val="false"/>
+          <w:bCs w:val="false"/>
+          <w:sz w:val="36"/>
+          <w:szCs w:val="24"/>
+        </w:rPr>
+      </w:r>
+    </w:p>
+    <w:p>
+      <w:pPr>
+        <w:pStyle w:val="Normal"/>
+        <w:bidi w:val="0"/>
+        <w:jc w:val="left"/>
+        <w:rPr>
+          <w:b w:val="false"/>
+          <w:bCs w:val="false"/>
+          <w:sz w:val="36"/>
+          <w:szCs w:val="24"/>
+        </w:rPr>
+      </w:pPr>
+      <w:r>
+        <w:rPr>
+          <w:b w:val="false"/>
+          <w:bCs w:val="false"/>
+          <w:sz w:val="36"/>
+          <w:szCs w:val="24"/>
+        </w:rPr>
+      </w:r>
+    </w:p>
+    <w:p>
+      <w:pPr>
+        <w:pStyle w:val="Normal"/>
+        <w:bidi w:val="0"/>
+        <w:jc w:val="left"/>
+        <w:rPr>
+          <w:b w:val="false"/>
+          <w:bCs w:val="false"/>
+          <w:sz w:val="36"/>
+          <w:szCs w:val="24"/>
+        </w:rPr>
+      </w:pPr>
+      <w:r>
+        <w:rPr>
+          <w:b w:val="false"/>
+          <w:bCs w:val="false"/>
+          <w:sz w:val="36"/>
+          <w:szCs w:val="24"/>
+        </w:rPr>
+      </w:r>
+    </w:p>
+    <w:p>
+      <w:pPr>
+        <w:pStyle w:val="Normal"/>
+        <w:bidi w:val="0"/>
+        <w:jc w:val="left"/>
+        <w:rPr>
+          <w:b w:val="false"/>
+          <w:bCs w:val="false"/>
+          <w:sz w:val="36"/>
+          <w:szCs w:val="24"/>
+        </w:rPr>
+      </w:pPr>
+      <w:r>
+        <w:rPr>
+          <w:b w:val="false"/>
+          <w:bCs w:val="false"/>
+          <w:sz w:val="36"/>
+          <w:szCs w:val="24"/>
+        </w:rPr>
+      </w:r>
+    </w:p>
+    <w:p>
+      <w:pPr>
+        <w:pStyle w:val="Normal"/>
+        <w:bidi w:val="0"/>
+        <w:jc w:val="left"/>
+        <w:rPr>
+          <w:b w:val="false"/>
+          <w:bCs w:val="false"/>
+          <w:sz w:val="36"/>
+          <w:szCs w:val="24"/>
+        </w:rPr>
+      </w:pPr>
+      <w:r>
+        <w:rPr>
+          <w:b w:val="false"/>
+          <w:bCs w:val="false"/>
+          <w:sz w:val="36"/>
+          <w:szCs w:val="24"/>
+        </w:rPr>
+      </w:r>
+    </w:p>
+    <w:p>
+      <w:pPr>
+        <w:pStyle w:val="Normal"/>
+        <w:bidi w:val="0"/>
+        <w:jc w:val="left"/>
+        <w:rPr>
+          <w:b w:val="false"/>
+          <w:bCs w:val="false"/>
+          <w:sz w:val="36"/>
+          <w:szCs w:val="24"/>
+        </w:rPr>
+      </w:pPr>
+      <w:r>
+        <w:rPr>
+          <w:b w:val="false"/>
+          <w:bCs w:val="false"/>
+          <w:sz w:val="36"/>
+          <w:szCs w:val="24"/>
+        </w:rPr>
+        <w:t>Example:</w:t>
+      </w:r>
+    </w:p>
+    <w:p>
+      <w:pPr>
+        <w:pStyle w:val="Normal"/>
+        <w:bidi w:val="0"/>
+        <w:jc w:val="left"/>
+        <w:rPr>
+          <w:sz w:val="36"/>
+          <w:szCs w:val="24"/>
+        </w:rPr>
+      </w:pPr>
+      <w:r>
+        <w:rPr>
+          <w:sz w:val="36"/>
+          <w:szCs w:val="24"/>
+        </w:rPr>
+        <w:t>multiplicand (B) = 10111</w:t>
+      </w:r>
+    </w:p>
+    <w:p>
+      <w:pPr>
+        <w:pStyle w:val="Normal"/>
+        <w:bidi w:val="0"/>
+        <w:jc w:val="left"/>
+        <w:rPr>
+          <w:sz w:val="36"/>
+          <w:szCs w:val="24"/>
+        </w:rPr>
+      </w:pPr>
+      <w:r>
+        <w:rPr>
+          <w:sz w:val="36"/>
+          <w:szCs w:val="24"/>
+        </w:rPr>
+        <w:t>multiplier (Q) = 10011</w:t>
+      </w:r>
+    </w:p>
+    <w:tbl>
+      <w:tblPr>
+        <w:tblW w:w="5000" w:type="pct"/>
+        <w:jc w:val="left"/>
+        <w:tblInd w:w="-5" w:type="dxa"/>
+        <w:tblLayout w:type="fixed"/>
+        <w:tblCellMar>
+          <w:top w:w="55" w:type="dxa"/>
+          <w:left w:w="55" w:type="dxa"/>
+          <w:bottom w:w="55" w:type="dxa"/>
+          <w:right w:w="55" w:type="dxa"/>
+        </w:tblCellMar>
+      </w:tblPr>
+      <w:tblGrid>
+        <w:gridCol w:w="1994"/>
+        <w:gridCol w:w="1992"/>
+        <w:gridCol w:w="1997"/>
+        <w:gridCol w:w="1992"/>
+        <w:gridCol w:w="1997"/>
+      </w:tblGrid>
+      <w:tr>
+        <w:trPr/>
+        <w:tc>
+          <w:tcPr>
+            <w:tcW w:w="1994" w:type="dxa"/>
+            <w:tcBorders>
+              <w:top w:val="single" w:sz="4" w:space="0" w:color="000000"/>
+              <w:left w:val="single" w:sz="4" w:space="0" w:color="000000"/>
+              <w:bottom w:val="single" w:sz="4" w:space="0" w:color="000000"/>
+            </w:tcBorders>
+          </w:tcPr>
+          <w:p>
+            <w:pPr>
+              <w:pStyle w:val="TableContents"/>
+              <w:widowControl w:val="false"/>
+              <w:rPr/>
+            </w:pPr>
+            <w:r>
+              <w:rPr/>
+              <w:t>SC</w:t>
+            </w:r>
+          </w:p>
+        </w:tc>
+        <w:tc>
+          <w:tcPr>
+            <w:tcW w:w="1992" w:type="dxa"/>
+            <w:tcBorders>
+              <w:top w:val="single" w:sz="4" w:space="0" w:color="000000"/>
+              <w:left w:val="single" w:sz="4" w:space="0" w:color="000000"/>
+              <w:bottom w:val="single" w:sz="4" w:space="0" w:color="000000"/>
+            </w:tcBorders>
+          </w:tcPr>
+          <w:p>
+            <w:pPr>
+              <w:pStyle w:val="TableContents"/>
+              <w:widowControl w:val="false"/>
+              <w:rPr/>
+            </w:pPr>
+            <w:r>
+              <w:rPr/>
+              <w:t>E</w:t>
+            </w:r>
+          </w:p>
+        </w:tc>
+        <w:tc>
+          <w:tcPr>
+            <w:tcW w:w="1997" w:type="dxa"/>
+            <w:tcBorders>
+              <w:top w:val="single" w:sz="4" w:space="0" w:color="000000"/>
+              <w:left w:val="single" w:sz="4" w:space="0" w:color="000000"/>
+              <w:bottom w:val="single" w:sz="4" w:space="0" w:color="000000"/>
+            </w:tcBorders>
+          </w:tcPr>
+          <w:p>
+            <w:pPr>
+              <w:pStyle w:val="TableContents"/>
+              <w:widowControl w:val="false"/>
+              <w:rPr/>
+            </w:pPr>
+            <w:r>
+              <w:rPr/>
+              <w:t>A</w:t>
+            </w:r>
+          </w:p>
+        </w:tc>
+        <w:tc>
+          <w:tcPr>
+            <w:tcW w:w="1992" w:type="dxa"/>
+            <w:tcBorders>
+              <w:top w:val="single" w:sz="4" w:space="0" w:color="000000"/>
+              <w:left w:val="single" w:sz="4" w:space="0" w:color="000000"/>
+              <w:bottom w:val="single" w:sz="4" w:space="0" w:color="000000"/>
+            </w:tcBorders>
+          </w:tcPr>
+          <w:p>
+            <w:pPr>
+              <w:pStyle w:val="TableContents"/>
+              <w:widowControl w:val="false"/>
+              <w:rPr/>
+            </w:pPr>
+            <w:r>
+              <w:rPr/>
+              <w:t>Q</w:t>
+            </w:r>
+          </w:p>
+        </w:tc>
+        <w:tc>
+          <w:tcPr>
+            <w:tcW w:w="1997" w:type="dxa"/>
+            <w:tcBorders>
+              <w:top w:val="single" w:sz="4" w:space="0" w:color="000000"/>
+              <w:left w:val="single" w:sz="4" w:space="0" w:color="000000"/>
+              <w:bottom w:val="single" w:sz="4" w:space="0" w:color="000000"/>
+              <w:right w:val="single" w:sz="4" w:space="0" w:color="000000"/>
+            </w:tcBorders>
+          </w:tcPr>
+          <w:p>
+            <w:pPr>
+              <w:pStyle w:val="TableContents"/>
+              <w:widowControl w:val="false"/>
+              <w:rPr/>
+            </w:pPr>
+            <w:r>
+              <w:rPr/>
+              <w:t>operation</w:t>
+            </w:r>
+          </w:p>
+        </w:tc>
+      </w:tr>
+      <w:tr>
+        <w:trPr/>
+        <w:tc>
+          <w:tcPr>
+            <w:tcW w:w="1994" w:type="dxa"/>
+            <w:tcBorders>
+              <w:left w:val="single" w:sz="4" w:space="0" w:color="000000"/>
+              <w:bottom w:val="single" w:sz="4" w:space="0" w:color="000000"/>
+            </w:tcBorders>
+          </w:tcPr>
+          <w:p>
+            <w:pPr>
+              <w:pStyle w:val="TableContents"/>
+              <w:widowControl w:val="false"/>
+              <w:rPr/>
+            </w:pPr>
+            <w:r>
+              <w:rPr/>
+              <w:t>5</w:t>
+            </w:r>
+          </w:p>
+        </w:tc>
+        <w:tc>
+          <w:tcPr>
+            <w:tcW w:w="1992" w:type="dxa"/>
+            <w:tcBorders>
+              <w:left w:val="single" w:sz="4" w:space="0" w:color="000000"/>
+              <w:bottom w:val="single" w:sz="4" w:space="0" w:color="000000"/>
+            </w:tcBorders>
+          </w:tcPr>
+          <w:p>
+            <w:pPr>
+              <w:pStyle w:val="TableContents"/>
+              <w:widowControl w:val="false"/>
+              <w:rPr/>
+            </w:pPr>
+            <w:r>
+              <w:rPr/>
+              <w:t>0</w:t>
+            </w:r>
+          </w:p>
+        </w:tc>
+        <w:tc>
+          <w:tcPr>
+            <w:tcW w:w="1997" w:type="dxa"/>
+            <w:tcBorders>
+              <w:left w:val="single" w:sz="4" w:space="0" w:color="000000"/>
+              <w:bottom w:val="single" w:sz="4" w:space="0" w:color="000000"/>
+            </w:tcBorders>
+          </w:tcPr>
+          <w:p>
+            <w:pPr>
+              <w:pStyle w:val="TableContents"/>
+              <w:widowControl w:val="false"/>
+              <w:rPr/>
+            </w:pPr>
+            <w:r>
+              <w:rPr/>
+              <w:t>00000</w:t>
+            </w:r>
+          </w:p>
+        </w:tc>
+        <w:tc>
+          <w:tcPr>
+            <w:tcW w:w="1992" w:type="dxa"/>
+            <w:tcBorders>
+              <w:left w:val="single" w:sz="4" w:space="0" w:color="000000"/>
+              <w:bottom w:val="single" w:sz="4" w:space="0" w:color="000000"/>
+            </w:tcBorders>
+          </w:tcPr>
+          <w:p>
+            <w:pPr>
+              <w:pStyle w:val="TableContents"/>
+              <w:widowControl w:val="false"/>
+              <w:rPr/>
+            </w:pPr>
+            <w:r>
+              <w:rPr/>
+              <w:t>10011</w:t>
+            </w:r>
+          </w:p>
+        </w:tc>
+        <w:tc>
+          <w:tcPr>
+            <w:tcW w:w="1997" w:type="dxa"/>
+            <w:tcBorders>
+              <w:left w:val="single" w:sz="4" w:space="0" w:color="000000"/>
+              <w:bottom w:val="single" w:sz="4" w:space="0" w:color="000000"/>
+              <w:right w:val="single" w:sz="4" w:space="0" w:color="000000"/>
+            </w:tcBorders>
+          </w:tcPr>
+          <w:p>
+            <w:pPr>
+              <w:pStyle w:val="TableContents"/>
+              <w:widowControl w:val="false"/>
+              <w:rPr/>
+            </w:pPr>
+            <w:r>
+              <w:rPr/>
+              <w:t>initialization</w:t>
+            </w:r>
+          </w:p>
+        </w:tc>
+      </w:tr>
+      <w:tr>
+        <w:trPr/>
+        <w:tc>
+          <w:tcPr>
+            <w:tcW w:w="1994" w:type="dxa"/>
+            <w:tcBorders>
+              <w:left w:val="single" w:sz="4" w:space="0" w:color="000000"/>
+              <w:bottom w:val="single" w:sz="4" w:space="0" w:color="000000"/>
+            </w:tcBorders>
+          </w:tcPr>
+          <w:p>
+            <w:pPr>
+              <w:pStyle w:val="TableContents"/>
+              <w:widowControl w:val="false"/>
+              <w:rPr/>
+            </w:pPr>
+            <w:r>
+              <w:rPr/>
+            </w:r>
+          </w:p>
+        </w:tc>
+        <w:tc>
+          <w:tcPr>
+            <w:tcW w:w="1992" w:type="dxa"/>
+            <w:tcBorders>
+              <w:left w:val="single" w:sz="4" w:space="0" w:color="000000"/>
+              <w:bottom w:val="single" w:sz="4" w:space="0" w:color="000000"/>
+            </w:tcBorders>
+          </w:tcPr>
+          <w:p>
+            <w:pPr>
+              <w:pStyle w:val="TableContents"/>
+              <w:widowControl w:val="false"/>
+              <w:rPr/>
+            </w:pPr>
+            <w:r>
+              <w:rPr/>
+              <w:t>0</w:t>
+            </w:r>
+          </w:p>
+        </w:tc>
+        <w:tc>
+          <w:tcPr>
+            <w:tcW w:w="1997" w:type="dxa"/>
+            <w:tcBorders>
+              <w:left w:val="single" w:sz="4" w:space="0" w:color="000000"/>
+              <w:bottom w:val="single" w:sz="4" w:space="0" w:color="000000"/>
+            </w:tcBorders>
+          </w:tcPr>
+          <w:p>
+            <w:pPr>
+              <w:pStyle w:val="TableContents"/>
+              <w:widowControl w:val="false"/>
+              <w:rPr/>
+            </w:pPr>
+            <w:r>
+              <w:rPr/>
+              <w:t>10111</w:t>
+            </w:r>
+          </w:p>
+        </w:tc>
+        <w:tc>
+          <w:tcPr>
+            <w:tcW w:w="1992" w:type="dxa"/>
+            <w:tcBorders>
+              <w:left w:val="single" w:sz="4" w:space="0" w:color="000000"/>
+              <w:bottom w:val="single" w:sz="4" w:space="0" w:color="000000"/>
+            </w:tcBorders>
+          </w:tcPr>
+          <w:p>
+            <w:pPr>
+              <w:pStyle w:val="TableContents"/>
+              <w:widowControl w:val="false"/>
+              <w:rPr/>
+            </w:pPr>
+            <w:r>
+              <w:rPr/>
+              <w:t>10011</w:t>
+            </w:r>
+          </w:p>
+        </w:tc>
+        <w:tc>
+          <w:tcPr>
+            <w:tcW w:w="1997" w:type="dxa"/>
+            <w:tcBorders>
+              <w:left w:val="single" w:sz="4" w:space="0" w:color="000000"/>
+              <w:bottom w:val="single" w:sz="4" w:space="0" w:color="000000"/>
+              <w:right w:val="single" w:sz="4" w:space="0" w:color="000000"/>
+            </w:tcBorders>
+          </w:tcPr>
+          <w:p>
+            <w:pPr>
+              <w:pStyle w:val="TableContents"/>
+              <w:widowControl w:val="false"/>
+              <w:rPr/>
+            </w:pPr>
+            <w:r>
+              <w:rPr/>
+              <w:t>Q</w:t>
+            </w:r>
+            <w:r>
+              <w:rPr>
+                <w:vertAlign w:val="subscript"/>
+              </w:rPr>
+              <w:t>n</w:t>
+            </w:r>
+            <w:r>
+              <w:rPr>
+                <w:position w:val="0"/>
+                <w:sz w:val="24"/>
+                <w:sz w:val="24"/>
+                <w:vertAlign w:val="baseline"/>
+              </w:rPr>
+              <w:t xml:space="preserve"> is 1 so EA ← A+B</w:t>
+            </w:r>
+          </w:p>
+        </w:tc>
+      </w:tr>
+      <w:tr>
+        <w:trPr/>
+        <w:tc>
+          <w:tcPr>
+            <w:tcW w:w="1994" w:type="dxa"/>
+            <w:tcBorders>
+              <w:left w:val="single" w:sz="4" w:space="0" w:color="000000"/>
+              <w:bottom w:val="single" w:sz="4" w:space="0" w:color="000000"/>
+            </w:tcBorders>
+          </w:tcPr>
+          <w:p>
+            <w:pPr>
+              <w:pStyle w:val="TableContents"/>
+              <w:widowControl w:val="false"/>
+              <w:rPr/>
+            </w:pPr>
+            <w:r>
+              <w:rPr/>
+              <w:t>4</w:t>
+            </w:r>
+          </w:p>
+        </w:tc>
+        <w:tc>
+          <w:tcPr>
+            <w:tcW w:w="1992" w:type="dxa"/>
+            <w:tcBorders>
+              <w:left w:val="single" w:sz="4" w:space="0" w:color="000000"/>
+              <w:bottom w:val="single" w:sz="4" w:space="0" w:color="000000"/>
+            </w:tcBorders>
+          </w:tcPr>
+          <w:p>
+            <w:pPr>
+              <w:pStyle w:val="TableContents"/>
+              <w:widowControl w:val="false"/>
+              <w:rPr/>
+            </w:pPr>
+            <w:r>
+              <w:rPr/>
+              <w:t>0</w:t>
+            </w:r>
+          </w:p>
+        </w:tc>
+        <w:tc>
+          <w:tcPr>
+            <w:tcW w:w="1997" w:type="dxa"/>
+            <w:tcBorders>
+              <w:left w:val="single" w:sz="4" w:space="0" w:color="000000"/>
+              <w:bottom w:val="single" w:sz="4" w:space="0" w:color="000000"/>
+            </w:tcBorders>
+          </w:tcPr>
+          <w:p>
+            <w:pPr>
+              <w:pStyle w:val="TableContents"/>
+              <w:widowControl w:val="false"/>
+              <w:rPr/>
+            </w:pPr>
+            <w:r>
+              <w:rPr/>
+              <w:t>01011</w:t>
+            </w:r>
+          </w:p>
+        </w:tc>
+        <w:tc>
+          <w:tcPr>
+            <w:tcW w:w="1992" w:type="dxa"/>
+            <w:tcBorders>
+              <w:left w:val="single" w:sz="4" w:space="0" w:color="000000"/>
+              <w:bottom w:val="single" w:sz="4" w:space="0" w:color="000000"/>
+            </w:tcBorders>
+          </w:tcPr>
+          <w:p>
+            <w:pPr>
+              <w:pStyle w:val="TableContents"/>
+              <w:widowControl w:val="false"/>
+              <w:rPr/>
+            </w:pPr>
+            <w:r>
+              <w:rPr/>
+              <w:t>11001</w:t>
+            </w:r>
+          </w:p>
+        </w:tc>
+        <w:tc>
+          <w:tcPr>
+            <w:tcW w:w="1997" w:type="dxa"/>
+            <w:tcBorders>
+              <w:left w:val="single" w:sz="4" w:space="0" w:color="000000"/>
+              <w:bottom w:val="single" w:sz="4" w:space="0" w:color="000000"/>
+              <w:right w:val="single" w:sz="4" w:space="0" w:color="000000"/>
+            </w:tcBorders>
+          </w:tcPr>
+          <w:p>
+            <w:pPr>
+              <w:pStyle w:val="TableContents"/>
+              <w:widowControl w:val="false"/>
+              <w:rPr/>
+            </w:pPr>
+            <w:r>
+              <w:rPr/>
+              <w:t>Shr EAQ , SC ← CS-1</w:t>
+            </w:r>
+          </w:p>
+        </w:tc>
+      </w:tr>
+      <w:tr>
+        <w:trPr/>
+        <w:tc>
+          <w:tcPr>
+            <w:tcW w:w="1994" w:type="dxa"/>
+            <w:tcBorders>
+              <w:left w:val="single" w:sz="4" w:space="0" w:color="000000"/>
+              <w:bottom w:val="single" w:sz="4" w:space="0" w:color="000000"/>
+            </w:tcBorders>
+          </w:tcPr>
+          <w:p>
+            <w:pPr>
+              <w:pStyle w:val="TableContents"/>
+              <w:widowControl w:val="false"/>
+              <w:rPr/>
+            </w:pPr>
+            <w:r>
+              <w:rPr/>
+            </w:r>
+          </w:p>
+        </w:tc>
+        <w:tc>
+          <w:tcPr>
+            <w:tcW w:w="1992" w:type="dxa"/>
+            <w:tcBorders>
+              <w:left w:val="single" w:sz="4" w:space="0" w:color="000000"/>
+              <w:bottom w:val="single" w:sz="4" w:space="0" w:color="000000"/>
+            </w:tcBorders>
+          </w:tcPr>
+          <w:p>
+            <w:pPr>
+              <w:pStyle w:val="TableContents"/>
+              <w:widowControl w:val="false"/>
+              <w:rPr/>
+            </w:pPr>
+            <w:r>
+              <w:rPr/>
+              <w:t>1</w:t>
+            </w:r>
+          </w:p>
+        </w:tc>
+        <w:tc>
+          <w:tcPr>
+            <w:tcW w:w="1997" w:type="dxa"/>
+            <w:tcBorders>
+              <w:left w:val="single" w:sz="4" w:space="0" w:color="000000"/>
+              <w:bottom w:val="single" w:sz="4" w:space="0" w:color="000000"/>
+            </w:tcBorders>
+          </w:tcPr>
+          <w:p>
+            <w:pPr>
+              <w:pStyle w:val="TableContents"/>
+              <w:widowControl w:val="false"/>
+              <w:rPr/>
+            </w:pPr>
+            <w:r>
+              <w:rPr/>
+              <w:t>00010</w:t>
+            </w:r>
+          </w:p>
+        </w:tc>
+        <w:tc>
+          <w:tcPr>
+            <w:tcW w:w="1992" w:type="dxa"/>
+            <w:tcBorders>
+              <w:left w:val="single" w:sz="4" w:space="0" w:color="000000"/>
+              <w:bottom w:val="single" w:sz="4" w:space="0" w:color="000000"/>
+            </w:tcBorders>
+          </w:tcPr>
+          <w:p>
+            <w:pPr>
+              <w:pStyle w:val="TableContents"/>
+              <w:widowControl w:val="false"/>
+              <w:rPr/>
+            </w:pPr>
+            <w:r>
+              <w:rPr/>
+              <w:t>11001</w:t>
+            </w:r>
+          </w:p>
+        </w:tc>
+        <w:tc>
+          <w:tcPr>
+            <w:tcW w:w="1997" w:type="dxa"/>
+            <w:tcBorders>
+              <w:left w:val="single" w:sz="4" w:space="0" w:color="000000"/>
+              <w:bottom w:val="single" w:sz="4" w:space="0" w:color="000000"/>
+              <w:right w:val="single" w:sz="4" w:space="0" w:color="000000"/>
+            </w:tcBorders>
+          </w:tcPr>
+          <w:p>
+            <w:pPr>
+              <w:pStyle w:val="TableContents"/>
+              <w:widowControl w:val="false"/>
+              <w:rPr/>
+            </w:pPr>
+            <w:r>
+              <w:rPr/>
+              <w:t>Q</w:t>
+            </w:r>
+            <w:r>
+              <w:rPr>
+                <w:vertAlign w:val="subscript"/>
+              </w:rPr>
+              <w:t>n</w:t>
+            </w:r>
+            <w:r>
+              <w:rPr>
+                <w:position w:val="0"/>
+                <w:sz w:val="24"/>
+                <w:sz w:val="24"/>
+                <w:vertAlign w:val="baseline"/>
+              </w:rPr>
+              <w:t xml:space="preserve"> =1 so EA ← A+B</w:t>
+            </w:r>
+          </w:p>
+        </w:tc>
+      </w:tr>
+      <w:tr>
+        <w:trPr/>
+        <w:tc>
+          <w:tcPr>
+            <w:tcW w:w="1994" w:type="dxa"/>
+            <w:tcBorders>
+              <w:left w:val="single" w:sz="4" w:space="0" w:color="000000"/>
+              <w:bottom w:val="single" w:sz="4" w:space="0" w:color="000000"/>
+            </w:tcBorders>
+          </w:tcPr>
+          <w:p>
+            <w:pPr>
+              <w:pStyle w:val="TableContents"/>
+              <w:widowControl w:val="false"/>
+              <w:rPr/>
+            </w:pPr>
+            <w:r>
+              <w:rPr/>
+              <w:t>3</w:t>
+            </w:r>
+          </w:p>
+        </w:tc>
+        <w:tc>
+          <w:tcPr>
+            <w:tcW w:w="1992" w:type="dxa"/>
+            <w:tcBorders>
+              <w:left w:val="single" w:sz="4" w:space="0" w:color="000000"/>
+              <w:bottom w:val="single" w:sz="4" w:space="0" w:color="000000"/>
+            </w:tcBorders>
+          </w:tcPr>
+          <w:p>
+            <w:pPr>
+              <w:pStyle w:val="TableContents"/>
+              <w:widowControl w:val="false"/>
+              <w:rPr/>
+            </w:pPr>
+            <w:r>
+              <w:rPr/>
+              <w:t>0</w:t>
+            </w:r>
+          </w:p>
+        </w:tc>
+        <w:tc>
+          <w:tcPr>
+            <w:tcW w:w="1997" w:type="dxa"/>
+            <w:tcBorders>
+              <w:left w:val="single" w:sz="4" w:space="0" w:color="000000"/>
+              <w:bottom w:val="single" w:sz="4" w:space="0" w:color="000000"/>
+            </w:tcBorders>
+          </w:tcPr>
+          <w:p>
+            <w:pPr>
+              <w:pStyle w:val="TableContents"/>
+              <w:widowControl w:val="false"/>
+              <w:rPr/>
+            </w:pPr>
+            <w:r>
+              <w:rPr/>
+              <w:t>10001</w:t>
+            </w:r>
+          </w:p>
+        </w:tc>
+        <w:tc>
+          <w:tcPr>
+            <w:tcW w:w="1992" w:type="dxa"/>
+            <w:tcBorders>
+              <w:left w:val="single" w:sz="4" w:space="0" w:color="000000"/>
+              <w:bottom w:val="single" w:sz="4" w:space="0" w:color="000000"/>
+            </w:tcBorders>
+          </w:tcPr>
+          <w:p>
+            <w:pPr>
+              <w:pStyle w:val="TableContents"/>
+              <w:widowControl w:val="false"/>
+              <w:rPr/>
+            </w:pPr>
+            <w:r>
+              <w:rPr/>
+              <w:t>01100</w:t>
+            </w:r>
+          </w:p>
+        </w:tc>
+        <w:tc>
+          <w:tcPr>
+            <w:tcW w:w="1997" w:type="dxa"/>
+            <w:tcBorders>
+              <w:left w:val="single" w:sz="4" w:space="0" w:color="000000"/>
+              <w:bottom w:val="single" w:sz="4" w:space="0" w:color="000000"/>
+              <w:right w:val="single" w:sz="4" w:space="0" w:color="000000"/>
+            </w:tcBorders>
+          </w:tcPr>
+          <w:p>
+            <w:pPr>
+              <w:pStyle w:val="TableContents"/>
+              <w:widowControl w:val="false"/>
+              <w:rPr/>
+            </w:pPr>
+            <w:r>
+              <w:rPr/>
+              <w:t>Shr EAQ  , dcr SC</w:t>
+            </w:r>
+          </w:p>
+        </w:tc>
+      </w:tr>
+      <w:tr>
+        <w:trPr/>
+        <w:tc>
+          <w:tcPr>
+            <w:tcW w:w="1994" w:type="dxa"/>
+            <w:tcBorders>
+              <w:left w:val="single" w:sz="4" w:space="0" w:color="000000"/>
+              <w:bottom w:val="single" w:sz="4" w:space="0" w:color="000000"/>
+            </w:tcBorders>
+          </w:tcPr>
+          <w:p>
+            <w:pPr>
+              <w:pStyle w:val="TableContents"/>
+              <w:widowControl w:val="false"/>
+              <w:rPr/>
+            </w:pPr>
+            <w:r>
+              <w:rPr/>
+              <w:t>2</w:t>
+            </w:r>
+          </w:p>
+        </w:tc>
+        <w:tc>
+          <w:tcPr>
+            <w:tcW w:w="1992" w:type="dxa"/>
+            <w:tcBorders>
+              <w:left w:val="single" w:sz="4" w:space="0" w:color="000000"/>
+              <w:bottom w:val="single" w:sz="4" w:space="0" w:color="000000"/>
+            </w:tcBorders>
+          </w:tcPr>
+          <w:p>
+            <w:pPr>
+              <w:pStyle w:val="TableContents"/>
+              <w:widowControl w:val="false"/>
+              <w:rPr/>
+            </w:pPr>
+            <w:r>
+              <w:rPr/>
+              <w:t>0</w:t>
+            </w:r>
+          </w:p>
+        </w:tc>
+        <w:tc>
+          <w:tcPr>
+            <w:tcW w:w="1997" w:type="dxa"/>
+            <w:tcBorders>
+              <w:left w:val="single" w:sz="4" w:space="0" w:color="000000"/>
+              <w:bottom w:val="single" w:sz="4" w:space="0" w:color="000000"/>
+            </w:tcBorders>
+          </w:tcPr>
+          <w:p>
+            <w:pPr>
+              <w:pStyle w:val="TableContents"/>
+              <w:widowControl w:val="false"/>
+              <w:rPr/>
+            </w:pPr>
+            <w:r>
+              <w:rPr/>
+              <w:t>01000</w:t>
+            </w:r>
+          </w:p>
+        </w:tc>
+        <w:tc>
+          <w:tcPr>
+            <w:tcW w:w="1992" w:type="dxa"/>
+            <w:tcBorders>
+              <w:left w:val="single" w:sz="4" w:space="0" w:color="000000"/>
+              <w:bottom w:val="single" w:sz="4" w:space="0" w:color="000000"/>
+            </w:tcBorders>
+          </w:tcPr>
+          <w:p>
+            <w:pPr>
+              <w:pStyle w:val="TableContents"/>
+              <w:widowControl w:val="false"/>
+              <w:rPr/>
+            </w:pPr>
+            <w:r>
+              <w:rPr/>
+              <w:t>10110</w:t>
+            </w:r>
+          </w:p>
+        </w:tc>
+        <w:tc>
+          <w:tcPr>
+            <w:tcW w:w="1997" w:type="dxa"/>
+            <w:tcBorders>
+              <w:left w:val="single" w:sz="4" w:space="0" w:color="000000"/>
+              <w:bottom w:val="single" w:sz="4" w:space="0" w:color="000000"/>
+              <w:right w:val="single" w:sz="4" w:space="0" w:color="000000"/>
+            </w:tcBorders>
+          </w:tcPr>
+          <w:p>
+            <w:pPr>
+              <w:pStyle w:val="TableContents"/>
+              <w:widowControl w:val="false"/>
+              <w:rPr/>
+            </w:pPr>
+            <w:r>
+              <w:rPr/>
+              <w:t>Shr EAQ , dcr SC</w:t>
+            </w:r>
+          </w:p>
+        </w:tc>
+      </w:tr>
+      <w:tr>
+        <w:trPr/>
+        <w:tc>
+          <w:tcPr>
+            <w:tcW w:w="1994" w:type="dxa"/>
+            <w:tcBorders>
+              <w:left w:val="single" w:sz="4" w:space="0" w:color="000000"/>
+              <w:bottom w:val="single" w:sz="4" w:space="0" w:color="000000"/>
+            </w:tcBorders>
+          </w:tcPr>
+          <w:p>
+            <w:pPr>
+              <w:pStyle w:val="TableContents"/>
+              <w:widowControl w:val="false"/>
+              <w:rPr/>
+            </w:pPr>
+            <w:r>
+              <w:rPr/>
+              <w:t>1</w:t>
+            </w:r>
+          </w:p>
+        </w:tc>
+        <w:tc>
+          <w:tcPr>
+            <w:tcW w:w="1992" w:type="dxa"/>
+            <w:tcBorders>
+              <w:left w:val="single" w:sz="4" w:space="0" w:color="000000"/>
+              <w:bottom w:val="single" w:sz="4" w:space="0" w:color="000000"/>
+            </w:tcBorders>
+          </w:tcPr>
+          <w:p>
+            <w:pPr>
+              <w:pStyle w:val="TableContents"/>
+              <w:widowControl w:val="false"/>
+              <w:rPr/>
+            </w:pPr>
+            <w:r>
+              <w:rPr/>
+              <w:t>0</w:t>
+            </w:r>
+          </w:p>
+        </w:tc>
+        <w:tc>
+          <w:tcPr>
+            <w:tcW w:w="1997" w:type="dxa"/>
+            <w:tcBorders>
+              <w:left w:val="single" w:sz="4" w:space="0" w:color="000000"/>
+              <w:bottom w:val="single" w:sz="4" w:space="0" w:color="000000"/>
+            </w:tcBorders>
+          </w:tcPr>
+          <w:p>
+            <w:pPr>
+              <w:pStyle w:val="TableContents"/>
+              <w:widowControl w:val="false"/>
+              <w:rPr/>
+            </w:pPr>
+            <w:r>
+              <w:rPr/>
+              <w:t>00100</w:t>
+            </w:r>
+          </w:p>
+        </w:tc>
+        <w:tc>
+          <w:tcPr>
+            <w:tcW w:w="1992" w:type="dxa"/>
+            <w:tcBorders>
+              <w:left w:val="single" w:sz="4" w:space="0" w:color="000000"/>
+              <w:bottom w:val="single" w:sz="4" w:space="0" w:color="000000"/>
+            </w:tcBorders>
+          </w:tcPr>
+          <w:p>
+            <w:pPr>
+              <w:pStyle w:val="TableContents"/>
+              <w:widowControl w:val="false"/>
+              <w:rPr/>
+            </w:pPr>
+            <w:r>
+              <w:rPr/>
+              <w:t>01011</w:t>
+            </w:r>
+          </w:p>
+        </w:tc>
+        <w:tc>
+          <w:tcPr>
+            <w:tcW w:w="1997" w:type="dxa"/>
+            <w:tcBorders>
+              <w:left w:val="single" w:sz="4" w:space="0" w:color="000000"/>
+              <w:bottom w:val="single" w:sz="4" w:space="0" w:color="000000"/>
+              <w:right w:val="single" w:sz="4" w:space="0" w:color="000000"/>
+            </w:tcBorders>
+          </w:tcPr>
+          <w:p>
+            <w:pPr>
+              <w:pStyle w:val="TableContents"/>
+              <w:widowControl w:val="false"/>
+              <w:rPr/>
+            </w:pPr>
+            <w:r>
+              <w:rPr/>
+              <w:t>Shr EAQ , dcr SC</w:t>
+            </w:r>
+          </w:p>
+        </w:tc>
+      </w:tr>
+      <w:tr>
+        <w:trPr/>
+        <w:tc>
+          <w:tcPr>
+            <w:tcW w:w="1994" w:type="dxa"/>
+            <w:tcBorders>
+              <w:left w:val="single" w:sz="4" w:space="0" w:color="000000"/>
+              <w:bottom w:val="single" w:sz="4" w:space="0" w:color="000000"/>
+            </w:tcBorders>
+          </w:tcPr>
+          <w:p>
+            <w:pPr>
+              <w:pStyle w:val="TableContents"/>
+              <w:widowControl w:val="false"/>
+              <w:rPr/>
+            </w:pPr>
+            <w:r>
+              <w:rPr/>
+            </w:r>
+          </w:p>
+        </w:tc>
+        <w:tc>
+          <w:tcPr>
+            <w:tcW w:w="1992" w:type="dxa"/>
+            <w:tcBorders>
+              <w:left w:val="single" w:sz="4" w:space="0" w:color="000000"/>
+              <w:bottom w:val="single" w:sz="4" w:space="0" w:color="000000"/>
+            </w:tcBorders>
+          </w:tcPr>
+          <w:p>
+            <w:pPr>
+              <w:pStyle w:val="TableContents"/>
+              <w:widowControl w:val="false"/>
+              <w:rPr/>
+            </w:pPr>
+            <w:r>
+              <w:rPr/>
+              <w:t>0</w:t>
+            </w:r>
+          </w:p>
+        </w:tc>
+        <w:tc>
+          <w:tcPr>
+            <w:tcW w:w="1997" w:type="dxa"/>
+            <w:tcBorders>
+              <w:left w:val="single" w:sz="4" w:space="0" w:color="000000"/>
+              <w:bottom w:val="single" w:sz="4" w:space="0" w:color="000000"/>
+            </w:tcBorders>
+          </w:tcPr>
+          <w:p>
+            <w:pPr>
+              <w:pStyle w:val="TableContents"/>
+              <w:widowControl w:val="false"/>
+              <w:rPr/>
+            </w:pPr>
+            <w:r>
+              <w:rPr/>
+              <w:t>11011</w:t>
+            </w:r>
+          </w:p>
+        </w:tc>
+        <w:tc>
+          <w:tcPr>
+            <w:tcW w:w="1992" w:type="dxa"/>
+            <w:tcBorders>
+              <w:left w:val="single" w:sz="4" w:space="0" w:color="000000"/>
+              <w:bottom w:val="single" w:sz="4" w:space="0" w:color="000000"/>
+            </w:tcBorders>
+          </w:tcPr>
+          <w:p>
+            <w:pPr>
+              <w:pStyle w:val="TableContents"/>
+              <w:widowControl w:val="false"/>
+              <w:rPr/>
+            </w:pPr>
+            <w:r>
+              <w:rPr/>
+              <w:t>01011</w:t>
+            </w:r>
+          </w:p>
+        </w:tc>
+        <w:tc>
+          <w:tcPr>
+            <w:tcW w:w="1997" w:type="dxa"/>
+            <w:tcBorders>
+              <w:left w:val="single" w:sz="4" w:space="0" w:color="000000"/>
+              <w:bottom w:val="single" w:sz="4" w:space="0" w:color="000000"/>
+              <w:right w:val="single" w:sz="4" w:space="0" w:color="000000"/>
+            </w:tcBorders>
+          </w:tcPr>
+          <w:p>
+            <w:pPr>
+              <w:pStyle w:val="TableContents"/>
+              <w:widowControl w:val="false"/>
+              <w:rPr/>
+            </w:pPr>
+            <w:r>
+              <w:rPr/>
+              <w:t>Q</w:t>
+            </w:r>
+            <w:r>
+              <w:rPr>
+                <w:vertAlign w:val="subscript"/>
+              </w:rPr>
+              <w:t>n</w:t>
+            </w:r>
+            <w:r>
+              <w:rPr>
+                <w:position w:val="0"/>
+                <w:sz w:val="24"/>
+                <w:sz w:val="24"/>
+                <w:vertAlign w:val="baseline"/>
+              </w:rPr>
+              <w:t xml:space="preserve"> = 1 EA ← A+B</w:t>
+            </w:r>
+          </w:p>
+        </w:tc>
+      </w:tr>
+      <w:tr>
+        <w:trPr/>
+        <w:tc>
+          <w:tcPr>
+            <w:tcW w:w="1994" w:type="dxa"/>
+            <w:tcBorders>
+              <w:left w:val="single" w:sz="4" w:space="0" w:color="000000"/>
+              <w:bottom w:val="single" w:sz="4" w:space="0" w:color="000000"/>
+            </w:tcBorders>
+          </w:tcPr>
+          <w:p>
+            <w:pPr>
+              <w:pStyle w:val="TableContents"/>
+              <w:widowControl w:val="false"/>
+              <w:rPr/>
+            </w:pPr>
+            <w:r>
+              <w:rPr/>
+              <w:t>0</w:t>
+            </w:r>
+          </w:p>
+        </w:tc>
+        <w:tc>
+          <w:tcPr>
+            <w:tcW w:w="1992" w:type="dxa"/>
+            <w:tcBorders>
+              <w:left w:val="single" w:sz="4" w:space="0" w:color="000000"/>
+              <w:bottom w:val="single" w:sz="4" w:space="0" w:color="000000"/>
+            </w:tcBorders>
+          </w:tcPr>
+          <w:p>
+            <w:pPr>
+              <w:pStyle w:val="TableContents"/>
+              <w:widowControl w:val="false"/>
+              <w:rPr/>
+            </w:pPr>
+            <w:r>
+              <w:rPr/>
+              <w:t>0</w:t>
+            </w:r>
+          </w:p>
+        </w:tc>
+        <w:tc>
+          <w:tcPr>
+            <w:tcW w:w="1997" w:type="dxa"/>
+            <w:tcBorders>
+              <w:left w:val="single" w:sz="4" w:space="0" w:color="000000"/>
+              <w:bottom w:val="single" w:sz="4" w:space="0" w:color="000000"/>
+            </w:tcBorders>
+          </w:tcPr>
+          <w:p>
+            <w:pPr>
+              <w:pStyle w:val="TableContents"/>
+              <w:widowControl w:val="false"/>
+              <w:rPr/>
+            </w:pPr>
+            <w:r>
+              <w:rPr/>
+              <w:t>01101</w:t>
+            </w:r>
+          </w:p>
+        </w:tc>
+        <w:tc>
+          <w:tcPr>
+            <w:tcW w:w="1992" w:type="dxa"/>
+            <w:tcBorders>
+              <w:left w:val="single" w:sz="4" w:space="0" w:color="000000"/>
+              <w:bottom w:val="single" w:sz="4" w:space="0" w:color="000000"/>
+            </w:tcBorders>
+          </w:tcPr>
+          <w:p>
+            <w:pPr>
+              <w:pStyle w:val="TableContents"/>
+              <w:widowControl w:val="false"/>
+              <w:rPr/>
+            </w:pPr>
+            <w:r>
+              <w:rPr/>
+              <w:t>10101</w:t>
+            </w:r>
+          </w:p>
+        </w:tc>
+        <w:tc>
+          <w:tcPr>
+            <w:tcW w:w="1997" w:type="dxa"/>
+            <w:tcBorders>
+              <w:left w:val="single" w:sz="4" w:space="0" w:color="000000"/>
+              <w:bottom w:val="single" w:sz="4" w:space="0" w:color="000000"/>
+              <w:right w:val="single" w:sz="4" w:space="0" w:color="000000"/>
+            </w:tcBorders>
+          </w:tcPr>
+          <w:p>
+            <w:pPr>
+              <w:pStyle w:val="TableContents"/>
+              <w:widowControl w:val="false"/>
+              <w:rPr/>
+            </w:pPr>
+            <w:r>
+              <w:rPr/>
+              <w:t>Shr EAQ , dcr SC</w:t>
+            </w:r>
+          </w:p>
+        </w:tc>
+      </w:tr>
+    </w:tbl>
+    <w:p>
+      <w:pPr>
+        <w:pStyle w:val="Normal"/>
+        <w:bidi w:val="0"/>
+        <w:jc w:val="left"/>
+        <w:rPr>
+          <w:sz w:val="36"/>
+          <w:szCs w:val="24"/>
+        </w:rPr>
+      </w:pPr>
+      <w:r>
+        <w:rPr>
+          <w:sz w:val="36"/>
+          <w:szCs w:val="24"/>
+        </w:rPr>
+        <w:t>Product = 0110110101</w:t>
+      </w:r>
+    </w:p>
+    <w:p>
+      <w:pPr>
+        <w:pStyle w:val="Normal"/>
+        <w:bidi w:val="0"/>
+        <w:jc w:val="left"/>
+        <w:rPr>
+          <w:sz w:val="36"/>
+          <w:szCs w:val="24"/>
+        </w:rPr>
+      </w:pPr>
+      <w:r>
+        <w:rPr>
+          <w:sz w:val="36"/>
+          <w:szCs w:val="24"/>
+        </w:rPr>
+      </w:r>
+    </w:p>
+    <w:p>
+      <w:pPr>
+        <w:pStyle w:val="Normal"/>
+        <w:bidi w:val="0"/>
+        <w:jc w:val="left"/>
+        <w:rPr>
+          <w:b/>
+          <w:bCs/>
+        </w:rPr>
+      </w:pPr>
+      <w:r>
+        <w:rPr>
+          <w:b/>
+          <w:bCs/>
+          <w:sz w:val="36"/>
+          <w:szCs w:val="24"/>
+        </w:rPr>
+        <w:t>Booth’s Multiplication(Signed multiplication):</w:t>
+      </w:r>
+    </w:p>
+    <w:p>
+      <w:pPr>
+        <w:pStyle w:val="Normal"/>
+        <w:bidi w:val="0"/>
+        <w:jc w:val="left"/>
+        <w:rPr>
+          <w:b/>
+          <w:bCs/>
+        </w:rPr>
+      </w:pPr>
+      <w:r>
+        <w:rPr>
+          <w:b/>
+          <w:bCs/>
+          <w:sz w:val="36"/>
+          <w:szCs w:val="24"/>
+        </w:rPr>
+        <w:t>flowchart in phone</w:t>
+      </w:r>
+    </w:p>
+    <w:p>
+      <w:pPr>
+        <w:pStyle w:val="Normal"/>
+        <w:bidi w:val="0"/>
+        <w:jc w:val="left"/>
+        <w:rPr>
+          <w:sz w:val="36"/>
+          <w:szCs w:val="24"/>
+        </w:rPr>
+      </w:pPr>
+      <w:r>
+        <w:rPr>
+          <w:sz w:val="36"/>
+          <w:szCs w:val="24"/>
+        </w:rPr>
+      </w:r>
+    </w:p>
+    <w:p>
+      <w:pPr>
+        <w:pStyle w:val="Normal"/>
+        <w:bidi w:val="0"/>
+        <w:jc w:val="left"/>
+        <w:rPr>
+          <w:b w:val="false"/>
+          <w:bCs w:val="false"/>
+        </w:rPr>
+      </w:pPr>
+      <w:r>
+        <w:rPr>
+          <w:b w:val="false"/>
+          <w:bCs w:val="false"/>
+          <w:sz w:val="36"/>
+          <w:szCs w:val="24"/>
+        </w:rPr>
+        <w:t>Multiply -9 x -13</w:t>
+      </w:r>
+    </w:p>
+    <w:p>
+      <w:pPr>
+        <w:pStyle w:val="Normal"/>
+        <w:bidi w:val="0"/>
+        <w:jc w:val="left"/>
+        <w:rPr>
+          <w:b w:val="false"/>
+          <w:bCs w:val="false"/>
+        </w:rPr>
+      </w:pPr>
+      <w:r>
+        <w:rPr>
+          <w:b w:val="false"/>
+          <w:bCs w:val="false"/>
+          <w:sz w:val="36"/>
+          <w:szCs w:val="24"/>
+        </w:rPr>
+        <w:t>here,</w:t>
+      </w:r>
+    </w:p>
+    <w:p>
+      <w:pPr>
+        <w:pStyle w:val="Normal"/>
+        <w:bidi w:val="0"/>
+        <w:jc w:val="left"/>
+        <w:rPr>
+          <w:b w:val="false"/>
+          <w:bCs w:val="false"/>
+        </w:rPr>
+      </w:pPr>
+      <w:r>
+        <w:rPr>
+          <w:b w:val="false"/>
+          <w:bCs w:val="false"/>
+          <w:sz w:val="36"/>
+          <w:szCs w:val="24"/>
+        </w:rPr>
+        <w:t>multiplicand(B) = 01001 → 10111 (2’s compliment represent -ve )</w:t>
+      </w:r>
+    </w:p>
+    <w:p>
+      <w:pPr>
+        <w:pStyle w:val="Normal"/>
+        <w:bidi w:val="0"/>
+        <w:jc w:val="left"/>
+        <w:rPr>
+          <w:b w:val="false"/>
+          <w:bCs w:val="false"/>
+        </w:rPr>
+      </w:pPr>
+      <w:r>
+        <w:rPr>
+          <w:b w:val="false"/>
+          <w:bCs w:val="false"/>
+          <w:sz w:val="36"/>
+          <w:szCs w:val="24"/>
+        </w:rPr>
+        <w:t>multiplier(Q) = 01101 → 10011 (2’s compliment represent -ve )</w:t>
+      </w:r>
+    </w:p>
+    <w:tbl>
+      <w:tblPr>
+        <w:tblW w:w="5000" w:type="pct"/>
+        <w:jc w:val="left"/>
+        <w:tblInd w:w="-5" w:type="dxa"/>
+        <w:tblLayout w:type="fixed"/>
+        <w:tblCellMar>
+          <w:top w:w="55" w:type="dxa"/>
+          <w:left w:w="55" w:type="dxa"/>
+          <w:bottom w:w="55" w:type="dxa"/>
+          <w:right w:w="55" w:type="dxa"/>
+        </w:tblCellMar>
+      </w:tblPr>
+      <w:tblGrid>
+        <w:gridCol w:w="1994"/>
+        <w:gridCol w:w="1993"/>
+        <w:gridCol w:w="1996"/>
+        <w:gridCol w:w="1993"/>
+        <w:gridCol w:w="1996"/>
+      </w:tblGrid>
+      <w:tr>
+        <w:trPr/>
+        <w:tc>
+          <w:tcPr>
+            <w:tcW w:w="1994" w:type="dxa"/>
+            <w:tcBorders>
+              <w:top w:val="single" w:sz="4" w:space="0" w:color="000000"/>
+              <w:left w:val="single" w:sz="4" w:space="0" w:color="000000"/>
+              <w:bottom w:val="single" w:sz="4" w:space="0" w:color="000000"/>
+            </w:tcBorders>
+          </w:tcPr>
+          <w:p>
+            <w:pPr>
+              <w:pStyle w:val="TableContents"/>
+              <w:widowControl w:val="false"/>
+              <w:rPr/>
+            </w:pPr>
+            <w:r>
+              <w:rPr/>
+              <w:t>SC</w:t>
+            </w:r>
+          </w:p>
+        </w:tc>
+        <w:tc>
+          <w:tcPr>
+            <w:tcW w:w="1993" w:type="dxa"/>
+            <w:tcBorders>
+              <w:top w:val="single" w:sz="4" w:space="0" w:color="000000"/>
+              <w:left w:val="single" w:sz="4" w:space="0" w:color="000000"/>
+              <w:bottom w:val="single" w:sz="4" w:space="0" w:color="000000"/>
+            </w:tcBorders>
+          </w:tcPr>
+          <w:p>
+            <w:pPr>
+              <w:pStyle w:val="TableContents"/>
+              <w:widowControl w:val="false"/>
+              <w:rPr/>
+            </w:pPr>
+            <w:r>
+              <w:rPr/>
+              <w:t>A</w:t>
+            </w:r>
+          </w:p>
+        </w:tc>
+        <w:tc>
+          <w:tcPr>
+            <w:tcW w:w="1996" w:type="dxa"/>
+            <w:tcBorders>
+              <w:top w:val="single" w:sz="4" w:space="0" w:color="000000"/>
+              <w:left w:val="single" w:sz="4" w:space="0" w:color="000000"/>
+              <w:bottom w:val="single" w:sz="4" w:space="0" w:color="000000"/>
+            </w:tcBorders>
+          </w:tcPr>
+          <w:p>
+            <w:pPr>
+              <w:pStyle w:val="TableContents"/>
+              <w:widowControl w:val="false"/>
+              <w:rPr/>
+            </w:pPr>
+            <w:r>
+              <w:rPr/>
+              <w:t>Q</w:t>
+            </w:r>
+          </w:p>
+        </w:tc>
+        <w:tc>
+          <w:tcPr>
+            <w:tcW w:w="1993" w:type="dxa"/>
+            <w:tcBorders>
+              <w:top w:val="single" w:sz="4" w:space="0" w:color="000000"/>
+              <w:left w:val="single" w:sz="4" w:space="0" w:color="000000"/>
+              <w:bottom w:val="single" w:sz="4" w:space="0" w:color="000000"/>
+            </w:tcBorders>
+          </w:tcPr>
+          <w:p>
+            <w:pPr>
+              <w:pStyle w:val="TableContents"/>
+              <w:widowControl w:val="false"/>
+              <w:rPr/>
+            </w:pPr>
+            <w:r>
+              <w:rPr/>
+              <w:t>Q</w:t>
+            </w:r>
+            <w:r>
+              <w:rPr>
+                <w:vertAlign w:val="subscript"/>
+              </w:rPr>
+              <w:t>n+1</w:t>
+            </w:r>
+          </w:p>
+        </w:tc>
+        <w:tc>
+          <w:tcPr>
+            <w:tcW w:w="1996" w:type="dxa"/>
+            <w:tcBorders>
+              <w:top w:val="single" w:sz="4" w:space="0" w:color="000000"/>
+              <w:left w:val="single" w:sz="4" w:space="0" w:color="000000"/>
+              <w:bottom w:val="single" w:sz="4" w:space="0" w:color="000000"/>
+              <w:right w:val="single" w:sz="4" w:space="0" w:color="000000"/>
+            </w:tcBorders>
+          </w:tcPr>
+          <w:p>
+            <w:pPr>
+              <w:pStyle w:val="TableContents"/>
+              <w:widowControl w:val="false"/>
+              <w:rPr/>
+            </w:pPr>
+            <w:r>
+              <w:rPr/>
+              <w:t>operation</w:t>
+            </w:r>
+          </w:p>
+        </w:tc>
+      </w:tr>
+      <w:tr>
+        <w:trPr/>
+        <w:tc>
+          <w:tcPr>
+            <w:tcW w:w="1994" w:type="dxa"/>
+            <w:tcBorders>
+              <w:left w:val="single" w:sz="4" w:space="0" w:color="000000"/>
+              <w:bottom w:val="single" w:sz="4" w:space="0" w:color="000000"/>
+            </w:tcBorders>
+          </w:tcPr>
+          <w:p>
+            <w:pPr>
+              <w:pStyle w:val="TableContents"/>
+              <w:widowControl w:val="false"/>
+              <w:rPr/>
+            </w:pPr>
+            <w:r>
+              <w:rPr/>
+              <w:t>5</w:t>
+            </w:r>
+          </w:p>
+        </w:tc>
+        <w:tc>
+          <w:tcPr>
+            <w:tcW w:w="1993" w:type="dxa"/>
+            <w:tcBorders>
+              <w:left w:val="single" w:sz="4" w:space="0" w:color="000000"/>
+              <w:bottom w:val="single" w:sz="4" w:space="0" w:color="000000"/>
+            </w:tcBorders>
+          </w:tcPr>
+          <w:p>
+            <w:pPr>
+              <w:pStyle w:val="TableContents"/>
+              <w:widowControl w:val="false"/>
+              <w:rPr/>
+            </w:pPr>
+            <w:r>
+              <w:rPr/>
+              <w:t>00000</w:t>
+            </w:r>
+          </w:p>
+        </w:tc>
+        <w:tc>
+          <w:tcPr>
+            <w:tcW w:w="1996" w:type="dxa"/>
+            <w:tcBorders>
+              <w:left w:val="single" w:sz="4" w:space="0" w:color="000000"/>
+              <w:bottom w:val="single" w:sz="4" w:space="0" w:color="000000"/>
+            </w:tcBorders>
+          </w:tcPr>
+          <w:p>
+            <w:pPr>
+              <w:pStyle w:val="TableContents"/>
+              <w:widowControl w:val="false"/>
+              <w:rPr/>
+            </w:pPr>
+            <w:r>
+              <w:rPr/>
+              <w:t>10011</w:t>
+            </w:r>
+          </w:p>
+        </w:tc>
+        <w:tc>
+          <w:tcPr>
+            <w:tcW w:w="1993" w:type="dxa"/>
+            <w:tcBorders>
+              <w:left w:val="single" w:sz="4" w:space="0" w:color="000000"/>
+              <w:bottom w:val="single" w:sz="4" w:space="0" w:color="000000"/>
+            </w:tcBorders>
+          </w:tcPr>
+          <w:p>
+            <w:pPr>
+              <w:pStyle w:val="TableContents"/>
+              <w:widowControl w:val="false"/>
+              <w:rPr/>
+            </w:pPr>
+            <w:r>
+              <w:rPr/>
+              <w:t>0</w:t>
+            </w:r>
+          </w:p>
+        </w:tc>
+        <w:tc>
+          <w:tcPr>
+            <w:tcW w:w="1996" w:type="dxa"/>
+            <w:tcBorders>
+              <w:left w:val="single" w:sz="4" w:space="0" w:color="000000"/>
+              <w:bottom w:val="single" w:sz="4" w:space="0" w:color="000000"/>
+              <w:right w:val="single" w:sz="4" w:space="0" w:color="000000"/>
+            </w:tcBorders>
+          </w:tcPr>
+          <w:p>
+            <w:pPr>
+              <w:pStyle w:val="TableContents"/>
+              <w:widowControl w:val="false"/>
+              <w:rPr/>
+            </w:pPr>
+            <w:r>
+              <w:rPr/>
+              <w:t>init</w:t>
+            </w:r>
+          </w:p>
+        </w:tc>
+      </w:tr>
+      <w:tr>
+        <w:trPr/>
+        <w:tc>
+          <w:tcPr>
+            <w:tcW w:w="1994" w:type="dxa"/>
+            <w:vMerge w:val="restart"/>
+            <w:tcBorders>
+              <w:left w:val="single" w:sz="4" w:space="0" w:color="000000"/>
+              <w:bottom w:val="single" w:sz="4" w:space="0" w:color="000000"/>
+            </w:tcBorders>
+          </w:tcPr>
+          <w:p>
+            <w:pPr>
+              <w:pStyle w:val="TableContents"/>
+              <w:widowControl w:val="false"/>
+              <w:rPr/>
+            </w:pPr>
+            <w:r>
+              <w:rPr/>
+            </w:r>
+          </w:p>
+          <w:p>
+            <w:pPr>
+              <w:pStyle w:val="TableContents"/>
+              <w:widowControl w:val="false"/>
+              <w:rPr/>
+            </w:pPr>
+            <w:r>
+              <w:rPr/>
+              <w:t>4</w:t>
+            </w:r>
+          </w:p>
+        </w:tc>
+        <w:tc>
+          <w:tcPr>
+            <w:tcW w:w="1993" w:type="dxa"/>
+            <w:tcBorders>
+              <w:left w:val="single" w:sz="4" w:space="0" w:color="000000"/>
+              <w:bottom w:val="single" w:sz="4" w:space="0" w:color="000000"/>
+            </w:tcBorders>
+          </w:tcPr>
+          <w:p>
+            <w:pPr>
+              <w:pStyle w:val="TableContents"/>
+              <w:widowControl w:val="false"/>
+              <w:rPr/>
+            </w:pPr>
+            <w:r>
+              <w:rPr/>
+              <w:t>01001</w:t>
+            </w:r>
+          </w:p>
+        </w:tc>
+        <w:tc>
+          <w:tcPr>
+            <w:tcW w:w="1996" w:type="dxa"/>
+            <w:tcBorders>
+              <w:left w:val="single" w:sz="4" w:space="0" w:color="000000"/>
+              <w:bottom w:val="single" w:sz="4" w:space="0" w:color="000000"/>
+            </w:tcBorders>
+          </w:tcPr>
+          <w:p>
+            <w:pPr>
+              <w:pStyle w:val="TableContents"/>
+              <w:widowControl w:val="false"/>
+              <w:rPr/>
+            </w:pPr>
+            <w:r>
+              <w:rPr/>
+              <w:t>10011</w:t>
+            </w:r>
+          </w:p>
+        </w:tc>
+        <w:tc>
+          <w:tcPr>
+            <w:tcW w:w="1993" w:type="dxa"/>
+            <w:tcBorders>
+              <w:left w:val="single" w:sz="4" w:space="0" w:color="000000"/>
+              <w:bottom w:val="single" w:sz="4" w:space="0" w:color="000000"/>
+            </w:tcBorders>
+          </w:tcPr>
+          <w:p>
+            <w:pPr>
+              <w:pStyle w:val="TableContents"/>
+              <w:widowControl w:val="false"/>
+              <w:rPr/>
+            </w:pPr>
+            <w:r>
+              <w:rPr/>
+              <w:t>0</w:t>
+            </w:r>
+          </w:p>
+        </w:tc>
+        <w:tc>
+          <w:tcPr>
+            <w:tcW w:w="1996" w:type="dxa"/>
+            <w:tcBorders>
+              <w:left w:val="single" w:sz="4" w:space="0" w:color="000000"/>
+              <w:bottom w:val="single" w:sz="4" w:space="0" w:color="000000"/>
+              <w:right w:val="single" w:sz="4" w:space="0" w:color="000000"/>
+            </w:tcBorders>
+          </w:tcPr>
+          <w:p>
+            <w:pPr>
+              <w:pStyle w:val="TableContents"/>
+              <w:widowControl w:val="false"/>
+              <w:rPr/>
+            </w:pPr>
+            <w:r>
+              <w:rPr/>
+              <w:t>Qn Qn+1 = 10, A+B’+1→ A</w:t>
+            </w:r>
+          </w:p>
+        </w:tc>
+      </w:tr>
+      <w:tr>
+        <w:trPr/>
+        <w:tc>
+          <w:tcPr>
+            <w:tcW w:w="1994" w:type="dxa"/>
+            <w:vMerge w:val="continue"/>
+            <w:tcBorders>
+              <w:left w:val="single" w:sz="4" w:space="0" w:color="000000"/>
+              <w:bottom w:val="single" w:sz="4" w:space="0" w:color="000000"/>
+            </w:tcBorders>
+          </w:tcPr>
+          <w:p>
+            <w:pPr>
+              <w:pStyle w:val="TableContents"/>
+              <w:widowControl w:val="false"/>
+              <w:rPr/>
+            </w:pPr>
+            <w:r>
+              <w:rPr/>
+            </w:r>
+          </w:p>
+        </w:tc>
+        <w:tc>
+          <w:tcPr>
+            <w:tcW w:w="1993" w:type="dxa"/>
+            <w:tcBorders>
+              <w:left w:val="single" w:sz="4" w:space="0" w:color="000000"/>
+              <w:bottom w:val="single" w:sz="4" w:space="0" w:color="000000"/>
+            </w:tcBorders>
+          </w:tcPr>
+          <w:p>
+            <w:pPr>
+              <w:pStyle w:val="TableContents"/>
+              <w:widowControl w:val="false"/>
+              <w:rPr/>
+            </w:pPr>
+            <w:r>
+              <w:rPr/>
+              <w:t>00100</w:t>
+            </w:r>
+          </w:p>
+        </w:tc>
+        <w:tc>
+          <w:tcPr>
+            <w:tcW w:w="1996" w:type="dxa"/>
+            <w:tcBorders>
+              <w:left w:val="single" w:sz="4" w:space="0" w:color="000000"/>
+              <w:bottom w:val="single" w:sz="4" w:space="0" w:color="000000"/>
+            </w:tcBorders>
+          </w:tcPr>
+          <w:p>
+            <w:pPr>
+              <w:pStyle w:val="TableContents"/>
+              <w:widowControl w:val="false"/>
+              <w:rPr/>
+            </w:pPr>
+            <w:r>
+              <w:rPr/>
+              <w:t>11001</w:t>
+            </w:r>
+          </w:p>
+        </w:tc>
+        <w:tc>
+          <w:tcPr>
+            <w:tcW w:w="1993" w:type="dxa"/>
+            <w:tcBorders>
+              <w:left w:val="single" w:sz="4" w:space="0" w:color="000000"/>
+              <w:bottom w:val="single" w:sz="4" w:space="0" w:color="000000"/>
+            </w:tcBorders>
+          </w:tcPr>
+          <w:p>
+            <w:pPr>
+              <w:pStyle w:val="TableContents"/>
+              <w:widowControl w:val="false"/>
+              <w:rPr/>
+            </w:pPr>
+            <w:r>
+              <w:rPr/>
+              <w:t>1</w:t>
+            </w:r>
+          </w:p>
+        </w:tc>
+        <w:tc>
+          <w:tcPr>
+            <w:tcW w:w="1996" w:type="dxa"/>
+            <w:tcBorders>
+              <w:left w:val="single" w:sz="4" w:space="0" w:color="000000"/>
+              <w:bottom w:val="single" w:sz="4" w:space="0" w:color="000000"/>
+              <w:right w:val="single" w:sz="4" w:space="0" w:color="000000"/>
+            </w:tcBorders>
+          </w:tcPr>
+          <w:p>
+            <w:pPr>
+              <w:pStyle w:val="TableContents"/>
+              <w:widowControl w:val="false"/>
+              <w:rPr/>
+            </w:pPr>
+            <w:r>
+              <w:rPr/>
+              <w:t>Ashr AQQn+1, dcr SC</w:t>
+            </w:r>
+          </w:p>
+        </w:tc>
+      </w:tr>
+      <w:tr>
+        <w:trPr/>
+        <w:tc>
+          <w:tcPr>
+            <w:tcW w:w="1994" w:type="dxa"/>
+            <w:tcBorders>
+              <w:left w:val="single" w:sz="4" w:space="0" w:color="000000"/>
+              <w:bottom w:val="single" w:sz="4" w:space="0" w:color="000000"/>
+            </w:tcBorders>
+          </w:tcPr>
+          <w:p>
+            <w:pPr>
+              <w:pStyle w:val="TableContents"/>
+              <w:widowControl w:val="false"/>
+              <w:rPr/>
+            </w:pPr>
+            <w:r>
+              <w:rPr/>
+              <w:t>3</w:t>
+            </w:r>
+          </w:p>
+        </w:tc>
+        <w:tc>
+          <w:tcPr>
+            <w:tcW w:w="1993" w:type="dxa"/>
+            <w:tcBorders>
+              <w:left w:val="single" w:sz="4" w:space="0" w:color="000000"/>
+              <w:bottom w:val="single" w:sz="4" w:space="0" w:color="000000"/>
+            </w:tcBorders>
+          </w:tcPr>
+          <w:p>
+            <w:pPr>
+              <w:pStyle w:val="TableContents"/>
+              <w:widowControl w:val="false"/>
+              <w:rPr/>
+            </w:pPr>
+            <w:r>
+              <w:rPr/>
+              <w:t>00010</w:t>
+            </w:r>
+          </w:p>
+        </w:tc>
+        <w:tc>
+          <w:tcPr>
+            <w:tcW w:w="1996" w:type="dxa"/>
+            <w:tcBorders>
+              <w:left w:val="single" w:sz="4" w:space="0" w:color="000000"/>
+              <w:bottom w:val="single" w:sz="4" w:space="0" w:color="000000"/>
+            </w:tcBorders>
+          </w:tcPr>
+          <w:p>
+            <w:pPr>
+              <w:pStyle w:val="TableContents"/>
+              <w:widowControl w:val="false"/>
+              <w:rPr/>
+            </w:pPr>
+            <w:r>
+              <w:rPr/>
+              <w:t>01100</w:t>
+            </w:r>
+          </w:p>
+        </w:tc>
+        <w:tc>
+          <w:tcPr>
+            <w:tcW w:w="1993" w:type="dxa"/>
+            <w:tcBorders>
+              <w:left w:val="single" w:sz="4" w:space="0" w:color="000000"/>
+              <w:bottom w:val="single" w:sz="4" w:space="0" w:color="000000"/>
+            </w:tcBorders>
+          </w:tcPr>
+          <w:p>
+            <w:pPr>
+              <w:pStyle w:val="TableContents"/>
+              <w:widowControl w:val="false"/>
+              <w:rPr/>
+            </w:pPr>
+            <w:r>
+              <w:rPr/>
+              <w:t>1</w:t>
+            </w:r>
+          </w:p>
+        </w:tc>
+        <w:tc>
+          <w:tcPr>
+            <w:tcW w:w="1996" w:type="dxa"/>
+            <w:tcBorders>
+              <w:left w:val="single" w:sz="4" w:space="0" w:color="000000"/>
+              <w:bottom w:val="single" w:sz="4" w:space="0" w:color="000000"/>
+              <w:right w:val="single" w:sz="4" w:space="0" w:color="000000"/>
+            </w:tcBorders>
+          </w:tcPr>
+          <w:p>
+            <w:pPr>
+              <w:pStyle w:val="TableContents"/>
+              <w:widowControl w:val="false"/>
+              <w:rPr/>
+            </w:pPr>
+            <w:r>
+              <w:rPr/>
+              <w:t>Ashr AQQn+1, dcr SC</w:t>
+            </w:r>
+          </w:p>
+        </w:tc>
+      </w:tr>
+      <w:tr>
+        <w:trPr/>
+        <w:tc>
+          <w:tcPr>
+            <w:tcW w:w="1994" w:type="dxa"/>
+            <w:tcBorders>
+              <w:left w:val="single" w:sz="4" w:space="0" w:color="000000"/>
+              <w:bottom w:val="single" w:sz="4" w:space="0" w:color="000000"/>
+            </w:tcBorders>
+          </w:tcPr>
+          <w:p>
+            <w:pPr>
+              <w:pStyle w:val="TableContents"/>
+              <w:widowControl w:val="false"/>
+              <w:rPr/>
+            </w:pPr>
+            <w:r>
+              <w:rPr/>
+            </w:r>
+          </w:p>
+        </w:tc>
+        <w:tc>
+          <w:tcPr>
+            <w:tcW w:w="1993" w:type="dxa"/>
+            <w:tcBorders>
+              <w:left w:val="single" w:sz="4" w:space="0" w:color="000000"/>
+              <w:bottom w:val="single" w:sz="4" w:space="0" w:color="000000"/>
+            </w:tcBorders>
+          </w:tcPr>
+          <w:p>
+            <w:pPr>
+              <w:pStyle w:val="TableContents"/>
+              <w:widowControl w:val="false"/>
+              <w:rPr/>
+            </w:pPr>
+            <w:r>
+              <w:rPr/>
+              <w:t>11001</w:t>
+            </w:r>
+          </w:p>
+        </w:tc>
+        <w:tc>
+          <w:tcPr>
+            <w:tcW w:w="1996" w:type="dxa"/>
+            <w:tcBorders>
+              <w:left w:val="single" w:sz="4" w:space="0" w:color="000000"/>
+              <w:bottom w:val="single" w:sz="4" w:space="0" w:color="000000"/>
+            </w:tcBorders>
+          </w:tcPr>
+          <w:p>
+            <w:pPr>
+              <w:pStyle w:val="TableContents"/>
+              <w:widowControl w:val="false"/>
+              <w:rPr/>
+            </w:pPr>
+            <w:r>
+              <w:rPr/>
+              <w:t>01100</w:t>
+            </w:r>
+          </w:p>
+        </w:tc>
+        <w:tc>
+          <w:tcPr>
+            <w:tcW w:w="1993" w:type="dxa"/>
+            <w:tcBorders>
+              <w:left w:val="single" w:sz="4" w:space="0" w:color="000000"/>
+              <w:bottom w:val="single" w:sz="4" w:space="0" w:color="000000"/>
+            </w:tcBorders>
+          </w:tcPr>
+          <w:p>
+            <w:pPr>
+              <w:pStyle w:val="TableContents"/>
+              <w:widowControl w:val="false"/>
+              <w:rPr/>
+            </w:pPr>
+            <w:r>
+              <w:rPr/>
+              <w:t>1</w:t>
+            </w:r>
+          </w:p>
+        </w:tc>
+        <w:tc>
+          <w:tcPr>
+            <w:tcW w:w="1996" w:type="dxa"/>
+            <w:tcBorders>
+              <w:left w:val="single" w:sz="4" w:space="0" w:color="000000"/>
+              <w:bottom w:val="single" w:sz="4" w:space="0" w:color="000000"/>
+              <w:right w:val="single" w:sz="4" w:space="0" w:color="000000"/>
+            </w:tcBorders>
+          </w:tcPr>
+          <w:p>
+            <w:pPr>
+              <w:pStyle w:val="TableContents"/>
+              <w:widowControl w:val="false"/>
+              <w:rPr/>
+            </w:pPr>
+            <w:r>
+              <w:rPr/>
+              <w:t>Qn Qn+1 = 01 , A+B→ A</w:t>
+            </w:r>
+          </w:p>
+        </w:tc>
+      </w:tr>
+      <w:tr>
+        <w:trPr/>
+        <w:tc>
+          <w:tcPr>
+            <w:tcW w:w="1994" w:type="dxa"/>
+            <w:tcBorders>
+              <w:left w:val="single" w:sz="4" w:space="0" w:color="000000"/>
+              <w:bottom w:val="single" w:sz="4" w:space="0" w:color="000000"/>
+            </w:tcBorders>
+          </w:tcPr>
+          <w:p>
+            <w:pPr>
+              <w:pStyle w:val="TableContents"/>
+              <w:widowControl w:val="false"/>
+              <w:rPr/>
+            </w:pPr>
+            <w:r>
+              <w:rPr/>
+              <w:t>2</w:t>
+            </w:r>
+          </w:p>
+        </w:tc>
+        <w:tc>
+          <w:tcPr>
+            <w:tcW w:w="1993" w:type="dxa"/>
+            <w:tcBorders>
+              <w:left w:val="single" w:sz="4" w:space="0" w:color="000000"/>
+              <w:bottom w:val="single" w:sz="4" w:space="0" w:color="000000"/>
+            </w:tcBorders>
+          </w:tcPr>
+          <w:p>
+            <w:pPr>
+              <w:pStyle w:val="TableContents"/>
+              <w:widowControl w:val="false"/>
+              <w:rPr/>
+            </w:pPr>
+            <w:r>
+              <w:rPr/>
+              <w:t>11100</w:t>
+            </w:r>
+          </w:p>
+        </w:tc>
+        <w:tc>
+          <w:tcPr>
+            <w:tcW w:w="1996" w:type="dxa"/>
+            <w:tcBorders>
+              <w:left w:val="single" w:sz="4" w:space="0" w:color="000000"/>
+              <w:bottom w:val="single" w:sz="4" w:space="0" w:color="000000"/>
+            </w:tcBorders>
+          </w:tcPr>
+          <w:p>
+            <w:pPr>
+              <w:pStyle w:val="TableContents"/>
+              <w:widowControl w:val="false"/>
+              <w:rPr/>
+            </w:pPr>
+            <w:r>
+              <w:rPr/>
+              <w:t>10110</w:t>
+            </w:r>
+          </w:p>
+        </w:tc>
+        <w:tc>
+          <w:tcPr>
+            <w:tcW w:w="1993" w:type="dxa"/>
+            <w:tcBorders>
+              <w:left w:val="single" w:sz="4" w:space="0" w:color="000000"/>
+              <w:bottom w:val="single" w:sz="4" w:space="0" w:color="000000"/>
+            </w:tcBorders>
+          </w:tcPr>
+          <w:p>
+            <w:pPr>
+              <w:pStyle w:val="TableContents"/>
+              <w:widowControl w:val="false"/>
+              <w:rPr/>
+            </w:pPr>
+            <w:r>
+              <w:rPr/>
+              <w:t>0</w:t>
+            </w:r>
+          </w:p>
+        </w:tc>
+        <w:tc>
+          <w:tcPr>
+            <w:tcW w:w="1996" w:type="dxa"/>
+            <w:tcBorders>
+              <w:left w:val="single" w:sz="4" w:space="0" w:color="000000"/>
+              <w:bottom w:val="single" w:sz="4" w:space="0" w:color="000000"/>
+              <w:right w:val="single" w:sz="4" w:space="0" w:color="000000"/>
+            </w:tcBorders>
+          </w:tcPr>
+          <w:p>
+            <w:pPr>
+              <w:pStyle w:val="TableContents"/>
+              <w:widowControl w:val="false"/>
+              <w:rPr/>
+            </w:pPr>
+            <w:r>
+              <w:rPr/>
+              <w:t>AshrAQQn+1,dcrsc</w:t>
+            </w:r>
+          </w:p>
+        </w:tc>
+      </w:tr>
+      <w:tr>
+        <w:trPr/>
+        <w:tc>
+          <w:tcPr>
+            <w:tcW w:w="1994" w:type="dxa"/>
+            <w:tcBorders>
+              <w:left w:val="single" w:sz="4" w:space="0" w:color="000000"/>
+              <w:bottom w:val="single" w:sz="4" w:space="0" w:color="000000"/>
+            </w:tcBorders>
+          </w:tcPr>
+          <w:p>
+            <w:pPr>
+              <w:pStyle w:val="TableContents"/>
+              <w:widowControl w:val="false"/>
+              <w:rPr/>
+            </w:pPr>
+            <w:r>
+              <w:rPr/>
+              <w:t>1</w:t>
+            </w:r>
+          </w:p>
+        </w:tc>
+        <w:tc>
+          <w:tcPr>
+            <w:tcW w:w="1993" w:type="dxa"/>
+            <w:tcBorders>
+              <w:left w:val="single" w:sz="4" w:space="0" w:color="000000"/>
+              <w:bottom w:val="single" w:sz="4" w:space="0" w:color="000000"/>
+            </w:tcBorders>
+          </w:tcPr>
+          <w:p>
+            <w:pPr>
+              <w:pStyle w:val="TableContents"/>
+              <w:widowControl w:val="false"/>
+              <w:rPr/>
+            </w:pPr>
+            <w:r>
+              <w:rPr/>
+              <w:t>11110</w:t>
+            </w:r>
+          </w:p>
+        </w:tc>
+        <w:tc>
+          <w:tcPr>
+            <w:tcW w:w="1996" w:type="dxa"/>
+            <w:tcBorders>
+              <w:left w:val="single" w:sz="4" w:space="0" w:color="000000"/>
+              <w:bottom w:val="single" w:sz="4" w:space="0" w:color="000000"/>
+            </w:tcBorders>
+          </w:tcPr>
+          <w:p>
+            <w:pPr>
+              <w:pStyle w:val="TableContents"/>
+              <w:widowControl w:val="false"/>
+              <w:rPr/>
+            </w:pPr>
+            <w:r>
+              <w:rPr/>
+              <w:t>01011</w:t>
+            </w:r>
+          </w:p>
+        </w:tc>
+        <w:tc>
+          <w:tcPr>
+            <w:tcW w:w="1993" w:type="dxa"/>
+            <w:tcBorders>
+              <w:left w:val="single" w:sz="4" w:space="0" w:color="000000"/>
+              <w:bottom w:val="single" w:sz="4" w:space="0" w:color="000000"/>
+            </w:tcBorders>
+          </w:tcPr>
+          <w:p>
+            <w:pPr>
+              <w:pStyle w:val="TableContents"/>
+              <w:widowControl w:val="false"/>
+              <w:rPr/>
+            </w:pPr>
+            <w:r>
+              <w:rPr/>
+              <w:t>0</w:t>
+            </w:r>
+          </w:p>
+        </w:tc>
+        <w:tc>
+          <w:tcPr>
+            <w:tcW w:w="1996" w:type="dxa"/>
+            <w:tcBorders>
+              <w:left w:val="single" w:sz="4" w:space="0" w:color="000000"/>
+              <w:bottom w:val="single" w:sz="4" w:space="0" w:color="000000"/>
+              <w:right w:val="single" w:sz="4" w:space="0" w:color="000000"/>
+            </w:tcBorders>
+          </w:tcPr>
+          <w:p>
+            <w:pPr>
+              <w:pStyle w:val="TableContents"/>
+              <w:widowControl w:val="false"/>
+              <w:rPr/>
+            </w:pPr>
+            <w:r>
+              <w:rPr/>
+              <w:t>Ashr AQQn+1, dcr SC</w:t>
+            </w:r>
+          </w:p>
+        </w:tc>
+      </w:tr>
+      <w:tr>
+        <w:trPr/>
+        <w:tc>
+          <w:tcPr>
+            <w:tcW w:w="1994" w:type="dxa"/>
+            <w:tcBorders>
+              <w:left w:val="single" w:sz="4" w:space="0" w:color="000000"/>
+              <w:bottom w:val="single" w:sz="4" w:space="0" w:color="000000"/>
+            </w:tcBorders>
+          </w:tcPr>
+          <w:p>
+            <w:pPr>
+              <w:pStyle w:val="TableContents"/>
+              <w:widowControl w:val="false"/>
+              <w:rPr/>
+            </w:pPr>
+            <w:r>
+              <w:rPr/>
+            </w:r>
+          </w:p>
+        </w:tc>
+        <w:tc>
+          <w:tcPr>
+            <w:tcW w:w="1993" w:type="dxa"/>
+            <w:tcBorders>
+              <w:left w:val="single" w:sz="4" w:space="0" w:color="000000"/>
+              <w:bottom w:val="single" w:sz="4" w:space="0" w:color="000000"/>
+            </w:tcBorders>
+          </w:tcPr>
+          <w:p>
+            <w:pPr>
+              <w:pStyle w:val="TableContents"/>
+              <w:widowControl w:val="false"/>
+              <w:rPr/>
+            </w:pPr>
+            <w:r>
+              <w:rPr/>
+              <w:t>00111(discard carry)</w:t>
+            </w:r>
+          </w:p>
+        </w:tc>
+        <w:tc>
+          <w:tcPr>
+            <w:tcW w:w="1996" w:type="dxa"/>
+            <w:tcBorders>
+              <w:left w:val="single" w:sz="4" w:space="0" w:color="000000"/>
+              <w:bottom w:val="single" w:sz="4" w:space="0" w:color="000000"/>
+            </w:tcBorders>
+          </w:tcPr>
+          <w:p>
+            <w:pPr>
+              <w:pStyle w:val="TableContents"/>
+              <w:widowControl w:val="false"/>
+              <w:rPr/>
+            </w:pPr>
+            <w:r>
+              <w:rPr/>
+              <w:t>01011</w:t>
+            </w:r>
+          </w:p>
+        </w:tc>
+        <w:tc>
+          <w:tcPr>
+            <w:tcW w:w="1993" w:type="dxa"/>
+            <w:tcBorders>
+              <w:left w:val="single" w:sz="4" w:space="0" w:color="000000"/>
+              <w:bottom w:val="single" w:sz="4" w:space="0" w:color="000000"/>
+            </w:tcBorders>
+          </w:tcPr>
+          <w:p>
+            <w:pPr>
+              <w:pStyle w:val="TableContents"/>
+              <w:widowControl w:val="false"/>
+              <w:rPr/>
+            </w:pPr>
+            <w:r>
+              <w:rPr/>
+              <w:t>0</w:t>
+            </w:r>
+          </w:p>
+        </w:tc>
+        <w:tc>
+          <w:tcPr>
+            <w:tcW w:w="1996" w:type="dxa"/>
+            <w:tcBorders>
+              <w:left w:val="single" w:sz="4" w:space="0" w:color="000000"/>
+              <w:bottom w:val="single" w:sz="4" w:space="0" w:color="000000"/>
+              <w:right w:val="single" w:sz="4" w:space="0" w:color="000000"/>
+            </w:tcBorders>
+          </w:tcPr>
+          <w:p>
+            <w:pPr>
+              <w:pStyle w:val="TableContents"/>
+              <w:widowControl w:val="false"/>
+              <w:rPr/>
+            </w:pPr>
+            <w:r>
+              <w:rPr/>
+              <w:t>Qn Qn+1 = 10, A+B’+1→ A</w:t>
+            </w:r>
+          </w:p>
+        </w:tc>
+      </w:tr>
+      <w:tr>
+        <w:trPr/>
+        <w:tc>
+          <w:tcPr>
+            <w:tcW w:w="1994" w:type="dxa"/>
+            <w:tcBorders>
+              <w:left w:val="single" w:sz="4" w:space="0" w:color="000000"/>
+              <w:bottom w:val="single" w:sz="4" w:space="0" w:color="000000"/>
+            </w:tcBorders>
+          </w:tcPr>
+          <w:p>
+            <w:pPr>
+              <w:pStyle w:val="TableContents"/>
+              <w:widowControl w:val="false"/>
+              <w:rPr/>
+            </w:pPr>
+            <w:r>
+              <w:rPr/>
+              <w:t>0</w:t>
+            </w:r>
+          </w:p>
+        </w:tc>
+        <w:tc>
+          <w:tcPr>
+            <w:tcW w:w="1993" w:type="dxa"/>
+            <w:tcBorders>
+              <w:left w:val="single" w:sz="4" w:space="0" w:color="000000"/>
+              <w:bottom w:val="single" w:sz="4" w:space="0" w:color="000000"/>
+            </w:tcBorders>
+          </w:tcPr>
+          <w:p>
+            <w:pPr>
+              <w:pStyle w:val="TableContents"/>
+              <w:widowControl w:val="false"/>
+              <w:rPr/>
+            </w:pPr>
+            <w:r>
+              <w:rPr/>
+              <w:t>00011</w:t>
+            </w:r>
+          </w:p>
+        </w:tc>
+        <w:tc>
+          <w:tcPr>
+            <w:tcW w:w="1996" w:type="dxa"/>
+            <w:tcBorders>
+              <w:left w:val="single" w:sz="4" w:space="0" w:color="000000"/>
+              <w:bottom w:val="single" w:sz="4" w:space="0" w:color="000000"/>
+            </w:tcBorders>
+          </w:tcPr>
+          <w:p>
+            <w:pPr>
+              <w:pStyle w:val="TableContents"/>
+              <w:widowControl w:val="false"/>
+              <w:rPr/>
+            </w:pPr>
+            <w:r>
+              <w:rPr/>
+              <w:t>10101</w:t>
+            </w:r>
+          </w:p>
+        </w:tc>
+        <w:tc>
+          <w:tcPr>
+            <w:tcW w:w="1993" w:type="dxa"/>
+            <w:tcBorders>
+              <w:left w:val="single" w:sz="4" w:space="0" w:color="000000"/>
+              <w:bottom w:val="single" w:sz="4" w:space="0" w:color="000000"/>
+            </w:tcBorders>
+          </w:tcPr>
+          <w:p>
+            <w:pPr>
+              <w:pStyle w:val="TableContents"/>
+              <w:widowControl w:val="false"/>
+              <w:rPr/>
+            </w:pPr>
+            <w:r>
+              <w:rPr/>
+              <w:t>1</w:t>
+            </w:r>
+          </w:p>
+        </w:tc>
+        <w:tc>
+          <w:tcPr>
+            <w:tcW w:w="1996" w:type="dxa"/>
+            <w:tcBorders>
+              <w:left w:val="single" w:sz="4" w:space="0" w:color="000000"/>
+              <w:bottom w:val="single" w:sz="4" w:space="0" w:color="000000"/>
+              <w:right w:val="single" w:sz="4" w:space="0" w:color="000000"/>
+            </w:tcBorders>
+          </w:tcPr>
+          <w:p>
+            <w:pPr>
+              <w:pStyle w:val="TableContents"/>
+              <w:widowControl w:val="false"/>
+              <w:rPr/>
+            </w:pPr>
+            <w:r>
+              <w:rPr/>
+              <w:t>Ashr AQQn+1, dcr SC</w:t>
+            </w:r>
+          </w:p>
+        </w:tc>
+      </w:tr>
+    </w:tbl>
+    <w:p>
+      <w:pPr>
+        <w:pStyle w:val="Normal"/>
+        <w:bidi w:val="0"/>
+        <w:jc w:val="left"/>
+        <w:rPr>
+          <w:b w:val="false"/>
+          <w:bCs w:val="false"/>
+        </w:rPr>
+      </w:pPr>
+      <w:r>
+        <w:rPr>
+          <w:b w:val="false"/>
+          <w:bCs w:val="false"/>
+          <w:sz w:val="36"/>
+          <w:szCs w:val="24"/>
+        </w:rPr>
+        <w:t>Product = 00011101011 → 117</w:t>
       </w:r>
     </w:p>
     <w:p>
